--- a/04-Abril-Mayo/Entregables/2026-05/03-Reporte_Monitoreo_Alertamiento_2026-05_INSTITUCIONAL.docx
+++ b/04-Abril-Mayo/Entregables/2026-05/03-Reporte_Monitoreo_Alertamiento_2026-05_INSTITUCIONAL.docx
@@ -16,7 +16,7 @@
         <w:rPr>
           <w:rFonts w:ascii="Calibri" w:eastAsia="Times New Roman" w:hAnsi="Calibri" w:cs="Calibri"/>
         </w:rPr>
-        <w:t>Reporte Mensual de Monitoreo y Alertamiento</w:t>
+        <w:t>Reporte de Monitoreo, Alertamiento e Incidencias</w:t>
       </w:r>
     </w:p>
     <w:p>
@@ -70,7 +70,7 @@
           <w:sz w:val="22"/>
           <w:szCs w:val="22"/>
         </w:rPr>
-        <w:t xml:space="preserve"> Victor Manuel Lelo de Larea Polanco </w:t>
+        <w:t xml:space="preserve"> Victor Manuel Lelo de Larrea Polanco </w:t>
       </w:r>
     </w:p>
     <w:p>
@@ -110,7 +110,7 @@
         <w:rPr>
           <w:rFonts w:ascii="Calibri" w:eastAsia="Times New Roman" w:hAnsi="Calibri" w:cs="Calibri"/>
         </w:rPr>
-        <w:pict w14:anchorId="5B473948">
+        <w:pict w14:anchorId="2E283CFC">
           <v:rect id="_x0000_i1025" style="width:0;height:1.5pt" o:hralign="center" o:hrstd="t" o:hr="t" fillcolor="#a0a0a0" stroked="f"/>
         </w:pict>
       </w:r>
@@ -144,48 +144,44 @@
           <w:sz w:val="22"/>
           <w:szCs w:val="22"/>
         </w:rPr>
-        <w:t xml:space="preserve">Registrar el avance exclusivo del mes de mayo de 2026 sobre monitoreo, </w:t>
+        <w:t>Documentar las políticas de alertamiento, trazabilidad de incidencias operativas y resoluciones de seguridad identificadas durante mayo. Este reporte detalla la madurez de los procesos de *Root Cause Analysis* (RCA) instrumentados sobre ambos frentes: la plataforma MUSEMS-PU y el orquestador de descargas de Vida Saludable.</w:t>
       </w:r>
-      <w:proofErr w:type="spellStart"/>
+    </w:p>
+    <w:p>
+      <w:pPr>
+        <w:pStyle w:val="Ttulo2"/>
+        <w:rPr>
+          <w:rFonts w:ascii="Calibri" w:eastAsia="Times New Roman" w:hAnsi="Calibri" w:cs="Calibri"/>
+        </w:rPr>
+      </w:pPr>
+      <w:r>
+        <w:rPr>
+          <w:rFonts w:ascii="Calibri" w:eastAsia="Times New Roman" w:hAnsi="Calibri" w:cs="Calibri"/>
+        </w:rPr>
+        <w:t>2. Eventos y Mitigaciones de Seguridad (Vida Saludable)</w:t>
+      </w:r>
+    </w:p>
+    <w:p>
+      <w:pPr>
+        <w:pStyle w:val="NormalWeb"/>
+        <w:rPr>
+          <w:rFonts w:ascii="Calibri" w:hAnsi="Calibri" w:cs="Calibri"/>
+          <w:sz w:val="22"/>
+          <w:szCs w:val="22"/>
+        </w:rPr>
+      </w:pPr>
       <w:r>
         <w:rPr>
           <w:rFonts w:ascii="Calibri" w:hAnsi="Calibri" w:cs="Calibri"/>
           <w:sz w:val="22"/>
           <w:szCs w:val="22"/>
         </w:rPr>
-        <w:t>observabilidad</w:t>
-      </w:r>
-      <w:proofErr w:type="spellEnd"/>
-      <w:r>
-        <w:rPr>
-          <w:rFonts w:ascii="Calibri" w:hAnsi="Calibri" w:cs="Calibri"/>
-          <w:sz w:val="22"/>
-          <w:szCs w:val="22"/>
-        </w:rPr>
-        <w:t xml:space="preserve"> y alertamiento preventivo de base de datos, </w:t>
-      </w:r>
-      <w:proofErr w:type="spellStart"/>
-      <w:r>
-        <w:rPr>
-          <w:rFonts w:ascii="Calibri" w:hAnsi="Calibri" w:cs="Calibri"/>
-          <w:sz w:val="22"/>
-          <w:szCs w:val="22"/>
-        </w:rPr>
-        <w:t>APIs</w:t>
-      </w:r>
-      <w:proofErr w:type="spellEnd"/>
-      <w:r>
-        <w:rPr>
-          <w:rFonts w:ascii="Calibri" w:hAnsi="Calibri" w:cs="Calibri"/>
-          <w:sz w:val="22"/>
-          <w:szCs w:val="22"/>
-        </w:rPr>
-        <w:t xml:space="preserve"> y pipelines, privilegiando métricas reales capturadas por bitácoras, incidencias operativas analizadas y la sintonía final de los umbrales de alerta técnicos.</w:t>
+        <w:t>El sistema de monitoreo humano y automático derivó en la identificación del incidente de seguridad crítico más relevante del mes, catalogado el 17 de abril/mayo y remediado íntegramente.</w:t>
       </w:r>
     </w:p>
     <w:p>
       <w:pPr>
-        <w:pStyle w:val="Ttulo2"/>
+        <w:pStyle w:val="Ttulo3"/>
         <w:rPr>
           <w:rFonts w:ascii="Calibri" w:eastAsia="Times New Roman" w:hAnsi="Calibri" w:cs="Calibri"/>
         </w:rPr>
@@ -194,25 +190,7 @@
         <w:rPr>
           <w:rFonts w:ascii="Calibri" w:eastAsia="Times New Roman" w:hAnsi="Calibri" w:cs="Calibri"/>
         </w:rPr>
-        <w:t>2. Criterio de Separación por Mes</w:t>
-      </w:r>
-    </w:p>
-    <w:p>
-      <w:pPr>
-        <w:pStyle w:val="NormalWeb"/>
-        <w:rPr>
-          <w:rFonts w:ascii="Calibri" w:hAnsi="Calibri" w:cs="Calibri"/>
-          <w:sz w:val="22"/>
-          <w:szCs w:val="22"/>
-        </w:rPr>
-      </w:pPr>
-      <w:r>
-        <w:rPr>
-          <w:rFonts w:ascii="Calibri" w:hAnsi="Calibri" w:cs="Calibri"/>
-          <w:sz w:val="22"/>
-          <w:szCs w:val="22"/>
-        </w:rPr>
-        <w:t>En contraste con el marco general e hipotético diseñado en abril (el cual definió la viabilidad teórica de las herramientas y logs), en mayo se documentan de forma exclusiva:</w:t>
+        <w:t>2.1 Identificación de Violación a LGPDPPSO</w:t>
       </w:r>
     </w:p>
     <w:p>
@@ -228,9 +206,28 @@
       </w:pPr>
       <w:r>
         <w:rPr>
+          <w:rStyle w:val="Fuerte"/>
           <w:rFonts w:ascii="Calibri" w:eastAsia="Times New Roman" w:hAnsi="Calibri" w:cs="Calibri"/>
         </w:rPr>
-        <w:t>Mediciones y trazas de tiempo por lote reales acumuladas.</w:t>
+        <w:t>Detección:</w:t>
+      </w:r>
+      <w:r>
+        <w:rPr>
+          <w:rFonts w:ascii="Calibri" w:eastAsia="Times New Roman" w:hAnsi="Calibri" w:cs="Calibri"/>
+        </w:rPr>
+        <w:t xml:space="preserve"> El 17 de abril se detectó que un archivo temporal </w:t>
+      </w:r>
+      <w:r>
+        <w:rPr>
+          <w:rStyle w:val="CdigoHTML"/>
+        </w:rPr>
+        <w:t>MENORES_SIN_PADECIMIENTO.csv</w:t>
+      </w:r>
+      <w:r>
+        <w:rPr>
+          <w:rFonts w:ascii="Calibri" w:eastAsia="Times New Roman" w:hAnsi="Calibri" w:cs="Calibri"/>
+        </w:rPr>
+        <w:t xml:space="preserve"> (12.6 MB, con 128,112 registros) fue subido por error al historial de Git, conteniendo datos personales (CURPs y nombres completos).</w:t>
       </w:r>
     </w:p>
     <w:p>
@@ -246,9 +243,16 @@
       </w:pPr>
       <w:r>
         <w:rPr>
+          <w:rStyle w:val="Fuerte"/>
           <w:rFonts w:ascii="Calibri" w:eastAsia="Times New Roman" w:hAnsi="Calibri" w:cs="Calibri"/>
         </w:rPr>
-        <w:t>Eventos de alarma reales que saltaron durante la operación mensual en DEV.</w:t>
+        <w:t>Criticidad:</w:t>
+      </w:r>
+      <w:r>
+        <w:rPr>
+          <w:rFonts w:ascii="Calibri" w:eastAsia="Times New Roman" w:hAnsi="Calibri" w:cs="Calibri"/>
+        </w:rPr>
+        <w:t xml:space="preserve"> Riesgo legal de sanción administrativa por violación a los artículos 6, 11, 13 y 21 de la Ley de Protección de Datos.</w:t>
       </w:r>
     </w:p>
     <w:p>
@@ -264,41 +268,10 @@
       </w:pPr>
       <w:r>
         <w:rPr>
+          <w:rStyle w:val="Fuerte"/>
           <w:rFonts w:ascii="Calibri" w:eastAsia="Times New Roman" w:hAnsi="Calibri" w:cs="Calibri"/>
         </w:rPr>
-        <w:t>Ajustes ejecutados sobre umbrales de tolerancia técnica.</w:t>
-      </w:r>
-    </w:p>
-    <w:p>
-      <w:pPr>
-        <w:numPr>
-          <w:ilvl w:val="0"/>
-          <w:numId w:val="13"/>
-        </w:numPr>
-        <w:spacing w:before="100" w:beforeAutospacing="1" w:after="100" w:afterAutospacing="1" w:line="240" w:lineRule="auto"/>
-        <w:rPr>
-          <w:rFonts w:ascii="Calibri" w:eastAsia="Times New Roman" w:hAnsi="Calibri" w:cs="Calibri"/>
-        </w:rPr>
-      </w:pPr>
-      <w:r>
-        <w:rPr>
-          <w:rFonts w:ascii="Calibri" w:eastAsia="Times New Roman" w:hAnsi="Calibri" w:cs="Calibri"/>
-        </w:rPr>
-        <w:t>Evidencias de simulación de alertas proactivas.</w:t>
-      </w:r>
-    </w:p>
-    <w:p>
-      <w:pPr>
-        <w:pStyle w:val="Ttulo2"/>
-        <w:rPr>
-          <w:rFonts w:ascii="Calibri" w:eastAsia="Times New Roman" w:hAnsi="Calibri" w:cs="Calibri"/>
-        </w:rPr>
-      </w:pPr>
-      <w:r>
-        <w:rPr>
-          <w:rFonts w:ascii="Calibri" w:eastAsia="Times New Roman" w:hAnsi="Calibri" w:cs="Calibri"/>
-        </w:rPr>
-        <w:t>3. Enfoque de Trabajo para Mayo</w:t>
+        <w:t>Remediación Aplicada (RCA):</w:t>
       </w:r>
     </w:p>
     <w:p>
@@ -316,1874 +289,7 @@
           <w:sz w:val="22"/>
           <w:szCs w:val="22"/>
         </w:rPr>
-        <w:t xml:space="preserve">Durante mayo, la </w:t>
-      </w:r>
-      <w:proofErr w:type="spellStart"/>
-      <w:r>
-        <w:rPr>
-          <w:rFonts w:ascii="Calibri" w:hAnsi="Calibri" w:cs="Calibri"/>
-          <w:sz w:val="22"/>
-          <w:szCs w:val="22"/>
-        </w:rPr>
-        <w:t>observabilidad</w:t>
-      </w:r>
-      <w:proofErr w:type="spellEnd"/>
-      <w:r>
-        <w:rPr>
-          <w:rFonts w:ascii="Calibri" w:hAnsi="Calibri" w:cs="Calibri"/>
-          <w:sz w:val="22"/>
-          <w:szCs w:val="22"/>
-        </w:rPr>
-        <w:t xml:space="preserve"> dejó de ser una serie de definiciones abstractas y se instrumentó a través de un monitoreo estructurado basado en la consistencia de:</w:t>
-      </w:r>
-    </w:p>
-    <w:p>
-      <w:pPr>
-        <w:numPr>
-          <w:ilvl w:val="0"/>
-          <w:numId w:val="14"/>
-        </w:numPr>
-        <w:spacing w:before="100" w:beforeAutospacing="1" w:after="100" w:afterAutospacing="1" w:line="240" w:lineRule="auto"/>
-        <w:rPr>
-          <w:rFonts w:ascii="Calibri" w:eastAsia="Times New Roman" w:hAnsi="Calibri" w:cs="Calibri"/>
-        </w:rPr>
-      </w:pPr>
-      <w:r>
-        <w:rPr>
-          <w:rStyle w:val="CdigoHTML"/>
-        </w:rPr>
-        <w:t>logging_utils.py</w:t>
-      </w:r>
-      <w:r>
-        <w:rPr>
-          <w:rFonts w:ascii="Calibri" w:eastAsia="Times New Roman" w:hAnsi="Calibri" w:cs="Calibri"/>
-        </w:rPr>
-        <w:t xml:space="preserve"> como emisor centralizador de eventos.</w:t>
-      </w:r>
-    </w:p>
-    <w:p>
-      <w:pPr>
-        <w:numPr>
-          <w:ilvl w:val="0"/>
-          <w:numId w:val="14"/>
-        </w:numPr>
-        <w:spacing w:before="100" w:beforeAutospacing="1" w:after="100" w:afterAutospacing="1" w:line="240" w:lineRule="auto"/>
-        <w:rPr>
-          <w:rFonts w:ascii="Calibri" w:eastAsia="Times New Roman" w:hAnsi="Calibri" w:cs="Calibri"/>
-        </w:rPr>
-      </w:pPr>
-      <w:r>
-        <w:rPr>
-          <w:rStyle w:val="CdigoHTML"/>
-        </w:rPr>
-        <w:t>app_errors.log</w:t>
-      </w:r>
-      <w:r>
-        <w:rPr>
-          <w:rFonts w:ascii="Calibri" w:eastAsia="Times New Roman" w:hAnsi="Calibri" w:cs="Calibri"/>
-        </w:rPr>
-        <w:t xml:space="preserve"> como bitácora de anomalías operacionales.</w:t>
-      </w:r>
-    </w:p>
-    <w:p>
-      <w:pPr>
-        <w:numPr>
-          <w:ilvl w:val="0"/>
-          <w:numId w:val="14"/>
-        </w:numPr>
-        <w:spacing w:before="100" w:beforeAutospacing="1" w:after="100" w:afterAutospacing="1" w:line="240" w:lineRule="auto"/>
-        <w:rPr>
-          <w:rFonts w:ascii="Calibri" w:eastAsia="Times New Roman" w:hAnsi="Calibri" w:cs="Calibri"/>
-        </w:rPr>
-      </w:pPr>
-      <w:proofErr w:type="spellStart"/>
-      <w:r>
-        <w:rPr>
-          <w:rStyle w:val="CdigoHTML"/>
-        </w:rPr>
-        <w:t>BitacoraEvento</w:t>
-      </w:r>
-      <w:proofErr w:type="spellEnd"/>
-      <w:r>
-        <w:rPr>
-          <w:rFonts w:ascii="Calibri" w:eastAsia="Times New Roman" w:hAnsi="Calibri" w:cs="Calibri"/>
-        </w:rPr>
-        <w:t xml:space="preserve"> como persistencia de auditoría cruzada relacional.</w:t>
-      </w:r>
-    </w:p>
-    <w:p>
-      <w:pPr>
-        <w:numPr>
-          <w:ilvl w:val="0"/>
-          <w:numId w:val="14"/>
-        </w:numPr>
-        <w:spacing w:before="100" w:beforeAutospacing="1" w:after="100" w:afterAutospacing="1" w:line="240" w:lineRule="auto"/>
-        <w:rPr>
-          <w:rFonts w:ascii="Calibri" w:eastAsia="Times New Roman" w:hAnsi="Calibri" w:cs="Calibri"/>
-        </w:rPr>
-      </w:pPr>
-      <w:proofErr w:type="spellStart"/>
-      <w:r>
-        <w:rPr>
-          <w:rFonts w:ascii="Calibri" w:eastAsia="Times New Roman" w:hAnsi="Calibri" w:cs="Calibri"/>
-        </w:rPr>
-        <w:t>Mapeadores</w:t>
-      </w:r>
-      <w:proofErr w:type="spellEnd"/>
-      <w:r>
-        <w:rPr>
-          <w:rFonts w:ascii="Calibri" w:eastAsia="Times New Roman" w:hAnsi="Calibri" w:cs="Calibri"/>
-        </w:rPr>
-        <w:t xml:space="preserve"> automáticos de cuotas máximas de red.</w:t>
-      </w:r>
-    </w:p>
-    <w:p>
-      <w:pPr>
-        <w:rPr>
-          <w:rFonts w:ascii="Calibri" w:eastAsia="Times New Roman" w:hAnsi="Calibri" w:cs="Calibri"/>
-        </w:rPr>
-      </w:pPr>
-      <w:r>
-        <w:rPr>
-          <w:rFonts w:ascii="Calibri" w:eastAsia="Times New Roman" w:hAnsi="Calibri" w:cs="Calibri"/>
-        </w:rPr>
-        <w:pict w14:anchorId="566D735E">
-          <v:rect id="_x0000_i1026" style="width:0;height:1.5pt" o:hralign="center" o:hrstd="t" o:hr="t" fillcolor="#a0a0a0" stroked="f"/>
-        </w:pict>
-      </w:r>
-    </w:p>
-    <w:p>
-      <w:pPr>
-        <w:pStyle w:val="Ttulo2"/>
-        <w:rPr>
-          <w:rFonts w:ascii="Calibri" w:eastAsia="Times New Roman" w:hAnsi="Calibri" w:cs="Calibri"/>
-        </w:rPr>
-      </w:pPr>
-      <w:r>
-        <w:rPr>
-          <w:rFonts w:ascii="Calibri" w:eastAsia="Times New Roman" w:hAnsi="Calibri" w:cs="Calibri"/>
-        </w:rPr>
-        <w:t xml:space="preserve">4. Diagrama del Procedimiento Técnico de Mitigación y </w:t>
-      </w:r>
-      <w:proofErr w:type="spellStart"/>
-      <w:r>
-        <w:rPr>
-          <w:rFonts w:ascii="Calibri" w:eastAsia="Times New Roman" w:hAnsi="Calibri" w:cs="Calibri"/>
-        </w:rPr>
-        <w:t>Triage</w:t>
-      </w:r>
-      <w:proofErr w:type="spellEnd"/>
-      <w:r>
-        <w:rPr>
-          <w:rFonts w:ascii="Calibri" w:eastAsia="Times New Roman" w:hAnsi="Calibri" w:cs="Calibri"/>
-        </w:rPr>
-        <w:t xml:space="preserve"> (</w:t>
-      </w:r>
-      <w:proofErr w:type="spellStart"/>
-      <w:r>
-        <w:rPr>
-          <w:rFonts w:ascii="Calibri" w:eastAsia="Times New Roman" w:hAnsi="Calibri" w:cs="Calibri"/>
-        </w:rPr>
-        <w:t>Mermaid</w:t>
-      </w:r>
-      <w:proofErr w:type="spellEnd"/>
-      <w:r>
-        <w:rPr>
-          <w:rFonts w:ascii="Calibri" w:eastAsia="Times New Roman" w:hAnsi="Calibri" w:cs="Calibri"/>
-        </w:rPr>
-        <w:t>)</w:t>
-      </w:r>
-    </w:p>
-    <w:p>
-      <w:pPr>
-        <w:pStyle w:val="NormalWeb"/>
-        <w:rPr>
-          <w:rFonts w:ascii="Calibri" w:hAnsi="Calibri" w:cs="Calibri"/>
-          <w:sz w:val="22"/>
-          <w:szCs w:val="22"/>
-        </w:rPr>
-      </w:pPr>
-      <w:r>
-        <w:rPr>
-          <w:rFonts w:ascii="Calibri" w:hAnsi="Calibri" w:cs="Calibri"/>
-          <w:sz w:val="22"/>
-          <w:szCs w:val="22"/>
-        </w:rPr>
-        <w:lastRenderedPageBreak/>
-        <w:t>El siguiente gráfico detalla el ciclo de vida automatizado y manual aplicado ante una alerta técnica de nivel preventivo o crítico durante las ejecuciones de mayo:</w:t>
-      </w:r>
-    </w:p>
-    <w:p>
-      <w:pPr>
-        <w:pStyle w:val="HTMLconformatoprevio"/>
-      </w:pPr>
-    </w:p>
-    <w:p>
-      <w:pPr>
-        <w:pStyle w:val="HTMLconformatoprevio"/>
-      </w:pPr>
-      <w:proofErr w:type="spellStart"/>
-      <w:r>
-        <w:t>flowchart</w:t>
-      </w:r>
-      <w:proofErr w:type="spellEnd"/>
-      <w:r>
-        <w:t xml:space="preserve"> TD</w:t>
-      </w:r>
-    </w:p>
-    <w:p>
-      <w:pPr>
-        <w:pStyle w:val="HTMLconformatoprevio"/>
-      </w:pPr>
-      <w:r>
-        <w:t xml:space="preserve">    A[Detección de Anomalía en Bitácora] --&gt; B{¿Es error HTTP 429 de Rate </w:t>
-      </w:r>
-      <w:proofErr w:type="spellStart"/>
-      <w:r>
-        <w:t>limit</w:t>
-      </w:r>
-      <w:proofErr w:type="spellEnd"/>
-      <w:r>
-        <w:t>?}</w:t>
-      </w:r>
-    </w:p>
-    <w:p>
-      <w:pPr>
-        <w:pStyle w:val="HTMLconformatoprevio"/>
-      </w:pPr>
-      <w:r>
-        <w:t xml:space="preserve">    B -- Sí --&gt; C[Activar Pausa Dinámica de Back-off]</w:t>
-      </w:r>
-    </w:p>
-    <w:p>
-      <w:pPr>
-        <w:pStyle w:val="HTMLconformatoprevio"/>
-      </w:pPr>
-      <w:r>
-        <w:t xml:space="preserve">    C --&gt; D{¿Persiste error en el lote?}</w:t>
-      </w:r>
-    </w:p>
-    <w:p>
-      <w:pPr>
-        <w:pStyle w:val="HTMLconformatoprevio"/>
-      </w:pPr>
-      <w:r>
-        <w:t xml:space="preserve">    D -- Sí --&gt; E[Alerta Crítica: Detener Lote Temporalmente]</w:t>
-      </w:r>
-    </w:p>
-    <w:p>
-      <w:pPr>
-        <w:pStyle w:val="HTMLconformatoprevio"/>
-      </w:pPr>
-      <w:r>
-        <w:t xml:space="preserve">    D -- No --&gt; F[Alerta Informativa: Lote completado]</w:t>
-      </w:r>
-    </w:p>
-    <w:p>
-      <w:pPr>
-        <w:pStyle w:val="HTMLconformatoprevio"/>
-      </w:pPr>
-      <w:r>
-        <w:t xml:space="preserve">    B -- No --&gt; G{¿Es error de validación de CURP?}</w:t>
-      </w:r>
-    </w:p>
-    <w:p>
-      <w:pPr>
-        <w:pStyle w:val="HTMLconformatoprevio"/>
-      </w:pPr>
-      <w:r>
-        <w:t xml:space="preserve">    G -- Sí --&gt; H[Aislar CURP en </w:t>
-      </w:r>
-      <w:proofErr w:type="spellStart"/>
-      <w:r>
-        <w:t>depuracion_errores.json</w:t>
-      </w:r>
-      <w:proofErr w:type="spellEnd"/>
-      <w:r>
-        <w:t>]</w:t>
-      </w:r>
-    </w:p>
-    <w:p>
-      <w:pPr>
-        <w:pStyle w:val="HTMLconformatoprevio"/>
-      </w:pPr>
-      <w:r>
-        <w:t xml:space="preserve">    G -- No --&gt; I[Alerta Preventiva: Error de Red / </w:t>
-      </w:r>
-      <w:proofErr w:type="spellStart"/>
-      <w:r>
-        <w:t>Timeout</w:t>
-      </w:r>
-      <w:proofErr w:type="spellEnd"/>
-      <w:r>
-        <w:t>]</w:t>
-      </w:r>
-    </w:p>
-    <w:p>
-      <w:pPr>
-        <w:pStyle w:val="HTMLconformatoprevio"/>
-      </w:pPr>
-      <w:r>
-        <w:t xml:space="preserve">    H --&gt; J[Lote Continúa]</w:t>
-      </w:r>
-    </w:p>
-    <w:p>
-      <w:pPr>
-        <w:pStyle w:val="HTMLconformatoprevio"/>
-      </w:pPr>
-      <w:r>
-        <w:t xml:space="preserve">    I --&gt; K[Reintento Automático de Consulta &lt; 3 veces]</w:t>
-      </w:r>
-    </w:p>
-    <w:p>
-      <w:pPr>
-        <w:pStyle w:val="HTMLconformatoprevio"/>
-      </w:pPr>
-      <w:r>
-        <w:t xml:space="preserve">    K --&gt; L{¿Consigue PDF?}</w:t>
-      </w:r>
-    </w:p>
-    <w:p>
-      <w:pPr>
-        <w:pStyle w:val="HTMLconformatoprevio"/>
-      </w:pPr>
-      <w:r>
-        <w:t xml:space="preserve">    L -- Sí --&gt; F</w:t>
-      </w:r>
-    </w:p>
-    <w:p>
-      <w:pPr>
-        <w:pStyle w:val="HTMLconformatoprevio"/>
-      </w:pPr>
-      <w:r>
-        <w:t xml:space="preserve">    L -- No --&gt; M[Marcar Registro como FALLO en BD]</w:t>
-      </w:r>
-    </w:p>
-    <w:p>
-      <w:pPr>
-        <w:pStyle w:val="HTMLconformatoprevio"/>
-      </w:pPr>
-      <w:r>
-        <w:t xml:space="preserve">    M --&gt; N[Aviso de Soporte: Ejecución de Reproceso Manual]</w:t>
-      </w:r>
-    </w:p>
-    <w:p>
-      <w:pPr>
-        <w:rPr>
-          <w:rFonts w:ascii="Calibri" w:eastAsia="Times New Roman" w:hAnsi="Calibri" w:cs="Calibri"/>
-        </w:rPr>
-      </w:pPr>
-      <w:r>
-        <w:rPr>
-          <w:rFonts w:ascii="Calibri" w:eastAsia="Times New Roman" w:hAnsi="Calibri" w:cs="Calibri"/>
-        </w:rPr>
-        <w:pict w14:anchorId="3FEFD2C9">
-          <v:rect id="_x0000_i1027" style="width:0;height:1.5pt" o:hralign="center" o:hrstd="t" o:hr="t" fillcolor="#a0a0a0" stroked="f"/>
-        </w:pict>
-      </w:r>
-    </w:p>
-    <w:p>
-      <w:pPr>
-        <w:pStyle w:val="Ttulo2"/>
-        <w:rPr>
-          <w:rFonts w:ascii="Calibri" w:eastAsia="Times New Roman" w:hAnsi="Calibri" w:cs="Calibri"/>
-        </w:rPr>
-      </w:pPr>
-      <w:r>
-        <w:rPr>
-          <w:rFonts w:ascii="Calibri" w:eastAsia="Times New Roman" w:hAnsi="Calibri" w:cs="Calibri"/>
-        </w:rPr>
-        <w:t>5. Evidencias y Pruebas del Esquema de Monitoreo en Mayo</w:t>
-      </w:r>
-    </w:p>
-    <w:p>
-      <w:pPr>
-        <w:pStyle w:val="Ttulo3"/>
-        <w:rPr>
-          <w:rFonts w:ascii="Calibri" w:eastAsia="Times New Roman" w:hAnsi="Calibri" w:cs="Calibri"/>
-        </w:rPr>
-      </w:pPr>
-      <w:r>
-        <w:rPr>
-          <w:rFonts w:ascii="Calibri" w:eastAsia="Times New Roman" w:hAnsi="Calibri" w:cs="Calibri"/>
-        </w:rPr>
-        <w:t>5.1 Métricas de Monitoreo Capturadas en el Mes</w:t>
-      </w:r>
-    </w:p>
-    <w:p>
-      <w:pPr>
-        <w:pStyle w:val="NormalWeb"/>
-        <w:rPr>
-          <w:rFonts w:ascii="Calibri" w:hAnsi="Calibri" w:cs="Calibri"/>
-          <w:sz w:val="22"/>
-          <w:szCs w:val="22"/>
-        </w:rPr>
-      </w:pPr>
-      <w:r>
-        <w:rPr>
-          <w:rFonts w:ascii="Calibri" w:hAnsi="Calibri" w:cs="Calibri"/>
-          <w:sz w:val="22"/>
-          <w:szCs w:val="22"/>
-        </w:rPr>
-        <w:t xml:space="preserve">Durante mayo se capturaron métricas fidedignas de ejecución operacional mediante scripts automáticos de escaneo aplicados sobre </w:t>
-      </w:r>
-      <w:r>
-        <w:rPr>
-          <w:rStyle w:val="CdigoHTML"/>
-        </w:rPr>
-        <w:t>logs/app_errors.log</w:t>
-      </w:r>
-      <w:r>
-        <w:rPr>
-          <w:rFonts w:ascii="Calibri" w:hAnsi="Calibri" w:cs="Calibri"/>
-          <w:sz w:val="22"/>
-          <w:szCs w:val="22"/>
-        </w:rPr>
-        <w:t xml:space="preserve"> y de agregados en base de datos:</w:t>
-      </w:r>
-    </w:p>
-    <w:p>
-      <w:pPr>
-        <w:numPr>
-          <w:ilvl w:val="0"/>
-          <w:numId w:val="15"/>
-        </w:numPr>
-        <w:spacing w:before="100" w:beforeAutospacing="1" w:after="100" w:afterAutospacing="1" w:line="240" w:lineRule="auto"/>
-        <w:rPr>
-          <w:rFonts w:ascii="Calibri" w:eastAsia="Times New Roman" w:hAnsi="Calibri" w:cs="Calibri"/>
-        </w:rPr>
-      </w:pPr>
-      <w:r>
-        <w:rPr>
-          <w:rStyle w:val="Fuerte"/>
-          <w:rFonts w:ascii="Calibri" w:eastAsia="Times New Roman" w:hAnsi="Calibri" w:cs="Calibri"/>
-        </w:rPr>
-        <w:t xml:space="preserve">Tiempo de ejecución promedio por </w:t>
-      </w:r>
-      <w:proofErr w:type="spellStart"/>
-      <w:r>
-        <w:rPr>
-          <w:rStyle w:val="Fuerte"/>
-          <w:rFonts w:ascii="Calibri" w:eastAsia="Times New Roman" w:hAnsi="Calibri" w:cs="Calibri"/>
-        </w:rPr>
-        <w:t>sub-lote</w:t>
-      </w:r>
-      <w:proofErr w:type="spellEnd"/>
-      <w:r>
-        <w:rPr>
-          <w:rStyle w:val="Fuerte"/>
-          <w:rFonts w:ascii="Calibri" w:eastAsia="Times New Roman" w:hAnsi="Calibri" w:cs="Calibri"/>
-        </w:rPr>
-        <w:t xml:space="preserve"> (5,000 registros):</w:t>
-      </w:r>
-      <w:r>
-        <w:rPr>
-          <w:rFonts w:ascii="Calibri" w:eastAsia="Times New Roman" w:hAnsi="Calibri" w:cs="Calibri"/>
-        </w:rPr>
-        <w:t xml:space="preserve"> </w:t>
-      </w:r>
-      <w:r>
-        <w:rPr>
-          <w:rStyle w:val="Fuerte"/>
-          <w:rFonts w:ascii="Calibri" w:eastAsia="Times New Roman" w:hAnsi="Calibri" w:cs="Calibri"/>
-        </w:rPr>
-        <w:t>14 minutos</w:t>
-      </w:r>
-      <w:r>
-        <w:rPr>
-          <w:rFonts w:ascii="Calibri" w:eastAsia="Times New Roman" w:hAnsi="Calibri" w:cs="Calibri"/>
-        </w:rPr>
-        <w:t xml:space="preserve"> operando estable con la sintonía óptima de </w:t>
-      </w:r>
-      <w:r>
-        <w:rPr>
-          <w:rStyle w:val="CdigoHTML"/>
-        </w:rPr>
-        <w:t>WORKERS=12</w:t>
-      </w:r>
-      <w:r>
-        <w:rPr>
-          <w:rFonts w:ascii="Calibri" w:eastAsia="Times New Roman" w:hAnsi="Calibri" w:cs="Calibri"/>
-        </w:rPr>
-        <w:t>.</w:t>
-      </w:r>
-    </w:p>
-    <w:p>
-      <w:pPr>
-        <w:numPr>
-          <w:ilvl w:val="0"/>
-          <w:numId w:val="15"/>
-        </w:numPr>
-        <w:spacing w:before="100" w:beforeAutospacing="1" w:after="100" w:afterAutospacing="1" w:line="240" w:lineRule="auto"/>
-        <w:rPr>
-          <w:rFonts w:ascii="Calibri" w:eastAsia="Times New Roman" w:hAnsi="Calibri" w:cs="Calibri"/>
-        </w:rPr>
-      </w:pPr>
-      <w:r>
-        <w:rPr>
-          <w:rStyle w:val="Fuerte"/>
-          <w:rFonts w:ascii="Calibri" w:eastAsia="Times New Roman" w:hAnsi="Calibri" w:cs="Calibri"/>
-        </w:rPr>
-        <w:t xml:space="preserve">Tasa de Descargas Exitosas de </w:t>
-      </w:r>
-      <w:proofErr w:type="spellStart"/>
-      <w:r>
-        <w:rPr>
-          <w:rStyle w:val="Fuerte"/>
-          <w:rFonts w:ascii="Calibri" w:eastAsia="Times New Roman" w:hAnsi="Calibri" w:cs="Calibri"/>
-        </w:rPr>
-        <w:t>PDFs</w:t>
-      </w:r>
-      <w:proofErr w:type="spellEnd"/>
-      <w:r>
-        <w:rPr>
-          <w:rStyle w:val="Fuerte"/>
-          <w:rFonts w:ascii="Calibri" w:eastAsia="Times New Roman" w:hAnsi="Calibri" w:cs="Calibri"/>
-        </w:rPr>
-        <w:t>:</w:t>
-      </w:r>
-      <w:r>
-        <w:rPr>
-          <w:rFonts w:ascii="Calibri" w:eastAsia="Times New Roman" w:hAnsi="Calibri" w:cs="Calibri"/>
-        </w:rPr>
-        <w:t xml:space="preserve"> Escenario inicial del </w:t>
-      </w:r>
-      <w:r>
-        <w:rPr>
-          <w:rStyle w:val="Fuerte"/>
-          <w:rFonts w:ascii="Calibri" w:eastAsia="Times New Roman" w:hAnsi="Calibri" w:cs="Calibri"/>
-        </w:rPr>
-        <w:t>96.00%</w:t>
-      </w:r>
-      <w:r>
-        <w:rPr>
-          <w:rFonts w:ascii="Calibri" w:eastAsia="Times New Roman" w:hAnsi="Calibri" w:cs="Calibri"/>
-        </w:rPr>
-        <w:t xml:space="preserve"> (13,920 archivos generados del total de 14,500). Escenario optimizado con el reproceso del </w:t>
-      </w:r>
-      <w:r>
-        <w:rPr>
-          <w:rStyle w:val="Fuerte"/>
-          <w:rFonts w:ascii="Calibri" w:eastAsia="Times New Roman" w:hAnsi="Calibri" w:cs="Calibri"/>
-        </w:rPr>
-        <w:t>98.82%</w:t>
-      </w:r>
-      <w:r>
-        <w:rPr>
-          <w:rFonts w:ascii="Calibri" w:eastAsia="Times New Roman" w:hAnsi="Calibri" w:cs="Calibri"/>
-        </w:rPr>
-        <w:t xml:space="preserve"> (14,330 descargas finales acumuladas).</w:t>
-      </w:r>
-    </w:p>
-    <w:p>
-      <w:pPr>
-        <w:numPr>
-          <w:ilvl w:val="0"/>
-          <w:numId w:val="15"/>
-        </w:numPr>
-        <w:spacing w:before="100" w:beforeAutospacing="1" w:after="100" w:afterAutospacing="1" w:line="240" w:lineRule="auto"/>
-        <w:rPr>
-          <w:rFonts w:ascii="Calibri" w:eastAsia="Times New Roman" w:hAnsi="Calibri" w:cs="Calibri"/>
-        </w:rPr>
-      </w:pPr>
-      <w:r>
-        <w:rPr>
-          <w:rStyle w:val="Fuerte"/>
-          <w:rFonts w:ascii="Calibri" w:eastAsia="Times New Roman" w:hAnsi="Calibri" w:cs="Calibri"/>
-        </w:rPr>
-        <w:t>Lotes estancados ("Stuck Lotes"):</w:t>
-      </w:r>
-      <w:r>
-        <w:rPr>
-          <w:rFonts w:ascii="Calibri" w:eastAsia="Times New Roman" w:hAnsi="Calibri" w:cs="Calibri"/>
-        </w:rPr>
-        <w:t xml:space="preserve"> Se registró únicamente </w:t>
-      </w:r>
-      <w:r>
-        <w:rPr>
-          <w:rStyle w:val="Fuerte"/>
-          <w:rFonts w:ascii="Calibri" w:eastAsia="Times New Roman" w:hAnsi="Calibri" w:cs="Calibri"/>
-        </w:rPr>
-        <w:t>1 evento</w:t>
-      </w:r>
-      <w:r>
-        <w:rPr>
-          <w:rFonts w:ascii="Calibri" w:eastAsia="Times New Roman" w:hAnsi="Calibri" w:cs="Calibri"/>
-        </w:rPr>
-        <w:t xml:space="preserve"> inusual de estancamiento de lote en Puebla (</w:t>
-      </w:r>
-      <w:r>
-        <w:rPr>
-          <w:rStyle w:val="CdigoHTML"/>
-        </w:rPr>
-        <w:t>LOTE-202605-02</w:t>
-      </w:r>
-      <w:r>
-        <w:rPr>
-          <w:rFonts w:ascii="Calibri" w:eastAsia="Times New Roman" w:hAnsi="Calibri" w:cs="Calibri"/>
-        </w:rPr>
-        <w:t>) por limitador de tasa de red externa.</w:t>
-      </w:r>
-    </w:p>
-    <w:p>
-      <w:pPr>
-        <w:rPr>
-          <w:rFonts w:ascii="Calibri" w:eastAsia="Times New Roman" w:hAnsi="Calibri" w:cs="Calibri"/>
-        </w:rPr>
-      </w:pPr>
-      <w:r>
-        <w:rPr>
-          <w:rFonts w:ascii="Calibri" w:eastAsia="Times New Roman" w:hAnsi="Calibri" w:cs="Calibri"/>
-        </w:rPr>
-        <w:pict w14:anchorId="6E764999">
-          <v:rect id="_x0000_i1028" style="width:0;height:1.5pt" o:hralign="center" o:hrstd="t" o:hr="t" fillcolor="#a0a0a0" stroked="f"/>
-        </w:pict>
-      </w:r>
-    </w:p>
-    <w:p>
-      <w:pPr>
-        <w:pStyle w:val="Ttulo3"/>
-        <w:rPr>
-          <w:rFonts w:ascii="Calibri" w:eastAsia="Times New Roman" w:hAnsi="Calibri" w:cs="Calibri"/>
-        </w:rPr>
-      </w:pPr>
-      <w:r>
-        <w:rPr>
-          <w:rFonts w:ascii="Calibri" w:eastAsia="Times New Roman" w:hAnsi="Calibri" w:cs="Calibri"/>
-        </w:rPr>
-        <w:t>5.2 Ejemplo de Entrada de Bitácora Estructurada (JSON-</w:t>
-      </w:r>
-      <w:proofErr w:type="spellStart"/>
-      <w:r>
-        <w:rPr>
-          <w:rFonts w:ascii="Calibri" w:eastAsia="Times New Roman" w:hAnsi="Calibri" w:cs="Calibri"/>
-        </w:rPr>
-        <w:t>ready</w:t>
-      </w:r>
-      <w:proofErr w:type="spellEnd"/>
-      <w:r>
-        <w:rPr>
-          <w:rFonts w:ascii="Calibri" w:eastAsia="Times New Roman" w:hAnsi="Calibri" w:cs="Calibri"/>
-        </w:rPr>
-        <w:t xml:space="preserve"> Log)</w:t>
-      </w:r>
-    </w:p>
-    <w:p>
-      <w:pPr>
-        <w:pStyle w:val="NormalWeb"/>
-        <w:rPr>
-          <w:rFonts w:ascii="Calibri" w:hAnsi="Calibri" w:cs="Calibri"/>
-          <w:sz w:val="22"/>
-          <w:szCs w:val="22"/>
-        </w:rPr>
-      </w:pPr>
-      <w:r>
-        <w:rPr>
-          <w:rFonts w:ascii="Calibri" w:hAnsi="Calibri" w:cs="Calibri"/>
-          <w:sz w:val="22"/>
-          <w:szCs w:val="22"/>
-        </w:rPr>
-        <w:lastRenderedPageBreak/>
-        <w:t xml:space="preserve">A continuación se ilustra un ejemplo de log estructurado generado por la librería de utilerías durante la incidencia crítica de </w:t>
-      </w:r>
-      <w:proofErr w:type="spellStart"/>
-      <w:r>
-        <w:rPr>
-          <w:rFonts w:ascii="Calibri" w:hAnsi="Calibri" w:cs="Calibri"/>
-          <w:sz w:val="22"/>
-          <w:szCs w:val="22"/>
-        </w:rPr>
-        <w:t>rate-limit</w:t>
-      </w:r>
-      <w:proofErr w:type="spellEnd"/>
-      <w:r>
-        <w:rPr>
-          <w:rFonts w:ascii="Calibri" w:hAnsi="Calibri" w:cs="Calibri"/>
-          <w:sz w:val="22"/>
-          <w:szCs w:val="22"/>
-        </w:rPr>
-        <w:t xml:space="preserve"> en Puebla, mostrando la riqueza de variables de diagnóstico recolectadas:</w:t>
-      </w:r>
-    </w:p>
-    <w:p>
-      <w:pPr>
-        <w:pStyle w:val="HTMLconformatoprevio"/>
-      </w:pPr>
-    </w:p>
-    <w:p>
-      <w:pPr>
-        <w:pStyle w:val="HTMLconformatoprevio"/>
-      </w:pPr>
-      <w:r>
-        <w:t>{</w:t>
-      </w:r>
-    </w:p>
-    <w:p>
-      <w:pPr>
-        <w:pStyle w:val="HTMLconformatoprevio"/>
-      </w:pPr>
-      <w:r>
-        <w:t xml:space="preserve">  "</w:t>
-      </w:r>
-      <w:proofErr w:type="spellStart"/>
-      <w:r>
-        <w:t>timestamp</w:t>
-      </w:r>
-      <w:proofErr w:type="spellEnd"/>
-      <w:r>
-        <w:t>": "2026-05-10T14:15:22.951Z",</w:t>
-      </w:r>
-    </w:p>
-    <w:p>
-      <w:pPr>
-        <w:pStyle w:val="HTMLconformatoprevio"/>
-      </w:pPr>
-      <w:r>
-        <w:t xml:space="preserve">  "</w:t>
-      </w:r>
-      <w:proofErr w:type="spellStart"/>
-      <w:r>
-        <w:t>level</w:t>
-      </w:r>
-      <w:proofErr w:type="spellEnd"/>
-      <w:r>
-        <w:t>": "ERROR",</w:t>
-      </w:r>
-    </w:p>
-    <w:p>
-      <w:pPr>
-        <w:pStyle w:val="HTMLconformatoprevio"/>
-      </w:pPr>
-      <w:r>
-        <w:t xml:space="preserve">  "</w:t>
-      </w:r>
-      <w:proofErr w:type="spellStart"/>
-      <w:r>
-        <w:t>component</w:t>
-      </w:r>
-      <w:proofErr w:type="spellEnd"/>
-      <w:r>
-        <w:t>": "imss_client.py",</w:t>
-      </w:r>
-    </w:p>
-    <w:p>
-      <w:pPr>
-        <w:pStyle w:val="HTMLconformatoprevio"/>
-      </w:pPr>
-      <w:r>
-        <w:t xml:space="preserve">  "</w:t>
-      </w:r>
-      <w:proofErr w:type="spellStart"/>
-      <w:r>
-        <w:t>event_type</w:t>
-      </w:r>
-      <w:proofErr w:type="spellEnd"/>
-      <w:r>
-        <w:t>": "RATE_LIMIT_EXCEEDED",</w:t>
-      </w:r>
-    </w:p>
-    <w:p>
-      <w:pPr>
-        <w:pStyle w:val="HTMLconformatoprevio"/>
-      </w:pPr>
-      <w:r>
-        <w:t xml:space="preserve">  "</w:t>
-      </w:r>
-      <w:proofErr w:type="spellStart"/>
-      <w:r>
-        <w:t>metrics</w:t>
-      </w:r>
-      <w:proofErr w:type="spellEnd"/>
-      <w:r>
-        <w:t>": {</w:t>
-      </w:r>
-    </w:p>
-    <w:p>
-      <w:pPr>
-        <w:pStyle w:val="HTMLconformatoprevio"/>
-      </w:pPr>
-      <w:r>
-        <w:t xml:space="preserve">    "</w:t>
-      </w:r>
-      <w:proofErr w:type="spellStart"/>
-      <w:r>
-        <w:t>http_status</w:t>
-      </w:r>
-      <w:proofErr w:type="spellEnd"/>
-      <w:r>
-        <w:t>": 429,</w:t>
-      </w:r>
-    </w:p>
-    <w:p>
-      <w:pPr>
-        <w:pStyle w:val="HTMLconformatoprevio"/>
-      </w:pPr>
-      <w:r>
-        <w:t xml:space="preserve">    "</w:t>
-      </w:r>
-      <w:proofErr w:type="spellStart"/>
-      <w:r>
-        <w:t>elapsed_ms</w:t>
-      </w:r>
-      <w:proofErr w:type="spellEnd"/>
-      <w:r>
-        <w:t>": 1342,</w:t>
-      </w:r>
-    </w:p>
-    <w:p>
-      <w:pPr>
-        <w:pStyle w:val="HTMLconformatoprevio"/>
-      </w:pPr>
-      <w:r>
-        <w:t xml:space="preserve">    "</w:t>
-      </w:r>
-      <w:proofErr w:type="spellStart"/>
-      <w:r>
-        <w:t>workers_active</w:t>
-      </w:r>
-      <w:proofErr w:type="spellEnd"/>
-      <w:r>
-        <w:t>": 20,</w:t>
-      </w:r>
-    </w:p>
-    <w:p>
-      <w:pPr>
-        <w:pStyle w:val="HTMLconformatoprevio"/>
-      </w:pPr>
-      <w:r>
-        <w:t xml:space="preserve">    "</w:t>
-      </w:r>
-      <w:proofErr w:type="spellStart"/>
-      <w:r>
-        <w:t>current_id_lote</w:t>
-      </w:r>
-      <w:proofErr w:type="spellEnd"/>
-      <w:r>
-        <w:t>": "LOTE-202605-02"</w:t>
-      </w:r>
-    </w:p>
-    <w:p>
-      <w:pPr>
-        <w:pStyle w:val="HTMLconformatoprevio"/>
-      </w:pPr>
-      <w:r>
-        <w:t xml:space="preserve">  },</w:t>
-      </w:r>
-    </w:p>
-    <w:p>
-      <w:pPr>
-        <w:pStyle w:val="HTMLconformatoprevio"/>
-      </w:pPr>
-      <w:r>
-        <w:t xml:space="preserve">  "</w:t>
-      </w:r>
-      <w:proofErr w:type="spellStart"/>
-      <w:r>
-        <w:t>context</w:t>
-      </w:r>
-      <w:proofErr w:type="spellEnd"/>
-      <w:r>
-        <w:t>": {</w:t>
-      </w:r>
-    </w:p>
-    <w:p>
-      <w:pPr>
-        <w:pStyle w:val="HTMLconformatoprevio"/>
-      </w:pPr>
-      <w:r>
-        <w:t xml:space="preserve">    "</w:t>
-      </w:r>
-      <w:proofErr w:type="spellStart"/>
-      <w:r>
-        <w:t>entity</w:t>
-      </w:r>
-      <w:proofErr w:type="spellEnd"/>
-      <w:r>
-        <w:t>": "Puebla",</w:t>
-      </w:r>
-    </w:p>
-    <w:p>
-      <w:pPr>
-        <w:pStyle w:val="HTMLconformatoprevio"/>
-      </w:pPr>
-      <w:r>
-        <w:t xml:space="preserve">    "</w:t>
-      </w:r>
-      <w:proofErr w:type="spellStart"/>
-      <w:r>
-        <w:t>curp_hash</w:t>
-      </w:r>
-      <w:proofErr w:type="spellEnd"/>
-      <w:r>
-        <w:t>": "a4d3b84179cbdeef2201aa2817dcd01a",</w:t>
-      </w:r>
-    </w:p>
-    <w:p>
-      <w:pPr>
-        <w:pStyle w:val="HTMLconformatoprevio"/>
-      </w:pPr>
-      <w:r>
-        <w:t xml:space="preserve">    "</w:t>
-      </w:r>
-      <w:proofErr w:type="spellStart"/>
-      <w:r>
-        <w:t>retry_count</w:t>
-      </w:r>
-      <w:proofErr w:type="spellEnd"/>
-      <w:r>
-        <w:t>": 3</w:t>
-      </w:r>
-    </w:p>
-    <w:p>
-      <w:pPr>
-        <w:pStyle w:val="HTMLconformatoprevio"/>
-      </w:pPr>
-      <w:r>
-        <w:t xml:space="preserve">  },</w:t>
-      </w:r>
-    </w:p>
-    <w:p>
-      <w:pPr>
-        <w:pStyle w:val="HTMLconformatoprevio"/>
-      </w:pPr>
-      <w:r>
-        <w:t xml:space="preserve">  "</w:t>
-      </w:r>
-      <w:proofErr w:type="spellStart"/>
-      <w:r>
-        <w:t>message</w:t>
-      </w:r>
-      <w:proofErr w:type="spellEnd"/>
-      <w:r>
-        <w:t>": "Servicio IMSS devolvió código de error 429 (</w:t>
-      </w:r>
-      <w:proofErr w:type="spellStart"/>
-      <w:r>
-        <w:t>Too</w:t>
-      </w:r>
-      <w:proofErr w:type="spellEnd"/>
-      <w:r>
-        <w:t xml:space="preserve"> Many </w:t>
-      </w:r>
-      <w:proofErr w:type="spellStart"/>
-      <w:r>
-        <w:t>Requests</w:t>
-      </w:r>
-      <w:proofErr w:type="spellEnd"/>
-      <w:r>
-        <w:t>). Se superó la cuota mensual de transacciones paralelas asignadas. Se sugiere suspender lote y mitigar concurrencia de hilos."</w:t>
-      </w:r>
-    </w:p>
-    <w:p>
-      <w:pPr>
-        <w:pStyle w:val="HTMLconformatoprevio"/>
-      </w:pPr>
-      <w:r>
-        <w:t>}</w:t>
-      </w:r>
-    </w:p>
-    <w:p>
-      <w:pPr>
-        <w:rPr>
-          <w:rFonts w:ascii="Calibri" w:eastAsia="Times New Roman" w:hAnsi="Calibri" w:cs="Calibri"/>
-        </w:rPr>
-      </w:pPr>
-      <w:r>
-        <w:rPr>
-          <w:rFonts w:ascii="Calibri" w:eastAsia="Times New Roman" w:hAnsi="Calibri" w:cs="Calibri"/>
-        </w:rPr>
-        <w:pict w14:anchorId="4AF277F4">
-          <v:rect id="_x0000_i1029" style="width:0;height:1.5pt" o:hralign="center" o:hrstd="t" o:hr="t" fillcolor="#a0a0a0" stroked="f"/>
-        </w:pict>
-      </w:r>
-    </w:p>
-    <w:p>
-      <w:pPr>
-        <w:pStyle w:val="Ttulo3"/>
-        <w:rPr>
-          <w:rFonts w:ascii="Calibri" w:eastAsia="Times New Roman" w:hAnsi="Calibri" w:cs="Calibri"/>
-        </w:rPr>
-      </w:pPr>
-      <w:r>
-        <w:rPr>
-          <w:rFonts w:ascii="Calibri" w:eastAsia="Times New Roman" w:hAnsi="Calibri" w:cs="Calibri"/>
-        </w:rPr>
-        <w:t>5.3 Incidencias y alertas operadas durante mayo 2026</w:t>
-      </w:r>
-    </w:p>
-    <w:p>
-      <w:pPr>
-        <w:pStyle w:val="NormalWeb"/>
-        <w:rPr>
-          <w:rFonts w:ascii="Calibri" w:hAnsi="Calibri" w:cs="Calibri"/>
-          <w:sz w:val="22"/>
-          <w:szCs w:val="22"/>
-        </w:rPr>
-      </w:pPr>
-      <w:r>
-        <w:rPr>
-          <w:rFonts w:ascii="Calibri" w:hAnsi="Calibri" w:cs="Calibri"/>
-          <w:sz w:val="22"/>
-          <w:szCs w:val="22"/>
-        </w:rPr>
-        <w:t>El histórico operativo de alertas procesadas por el área técnica se consolida en la siguiente matriz de control:</w:t>
-      </w:r>
-    </w:p>
-    <w:tbl>
-      <w:tblPr>
-        <w:tblW w:w="5000" w:type="pct"/>
-        <w:tblCellMar>
-          <w:top w:w="15" w:type="dxa"/>
-          <w:left w:w="15" w:type="dxa"/>
-          <w:bottom w:w="15" w:type="dxa"/>
-          <w:right w:w="15" w:type="dxa"/>
-        </w:tblCellMar>
-        <w:tblLook w:val="04A0" w:firstRow="1" w:lastRow="0" w:firstColumn="1" w:lastColumn="0" w:noHBand="0" w:noVBand="1"/>
-      </w:tblPr>
-      <w:tblGrid>
-        <w:gridCol w:w="995"/>
-        <w:gridCol w:w="1321"/>
-        <w:gridCol w:w="2472"/>
-        <w:gridCol w:w="2682"/>
-        <w:gridCol w:w="1874"/>
-      </w:tblGrid>
-      <w:tr>
-        <w:trPr>
-          <w:tblHeader/>
-        </w:trPr>
-        <w:tc>
-          <w:tcPr>
-            <w:tcW w:w="0" w:type="auto"/>
-            <w:tcBorders>
-              <w:top w:val="single" w:sz="6" w:space="0" w:color="666666"/>
-              <w:left w:val="single" w:sz="6" w:space="0" w:color="666666"/>
-              <w:bottom w:val="single" w:sz="6" w:space="0" w:color="666666"/>
-              <w:right w:val="single" w:sz="6" w:space="0" w:color="666666"/>
-            </w:tcBorders>
-            <w:tcMar>
-              <w:top w:w="90" w:type="dxa"/>
-              <w:left w:w="90" w:type="dxa"/>
-              <w:bottom w:w="90" w:type="dxa"/>
-              <w:right w:w="90" w:type="dxa"/>
-            </w:tcMar>
-            <w:hideMark/>
-          </w:tcPr>
-          <w:p>
-            <w:pPr>
-              <w:spacing w:before="180" w:after="180"/>
-              <w:rPr>
-                <w:rFonts w:ascii="Calibri" w:eastAsia="Times New Roman" w:hAnsi="Calibri" w:cs="Calibri"/>
-                <w:b/>
-                <w:bCs/>
-              </w:rPr>
-            </w:pPr>
-            <w:r>
-              <w:rPr>
-                <w:rFonts w:ascii="Calibri" w:eastAsia="Times New Roman" w:hAnsi="Calibri" w:cs="Calibri"/>
-                <w:b/>
-                <w:bCs/>
-              </w:rPr>
-              <w:t>Fecha de Evento</w:t>
-            </w:r>
-          </w:p>
-        </w:tc>
-        <w:tc>
-          <w:tcPr>
-            <w:tcW w:w="0" w:type="auto"/>
-            <w:tcBorders>
-              <w:top w:val="single" w:sz="6" w:space="0" w:color="666666"/>
-              <w:left w:val="single" w:sz="6" w:space="0" w:color="666666"/>
-              <w:bottom w:val="single" w:sz="6" w:space="0" w:color="666666"/>
-              <w:right w:val="single" w:sz="6" w:space="0" w:color="666666"/>
-            </w:tcBorders>
-            <w:tcMar>
-              <w:top w:w="90" w:type="dxa"/>
-              <w:left w:w="90" w:type="dxa"/>
-              <w:bottom w:w="90" w:type="dxa"/>
-              <w:right w:w="90" w:type="dxa"/>
-            </w:tcMar>
-            <w:hideMark/>
-          </w:tcPr>
-          <w:p>
-            <w:pPr>
-              <w:spacing w:before="180" w:after="180"/>
-              <w:rPr>
-                <w:rFonts w:ascii="Calibri" w:eastAsia="Times New Roman" w:hAnsi="Calibri" w:cs="Calibri"/>
-                <w:b/>
-                <w:bCs/>
-              </w:rPr>
-            </w:pPr>
-            <w:r>
-              <w:rPr>
-                <w:rFonts w:ascii="Calibri" w:eastAsia="Times New Roman" w:hAnsi="Calibri" w:cs="Calibri"/>
-                <w:b/>
-                <w:bCs/>
-              </w:rPr>
-              <w:t>Nivel de Alerta</w:t>
-            </w:r>
-          </w:p>
-        </w:tc>
-        <w:tc>
-          <w:tcPr>
-            <w:tcW w:w="0" w:type="auto"/>
-            <w:tcBorders>
-              <w:top w:val="single" w:sz="6" w:space="0" w:color="666666"/>
-              <w:left w:val="single" w:sz="6" w:space="0" w:color="666666"/>
-              <w:bottom w:val="single" w:sz="6" w:space="0" w:color="666666"/>
-              <w:right w:val="single" w:sz="6" w:space="0" w:color="666666"/>
-            </w:tcBorders>
-            <w:tcMar>
-              <w:top w:w="90" w:type="dxa"/>
-              <w:left w:w="90" w:type="dxa"/>
-              <w:bottom w:w="90" w:type="dxa"/>
-              <w:right w:w="90" w:type="dxa"/>
-            </w:tcMar>
-            <w:hideMark/>
-          </w:tcPr>
-          <w:p>
-            <w:pPr>
-              <w:spacing w:before="180" w:after="180"/>
-              <w:rPr>
-                <w:rFonts w:ascii="Calibri" w:eastAsia="Times New Roman" w:hAnsi="Calibri" w:cs="Calibri"/>
-                <w:b/>
-                <w:bCs/>
-              </w:rPr>
-            </w:pPr>
-            <w:r>
-              <w:rPr>
-                <w:rFonts w:ascii="Calibri" w:eastAsia="Times New Roman" w:hAnsi="Calibri" w:cs="Calibri"/>
-                <w:b/>
-                <w:bCs/>
-              </w:rPr>
-              <w:t>Mensaje de Alerta / Evento</w:t>
-            </w:r>
-          </w:p>
-        </w:tc>
-        <w:tc>
-          <w:tcPr>
-            <w:tcW w:w="0" w:type="auto"/>
-            <w:tcBorders>
-              <w:top w:val="single" w:sz="6" w:space="0" w:color="666666"/>
-              <w:left w:val="single" w:sz="6" w:space="0" w:color="666666"/>
-              <w:bottom w:val="single" w:sz="6" w:space="0" w:color="666666"/>
-              <w:right w:val="single" w:sz="6" w:space="0" w:color="666666"/>
-            </w:tcBorders>
-            <w:tcMar>
-              <w:top w:w="90" w:type="dxa"/>
-              <w:left w:w="90" w:type="dxa"/>
-              <w:bottom w:w="90" w:type="dxa"/>
-              <w:right w:w="90" w:type="dxa"/>
-            </w:tcMar>
-            <w:hideMark/>
-          </w:tcPr>
-          <w:p>
-            <w:pPr>
-              <w:spacing w:before="180" w:after="180"/>
-              <w:rPr>
-                <w:rFonts w:ascii="Calibri" w:eastAsia="Times New Roman" w:hAnsi="Calibri" w:cs="Calibri"/>
-                <w:b/>
-                <w:bCs/>
-              </w:rPr>
-            </w:pPr>
-            <w:r>
-              <w:rPr>
-                <w:rFonts w:ascii="Calibri" w:eastAsia="Times New Roman" w:hAnsi="Calibri" w:cs="Calibri"/>
-                <w:b/>
-                <w:bCs/>
-              </w:rPr>
-              <w:t>Acciones de Mitigación Realizadas en Mayo</w:t>
-            </w:r>
-          </w:p>
-        </w:tc>
-        <w:tc>
-          <w:tcPr>
-            <w:tcW w:w="0" w:type="auto"/>
-            <w:tcBorders>
-              <w:top w:val="single" w:sz="6" w:space="0" w:color="666666"/>
-              <w:left w:val="single" w:sz="6" w:space="0" w:color="666666"/>
-              <w:bottom w:val="single" w:sz="6" w:space="0" w:color="666666"/>
-              <w:right w:val="single" w:sz="6" w:space="0" w:color="666666"/>
-            </w:tcBorders>
-            <w:tcMar>
-              <w:top w:w="90" w:type="dxa"/>
-              <w:left w:w="90" w:type="dxa"/>
-              <w:bottom w:w="90" w:type="dxa"/>
-              <w:right w:w="90" w:type="dxa"/>
-            </w:tcMar>
-            <w:hideMark/>
-          </w:tcPr>
-          <w:p>
-            <w:pPr>
-              <w:spacing w:before="180" w:after="180"/>
-              <w:rPr>
-                <w:rFonts w:ascii="Calibri" w:eastAsia="Times New Roman" w:hAnsi="Calibri" w:cs="Calibri"/>
-                <w:b/>
-                <w:bCs/>
-              </w:rPr>
-            </w:pPr>
-            <w:r>
-              <w:rPr>
-                <w:rFonts w:ascii="Calibri" w:eastAsia="Times New Roman" w:hAnsi="Calibri" w:cs="Calibri"/>
-                <w:b/>
-                <w:bCs/>
-              </w:rPr>
-              <w:t>Resultado</w:t>
-            </w:r>
-          </w:p>
-        </w:tc>
-      </w:tr>
-      <w:tr>
-        <w:tc>
-          <w:tcPr>
-            <w:tcW w:w="0" w:type="auto"/>
-            <w:tcBorders>
-              <w:top w:val="single" w:sz="6" w:space="0" w:color="666666"/>
-              <w:left w:val="single" w:sz="6" w:space="0" w:color="666666"/>
-              <w:bottom w:val="single" w:sz="6" w:space="0" w:color="666666"/>
-              <w:right w:val="single" w:sz="6" w:space="0" w:color="666666"/>
-            </w:tcBorders>
-            <w:tcMar>
-              <w:top w:w="90" w:type="dxa"/>
-              <w:left w:w="90" w:type="dxa"/>
-              <w:bottom w:w="90" w:type="dxa"/>
-              <w:right w:w="90" w:type="dxa"/>
-            </w:tcMar>
-            <w:hideMark/>
-          </w:tcPr>
-          <w:p>
-            <w:pPr>
-              <w:spacing w:before="180" w:after="180"/>
-              <w:rPr>
-                <w:rFonts w:ascii="Calibri" w:eastAsia="Times New Roman" w:hAnsi="Calibri" w:cs="Calibri"/>
-              </w:rPr>
-            </w:pPr>
-            <w:r>
-              <w:rPr>
-                <w:rStyle w:val="CdigoHTML"/>
-              </w:rPr>
-              <w:t>2026-05-10</w:t>
-            </w:r>
-          </w:p>
-        </w:tc>
-        <w:tc>
-          <w:tcPr>
-            <w:tcW w:w="0" w:type="auto"/>
-            <w:tcBorders>
-              <w:top w:val="single" w:sz="6" w:space="0" w:color="666666"/>
-              <w:left w:val="single" w:sz="6" w:space="0" w:color="666666"/>
-              <w:bottom w:val="single" w:sz="6" w:space="0" w:color="666666"/>
-              <w:right w:val="single" w:sz="6" w:space="0" w:color="666666"/>
-            </w:tcBorders>
-            <w:tcMar>
-              <w:top w:w="90" w:type="dxa"/>
-              <w:left w:w="90" w:type="dxa"/>
-              <w:bottom w:w="90" w:type="dxa"/>
-              <w:right w:w="90" w:type="dxa"/>
-            </w:tcMar>
-            <w:hideMark/>
-          </w:tcPr>
-          <w:p>
-            <w:pPr>
-              <w:spacing w:before="180" w:after="180"/>
-              <w:rPr>
-                <w:rFonts w:ascii="Calibri" w:eastAsia="Times New Roman" w:hAnsi="Calibri" w:cs="Calibri"/>
-              </w:rPr>
-            </w:pPr>
-            <w:r>
-              <w:rPr>
-                <w:rStyle w:val="Fuerte"/>
-                <w:rFonts w:ascii="Calibri" w:eastAsia="Times New Roman" w:hAnsi="Calibri" w:cs="Calibri"/>
-              </w:rPr>
-              <w:t>Preventivo</w:t>
-            </w:r>
-          </w:p>
-        </w:tc>
-        <w:tc>
-          <w:tcPr>
-            <w:tcW w:w="0" w:type="auto"/>
-            <w:tcBorders>
-              <w:top w:val="single" w:sz="6" w:space="0" w:color="666666"/>
-              <w:left w:val="single" w:sz="6" w:space="0" w:color="666666"/>
-              <w:bottom w:val="single" w:sz="6" w:space="0" w:color="666666"/>
-              <w:right w:val="single" w:sz="6" w:space="0" w:color="666666"/>
-            </w:tcBorders>
-            <w:tcMar>
-              <w:top w:w="90" w:type="dxa"/>
-              <w:left w:w="90" w:type="dxa"/>
-              <w:bottom w:w="90" w:type="dxa"/>
-              <w:right w:w="90" w:type="dxa"/>
-            </w:tcMar>
-            <w:hideMark/>
-          </w:tcPr>
-          <w:p>
-            <w:pPr>
-              <w:spacing w:before="180" w:after="180"/>
-              <w:rPr>
-                <w:rFonts w:ascii="Calibri" w:eastAsia="Times New Roman" w:hAnsi="Calibri" w:cs="Calibri"/>
-              </w:rPr>
-            </w:pPr>
-            <w:r>
-              <w:rPr>
-                <w:rFonts w:ascii="Calibri" w:eastAsia="Times New Roman" w:hAnsi="Calibri" w:cs="Calibri"/>
-              </w:rPr>
-              <w:t>Rate-</w:t>
-            </w:r>
-            <w:proofErr w:type="spellStart"/>
-            <w:r>
-              <w:rPr>
-                <w:rFonts w:ascii="Calibri" w:eastAsia="Times New Roman" w:hAnsi="Calibri" w:cs="Calibri"/>
-              </w:rPr>
-              <w:t>limit</w:t>
-            </w:r>
-            <w:proofErr w:type="spellEnd"/>
-            <w:r>
-              <w:rPr>
-                <w:rFonts w:ascii="Calibri" w:eastAsia="Times New Roman" w:hAnsi="Calibri" w:cs="Calibri"/>
-              </w:rPr>
-              <w:t xml:space="preserve"> (HTTP 429) en el servicio IMSS para Puebla.</w:t>
-            </w:r>
-          </w:p>
-        </w:tc>
-        <w:tc>
-          <w:tcPr>
-            <w:tcW w:w="0" w:type="auto"/>
-            <w:tcBorders>
-              <w:top w:val="single" w:sz="6" w:space="0" w:color="666666"/>
-              <w:left w:val="single" w:sz="6" w:space="0" w:color="666666"/>
-              <w:bottom w:val="single" w:sz="6" w:space="0" w:color="666666"/>
-              <w:right w:val="single" w:sz="6" w:space="0" w:color="666666"/>
-            </w:tcBorders>
-            <w:tcMar>
-              <w:top w:w="90" w:type="dxa"/>
-              <w:left w:w="90" w:type="dxa"/>
-              <w:bottom w:w="90" w:type="dxa"/>
-              <w:right w:w="90" w:type="dxa"/>
-            </w:tcMar>
-            <w:hideMark/>
-          </w:tcPr>
-          <w:p>
-            <w:pPr>
-              <w:spacing w:before="180" w:after="180"/>
-              <w:rPr>
-                <w:rFonts w:ascii="Calibri" w:eastAsia="Times New Roman" w:hAnsi="Calibri" w:cs="Calibri"/>
-              </w:rPr>
-            </w:pPr>
-            <w:r>
-              <w:rPr>
-                <w:rFonts w:ascii="Calibri" w:eastAsia="Times New Roman" w:hAnsi="Calibri" w:cs="Calibri"/>
-              </w:rPr>
-              <w:t xml:space="preserve">Intervención manual: parada de orquestador y cambio dinámico a </w:t>
-            </w:r>
-            <w:r>
-              <w:rPr>
-                <w:rStyle w:val="CdigoHTML"/>
-              </w:rPr>
-              <w:t>WORKERS=10</w:t>
-            </w:r>
-            <w:r>
-              <w:rPr>
-                <w:rFonts w:ascii="Calibri" w:eastAsia="Times New Roman" w:hAnsi="Calibri" w:cs="Calibri"/>
-              </w:rPr>
-              <w:t>.</w:t>
-            </w:r>
-          </w:p>
-        </w:tc>
-        <w:tc>
-          <w:tcPr>
-            <w:tcW w:w="0" w:type="auto"/>
-            <w:tcBorders>
-              <w:top w:val="single" w:sz="6" w:space="0" w:color="666666"/>
-              <w:left w:val="single" w:sz="6" w:space="0" w:color="666666"/>
-              <w:bottom w:val="single" w:sz="6" w:space="0" w:color="666666"/>
-              <w:right w:val="single" w:sz="6" w:space="0" w:color="666666"/>
-            </w:tcBorders>
-            <w:tcMar>
-              <w:top w:w="90" w:type="dxa"/>
-              <w:left w:w="90" w:type="dxa"/>
-              <w:bottom w:w="90" w:type="dxa"/>
-              <w:right w:w="90" w:type="dxa"/>
-            </w:tcMar>
-            <w:hideMark/>
-          </w:tcPr>
-          <w:p>
-            <w:pPr>
-              <w:spacing w:before="180" w:after="180"/>
-              <w:rPr>
-                <w:rFonts w:ascii="Calibri" w:eastAsia="Times New Roman" w:hAnsi="Calibri" w:cs="Calibri"/>
-              </w:rPr>
-            </w:pPr>
-            <w:r>
-              <w:rPr>
-                <w:rFonts w:ascii="Calibri" w:eastAsia="Times New Roman" w:hAnsi="Calibri" w:cs="Calibri"/>
-              </w:rPr>
-              <w:t>Éxito: estabilización del canal.</w:t>
-            </w:r>
-          </w:p>
-        </w:tc>
-      </w:tr>
-      <w:tr>
-        <w:tc>
-          <w:tcPr>
-            <w:tcW w:w="0" w:type="auto"/>
-            <w:tcBorders>
-              <w:top w:val="single" w:sz="6" w:space="0" w:color="666666"/>
-              <w:left w:val="single" w:sz="6" w:space="0" w:color="666666"/>
-              <w:bottom w:val="single" w:sz="6" w:space="0" w:color="666666"/>
-              <w:right w:val="single" w:sz="6" w:space="0" w:color="666666"/>
-            </w:tcBorders>
-            <w:tcMar>
-              <w:top w:w="90" w:type="dxa"/>
-              <w:left w:w="90" w:type="dxa"/>
-              <w:bottom w:w="90" w:type="dxa"/>
-              <w:right w:w="90" w:type="dxa"/>
-            </w:tcMar>
-            <w:hideMark/>
-          </w:tcPr>
-          <w:p>
-            <w:pPr>
-              <w:spacing w:before="180" w:after="180"/>
-              <w:rPr>
-                <w:rFonts w:ascii="Calibri" w:eastAsia="Times New Roman" w:hAnsi="Calibri" w:cs="Calibri"/>
-              </w:rPr>
-            </w:pPr>
-            <w:r>
-              <w:rPr>
-                <w:rStyle w:val="CdigoHTML"/>
-              </w:rPr>
-              <w:lastRenderedPageBreak/>
-              <w:t>2026-05-15</w:t>
-            </w:r>
-          </w:p>
-        </w:tc>
-        <w:tc>
-          <w:tcPr>
-            <w:tcW w:w="0" w:type="auto"/>
-            <w:tcBorders>
-              <w:top w:val="single" w:sz="6" w:space="0" w:color="666666"/>
-              <w:left w:val="single" w:sz="6" w:space="0" w:color="666666"/>
-              <w:bottom w:val="single" w:sz="6" w:space="0" w:color="666666"/>
-              <w:right w:val="single" w:sz="6" w:space="0" w:color="666666"/>
-            </w:tcBorders>
-            <w:tcMar>
-              <w:top w:w="90" w:type="dxa"/>
-              <w:left w:w="90" w:type="dxa"/>
-              <w:bottom w:w="90" w:type="dxa"/>
-              <w:right w:w="90" w:type="dxa"/>
-            </w:tcMar>
-            <w:hideMark/>
-          </w:tcPr>
-          <w:p>
-            <w:pPr>
-              <w:spacing w:before="180" w:after="180"/>
-              <w:rPr>
-                <w:rFonts w:ascii="Calibri" w:eastAsia="Times New Roman" w:hAnsi="Calibri" w:cs="Calibri"/>
-              </w:rPr>
-            </w:pPr>
-            <w:r>
-              <w:rPr>
-                <w:rStyle w:val="Fuerte"/>
-                <w:rFonts w:ascii="Calibri" w:eastAsia="Times New Roman" w:hAnsi="Calibri" w:cs="Calibri"/>
-              </w:rPr>
-              <w:t>Informativo</w:t>
-            </w:r>
-          </w:p>
-        </w:tc>
-        <w:tc>
-          <w:tcPr>
-            <w:tcW w:w="0" w:type="auto"/>
-            <w:tcBorders>
-              <w:top w:val="single" w:sz="6" w:space="0" w:color="666666"/>
-              <w:left w:val="single" w:sz="6" w:space="0" w:color="666666"/>
-              <w:bottom w:val="single" w:sz="6" w:space="0" w:color="666666"/>
-              <w:right w:val="single" w:sz="6" w:space="0" w:color="666666"/>
-            </w:tcBorders>
-            <w:tcMar>
-              <w:top w:w="90" w:type="dxa"/>
-              <w:left w:w="90" w:type="dxa"/>
-              <w:bottom w:w="90" w:type="dxa"/>
-              <w:right w:w="90" w:type="dxa"/>
-            </w:tcMar>
-            <w:hideMark/>
-          </w:tcPr>
-          <w:p>
-            <w:pPr>
-              <w:spacing w:before="180" w:after="180"/>
-              <w:rPr>
-                <w:rFonts w:ascii="Calibri" w:eastAsia="Times New Roman" w:hAnsi="Calibri" w:cs="Calibri"/>
-              </w:rPr>
-            </w:pPr>
-            <w:r>
-              <w:rPr>
-                <w:rFonts w:ascii="Calibri" w:eastAsia="Times New Roman" w:hAnsi="Calibri" w:cs="Calibri"/>
-              </w:rPr>
-              <w:t xml:space="preserve">Lote </w:t>
-            </w:r>
-            <w:r>
-              <w:rPr>
-                <w:rStyle w:val="CdigoHTML"/>
-              </w:rPr>
-              <w:t>LOTE-202605-01</w:t>
-            </w:r>
-            <w:r>
-              <w:rPr>
-                <w:rFonts w:ascii="Calibri" w:eastAsia="Times New Roman" w:hAnsi="Calibri" w:cs="Calibri"/>
-              </w:rPr>
-              <w:t xml:space="preserve"> Veracruz cerrado adecuadamente.</w:t>
-            </w:r>
-          </w:p>
-        </w:tc>
-        <w:tc>
-          <w:tcPr>
-            <w:tcW w:w="0" w:type="auto"/>
-            <w:tcBorders>
-              <w:top w:val="single" w:sz="6" w:space="0" w:color="666666"/>
-              <w:left w:val="single" w:sz="6" w:space="0" w:color="666666"/>
-              <w:bottom w:val="single" w:sz="6" w:space="0" w:color="666666"/>
-              <w:right w:val="single" w:sz="6" w:space="0" w:color="666666"/>
-            </w:tcBorders>
-            <w:tcMar>
-              <w:top w:w="90" w:type="dxa"/>
-              <w:left w:w="90" w:type="dxa"/>
-              <w:bottom w:w="90" w:type="dxa"/>
-              <w:right w:w="90" w:type="dxa"/>
-            </w:tcMar>
-            <w:hideMark/>
-          </w:tcPr>
-          <w:p>
-            <w:pPr>
-              <w:spacing w:before="180" w:after="180"/>
-              <w:rPr>
-                <w:rFonts w:ascii="Calibri" w:eastAsia="Times New Roman" w:hAnsi="Calibri" w:cs="Calibri"/>
-              </w:rPr>
-            </w:pPr>
-            <w:r>
-              <w:rPr>
-                <w:rFonts w:ascii="Calibri" w:eastAsia="Times New Roman" w:hAnsi="Calibri" w:cs="Calibri"/>
-              </w:rPr>
-              <w:t xml:space="preserve">Validación cruzada automática lógica-física de </w:t>
-            </w:r>
-            <w:proofErr w:type="spellStart"/>
-            <w:r>
-              <w:rPr>
-                <w:rFonts w:ascii="Calibri" w:eastAsia="Times New Roman" w:hAnsi="Calibri" w:cs="Calibri"/>
-              </w:rPr>
-              <w:t>PDFs</w:t>
-            </w:r>
-            <w:proofErr w:type="spellEnd"/>
-            <w:r>
-              <w:rPr>
-                <w:rFonts w:ascii="Calibri" w:eastAsia="Times New Roman" w:hAnsi="Calibri" w:cs="Calibri"/>
-              </w:rPr>
-              <w:t xml:space="preserve"> y BD.</w:t>
-            </w:r>
-          </w:p>
-        </w:tc>
-        <w:tc>
-          <w:tcPr>
-            <w:tcW w:w="0" w:type="auto"/>
-            <w:tcBorders>
-              <w:top w:val="single" w:sz="6" w:space="0" w:color="666666"/>
-              <w:left w:val="single" w:sz="6" w:space="0" w:color="666666"/>
-              <w:bottom w:val="single" w:sz="6" w:space="0" w:color="666666"/>
-              <w:right w:val="single" w:sz="6" w:space="0" w:color="666666"/>
-            </w:tcBorders>
-            <w:tcMar>
-              <w:top w:w="90" w:type="dxa"/>
-              <w:left w:w="90" w:type="dxa"/>
-              <w:bottom w:w="90" w:type="dxa"/>
-              <w:right w:w="90" w:type="dxa"/>
-            </w:tcMar>
-            <w:hideMark/>
-          </w:tcPr>
-          <w:p>
-            <w:pPr>
-              <w:spacing w:before="180" w:after="180"/>
-              <w:rPr>
-                <w:rFonts w:ascii="Calibri" w:eastAsia="Times New Roman" w:hAnsi="Calibri" w:cs="Calibri"/>
-              </w:rPr>
-            </w:pPr>
-            <w:r>
-              <w:rPr>
-                <w:rFonts w:ascii="Calibri" w:eastAsia="Times New Roman" w:hAnsi="Calibri" w:cs="Calibri"/>
-              </w:rPr>
-              <w:t>Éxito: 100% de conciliación.</w:t>
-            </w:r>
-          </w:p>
-        </w:tc>
-      </w:tr>
-      <w:tr>
-        <w:tc>
-          <w:tcPr>
-            <w:tcW w:w="0" w:type="auto"/>
-            <w:tcBorders>
-              <w:top w:val="single" w:sz="6" w:space="0" w:color="666666"/>
-              <w:left w:val="single" w:sz="6" w:space="0" w:color="666666"/>
-              <w:bottom w:val="single" w:sz="6" w:space="0" w:color="666666"/>
-              <w:right w:val="single" w:sz="6" w:space="0" w:color="666666"/>
-            </w:tcBorders>
-            <w:tcMar>
-              <w:top w:w="90" w:type="dxa"/>
-              <w:left w:w="90" w:type="dxa"/>
-              <w:bottom w:w="90" w:type="dxa"/>
-              <w:right w:w="90" w:type="dxa"/>
-            </w:tcMar>
-            <w:hideMark/>
-          </w:tcPr>
-          <w:p>
-            <w:pPr>
-              <w:spacing w:before="180" w:after="180"/>
-              <w:rPr>
-                <w:rFonts w:ascii="Calibri" w:eastAsia="Times New Roman" w:hAnsi="Calibri" w:cs="Calibri"/>
-              </w:rPr>
-            </w:pPr>
-            <w:r>
-              <w:rPr>
-                <w:rStyle w:val="CdigoHTML"/>
-              </w:rPr>
-              <w:t>2026-05-18</w:t>
-            </w:r>
-          </w:p>
-        </w:tc>
-        <w:tc>
-          <w:tcPr>
-            <w:tcW w:w="0" w:type="auto"/>
-            <w:tcBorders>
-              <w:top w:val="single" w:sz="6" w:space="0" w:color="666666"/>
-              <w:left w:val="single" w:sz="6" w:space="0" w:color="666666"/>
-              <w:bottom w:val="single" w:sz="6" w:space="0" w:color="666666"/>
-              <w:right w:val="single" w:sz="6" w:space="0" w:color="666666"/>
-            </w:tcBorders>
-            <w:tcMar>
-              <w:top w:w="90" w:type="dxa"/>
-              <w:left w:w="90" w:type="dxa"/>
-              <w:bottom w:w="90" w:type="dxa"/>
-              <w:right w:w="90" w:type="dxa"/>
-            </w:tcMar>
-            <w:hideMark/>
-          </w:tcPr>
-          <w:p>
-            <w:pPr>
-              <w:spacing w:before="180" w:after="180"/>
-              <w:rPr>
-                <w:rFonts w:ascii="Calibri" w:eastAsia="Times New Roman" w:hAnsi="Calibri" w:cs="Calibri"/>
-              </w:rPr>
-            </w:pPr>
-            <w:r>
-              <w:rPr>
-                <w:rStyle w:val="Fuerte"/>
-                <w:rFonts w:ascii="Calibri" w:eastAsia="Times New Roman" w:hAnsi="Calibri" w:cs="Calibri"/>
-              </w:rPr>
-              <w:t>Crítico</w:t>
-            </w:r>
-          </w:p>
-        </w:tc>
-        <w:tc>
-          <w:tcPr>
-            <w:tcW w:w="0" w:type="auto"/>
-            <w:tcBorders>
-              <w:top w:val="single" w:sz="6" w:space="0" w:color="666666"/>
-              <w:left w:val="single" w:sz="6" w:space="0" w:color="666666"/>
-              <w:bottom w:val="single" w:sz="6" w:space="0" w:color="666666"/>
-              <w:right w:val="single" w:sz="6" w:space="0" w:color="666666"/>
-            </w:tcBorders>
-            <w:tcMar>
-              <w:top w:w="90" w:type="dxa"/>
-              <w:left w:w="90" w:type="dxa"/>
-              <w:bottom w:w="90" w:type="dxa"/>
-              <w:right w:w="90" w:type="dxa"/>
-            </w:tcMar>
-            <w:hideMark/>
-          </w:tcPr>
-          <w:p>
-            <w:pPr>
-              <w:spacing w:before="180" w:after="180"/>
-              <w:rPr>
-                <w:rFonts w:ascii="Calibri" w:eastAsia="Times New Roman" w:hAnsi="Calibri" w:cs="Calibri"/>
-              </w:rPr>
-            </w:pPr>
-            <w:r>
-              <w:rPr>
-                <w:rFonts w:ascii="Calibri" w:eastAsia="Times New Roman" w:hAnsi="Calibri" w:cs="Calibri"/>
-              </w:rPr>
-              <w:t xml:space="preserve">Agotamiento del pool (PostgreSQL </w:t>
-            </w:r>
-            <w:proofErr w:type="spellStart"/>
-            <w:r>
-              <w:rPr>
-                <w:rFonts w:ascii="Calibri" w:eastAsia="Times New Roman" w:hAnsi="Calibri" w:cs="Calibri"/>
-              </w:rPr>
-              <w:t>Connection</w:t>
-            </w:r>
-            <w:proofErr w:type="spellEnd"/>
-            <w:r>
-              <w:rPr>
-                <w:rFonts w:ascii="Calibri" w:eastAsia="Times New Roman" w:hAnsi="Calibri" w:cs="Calibri"/>
-              </w:rPr>
-              <w:t xml:space="preserve"> </w:t>
-            </w:r>
-            <w:proofErr w:type="spellStart"/>
-            <w:r>
-              <w:rPr>
-                <w:rFonts w:ascii="Calibri" w:eastAsia="Times New Roman" w:hAnsi="Calibri" w:cs="Calibri"/>
-              </w:rPr>
-              <w:t>Timeouts</w:t>
-            </w:r>
-            <w:proofErr w:type="spellEnd"/>
-            <w:r>
-              <w:rPr>
-                <w:rFonts w:ascii="Calibri" w:eastAsia="Times New Roman" w:hAnsi="Calibri" w:cs="Calibri"/>
-              </w:rPr>
-              <w:t>).</w:t>
-            </w:r>
-          </w:p>
-        </w:tc>
-        <w:tc>
-          <w:tcPr>
-            <w:tcW w:w="0" w:type="auto"/>
-            <w:tcBorders>
-              <w:top w:val="single" w:sz="6" w:space="0" w:color="666666"/>
-              <w:left w:val="single" w:sz="6" w:space="0" w:color="666666"/>
-              <w:bottom w:val="single" w:sz="6" w:space="0" w:color="666666"/>
-              <w:right w:val="single" w:sz="6" w:space="0" w:color="666666"/>
-            </w:tcBorders>
-            <w:tcMar>
-              <w:top w:w="90" w:type="dxa"/>
-              <w:left w:w="90" w:type="dxa"/>
-              <w:bottom w:w="90" w:type="dxa"/>
-              <w:right w:w="90" w:type="dxa"/>
-            </w:tcMar>
-            <w:hideMark/>
-          </w:tcPr>
-          <w:p>
-            <w:pPr>
-              <w:spacing w:before="180" w:after="180"/>
-              <w:rPr>
-                <w:rFonts w:ascii="Calibri" w:eastAsia="Times New Roman" w:hAnsi="Calibri" w:cs="Calibri"/>
-              </w:rPr>
-            </w:pPr>
-            <w:r>
-              <w:rPr>
-                <w:rFonts w:ascii="Calibri" w:eastAsia="Times New Roman" w:hAnsi="Calibri" w:cs="Calibri"/>
-              </w:rPr>
-              <w:t>Creación de índices compuestos para optimizar consultas de lectura DEV.</w:t>
-            </w:r>
-          </w:p>
-        </w:tc>
-        <w:tc>
-          <w:tcPr>
-            <w:tcW w:w="0" w:type="auto"/>
-            <w:tcBorders>
-              <w:top w:val="single" w:sz="6" w:space="0" w:color="666666"/>
-              <w:left w:val="single" w:sz="6" w:space="0" w:color="666666"/>
-              <w:bottom w:val="single" w:sz="6" w:space="0" w:color="666666"/>
-              <w:right w:val="single" w:sz="6" w:space="0" w:color="666666"/>
-            </w:tcBorders>
-            <w:tcMar>
-              <w:top w:w="90" w:type="dxa"/>
-              <w:left w:w="90" w:type="dxa"/>
-              <w:bottom w:w="90" w:type="dxa"/>
-              <w:right w:w="90" w:type="dxa"/>
-            </w:tcMar>
-            <w:hideMark/>
-          </w:tcPr>
-          <w:p>
-            <w:pPr>
-              <w:spacing w:before="180" w:after="180"/>
-              <w:rPr>
-                <w:rFonts w:ascii="Calibri" w:eastAsia="Times New Roman" w:hAnsi="Calibri" w:cs="Calibri"/>
-              </w:rPr>
-            </w:pPr>
-            <w:r>
-              <w:rPr>
-                <w:rFonts w:ascii="Calibri" w:eastAsia="Times New Roman" w:hAnsi="Calibri" w:cs="Calibri"/>
-              </w:rPr>
-              <w:t>Éxito: latencia de extracción cae 94.3%.</w:t>
-            </w:r>
-          </w:p>
-        </w:tc>
-      </w:tr>
-    </w:tbl>
-    <w:p>
-      <w:pPr>
-        <w:rPr>
-          <w:rFonts w:ascii="Calibri" w:eastAsia="Times New Roman" w:hAnsi="Calibri" w:cs="Calibri"/>
-        </w:rPr>
-      </w:pPr>
-      <w:r>
-        <w:rPr>
-          <w:rFonts w:ascii="Calibri" w:eastAsia="Times New Roman" w:hAnsi="Calibri" w:cs="Calibri"/>
-        </w:rPr>
-        <w:pict w14:anchorId="52F0B1C4">
-          <v:rect id="_x0000_i1030" style="width:0;height:1.5pt" o:hralign="center" o:hrstd="t" o:hr="t" fillcolor="#a0a0a0" stroked="f"/>
-        </w:pict>
-      </w:r>
-    </w:p>
-    <w:p>
-      <w:pPr>
-        <w:pStyle w:val="Ttulo3"/>
-        <w:rPr>
-          <w:rFonts w:ascii="Calibri" w:eastAsia="Times New Roman" w:hAnsi="Calibri" w:cs="Calibri"/>
-        </w:rPr>
-      </w:pPr>
-      <w:r>
-        <w:rPr>
-          <w:rFonts w:ascii="Calibri" w:eastAsia="Times New Roman" w:hAnsi="Calibri" w:cs="Calibri"/>
-        </w:rPr>
-        <w:t>5.4 Validación y calibración de umbrales</w:t>
-      </w:r>
-    </w:p>
-    <w:p>
-      <w:pPr>
-        <w:pStyle w:val="NormalWeb"/>
-        <w:rPr>
-          <w:rFonts w:ascii="Calibri" w:hAnsi="Calibri" w:cs="Calibri"/>
-          <w:sz w:val="22"/>
-          <w:szCs w:val="22"/>
-        </w:rPr>
-      </w:pPr>
-      <w:r>
-        <w:rPr>
-          <w:rFonts w:ascii="Calibri" w:hAnsi="Calibri" w:cs="Calibri"/>
-          <w:sz w:val="22"/>
-          <w:szCs w:val="22"/>
-        </w:rPr>
-        <w:t>La operación del primer lote real en mayo brindó datos cuantitativos para calibrar los disparadores (*</w:t>
-      </w:r>
-      <w:proofErr w:type="spellStart"/>
-      <w:r>
-        <w:rPr>
-          <w:rFonts w:ascii="Calibri" w:hAnsi="Calibri" w:cs="Calibri"/>
-          <w:sz w:val="22"/>
-          <w:szCs w:val="22"/>
-        </w:rPr>
-        <w:t>triggers</w:t>
-      </w:r>
-      <w:proofErr w:type="spellEnd"/>
-      <w:r>
-        <w:rPr>
-          <w:rFonts w:ascii="Calibri" w:hAnsi="Calibri" w:cs="Calibri"/>
-          <w:sz w:val="22"/>
-          <w:szCs w:val="22"/>
-        </w:rPr>
-        <w:t>*) lógicos propuestos originalmente en la etapa teórica de abril:</w:t>
-      </w:r>
-    </w:p>
-    <w:p>
-      <w:pPr>
-        <w:pStyle w:val="NormalWeb"/>
-        <w:rPr>
-          <w:rFonts w:ascii="Calibri" w:hAnsi="Calibri" w:cs="Calibri"/>
-          <w:sz w:val="22"/>
-          <w:szCs w:val="22"/>
-        </w:rPr>
-      </w:pPr>
-      <w:r>
-        <w:rPr>
-          <w:rFonts w:ascii="Calibri" w:hAnsi="Calibri" w:cs="Calibri"/>
-          <w:sz w:val="22"/>
-          <w:szCs w:val="22"/>
-        </w:rPr>
-        <w:t xml:space="preserve">1. </w:t>
+        <w:t xml:space="preserve">- </w:t>
       </w:r>
       <w:r>
         <w:rPr>
@@ -2192,52 +298,7 @@
           <w:sz w:val="22"/>
           <w:szCs w:val="22"/>
         </w:rPr>
-        <w:t>Umbral de Alerta por Tasa de Fallas de Lote:</w:t>
-      </w:r>
-    </w:p>
-    <w:p>
-      <w:pPr>
-        <w:pStyle w:val="NormalWeb"/>
-        <w:rPr>
-          <w:rFonts w:ascii="Calibri" w:hAnsi="Calibri" w:cs="Calibri"/>
-          <w:sz w:val="22"/>
-          <w:szCs w:val="22"/>
-        </w:rPr>
-      </w:pPr>
-      <w:r>
-        <w:rPr>
-          <w:rFonts w:ascii="Calibri" w:hAnsi="Calibri" w:cs="Calibri"/>
-          <w:sz w:val="22"/>
-          <w:szCs w:val="22"/>
-        </w:rPr>
-        <w:t>- *Parámetro abril:* Alerta única estática al sobrepasar el 5% de fallos.</w:t>
-      </w:r>
-    </w:p>
-    <w:p>
-      <w:pPr>
-        <w:pStyle w:val="NormalWeb"/>
-        <w:rPr>
-          <w:rFonts w:ascii="Calibri" w:hAnsi="Calibri" w:cs="Calibri"/>
-          <w:sz w:val="22"/>
-          <w:szCs w:val="22"/>
-        </w:rPr>
-      </w:pPr>
-      <w:r>
-        <w:rPr>
-          <w:rFonts w:ascii="Calibri" w:hAnsi="Calibri" w:cs="Calibri"/>
-          <w:sz w:val="22"/>
-          <w:szCs w:val="22"/>
-        </w:rPr>
-        <w:t xml:space="preserve">- *Calibración de mayo:* Se determinó un esquema escalonado. Nivel </w:t>
-      </w:r>
-      <w:r>
-        <w:rPr>
-          <w:rStyle w:val="Fuerte"/>
-          <w:rFonts w:ascii="Calibri" w:hAnsi="Calibri" w:cs="Calibri"/>
-          <w:sz w:val="22"/>
-          <w:szCs w:val="22"/>
-        </w:rPr>
-        <w:t>Preventivo al 3%</w:t>
+        <w:t>Fase 1 (Inmediata):</w:t>
       </w:r>
       <w:r>
         <w:rPr>
@@ -2245,34 +306,13 @@
           <w:sz w:val="22"/>
           <w:szCs w:val="22"/>
         </w:rPr>
-        <w:t xml:space="preserve"> (indica anomalías de conectividad esporádicas o </w:t>
-      </w:r>
-      <w:proofErr w:type="spellStart"/>
-      <w:r>
-        <w:rPr>
-          <w:rFonts w:ascii="Calibri" w:hAnsi="Calibri" w:cs="Calibri"/>
-          <w:sz w:val="22"/>
-          <w:szCs w:val="22"/>
-        </w:rPr>
-        <w:t>CURPs</w:t>
-      </w:r>
-      <w:proofErr w:type="spellEnd"/>
-      <w:r>
-        <w:rPr>
-          <w:rFonts w:ascii="Calibri" w:hAnsi="Calibri" w:cs="Calibri"/>
-          <w:sz w:val="22"/>
-          <w:szCs w:val="22"/>
-        </w:rPr>
-        <w:t xml:space="preserve"> defectuosas de origen) y Nivel </w:t>
+        <w:t xml:space="preserve"> Eliminación del archivo, reemplazo por </w:t>
       </w:r>
       <w:r>
         <w:rPr>
-          <w:rStyle w:val="Fuerte"/>
-          <w:rFonts w:ascii="Calibri" w:hAnsi="Calibri" w:cs="Calibri"/>
-          <w:sz w:val="22"/>
-          <w:szCs w:val="22"/>
+          <w:rStyle w:val="CdigoHTML"/>
         </w:rPr>
-        <w:t>Crítico al 8%</w:t>
+        <w:t>examples/*.csv</w:t>
       </w:r>
       <w:r>
         <w:rPr>
@@ -2280,349 +320,13 @@
           <w:sz w:val="22"/>
           <w:szCs w:val="22"/>
         </w:rPr>
-        <w:t xml:space="preserve"> (conduce a la interrupción automática o *</w:t>
-      </w:r>
-      <w:proofErr w:type="spellStart"/>
-      <w:r>
-        <w:rPr>
-          <w:rFonts w:ascii="Calibri" w:hAnsi="Calibri" w:cs="Calibri"/>
-          <w:sz w:val="22"/>
-          <w:szCs w:val="22"/>
-        </w:rPr>
-        <w:t>Circuit</w:t>
-      </w:r>
-      <w:proofErr w:type="spellEnd"/>
-      <w:r>
-        <w:rPr>
-          <w:rFonts w:ascii="Calibri" w:hAnsi="Calibri" w:cs="Calibri"/>
-          <w:sz w:val="22"/>
-          <w:szCs w:val="22"/>
-        </w:rPr>
-        <w:t xml:space="preserve"> Breaker* del lote por posible bloqueo de dirección IP).</w:t>
-      </w:r>
-    </w:p>
-    <w:p>
-      <w:pPr>
-        <w:pStyle w:val="NormalWeb"/>
-        <w:rPr>
-          <w:rFonts w:ascii="Calibri" w:hAnsi="Calibri" w:cs="Calibri"/>
-          <w:sz w:val="22"/>
-          <w:szCs w:val="22"/>
-        </w:rPr>
-      </w:pPr>
-      <w:r>
-        <w:rPr>
-          <w:rFonts w:ascii="Calibri" w:hAnsi="Calibri" w:cs="Calibri"/>
-          <w:sz w:val="22"/>
-          <w:szCs w:val="22"/>
-        </w:rPr>
-        <w:t xml:space="preserve">2. </w:t>
-      </w:r>
-      <w:r>
-        <w:rPr>
-          <w:rStyle w:val="Fuerte"/>
-          <w:rFonts w:ascii="Calibri" w:hAnsi="Calibri" w:cs="Calibri"/>
-          <w:sz w:val="22"/>
-          <w:szCs w:val="22"/>
-        </w:rPr>
-        <w:t>Umbral de Alerta de Lotes Abiertos ("Stuck/Orphan Lotes"):</w:t>
-      </w:r>
-    </w:p>
-    <w:p>
-      <w:pPr>
-        <w:pStyle w:val="NormalWeb"/>
-        <w:rPr>
-          <w:rFonts w:ascii="Calibri" w:hAnsi="Calibri" w:cs="Calibri"/>
-          <w:sz w:val="22"/>
-          <w:szCs w:val="22"/>
-        </w:rPr>
-      </w:pPr>
-      <w:r>
-        <w:rPr>
-          <w:rFonts w:ascii="Calibri" w:hAnsi="Calibri" w:cs="Calibri"/>
-          <w:sz w:val="22"/>
-          <w:szCs w:val="22"/>
-        </w:rPr>
-        <w:t>- *Parámetro abril:* Alerta al alcanzar las 3 horas de lote estancado.</w:t>
-      </w:r>
-    </w:p>
-    <w:p>
-      <w:pPr>
-        <w:pStyle w:val="NormalWeb"/>
-        <w:rPr>
-          <w:rFonts w:ascii="Calibri" w:hAnsi="Calibri" w:cs="Calibri"/>
-          <w:sz w:val="22"/>
-          <w:szCs w:val="22"/>
-        </w:rPr>
-      </w:pPr>
-      <w:r>
-        <w:rPr>
-          <w:rFonts w:ascii="Calibri" w:hAnsi="Calibri" w:cs="Calibri"/>
-          <w:sz w:val="22"/>
-          <w:szCs w:val="22"/>
-        </w:rPr>
-        <w:t xml:space="preserve">- *Calibración de mayo:* Ajustado drásticamente a un máximo de </w:t>
-      </w:r>
-      <w:r>
-        <w:rPr>
-          <w:rStyle w:val="Fuerte"/>
-          <w:rFonts w:ascii="Calibri" w:hAnsi="Calibri" w:cs="Calibri"/>
-          <w:sz w:val="22"/>
-          <w:szCs w:val="22"/>
-        </w:rPr>
-        <w:t>45 minutos</w:t>
-      </w:r>
-      <w:r>
-        <w:rPr>
-          <w:rFonts w:ascii="Calibri" w:hAnsi="Calibri" w:cs="Calibri"/>
-          <w:sz w:val="22"/>
-          <w:szCs w:val="22"/>
-        </w:rPr>
-        <w:t xml:space="preserve">, dado que el </w:t>
-      </w:r>
-      <w:proofErr w:type="spellStart"/>
-      <w:r>
-        <w:rPr>
-          <w:rFonts w:ascii="Calibri" w:hAnsi="Calibri" w:cs="Calibri"/>
-          <w:sz w:val="22"/>
-          <w:szCs w:val="22"/>
-        </w:rPr>
-        <w:t>profiling</w:t>
-      </w:r>
-      <w:proofErr w:type="spellEnd"/>
-      <w:r>
-        <w:rPr>
-          <w:rFonts w:ascii="Calibri" w:hAnsi="Calibri" w:cs="Calibri"/>
-          <w:sz w:val="22"/>
-          <w:szCs w:val="22"/>
-        </w:rPr>
-        <w:t xml:space="preserve"> demostró que un lote regular de 5,000 registros no consume más de 18 minutos operando bajo parámetros estándar.</w:t>
-      </w:r>
-    </w:p>
-    <w:p>
-      <w:pPr>
-        <w:rPr>
-          <w:rFonts w:ascii="Calibri" w:eastAsia="Times New Roman" w:hAnsi="Calibri" w:cs="Calibri"/>
-        </w:rPr>
-      </w:pPr>
-      <w:r>
-        <w:rPr>
-          <w:rFonts w:ascii="Calibri" w:eastAsia="Times New Roman" w:hAnsi="Calibri" w:cs="Calibri"/>
-        </w:rPr>
-        <w:pict w14:anchorId="76E09C25">
-          <v:rect id="_x0000_i1031" style="width:0;height:1.5pt" o:hralign="center" o:hrstd="t" o:hr="t" fillcolor="#a0a0a0" stroked="f"/>
-        </w:pict>
-      </w:r>
-    </w:p>
-    <w:p>
-      <w:pPr>
-        <w:pStyle w:val="Ttulo3"/>
-        <w:rPr>
-          <w:rFonts w:ascii="Calibri" w:eastAsia="Times New Roman" w:hAnsi="Calibri" w:cs="Calibri"/>
-        </w:rPr>
-      </w:pPr>
-      <w:r>
-        <w:rPr>
-          <w:rFonts w:ascii="Calibri" w:eastAsia="Times New Roman" w:hAnsi="Calibri" w:cs="Calibri"/>
-        </w:rPr>
-        <w:lastRenderedPageBreak/>
-        <w:t>5.5 Procedimientos de atención aplicados</w:t>
-      </w:r>
-    </w:p>
-    <w:p>
-      <w:pPr>
-        <w:pStyle w:val="NormalWeb"/>
-        <w:rPr>
-          <w:rFonts w:ascii="Calibri" w:hAnsi="Calibri" w:cs="Calibri"/>
-          <w:sz w:val="22"/>
-          <w:szCs w:val="22"/>
-        </w:rPr>
-      </w:pPr>
-      <w:r>
-        <w:rPr>
-          <w:rFonts w:ascii="Calibri" w:hAnsi="Calibri" w:cs="Calibri"/>
-          <w:sz w:val="22"/>
-          <w:szCs w:val="22"/>
-        </w:rPr>
-        <w:t>Ante alarmas preventivas de red, se ejecutaron las guías operativas secuenciales de forma estricta:</w:t>
-      </w:r>
-    </w:p>
-    <w:p>
-      <w:pPr>
-        <w:pStyle w:val="NormalWeb"/>
-        <w:rPr>
-          <w:rFonts w:ascii="Calibri" w:hAnsi="Calibri" w:cs="Calibri"/>
-          <w:sz w:val="22"/>
-          <w:szCs w:val="22"/>
-        </w:rPr>
-      </w:pPr>
-      <w:r>
-        <w:rPr>
-          <w:rFonts w:ascii="Calibri" w:hAnsi="Calibri" w:cs="Calibri"/>
-          <w:sz w:val="22"/>
-          <w:szCs w:val="22"/>
-        </w:rPr>
-        <w:t xml:space="preserve">1. </w:t>
-      </w:r>
-      <w:r>
-        <w:rPr>
-          <w:rStyle w:val="Fuerte"/>
-          <w:rFonts w:ascii="Calibri" w:hAnsi="Calibri" w:cs="Calibri"/>
-          <w:sz w:val="22"/>
-          <w:szCs w:val="22"/>
-        </w:rPr>
-        <w:t>Identificación:</w:t>
-      </w:r>
-      <w:r>
-        <w:rPr>
-          <w:rFonts w:ascii="Calibri" w:hAnsi="Calibri" w:cs="Calibri"/>
-          <w:sz w:val="22"/>
-          <w:szCs w:val="22"/>
-        </w:rPr>
-        <w:t xml:space="preserve"> Monitoreo y aislamiento del log estructurado de depuración.</w:t>
-      </w:r>
-    </w:p>
-    <w:p>
-      <w:pPr>
-        <w:pStyle w:val="NormalWeb"/>
-        <w:rPr>
-          <w:rFonts w:ascii="Calibri" w:hAnsi="Calibri" w:cs="Calibri"/>
-          <w:sz w:val="22"/>
-          <w:szCs w:val="22"/>
-        </w:rPr>
-      </w:pPr>
-      <w:r>
-        <w:rPr>
-          <w:rFonts w:ascii="Calibri" w:hAnsi="Calibri" w:cs="Calibri"/>
-          <w:sz w:val="22"/>
-          <w:szCs w:val="22"/>
-        </w:rPr>
-        <w:t xml:space="preserve">2. </w:t>
-      </w:r>
-      <w:r>
-        <w:rPr>
-          <w:rStyle w:val="Fuerte"/>
-          <w:rFonts w:ascii="Calibri" w:hAnsi="Calibri" w:cs="Calibri"/>
-          <w:sz w:val="22"/>
-          <w:szCs w:val="22"/>
-        </w:rPr>
-        <w:t>Mitigación de Red:</w:t>
-      </w:r>
-      <w:r>
-        <w:rPr>
-          <w:rFonts w:ascii="Calibri" w:hAnsi="Calibri" w:cs="Calibri"/>
-          <w:sz w:val="22"/>
-          <w:szCs w:val="22"/>
-        </w:rPr>
-        <w:t xml:space="preserve"> Utilización del script </w:t>
+        <w:t xml:space="preserve"> sintéticos, actualización estricta del </w:t>
       </w:r>
       <w:r>
         <w:rPr>
           <w:rStyle w:val="CdigoHTML"/>
         </w:rPr>
-        <w:t>run_resume.py</w:t>
-      </w:r>
-      <w:r>
-        <w:rPr>
-          <w:rFonts w:ascii="Calibri" w:hAnsi="Calibri" w:cs="Calibri"/>
-          <w:sz w:val="22"/>
-          <w:szCs w:val="22"/>
-        </w:rPr>
-        <w:t xml:space="preserve"> para pausar y reanudar de forma instantánea el lote tras solventar bloqueos </w:t>
-      </w:r>
-      <w:proofErr w:type="spellStart"/>
-      <w:r>
-        <w:rPr>
-          <w:rFonts w:ascii="Calibri" w:hAnsi="Calibri" w:cs="Calibri"/>
-          <w:sz w:val="22"/>
-          <w:szCs w:val="22"/>
-        </w:rPr>
-        <w:t>IPs</w:t>
-      </w:r>
-      <w:proofErr w:type="spellEnd"/>
-      <w:r>
-        <w:rPr>
-          <w:rFonts w:ascii="Calibri" w:hAnsi="Calibri" w:cs="Calibri"/>
-          <w:sz w:val="22"/>
-          <w:szCs w:val="22"/>
-        </w:rPr>
-        <w:t xml:space="preserve"> locales.</w:t>
-      </w:r>
-    </w:p>
-    <w:p>
-      <w:pPr>
-        <w:pStyle w:val="NormalWeb"/>
-        <w:rPr>
-          <w:rFonts w:ascii="Calibri" w:hAnsi="Calibri" w:cs="Calibri"/>
-          <w:sz w:val="22"/>
-          <w:szCs w:val="22"/>
-        </w:rPr>
-      </w:pPr>
-      <w:r>
-        <w:rPr>
-          <w:rFonts w:ascii="Calibri" w:hAnsi="Calibri" w:cs="Calibri"/>
-          <w:sz w:val="22"/>
-          <w:szCs w:val="22"/>
-        </w:rPr>
-        <w:t xml:space="preserve">3. </w:t>
-      </w:r>
-      <w:r>
-        <w:rPr>
-          <w:rStyle w:val="Fuerte"/>
-          <w:rFonts w:ascii="Calibri" w:hAnsi="Calibri" w:cs="Calibri"/>
-          <w:sz w:val="22"/>
-          <w:szCs w:val="22"/>
-        </w:rPr>
-        <w:t>Reprocesamiento:</w:t>
-      </w:r>
-      <w:r>
-        <w:rPr>
-          <w:rFonts w:ascii="Calibri" w:hAnsi="Calibri" w:cs="Calibri"/>
-          <w:sz w:val="22"/>
-          <w:szCs w:val="22"/>
-        </w:rPr>
-        <w:t xml:space="preserve"> Invocación de </w:t>
-      </w:r>
-      <w:r>
-        <w:rPr>
-          <w:rStyle w:val="CdigoHTML"/>
-        </w:rPr>
-        <w:t>run_reproceso.py</w:t>
-      </w:r>
-      <w:r>
-        <w:rPr>
-          <w:rFonts w:ascii="Calibri" w:hAnsi="Calibri" w:cs="Calibri"/>
-          <w:sz w:val="22"/>
-          <w:szCs w:val="22"/>
-        </w:rPr>
-        <w:t xml:space="preserve"> para </w:t>
-      </w:r>
-      <w:proofErr w:type="spellStart"/>
-      <w:r>
-        <w:rPr>
-          <w:rFonts w:ascii="Calibri" w:hAnsi="Calibri" w:cs="Calibri"/>
-          <w:sz w:val="22"/>
-          <w:szCs w:val="22"/>
-        </w:rPr>
-        <w:t>re-intentar</w:t>
-      </w:r>
-      <w:proofErr w:type="spellEnd"/>
-      <w:r>
-        <w:rPr>
-          <w:rFonts w:ascii="Calibri" w:hAnsi="Calibri" w:cs="Calibri"/>
-          <w:sz w:val="22"/>
-          <w:szCs w:val="22"/>
-        </w:rPr>
-        <w:t xml:space="preserve"> folios fallidos, recuperando de forma segura 410 registros adicionales y elevando la tasa de éxito final ajustada a un </w:t>
-      </w:r>
-      <w:r>
-        <w:rPr>
-          <w:rStyle w:val="Fuerte"/>
-          <w:rFonts w:ascii="Calibri" w:hAnsi="Calibri" w:cs="Calibri"/>
-          <w:sz w:val="22"/>
-          <w:szCs w:val="22"/>
-        </w:rPr>
-        <w:t>98.82%</w:t>
+        <w:t>.gitignore</w:t>
       </w:r>
       <w:r>
         <w:rPr>
@@ -2635,17 +339,185 @@
     </w:p>
     <w:p>
       <w:pPr>
+        <w:pStyle w:val="NormalWeb"/>
+        <w:rPr>
+          <w:rFonts w:ascii="Calibri" w:hAnsi="Calibri" w:cs="Calibri"/>
+          <w:sz w:val="22"/>
+          <w:szCs w:val="22"/>
+        </w:rPr>
+      </w:pPr>
+      <w:r>
+        <w:rPr>
+          <w:rFonts w:ascii="Calibri" w:hAnsi="Calibri" w:cs="Calibri"/>
+          <w:sz w:val="22"/>
+          <w:szCs w:val="22"/>
+        </w:rPr>
+        <w:t xml:space="preserve">- </w:t>
+      </w:r>
+      <w:r>
+        <w:rPr>
+          <w:rStyle w:val="Fuerte"/>
+          <w:rFonts w:ascii="Calibri" w:hAnsi="Calibri" w:cs="Calibri"/>
+          <w:sz w:val="22"/>
+          <w:szCs w:val="22"/>
+        </w:rPr>
+        <w:t>Fase 2 (Profunda):</w:t>
+      </w:r>
+      <w:r>
+        <w:rPr>
+          <w:rFonts w:ascii="Calibri" w:hAnsi="Calibri" w:cs="Calibri"/>
+          <w:sz w:val="22"/>
+          <w:szCs w:val="22"/>
+        </w:rPr>
+        <w:t xml:space="preserve"> Reescritura absoluta del historial de Git en las ramas </w:t>
+      </w:r>
+      <w:r>
+        <w:rPr>
+          <w:rStyle w:val="CdigoHTML"/>
+        </w:rPr>
+        <w:t>feature</w:t>
+      </w:r>
+      <w:r>
+        <w:rPr>
+          <w:rFonts w:ascii="Calibri" w:hAnsi="Calibri" w:cs="Calibri"/>
+          <w:sz w:val="22"/>
+          <w:szCs w:val="22"/>
+        </w:rPr>
+        <w:t xml:space="preserve"> y </w:t>
+      </w:r>
+      <w:r>
+        <w:rPr>
+          <w:rStyle w:val="CdigoHTML"/>
+        </w:rPr>
+        <w:t>master</w:t>
+      </w:r>
+      <w:r>
+        <w:rPr>
+          <w:rFonts w:ascii="Calibri" w:hAnsi="Calibri" w:cs="Calibri"/>
+          <w:sz w:val="22"/>
+          <w:szCs w:val="22"/>
+        </w:rPr>
+        <w:t xml:space="preserve"> empleando </w:t>
+      </w:r>
+      <w:r>
+        <w:rPr>
+          <w:rStyle w:val="CdigoHTML"/>
+        </w:rPr>
+        <w:t>git filter-repo</w:t>
+      </w:r>
+      <w:r>
+        <w:rPr>
+          <w:rFonts w:ascii="Calibri" w:hAnsi="Calibri" w:cs="Calibri"/>
+          <w:sz w:val="22"/>
+          <w:szCs w:val="22"/>
+        </w:rPr>
+        <w:t>/</w:t>
+      </w:r>
+      <w:r>
+        <w:rPr>
+          <w:rStyle w:val="CdigoHTML"/>
+        </w:rPr>
+        <w:t>BFG Repo-Cleaner</w:t>
+      </w:r>
+      <w:r>
+        <w:rPr>
+          <w:rFonts w:ascii="Calibri" w:hAnsi="Calibri" w:cs="Calibri"/>
+          <w:sz w:val="22"/>
+          <w:szCs w:val="22"/>
+        </w:rPr>
+        <w:t>, revocando cualquier clon viejo del repositorio.</w:t>
+      </w:r>
+    </w:p>
+    <w:p>
+      <w:pPr>
+        <w:numPr>
+          <w:ilvl w:val="0"/>
+          <w:numId w:val="14"/>
+        </w:numPr>
+        <w:spacing w:before="100" w:beforeAutospacing="1" w:after="100" w:afterAutospacing="1" w:line="240" w:lineRule="auto"/>
         <w:rPr>
           <w:rFonts w:ascii="Calibri" w:eastAsia="Times New Roman" w:hAnsi="Calibri" w:cs="Calibri"/>
         </w:rPr>
       </w:pPr>
+      <w:r>
+        <w:rPr>
+          <w:rStyle w:val="Fuerte"/>
+          <w:rFonts w:ascii="Calibri" w:eastAsia="Times New Roman" w:hAnsi="Calibri" w:cs="Calibri"/>
+        </w:rPr>
+        <w:t>Medidas Preventivas Post-Mortem:</w:t>
+      </w:r>
       <w:r>
         <w:rPr>
           <w:rFonts w:ascii="Calibri" w:eastAsia="Times New Roman" w:hAnsi="Calibri" w:cs="Calibri"/>
         </w:rPr>
-        <w:pict w14:anchorId="21D31F85">
-          <v:rect id="_x0000_i1032" style="width:0;height:1.5pt" o:hralign="center" o:hrstd="t" o:hr="t" fillcolor="#a0a0a0" stroked="f"/>
-        </w:pict>
+        <w:t xml:space="preserve"> Diseño de un scrip</w:t>
+      </w:r>
+      <w:r>
+        <w:rPr>
+          <w:rFonts w:ascii="Calibri" w:eastAsia="Times New Roman" w:hAnsi="Calibri" w:cs="Calibri"/>
+        </w:rPr>
+        <w:lastRenderedPageBreak/>
+        <w:t xml:space="preserve">t </w:t>
+      </w:r>
+      <w:r>
+        <w:rPr>
+          <w:rStyle w:val="CdigoHTML"/>
+        </w:rPr>
+        <w:t>pre-commit</w:t>
+      </w:r>
+      <w:r>
+        <w:rPr>
+          <w:rFonts w:ascii="Calibri" w:eastAsia="Times New Roman" w:hAnsi="Calibri" w:cs="Calibri"/>
+        </w:rPr>
+        <w:t xml:space="preserve"> hook local en Python (</w:t>
+      </w:r>
+      <w:r>
+        <w:rPr>
+          <w:rStyle w:val="CdigoHTML"/>
+        </w:rPr>
+        <w:t>.git/hooks/pre-commit</w:t>
+      </w:r>
+      <w:r>
+        <w:rPr>
+          <w:rFonts w:ascii="Calibri" w:eastAsia="Times New Roman" w:hAnsi="Calibri" w:cs="Calibri"/>
+        </w:rPr>
+        <w:t xml:space="preserve">) que escanea preventivamente extensiones </w:t>
+      </w:r>
+      <w:r>
+        <w:rPr>
+          <w:rStyle w:val="CdigoHTML"/>
+        </w:rPr>
+        <w:t>*.csv</w:t>
+      </w:r>
+      <w:r>
+        <w:rPr>
+          <w:rFonts w:ascii="Calibri" w:eastAsia="Times New Roman" w:hAnsi="Calibri" w:cs="Calibri"/>
+        </w:rPr>
+        <w:t xml:space="preserve"> y detiene commits que incluyan la palabra </w:t>
+      </w:r>
+      <w:r>
+        <w:rPr>
+          <w:rStyle w:val="CdigoHTML"/>
+        </w:rPr>
+        <w:t>MENORES</w:t>
+      </w:r>
+      <w:r>
+        <w:rPr>
+          <w:rFonts w:ascii="Calibri" w:eastAsia="Times New Roman" w:hAnsi="Calibri" w:cs="Calibri"/>
+        </w:rPr>
+        <w:t xml:space="preserve"> o </w:t>
+      </w:r>
+      <w:r>
+        <w:rPr>
+          <w:rStyle w:val="CdigoHTML"/>
+        </w:rPr>
+        <w:t>CURP</w:t>
+      </w:r>
+      <w:r>
+        <w:rPr>
+          <w:rFonts w:ascii="Calibri" w:eastAsia="Times New Roman" w:hAnsi="Calibri" w:cs="Calibri"/>
+        </w:rPr>
+        <w:t>, acoplando la seguridad desde el control de versiones.</w:t>
       </w:r>
     </w:p>
     <w:p>
@@ -2659,7 +531,201 @@
         <w:rPr>
           <w:rFonts w:ascii="Calibri" w:eastAsia="Times New Roman" w:hAnsi="Calibri" w:cs="Calibri"/>
         </w:rPr>
-        <w:t>6. Riesgos y Dependencias para Mayo</w:t>
+        <w:t>3. Incidentes de Interfaz de Usuario (SEP_MUSEMS_PU - Issue #45)</w:t>
+      </w:r>
+    </w:p>
+    <w:p>
+      <w:pPr>
+        <w:pStyle w:val="NormalWeb"/>
+        <w:rPr>
+          <w:rFonts w:ascii="Calibri" w:hAnsi="Calibri" w:cs="Calibri"/>
+          <w:sz w:val="22"/>
+          <w:szCs w:val="22"/>
+        </w:rPr>
+      </w:pPr>
+      <w:r>
+        <w:rPr>
+          <w:rFonts w:ascii="Calibri" w:hAnsi="Calibri" w:cs="Calibri"/>
+          <w:sz w:val="22"/>
+          <w:szCs w:val="22"/>
+        </w:rPr>
+        <w:t>A la par, se instrumentó un esquema de monitorización sobre el Frontend del proyecto secundario para diagnosticar problemas de permisos y *Information Leakage*.</w:t>
+      </w:r>
+    </w:p>
+    <w:p>
+      <w:pPr>
+        <w:pStyle w:val="Ttulo3"/>
+        <w:rPr>
+          <w:rFonts w:ascii="Calibri" w:eastAsia="Times New Roman" w:hAnsi="Calibri" w:cs="Calibri"/>
+        </w:rPr>
+      </w:pPr>
+      <w:r>
+        <w:rPr>
+          <w:rFonts w:ascii="Calibri" w:eastAsia="Times New Roman" w:hAnsi="Calibri" w:cs="Calibri"/>
+        </w:rPr>
+        <w:t>3.1 Análisis de Causa Raíz (RCA) - Fugas de Metadatos</w:t>
+      </w:r>
+    </w:p>
+    <w:p>
+      <w:pPr>
+        <w:numPr>
+          <w:ilvl w:val="0"/>
+          <w:numId w:val="15"/>
+        </w:numPr>
+        <w:spacing w:before="100" w:beforeAutospacing="1" w:after="100" w:afterAutospacing="1" w:line="240" w:lineRule="auto"/>
+        <w:rPr>
+          <w:rFonts w:ascii="Calibri" w:eastAsia="Times New Roman" w:hAnsi="Calibri" w:cs="Calibri"/>
+        </w:rPr>
+      </w:pPr>
+      <w:r>
+        <w:rPr>
+          <w:rStyle w:val="Fuerte"/>
+          <w:rFonts w:ascii="Calibri" w:eastAsia="Times New Roman" w:hAnsi="Calibri" w:cs="Calibri"/>
+        </w:rPr>
+        <w:t>Síntoma Identificado:</w:t>
+      </w:r>
+      <w:r>
+        <w:rPr>
+          <w:rFonts w:ascii="Calibri" w:eastAsia="Times New Roman" w:hAnsi="Calibri" w:cs="Calibri"/>
+        </w:rPr>
+        <w:t xml:space="preserve"> Los logs de red y reportes de usuario indicaban que usuarios con permisos restringidos podían ver y presionar pestañas críticas (Incidencias Técnicas, Deserción Bajas), arrojando errores recurrentes 403 HTTP.</w:t>
+      </w:r>
+    </w:p>
+    <w:p>
+      <w:pPr>
+        <w:numPr>
+          <w:ilvl w:val="0"/>
+          <w:numId w:val="15"/>
+        </w:numPr>
+        <w:spacing w:before="100" w:beforeAutospacing="1" w:after="100" w:afterAutospacing="1" w:line="240" w:lineRule="auto"/>
+        <w:rPr>
+          <w:rFonts w:ascii="Calibri" w:eastAsia="Times New Roman" w:hAnsi="Calibri" w:cs="Calibri"/>
+        </w:rPr>
+      </w:pPr>
+      <w:r>
+        <w:rPr>
+          <w:rStyle w:val="Fuerte"/>
+          <w:rFonts w:ascii="Calibri" w:eastAsia="Times New Roman" w:hAnsi="Calibri" w:cs="Calibri"/>
+        </w:rPr>
+        <w:t>Diagnóstico (Issue #45):</w:t>
+      </w:r>
+      <w:r>
+        <w:rPr>
+          <w:rFonts w:ascii="Calibri" w:eastAsia="Times New Roman" w:hAnsi="Calibri" w:cs="Calibri"/>
+        </w:rPr>
+        <w:t xml:space="preserve"> El código en </w:t>
+      </w:r>
+      <w:r>
+        <w:rPr>
+          <w:rStyle w:val="CdigoHTML"/>
+        </w:rPr>
+        <w:t>App.tsx</w:t>
+      </w:r>
+      <w:r>
+        <w:rPr>
+          <w:rFonts w:ascii="Calibri" w:eastAsia="Times New Roman" w:hAnsi="Calibri" w:cs="Calibri"/>
+        </w:rPr>
+        <w:t xml:space="preserve"> poseía un acoplamiento incompleto de guardias de UI (</w:t>
+      </w:r>
+      <w:r>
+        <w:rPr>
+          <w:rStyle w:val="CdigoHTML"/>
+        </w:rPr>
+        <w:t>hasPermission(...)</w:t>
+      </w:r>
+      <w:r>
+        <w:rPr>
+          <w:rFonts w:ascii="Calibri" w:eastAsia="Times New Roman" w:hAnsi="Calibri" w:cs="Calibri"/>
+        </w:rPr>
+        <w:t>). Se trataba de una falta de abstracción donde el menú imperativo permitía montajes de componentes por defecto.</w:t>
+      </w:r>
+    </w:p>
+    <w:p>
+      <w:pPr>
+        <w:numPr>
+          <w:ilvl w:val="0"/>
+          <w:numId w:val="15"/>
+        </w:numPr>
+        <w:spacing w:before="100" w:beforeAutospacing="1" w:after="100" w:afterAutospacing="1" w:line="240" w:lineRule="auto"/>
+        <w:rPr>
+          <w:rFonts w:ascii="Calibri" w:eastAsia="Times New Roman" w:hAnsi="Calibri" w:cs="Calibri"/>
+        </w:rPr>
+      </w:pPr>
+      <w:r>
+        <w:rPr>
+          <w:rStyle w:val="Fuerte"/>
+          <w:rFonts w:ascii="Calibri" w:eastAsia="Times New Roman" w:hAnsi="Calibri" w:cs="Calibri"/>
+        </w:rPr>
+        <w:t>Remediación Estructural:</w:t>
+      </w:r>
+      <w:r>
+        <w:rPr>
+          <w:rFonts w:ascii="Calibri" w:eastAsia="Times New Roman" w:hAnsi="Calibri" w:cs="Calibri"/>
+        </w:rPr>
+        <w:t xml:space="preserve"> Se refactorizó el menú hacia un arreglo de objetos (Data-driven menu) e implement</w:t>
+      </w:r>
+      <w:r>
+        <w:rPr>
+          <w:rFonts w:ascii="Calibri" w:eastAsia="Times New Roman" w:hAnsi="Calibri" w:cs="Calibri"/>
+        </w:rPr>
+        <w:lastRenderedPageBreak/>
+        <w:t xml:space="preserve">ó el componente </w:t>
+      </w:r>
+      <w:r>
+        <w:rPr>
+          <w:rStyle w:val="CdigoHTML"/>
+        </w:rPr>
+        <w:t>&lt;ProtectedRoute&gt;</w:t>
+      </w:r>
+      <w:r>
+        <w:rPr>
+          <w:rFonts w:ascii="Calibri" w:eastAsia="Times New Roman" w:hAnsi="Calibri" w:cs="Calibri"/>
+        </w:rPr>
+        <w:t xml:space="preserve"> para interceptar renders a nivel de React y validar contra la matriz de la tabla </w:t>
+      </w:r>
+      <w:r>
+        <w:rPr>
+          <w:rStyle w:val="CdigoHTML"/>
+        </w:rPr>
+        <w:t>CTMU064</w:t>
+      </w:r>
+      <w:r>
+        <w:rPr>
+          <w:rFonts w:ascii="Calibri" w:eastAsia="Times New Roman" w:hAnsi="Calibri" w:cs="Calibri"/>
+        </w:rPr>
+        <w:t xml:space="preserve"> de Oracle.</w:t>
+      </w:r>
+    </w:p>
+    <w:p>
+      <w:pPr>
+        <w:pStyle w:val="Ttulo2"/>
+        <w:rPr>
+          <w:rFonts w:ascii="Calibri" w:eastAsia="Times New Roman" w:hAnsi="Calibri" w:cs="Calibri"/>
+        </w:rPr>
+      </w:pPr>
+      <w:r>
+        <w:rPr>
+          <w:rFonts w:ascii="Calibri" w:eastAsia="Times New Roman" w:hAnsi="Calibri" w:cs="Calibri"/>
+        </w:rPr>
+        <w:t>4. Trazas y Umbrales Técnicos del Orquestador</w:t>
+      </w:r>
+    </w:p>
+    <w:p>
+      <w:pPr>
+        <w:pStyle w:val="NormalWeb"/>
+        <w:rPr>
+          <w:rFonts w:ascii="Calibri" w:hAnsi="Calibri" w:cs="Calibri"/>
+          <w:sz w:val="22"/>
+          <w:szCs w:val="22"/>
+        </w:rPr>
+      </w:pPr>
+      <w:r>
+        <w:rPr>
+          <w:rFonts w:ascii="Calibri" w:hAnsi="Calibri" w:cs="Calibri"/>
+          <w:sz w:val="22"/>
+          <w:szCs w:val="22"/>
+        </w:rPr>
+        <w:t>La instrumentación en el sistema de descargas del IMSS reportó latencias persistidas que permitieron reajustar los umbrales estáticos:</w:t>
       </w:r>
     </w:p>
     <w:p>
@@ -2678,27 +744,13 @@
           <w:rStyle w:val="Fuerte"/>
           <w:rFonts w:ascii="Calibri" w:eastAsia="Times New Roman" w:hAnsi="Calibri" w:cs="Calibri"/>
         </w:rPr>
-        <w:t>Saturación silente de Logs:</w:t>
+        <w:t>Circuit Breaker Activo:</w:t>
       </w:r>
       <w:r>
         <w:rPr>
           <w:rFonts w:ascii="Calibri" w:eastAsia="Times New Roman" w:hAnsi="Calibri" w:cs="Calibri"/>
         </w:rPr>
-        <w:t xml:space="preserve"> El volumen de logs producidos por bitácora de eventos puede acaparar la capacidad del disco físico en DEV de forma inesperada si no se unifica una política de rotación diaria (*Log </w:t>
-      </w:r>
-      <w:proofErr w:type="spellStart"/>
-      <w:r>
-        <w:rPr>
-          <w:rFonts w:ascii="Calibri" w:eastAsia="Times New Roman" w:hAnsi="Calibri" w:cs="Calibri"/>
-        </w:rPr>
-        <w:t>Rotation</w:t>
-      </w:r>
-      <w:proofErr w:type="spellEnd"/>
-      <w:r>
-        <w:rPr>
-          <w:rFonts w:ascii="Calibri" w:eastAsia="Times New Roman" w:hAnsi="Calibri" w:cs="Calibri"/>
-        </w:rPr>
-        <w:t>*).</w:t>
+        <w:t xml:space="preserve"> Se validó empíricamente que el límite de Rate Limit de la API IMSS se rebasa al usar 20 hilos. Esto quedó marcado como una *Warning* proactiva y no como falla total de lote.</w:t>
       </w:r>
     </w:p>
     <w:p>
@@ -2717,13 +769,13 @@
           <w:rStyle w:val="Fuerte"/>
           <w:rFonts w:ascii="Calibri" w:eastAsia="Times New Roman" w:hAnsi="Calibri" w:cs="Calibri"/>
         </w:rPr>
-        <w:t>Estabilidad de red institucional:</w:t>
+        <w:t>Umbrales Modificados:</w:t>
       </w:r>
       <w:r>
         <w:rPr>
           <w:rFonts w:ascii="Calibri" w:eastAsia="Times New Roman" w:hAnsi="Calibri" w:cs="Calibri"/>
         </w:rPr>
-        <w:t xml:space="preserve"> Riesgo latente de bloqueos masivos permanentes a las peticiones remotas si las consultas concurren de forma descoordinada al IMSS.</w:t>
+        <w:t xml:space="preserve"> El sistema ahora despacha alertas a los canales secundarios de soporte si el lote excede el 8% de *failures* (Nivel Crítico) o el 3% (Nivel Preventivo), disminuyendo la "fatiga de alertas" sobre los responsables operativos.</w:t>
       </w:r>
     </w:p>
     <w:p>
@@ -2737,7 +789,7 @@
         <w:rPr>
           <w:rFonts w:ascii="Calibri" w:eastAsia="Times New Roman" w:hAnsi="Calibri" w:cs="Calibri"/>
         </w:rPr>
-        <w:t>7. Próximos Pasos rumbo a Junio</w:t>
+        <w:t>5. Próximos Pasos</w:t>
       </w:r>
     </w:p>
     <w:p>
@@ -2755,21 +807,7 @@
         <w:rPr>
           <w:rFonts w:ascii="Calibri" w:eastAsia="Times New Roman" w:hAnsi="Calibri" w:cs="Calibri"/>
         </w:rPr>
-        <w:t>Configurar rotación de logs de forma automática (</w:t>
-      </w:r>
-      <w:proofErr w:type="spellStart"/>
-      <w:r>
-        <w:rPr>
-          <w:rStyle w:val="CdigoHTML"/>
-        </w:rPr>
-        <w:t>logging.handlers.TimedRotatingFileHandler</w:t>
-      </w:r>
-      <w:proofErr w:type="spellEnd"/>
-      <w:r>
-        <w:rPr>
-          <w:rFonts w:ascii="Calibri" w:eastAsia="Times New Roman" w:hAnsi="Calibri" w:cs="Calibri"/>
-        </w:rPr>
-        <w:t>).</w:t>
+        <w:t>Consolidar las herramientas de monitoreo (como el hook pre-commit) en todos los flujos de trabajo de repositorios corporativos.</w:t>
       </w:r>
     </w:p>
     <w:p>
@@ -2787,105 +825,7 @@
         <w:rPr>
           <w:rFonts w:ascii="Calibri" w:eastAsia="Times New Roman" w:hAnsi="Calibri" w:cs="Calibri"/>
         </w:rPr>
-        <w:t>Conectar las alertas automatizadas con notificaciones proactivas vía servicios de mensajería (Slack/</w:t>
-      </w:r>
-      <w:proofErr w:type="spellStart"/>
-      <w:r>
-        <w:rPr>
-          <w:rFonts w:ascii="Calibri" w:eastAsia="Times New Roman" w:hAnsi="Calibri" w:cs="Calibri"/>
-        </w:rPr>
-        <w:t>Teams</w:t>
-      </w:r>
-      <w:proofErr w:type="spellEnd"/>
-      <w:r>
-        <w:rPr>
-          <w:rFonts w:ascii="Calibri" w:eastAsia="Times New Roman" w:hAnsi="Calibri" w:cs="Calibri"/>
-        </w:rPr>
-        <w:t xml:space="preserve"> o SMTP).</w:t>
-      </w:r>
-    </w:p>
-    <w:p>
-      <w:pPr>
-        <w:numPr>
-          <w:ilvl w:val="0"/>
-          <w:numId w:val="17"/>
-        </w:numPr>
-        <w:spacing w:before="100" w:beforeAutospacing="1" w:after="100" w:afterAutospacing="1" w:line="240" w:lineRule="auto"/>
-        <w:rPr>
-          <w:rFonts w:ascii="Calibri" w:eastAsia="Times New Roman" w:hAnsi="Calibri" w:cs="Calibri"/>
-        </w:rPr>
-      </w:pPr>
-      <w:r>
-        <w:rPr>
-          <w:rFonts w:ascii="Calibri" w:eastAsia="Times New Roman" w:hAnsi="Calibri" w:cs="Calibri"/>
-        </w:rPr>
-        <w:t xml:space="preserve">Completar la sección final del panel de indicadores con diagramas dinámicos de </w:t>
-      </w:r>
-      <w:proofErr w:type="spellStart"/>
-      <w:r>
-        <w:rPr>
-          <w:rFonts w:ascii="Calibri" w:eastAsia="Times New Roman" w:hAnsi="Calibri" w:cs="Calibri"/>
-        </w:rPr>
-        <w:t>observabilidad</w:t>
-      </w:r>
-      <w:proofErr w:type="spellEnd"/>
-      <w:r>
-        <w:rPr>
-          <w:rFonts w:ascii="Calibri" w:eastAsia="Times New Roman" w:hAnsi="Calibri" w:cs="Calibri"/>
-        </w:rPr>
-        <w:t xml:space="preserve"> para el corte trimestral del 30 de junio.</w:t>
-      </w:r>
-    </w:p>
-    <w:p>
-      <w:pPr>
-        <w:rPr>
-          <w:rFonts w:ascii="Calibri" w:eastAsia="Times New Roman" w:hAnsi="Calibri" w:cs="Calibri"/>
-        </w:rPr>
-      </w:pPr>
-      <w:r>
-        <w:rPr>
-          <w:rFonts w:ascii="Calibri" w:eastAsia="Times New Roman" w:hAnsi="Calibri" w:cs="Calibri"/>
-        </w:rPr>
-        <w:pict w14:anchorId="3B6CF055">
-          <v:rect id="_x0000_i1033" style="width:0;height:1.5pt" o:hralign="center" o:hrstd="t" o:hr="t" fillcolor="#a0a0a0" stroked="f"/>
-        </w:pict>
-      </w:r>
-    </w:p>
-    <w:p>
-      <w:pPr>
-        <w:pStyle w:val="NormalWeb"/>
-        <w:rPr>
-          <w:rFonts w:ascii="Calibri" w:hAnsi="Calibri" w:cs="Calibri"/>
-          <w:sz w:val="22"/>
-          <w:szCs w:val="22"/>
-        </w:rPr>
-      </w:pPr>
-      <w:r>
-        <w:rPr>
-          <w:rStyle w:val="Fuerte"/>
-          <w:rFonts w:ascii="Calibri" w:hAnsi="Calibri" w:cs="Calibri"/>
-          <w:sz w:val="22"/>
-          <w:szCs w:val="22"/>
-        </w:rPr>
-        <w:t>Comentarios adicionales:</w:t>
-      </w:r>
-    </w:p>
-    <w:p>
-      <w:pPr>
-        <w:pStyle w:val="NormalWeb"/>
-        <w:rPr>
-          <w:rFonts w:ascii="Calibri" w:hAnsi="Calibri" w:cs="Calibri"/>
-          <w:sz w:val="22"/>
-          <w:szCs w:val="22"/>
-        </w:rPr>
-      </w:pPr>
-      <w:r>
-        <w:rPr>
-          <w:rFonts w:ascii="Calibri" w:hAnsi="Calibri" w:cs="Calibri"/>
-          <w:sz w:val="22"/>
-          <w:szCs w:val="22"/>
-        </w:rPr>
-        <w:t>Este manual métrico operativo consolida la evidencia de mayo y valida el esquema de monitoreo en producción bajo estrés volumétrico.</w:t>
+        <w:t>Auditar regularmente los reportes del componente protegido de UI para evitar regresiones de visibilidad de módulos en Oracle.</w:t>
       </w:r>
     </w:p>
     <w:p>
@@ -2934,7 +874,6 @@
           <w:sz w:val="26"/>
           <w:szCs w:val="26"/>
         </w:rPr>
-        <w:lastRenderedPageBreak/>
         <w:t>8. Sección de firmas</w:t>
       </w:r>
     </w:p>
@@ -3973,6 +1912,155 @@
     </w:lvl>
   </w:abstractNum>
   <w:abstractNum w:abstractNumId="7" w15:restartNumberingAfterBreak="0">
+    <w:nsid w:val="024B36A0"/>
+    <w:multiLevelType w:val="multilevel"/>
+    <w:tmpl w:val="B46AC76E"/>
+    <w:lvl w:ilvl="0">
+      <w:start w:val="1"/>
+      <w:numFmt w:val="bullet"/>
+      <w:lvlText w:val=""/>
+      <w:lvlJc w:val="left"/>
+      <w:pPr>
+        <w:tabs>
+          <w:tab w:val="num" w:pos="720"/>
+        </w:tabs>
+        <w:ind w:left="720" w:hanging="360"/>
+      </w:pPr>
+      <w:rPr>
+        <w:rFonts w:ascii="Symbol" w:hAnsi="Symbol" w:hint="default"/>
+        <w:sz w:val="20"/>
+      </w:rPr>
+    </w:lvl>
+    <w:lvl w:ilvl="1" w:tentative="1">
+      <w:start w:val="1"/>
+      <w:numFmt w:val="bullet"/>
+      <w:lvlText w:val="o"/>
+      <w:lvlJc w:val="left"/>
+      <w:pPr>
+        <w:tabs>
+          <w:tab w:val="num" w:pos="1440"/>
+        </w:tabs>
+        <w:ind w:left="1440" w:hanging="360"/>
+      </w:pPr>
+      <w:rPr>
+        <w:rFonts w:ascii="Courier New" w:hAnsi="Courier New" w:hint="default"/>
+        <w:sz w:val="20"/>
+      </w:rPr>
+    </w:lvl>
+    <w:lvl w:ilvl="2" w:tentative="1">
+      <w:start w:val="1"/>
+      <w:numFmt w:val="bullet"/>
+      <w:lvlText w:val=""/>
+      <w:lvlJc w:val="left"/>
+      <w:pPr>
+        <w:tabs>
+          <w:tab w:val="num" w:pos="2160"/>
+        </w:tabs>
+        <w:ind w:left="2160" w:hanging="360"/>
+      </w:pPr>
+      <w:rPr>
+        <w:rFonts w:ascii="Wingdings" w:hAnsi="Wingdings" w:hint="default"/>
+        <w:sz w:val="20"/>
+      </w:rPr>
+    </w:lvl>
+    <w:lvl w:ilvl="3" w:tentative="1">
+      <w:start w:val="1"/>
+      <w:numFmt w:val="bullet"/>
+      <w:lvlText w:val=""/>
+      <w:lvlJc w:val="left"/>
+      <w:pPr>
+        <w:tabs>
+          <w:tab w:val="num" w:pos="2880"/>
+        </w:tabs>
+        <w:ind w:left="2880" w:hanging="360"/>
+      </w:pPr>
+      <w:rPr>
+        <w:rFonts w:ascii="Wingdings" w:hAnsi="Wingdings" w:hint="default"/>
+        <w:sz w:val="20"/>
+      </w:rPr>
+    </w:lvl>
+    <w:lvl w:ilvl="4" w:tentative="1">
+      <w:start w:val="1"/>
+      <w:numFmt w:val="bullet"/>
+      <w:lvlText w:val=""/>
+      <w:lvlJc w:val="left"/>
+      <w:pPr>
+        <w:tabs>
+          <w:tab w:val="num" w:pos="3600"/>
+        </w:tabs>
+        <w:ind w:left="3600" w:hanging="360"/>
+      </w:pPr>
+      <w:rPr>
+        <w:rFonts w:ascii="Wingdings" w:hAnsi="Wingdings" w:hint="default"/>
+        <w:sz w:val="20"/>
+      </w:rPr>
+    </w:lvl>
+    <w:lvl w:ilvl="5" w:tentative="1">
+      <w:start w:val="1"/>
+      <w:numFmt w:val="bullet"/>
+      <w:lvlText w:val=""/>
+      <w:lvlJc w:val="left"/>
+      <w:pPr>
+        <w:tabs>
+          <w:tab w:val="num" w:pos="4320"/>
+        </w:tabs>
+        <w:ind w:left="4320" w:hanging="360"/>
+      </w:pPr>
+      <w:rPr>
+        <w:rFonts w:ascii="Wingdings" w:hAnsi="Wingdings" w:hint="default"/>
+        <w:sz w:val="20"/>
+      </w:rPr>
+    </w:lvl>
+    <w:lvl w:ilvl="6" w:tentative="1">
+      <w:start w:val="1"/>
+      <w:numFmt w:val="bullet"/>
+      <w:lvlText w:val=""/>
+      <w:lvlJc w:val="left"/>
+      <w:pPr>
+        <w:tabs>
+          <w:tab w:val="num" w:pos="5040"/>
+        </w:tabs>
+        <w:ind w:left="5040" w:hanging="360"/>
+      </w:pPr>
+      <w:rPr>
+        <w:rFonts w:ascii="Wingdings" w:hAnsi="Wingdings" w:hint="default"/>
+        <w:sz w:val="20"/>
+      </w:rPr>
+    </w:lvl>
+    <w:lvl w:ilvl="7" w:tentative="1">
+      <w:start w:val="1"/>
+      <w:numFmt w:val="bullet"/>
+      <w:lvlText w:val=""/>
+      <w:lvlJc w:val="left"/>
+      <w:pPr>
+        <w:tabs>
+          <w:tab w:val="num" w:pos="5760"/>
+        </w:tabs>
+        <w:ind w:left="5760" w:hanging="360"/>
+      </w:pPr>
+      <w:rPr>
+        <w:rFonts w:ascii="Wingdings" w:hAnsi="Wingdings" w:hint="default"/>
+        <w:sz w:val="20"/>
+      </w:rPr>
+    </w:lvl>
+    <w:lvl w:ilvl="8" w:tentative="1">
+      <w:start w:val="1"/>
+      <w:numFmt w:val="bullet"/>
+      <w:lvlText w:val=""/>
+      <w:lvlJc w:val="left"/>
+      <w:pPr>
+        <w:tabs>
+          <w:tab w:val="num" w:pos="6480"/>
+        </w:tabs>
+        <w:ind w:left="6480" w:hanging="360"/>
+      </w:pPr>
+      <w:rPr>
+        <w:rFonts w:ascii="Wingdings" w:hAnsi="Wingdings" w:hint="default"/>
+        <w:sz w:val="20"/>
+      </w:rPr>
+    </w:lvl>
+  </w:abstractNum>
+  <w:abstractNum w:abstractNumId="8" w15:restartNumberingAfterBreak="0">
     <w:nsid w:val="02CA2BA5"/>
     <w:multiLevelType w:val="multilevel"/>
     <w:tmpl w:val="0DEC750A"/>
@@ -4085,7 +2173,156 @@
       </w:pPr>
     </w:lvl>
   </w:abstractNum>
-  <w:abstractNum w:abstractNumId="8" w15:restartNumberingAfterBreak="0">
+  <w:abstractNum w:abstractNumId="9" w15:restartNumberingAfterBreak="0">
+    <w:nsid w:val="06052C02"/>
+    <w:multiLevelType w:val="multilevel"/>
+    <w:tmpl w:val="F1FC01BC"/>
+    <w:lvl w:ilvl="0">
+      <w:start w:val="1"/>
+      <w:numFmt w:val="bullet"/>
+      <w:lvlText w:val=""/>
+      <w:lvlJc w:val="left"/>
+      <w:pPr>
+        <w:tabs>
+          <w:tab w:val="num" w:pos="720"/>
+        </w:tabs>
+        <w:ind w:left="720" w:hanging="360"/>
+      </w:pPr>
+      <w:rPr>
+        <w:rFonts w:ascii="Symbol" w:hAnsi="Symbol" w:hint="default"/>
+        <w:sz w:val="20"/>
+      </w:rPr>
+    </w:lvl>
+    <w:lvl w:ilvl="1" w:tentative="1">
+      <w:start w:val="1"/>
+      <w:numFmt w:val="bullet"/>
+      <w:lvlText w:val="o"/>
+      <w:lvlJc w:val="left"/>
+      <w:pPr>
+        <w:tabs>
+          <w:tab w:val="num" w:pos="1440"/>
+        </w:tabs>
+        <w:ind w:left="1440" w:hanging="360"/>
+      </w:pPr>
+      <w:rPr>
+        <w:rFonts w:ascii="Courier New" w:hAnsi="Courier New" w:hint="default"/>
+        <w:sz w:val="20"/>
+      </w:rPr>
+    </w:lvl>
+    <w:lvl w:ilvl="2" w:tentative="1">
+      <w:start w:val="1"/>
+      <w:numFmt w:val="bullet"/>
+      <w:lvlText w:val=""/>
+      <w:lvlJc w:val="left"/>
+      <w:pPr>
+        <w:tabs>
+          <w:tab w:val="num" w:pos="2160"/>
+        </w:tabs>
+        <w:ind w:left="2160" w:hanging="360"/>
+      </w:pPr>
+      <w:rPr>
+        <w:rFonts w:ascii="Wingdings" w:hAnsi="Wingdings" w:hint="default"/>
+        <w:sz w:val="20"/>
+      </w:rPr>
+    </w:lvl>
+    <w:lvl w:ilvl="3" w:tentative="1">
+      <w:start w:val="1"/>
+      <w:numFmt w:val="bullet"/>
+      <w:lvlText w:val=""/>
+      <w:lvlJc w:val="left"/>
+      <w:pPr>
+        <w:tabs>
+          <w:tab w:val="num" w:pos="2880"/>
+        </w:tabs>
+        <w:ind w:left="2880" w:hanging="360"/>
+      </w:pPr>
+      <w:rPr>
+        <w:rFonts w:ascii="Wingdings" w:hAnsi="Wingdings" w:hint="default"/>
+        <w:sz w:val="20"/>
+      </w:rPr>
+    </w:lvl>
+    <w:lvl w:ilvl="4" w:tentative="1">
+      <w:start w:val="1"/>
+      <w:numFmt w:val="bullet"/>
+      <w:lvlText w:val=""/>
+      <w:lvlJc w:val="left"/>
+      <w:pPr>
+        <w:tabs>
+          <w:tab w:val="num" w:pos="3600"/>
+        </w:tabs>
+        <w:ind w:left="3600" w:hanging="360"/>
+      </w:pPr>
+      <w:rPr>
+        <w:rFonts w:ascii="Wingdings" w:hAnsi="Wingdings" w:hint="default"/>
+        <w:sz w:val="20"/>
+      </w:rPr>
+    </w:lvl>
+    <w:lvl w:ilvl="5" w:tentative="1">
+      <w:start w:val="1"/>
+      <w:numFmt w:val="bullet"/>
+      <w:lvlText w:val=""/>
+      <w:lvlJc w:val="left"/>
+      <w:pPr>
+        <w:tabs>
+          <w:tab w:val="num" w:pos="4320"/>
+        </w:tabs>
+        <w:ind w:left="4320" w:hanging="360"/>
+      </w:pPr>
+      <w:rPr>
+        <w:rFonts w:ascii="Wingdings" w:hAnsi="Wingdings" w:hint="default"/>
+        <w:sz w:val="20"/>
+      </w:rPr>
+    </w:lvl>
+    <w:lvl w:ilvl="6" w:tentative="1">
+      <w:start w:val="1"/>
+      <w:numFmt w:val="bullet"/>
+      <w:lvlText w:val=""/>
+      <w:lvlJc w:val="left"/>
+      <w:pPr>
+        <w:tabs>
+          <w:tab w:val="num" w:pos="5040"/>
+        </w:tabs>
+        <w:ind w:left="5040" w:hanging="360"/>
+      </w:pPr>
+      <w:rPr>
+        <w:rFonts w:ascii="Wingdings" w:hAnsi="Wingdings" w:hint="default"/>
+        <w:sz w:val="20"/>
+      </w:rPr>
+    </w:lvl>
+    <w:lvl w:ilvl="7" w:tentative="1">
+      <w:start w:val="1"/>
+      <w:numFmt w:val="bullet"/>
+      <w:lvlText w:val=""/>
+      <w:lvlJc w:val="left"/>
+      <w:pPr>
+        <w:tabs>
+          <w:tab w:val="num" w:pos="5760"/>
+        </w:tabs>
+        <w:ind w:left="5760" w:hanging="360"/>
+      </w:pPr>
+      <w:rPr>
+        <w:rFonts w:ascii="Wingdings" w:hAnsi="Wingdings" w:hint="default"/>
+        <w:sz w:val="20"/>
+      </w:rPr>
+    </w:lvl>
+    <w:lvl w:ilvl="8" w:tentative="1">
+      <w:start w:val="1"/>
+      <w:numFmt w:val="bullet"/>
+      <w:lvlText w:val=""/>
+      <w:lvlJc w:val="left"/>
+      <w:pPr>
+        <w:tabs>
+          <w:tab w:val="num" w:pos="6480"/>
+        </w:tabs>
+        <w:ind w:left="6480" w:hanging="360"/>
+      </w:pPr>
+      <w:rPr>
+        <w:rFonts w:ascii="Wingdings" w:hAnsi="Wingdings" w:hint="default"/>
+        <w:sz w:val="20"/>
+      </w:rPr>
+    </w:lvl>
+  </w:abstractNum>
+  <w:abstractNum w:abstractNumId="10" w15:restartNumberingAfterBreak="0">
     <w:nsid w:val="14A24D95"/>
     <w:multiLevelType w:val="hybridMultilevel"/>
     <w:tmpl w:val="0EDC7788"/>
@@ -4198,308 +2435,10 @@
       </w:rPr>
     </w:lvl>
   </w:abstractNum>
-  <w:abstractNum w:abstractNumId="9" w15:restartNumberingAfterBreak="0">
-    <w:nsid w:val="15F05531"/>
+  <w:abstractNum w:abstractNumId="11" w15:restartNumberingAfterBreak="0">
+    <w:nsid w:val="23192EA9"/>
     <w:multiLevelType w:val="multilevel"/>
-    <w:tmpl w:val="128A8020"/>
-    <w:lvl w:ilvl="0">
-      <w:start w:val="1"/>
-      <w:numFmt w:val="bullet"/>
-      <w:lvlText w:val=""/>
-      <w:lvlJc w:val="left"/>
-      <w:pPr>
-        <w:tabs>
-          <w:tab w:val="num" w:pos="720"/>
-        </w:tabs>
-        <w:ind w:left="720" w:hanging="360"/>
-      </w:pPr>
-      <w:rPr>
-        <w:rFonts w:ascii="Symbol" w:hAnsi="Symbol" w:hint="default"/>
-        <w:sz w:val="20"/>
-      </w:rPr>
-    </w:lvl>
-    <w:lvl w:ilvl="1" w:tentative="1">
-      <w:start w:val="1"/>
-      <w:numFmt w:val="bullet"/>
-      <w:lvlText w:val="o"/>
-      <w:lvlJc w:val="left"/>
-      <w:pPr>
-        <w:tabs>
-          <w:tab w:val="num" w:pos="1440"/>
-        </w:tabs>
-        <w:ind w:left="1440" w:hanging="360"/>
-      </w:pPr>
-      <w:rPr>
-        <w:rFonts w:ascii="Courier New" w:hAnsi="Courier New" w:hint="default"/>
-        <w:sz w:val="20"/>
-      </w:rPr>
-    </w:lvl>
-    <w:lvl w:ilvl="2" w:tentative="1">
-      <w:start w:val="1"/>
-      <w:numFmt w:val="bullet"/>
-      <w:lvlText w:val=""/>
-      <w:lvlJc w:val="left"/>
-      <w:pPr>
-        <w:tabs>
-          <w:tab w:val="num" w:pos="2160"/>
-        </w:tabs>
-        <w:ind w:left="2160" w:hanging="360"/>
-      </w:pPr>
-      <w:rPr>
-        <w:rFonts w:ascii="Wingdings" w:hAnsi="Wingdings" w:hint="default"/>
-        <w:sz w:val="20"/>
-      </w:rPr>
-    </w:lvl>
-    <w:lvl w:ilvl="3" w:tentative="1">
-      <w:start w:val="1"/>
-      <w:numFmt w:val="bullet"/>
-      <w:lvlText w:val=""/>
-      <w:lvlJc w:val="left"/>
-      <w:pPr>
-        <w:tabs>
-          <w:tab w:val="num" w:pos="2880"/>
-        </w:tabs>
-        <w:ind w:left="2880" w:hanging="360"/>
-      </w:pPr>
-      <w:rPr>
-        <w:rFonts w:ascii="Wingdings" w:hAnsi="Wingdings" w:hint="default"/>
-        <w:sz w:val="20"/>
-      </w:rPr>
-    </w:lvl>
-    <w:lvl w:ilvl="4" w:tentative="1">
-      <w:start w:val="1"/>
-      <w:numFmt w:val="bullet"/>
-      <w:lvlText w:val=""/>
-      <w:lvlJc w:val="left"/>
-      <w:pPr>
-        <w:tabs>
-          <w:tab w:val="num" w:pos="3600"/>
-        </w:tabs>
-        <w:ind w:left="3600" w:hanging="360"/>
-      </w:pPr>
-      <w:rPr>
-        <w:rFonts w:ascii="Wingdings" w:hAnsi="Wingdings" w:hint="default"/>
-        <w:sz w:val="20"/>
-      </w:rPr>
-    </w:lvl>
-    <w:lvl w:ilvl="5" w:tentative="1">
-      <w:start w:val="1"/>
-      <w:numFmt w:val="bullet"/>
-      <w:lvlText w:val=""/>
-      <w:lvlJc w:val="left"/>
-      <w:pPr>
-        <w:tabs>
-          <w:tab w:val="num" w:pos="4320"/>
-        </w:tabs>
-        <w:ind w:left="4320" w:hanging="360"/>
-      </w:pPr>
-      <w:rPr>
-        <w:rFonts w:ascii="Wingdings" w:hAnsi="Wingdings" w:hint="default"/>
-        <w:sz w:val="20"/>
-      </w:rPr>
-    </w:lvl>
-    <w:lvl w:ilvl="6" w:tentative="1">
-      <w:start w:val="1"/>
-      <w:numFmt w:val="bullet"/>
-      <w:lvlText w:val=""/>
-      <w:lvlJc w:val="left"/>
-      <w:pPr>
-        <w:tabs>
-          <w:tab w:val="num" w:pos="5040"/>
-        </w:tabs>
-        <w:ind w:left="5040" w:hanging="360"/>
-      </w:pPr>
-      <w:rPr>
-        <w:rFonts w:ascii="Wingdings" w:hAnsi="Wingdings" w:hint="default"/>
-        <w:sz w:val="20"/>
-      </w:rPr>
-    </w:lvl>
-    <w:lvl w:ilvl="7" w:tentative="1">
-      <w:start w:val="1"/>
-      <w:numFmt w:val="bullet"/>
-      <w:lvlText w:val=""/>
-      <w:lvlJc w:val="left"/>
-      <w:pPr>
-        <w:tabs>
-          <w:tab w:val="num" w:pos="5760"/>
-        </w:tabs>
-        <w:ind w:left="5760" w:hanging="360"/>
-      </w:pPr>
-      <w:rPr>
-        <w:rFonts w:ascii="Wingdings" w:hAnsi="Wingdings" w:hint="default"/>
-        <w:sz w:val="20"/>
-      </w:rPr>
-    </w:lvl>
-    <w:lvl w:ilvl="8" w:tentative="1">
-      <w:start w:val="1"/>
-      <w:numFmt w:val="bullet"/>
-      <w:lvlText w:val=""/>
-      <w:lvlJc w:val="left"/>
-      <w:pPr>
-        <w:tabs>
-          <w:tab w:val="num" w:pos="6480"/>
-        </w:tabs>
-        <w:ind w:left="6480" w:hanging="360"/>
-      </w:pPr>
-      <w:rPr>
-        <w:rFonts w:ascii="Wingdings" w:hAnsi="Wingdings" w:hint="default"/>
-        <w:sz w:val="20"/>
-      </w:rPr>
-    </w:lvl>
-  </w:abstractNum>
-  <w:abstractNum w:abstractNumId="10" w15:restartNumberingAfterBreak="0">
-    <w:nsid w:val="1E8C0E55"/>
-    <w:multiLevelType w:val="multilevel"/>
-    <w:tmpl w:val="0422CEF2"/>
-    <w:lvl w:ilvl="0">
-      <w:start w:val="1"/>
-      <w:numFmt w:val="bullet"/>
-      <w:lvlText w:val=""/>
-      <w:lvlJc w:val="left"/>
-      <w:pPr>
-        <w:tabs>
-          <w:tab w:val="num" w:pos="720"/>
-        </w:tabs>
-        <w:ind w:left="720" w:hanging="360"/>
-      </w:pPr>
-      <w:rPr>
-        <w:rFonts w:ascii="Symbol" w:hAnsi="Symbol" w:hint="default"/>
-        <w:sz w:val="20"/>
-      </w:rPr>
-    </w:lvl>
-    <w:lvl w:ilvl="1" w:tentative="1">
-      <w:start w:val="1"/>
-      <w:numFmt w:val="bullet"/>
-      <w:lvlText w:val="o"/>
-      <w:lvlJc w:val="left"/>
-      <w:pPr>
-        <w:tabs>
-          <w:tab w:val="num" w:pos="1440"/>
-        </w:tabs>
-        <w:ind w:left="1440" w:hanging="360"/>
-      </w:pPr>
-      <w:rPr>
-        <w:rFonts w:ascii="Courier New" w:hAnsi="Courier New" w:hint="default"/>
-        <w:sz w:val="20"/>
-      </w:rPr>
-    </w:lvl>
-    <w:lvl w:ilvl="2" w:tentative="1">
-      <w:start w:val="1"/>
-      <w:numFmt w:val="bullet"/>
-      <w:lvlText w:val=""/>
-      <w:lvlJc w:val="left"/>
-      <w:pPr>
-        <w:tabs>
-          <w:tab w:val="num" w:pos="2160"/>
-        </w:tabs>
-        <w:ind w:left="2160" w:hanging="360"/>
-      </w:pPr>
-      <w:rPr>
-        <w:rFonts w:ascii="Wingdings" w:hAnsi="Wingdings" w:hint="default"/>
-        <w:sz w:val="20"/>
-      </w:rPr>
-    </w:lvl>
-    <w:lvl w:ilvl="3" w:tentative="1">
-      <w:start w:val="1"/>
-      <w:numFmt w:val="bullet"/>
-      <w:lvlText w:val=""/>
-      <w:lvlJc w:val="left"/>
-      <w:pPr>
-        <w:tabs>
-          <w:tab w:val="num" w:pos="2880"/>
-        </w:tabs>
-        <w:ind w:left="2880" w:hanging="360"/>
-      </w:pPr>
-      <w:rPr>
-        <w:rFonts w:ascii="Wingdings" w:hAnsi="Wingdings" w:hint="default"/>
-        <w:sz w:val="20"/>
-      </w:rPr>
-    </w:lvl>
-    <w:lvl w:ilvl="4" w:tentative="1">
-      <w:start w:val="1"/>
-      <w:numFmt w:val="bullet"/>
-      <w:lvlText w:val=""/>
-      <w:lvlJc w:val="left"/>
-      <w:pPr>
-        <w:tabs>
-          <w:tab w:val="num" w:pos="3600"/>
-        </w:tabs>
-        <w:ind w:left="3600" w:hanging="360"/>
-      </w:pPr>
-      <w:rPr>
-        <w:rFonts w:ascii="Wingdings" w:hAnsi="Wingdings" w:hint="default"/>
-        <w:sz w:val="20"/>
-      </w:rPr>
-    </w:lvl>
-    <w:lvl w:ilvl="5" w:tentative="1">
-      <w:start w:val="1"/>
-      <w:numFmt w:val="bullet"/>
-      <w:lvlText w:val=""/>
-      <w:lvlJc w:val="left"/>
-      <w:pPr>
-        <w:tabs>
-          <w:tab w:val="num" w:pos="4320"/>
-        </w:tabs>
-        <w:ind w:left="4320" w:hanging="360"/>
-      </w:pPr>
-      <w:rPr>
-        <w:rFonts w:ascii="Wingdings" w:hAnsi="Wingdings" w:hint="default"/>
-        <w:sz w:val="20"/>
-      </w:rPr>
-    </w:lvl>
-    <w:lvl w:ilvl="6" w:tentative="1">
-      <w:start w:val="1"/>
-      <w:numFmt w:val="bullet"/>
-      <w:lvlText w:val=""/>
-      <w:lvlJc w:val="left"/>
-      <w:pPr>
-        <w:tabs>
-          <w:tab w:val="num" w:pos="5040"/>
-        </w:tabs>
-        <w:ind w:left="5040" w:hanging="360"/>
-      </w:pPr>
-      <w:rPr>
-        <w:rFonts w:ascii="Wingdings" w:hAnsi="Wingdings" w:hint="default"/>
-        <w:sz w:val="20"/>
-      </w:rPr>
-    </w:lvl>
-    <w:lvl w:ilvl="7" w:tentative="1">
-      <w:start w:val="1"/>
-      <w:numFmt w:val="bullet"/>
-      <w:lvlText w:val=""/>
-      <w:lvlJc w:val="left"/>
-      <w:pPr>
-        <w:tabs>
-          <w:tab w:val="num" w:pos="5760"/>
-        </w:tabs>
-        <w:ind w:left="5760" w:hanging="360"/>
-      </w:pPr>
-      <w:rPr>
-        <w:rFonts w:ascii="Wingdings" w:hAnsi="Wingdings" w:hint="default"/>
-        <w:sz w:val="20"/>
-      </w:rPr>
-    </w:lvl>
-    <w:lvl w:ilvl="8" w:tentative="1">
-      <w:start w:val="1"/>
-      <w:numFmt w:val="bullet"/>
-      <w:lvlText w:val=""/>
-      <w:lvlJc w:val="left"/>
-      <w:pPr>
-        <w:tabs>
-          <w:tab w:val="num" w:pos="6480"/>
-        </w:tabs>
-        <w:ind w:left="6480" w:hanging="360"/>
-      </w:pPr>
-      <w:rPr>
-        <w:rFonts w:ascii="Wingdings" w:hAnsi="Wingdings" w:hint="default"/>
-        <w:sz w:val="20"/>
-      </w:rPr>
-    </w:lvl>
-  </w:abstractNum>
-  <w:abstractNum w:abstractNumId="11" w15:restartNumberingAfterBreak="0">
-    <w:nsid w:val="242316BA"/>
-    <w:multiLevelType w:val="multilevel"/>
-    <w:tmpl w:val="1F60FBAA"/>
+    <w:tmpl w:val="841EEABA"/>
     <w:lvl w:ilvl="0">
       <w:start w:val="1"/>
       <w:numFmt w:val="bullet"/>
@@ -4759,304 +2698,6 @@
     </w:lvl>
   </w:abstractNum>
   <w:abstractNum w:abstractNumId="13" w15:restartNumberingAfterBreak="0">
-    <w:nsid w:val="42C94927"/>
-    <w:multiLevelType w:val="multilevel"/>
-    <w:tmpl w:val="5DE6BFD0"/>
-    <w:lvl w:ilvl="0">
-      <w:start w:val="1"/>
-      <w:numFmt w:val="bullet"/>
-      <w:lvlText w:val=""/>
-      <w:lvlJc w:val="left"/>
-      <w:pPr>
-        <w:tabs>
-          <w:tab w:val="num" w:pos="720"/>
-        </w:tabs>
-        <w:ind w:left="720" w:hanging="360"/>
-      </w:pPr>
-      <w:rPr>
-        <w:rFonts w:ascii="Symbol" w:hAnsi="Symbol" w:hint="default"/>
-        <w:sz w:val="20"/>
-      </w:rPr>
-    </w:lvl>
-    <w:lvl w:ilvl="1" w:tentative="1">
-      <w:start w:val="1"/>
-      <w:numFmt w:val="bullet"/>
-      <w:lvlText w:val="o"/>
-      <w:lvlJc w:val="left"/>
-      <w:pPr>
-        <w:tabs>
-          <w:tab w:val="num" w:pos="1440"/>
-        </w:tabs>
-        <w:ind w:left="1440" w:hanging="360"/>
-      </w:pPr>
-      <w:rPr>
-        <w:rFonts w:ascii="Courier New" w:hAnsi="Courier New" w:hint="default"/>
-        <w:sz w:val="20"/>
-      </w:rPr>
-    </w:lvl>
-    <w:lvl w:ilvl="2" w:tentative="1">
-      <w:start w:val="1"/>
-      <w:numFmt w:val="bullet"/>
-      <w:lvlText w:val=""/>
-      <w:lvlJc w:val="left"/>
-      <w:pPr>
-        <w:tabs>
-          <w:tab w:val="num" w:pos="2160"/>
-        </w:tabs>
-        <w:ind w:left="2160" w:hanging="360"/>
-      </w:pPr>
-      <w:rPr>
-        <w:rFonts w:ascii="Wingdings" w:hAnsi="Wingdings" w:hint="default"/>
-        <w:sz w:val="20"/>
-      </w:rPr>
-    </w:lvl>
-    <w:lvl w:ilvl="3" w:tentative="1">
-      <w:start w:val="1"/>
-      <w:numFmt w:val="bullet"/>
-      <w:lvlText w:val=""/>
-      <w:lvlJc w:val="left"/>
-      <w:pPr>
-        <w:tabs>
-          <w:tab w:val="num" w:pos="2880"/>
-        </w:tabs>
-        <w:ind w:left="2880" w:hanging="360"/>
-      </w:pPr>
-      <w:rPr>
-        <w:rFonts w:ascii="Wingdings" w:hAnsi="Wingdings" w:hint="default"/>
-        <w:sz w:val="20"/>
-      </w:rPr>
-    </w:lvl>
-    <w:lvl w:ilvl="4" w:tentative="1">
-      <w:start w:val="1"/>
-      <w:numFmt w:val="bullet"/>
-      <w:lvlText w:val=""/>
-      <w:lvlJc w:val="left"/>
-      <w:pPr>
-        <w:tabs>
-          <w:tab w:val="num" w:pos="3600"/>
-        </w:tabs>
-        <w:ind w:left="3600" w:hanging="360"/>
-      </w:pPr>
-      <w:rPr>
-        <w:rFonts w:ascii="Wingdings" w:hAnsi="Wingdings" w:hint="default"/>
-        <w:sz w:val="20"/>
-      </w:rPr>
-    </w:lvl>
-    <w:lvl w:ilvl="5" w:tentative="1">
-      <w:start w:val="1"/>
-      <w:numFmt w:val="bullet"/>
-      <w:lvlText w:val=""/>
-      <w:lvlJc w:val="left"/>
-      <w:pPr>
-        <w:tabs>
-          <w:tab w:val="num" w:pos="4320"/>
-        </w:tabs>
-        <w:ind w:left="4320" w:hanging="360"/>
-      </w:pPr>
-      <w:rPr>
-        <w:rFonts w:ascii="Wingdings" w:hAnsi="Wingdings" w:hint="default"/>
-        <w:sz w:val="20"/>
-      </w:rPr>
-    </w:lvl>
-    <w:lvl w:ilvl="6" w:tentative="1">
-      <w:start w:val="1"/>
-      <w:numFmt w:val="bullet"/>
-      <w:lvlText w:val=""/>
-      <w:lvlJc w:val="left"/>
-      <w:pPr>
-        <w:tabs>
-          <w:tab w:val="num" w:pos="5040"/>
-        </w:tabs>
-        <w:ind w:left="5040" w:hanging="360"/>
-      </w:pPr>
-      <w:rPr>
-        <w:rFonts w:ascii="Wingdings" w:hAnsi="Wingdings" w:hint="default"/>
-        <w:sz w:val="20"/>
-      </w:rPr>
-    </w:lvl>
-    <w:lvl w:ilvl="7" w:tentative="1">
-      <w:start w:val="1"/>
-      <w:numFmt w:val="bullet"/>
-      <w:lvlText w:val=""/>
-      <w:lvlJc w:val="left"/>
-      <w:pPr>
-        <w:tabs>
-          <w:tab w:val="num" w:pos="5760"/>
-        </w:tabs>
-        <w:ind w:left="5760" w:hanging="360"/>
-      </w:pPr>
-      <w:rPr>
-        <w:rFonts w:ascii="Wingdings" w:hAnsi="Wingdings" w:hint="default"/>
-        <w:sz w:val="20"/>
-      </w:rPr>
-    </w:lvl>
-    <w:lvl w:ilvl="8" w:tentative="1">
-      <w:start w:val="1"/>
-      <w:numFmt w:val="bullet"/>
-      <w:lvlText w:val=""/>
-      <w:lvlJc w:val="left"/>
-      <w:pPr>
-        <w:tabs>
-          <w:tab w:val="num" w:pos="6480"/>
-        </w:tabs>
-        <w:ind w:left="6480" w:hanging="360"/>
-      </w:pPr>
-      <w:rPr>
-        <w:rFonts w:ascii="Wingdings" w:hAnsi="Wingdings" w:hint="default"/>
-        <w:sz w:val="20"/>
-      </w:rPr>
-    </w:lvl>
-  </w:abstractNum>
-  <w:abstractNum w:abstractNumId="14" w15:restartNumberingAfterBreak="0">
-    <w:nsid w:val="50AF1896"/>
-    <w:multiLevelType w:val="multilevel"/>
-    <w:tmpl w:val="35E63FCE"/>
-    <w:lvl w:ilvl="0">
-      <w:start w:val="1"/>
-      <w:numFmt w:val="bullet"/>
-      <w:lvlText w:val=""/>
-      <w:lvlJc w:val="left"/>
-      <w:pPr>
-        <w:tabs>
-          <w:tab w:val="num" w:pos="720"/>
-        </w:tabs>
-        <w:ind w:left="720" w:hanging="360"/>
-      </w:pPr>
-      <w:rPr>
-        <w:rFonts w:ascii="Symbol" w:hAnsi="Symbol" w:hint="default"/>
-        <w:sz w:val="20"/>
-      </w:rPr>
-    </w:lvl>
-    <w:lvl w:ilvl="1" w:tentative="1">
-      <w:start w:val="1"/>
-      <w:numFmt w:val="bullet"/>
-      <w:lvlText w:val="o"/>
-      <w:lvlJc w:val="left"/>
-      <w:pPr>
-        <w:tabs>
-          <w:tab w:val="num" w:pos="1440"/>
-        </w:tabs>
-        <w:ind w:left="1440" w:hanging="360"/>
-      </w:pPr>
-      <w:rPr>
-        <w:rFonts w:ascii="Courier New" w:hAnsi="Courier New" w:hint="default"/>
-        <w:sz w:val="20"/>
-      </w:rPr>
-    </w:lvl>
-    <w:lvl w:ilvl="2" w:tentative="1">
-      <w:start w:val="1"/>
-      <w:numFmt w:val="bullet"/>
-      <w:lvlText w:val=""/>
-      <w:lvlJc w:val="left"/>
-      <w:pPr>
-        <w:tabs>
-          <w:tab w:val="num" w:pos="2160"/>
-        </w:tabs>
-        <w:ind w:left="2160" w:hanging="360"/>
-      </w:pPr>
-      <w:rPr>
-        <w:rFonts w:ascii="Wingdings" w:hAnsi="Wingdings" w:hint="default"/>
-        <w:sz w:val="20"/>
-      </w:rPr>
-    </w:lvl>
-    <w:lvl w:ilvl="3" w:tentative="1">
-      <w:start w:val="1"/>
-      <w:numFmt w:val="bullet"/>
-      <w:lvlText w:val=""/>
-      <w:lvlJc w:val="left"/>
-      <w:pPr>
-        <w:tabs>
-          <w:tab w:val="num" w:pos="2880"/>
-        </w:tabs>
-        <w:ind w:left="2880" w:hanging="360"/>
-      </w:pPr>
-      <w:rPr>
-        <w:rFonts w:ascii="Wingdings" w:hAnsi="Wingdings" w:hint="default"/>
-        <w:sz w:val="20"/>
-      </w:rPr>
-    </w:lvl>
-    <w:lvl w:ilvl="4" w:tentative="1">
-      <w:start w:val="1"/>
-      <w:numFmt w:val="bullet"/>
-      <w:lvlText w:val=""/>
-      <w:lvlJc w:val="left"/>
-      <w:pPr>
-        <w:tabs>
-          <w:tab w:val="num" w:pos="3600"/>
-        </w:tabs>
-        <w:ind w:left="3600" w:hanging="360"/>
-      </w:pPr>
-      <w:rPr>
-        <w:rFonts w:ascii="Wingdings" w:hAnsi="Wingdings" w:hint="default"/>
-        <w:sz w:val="20"/>
-      </w:rPr>
-    </w:lvl>
-    <w:lvl w:ilvl="5" w:tentative="1">
-      <w:start w:val="1"/>
-      <w:numFmt w:val="bullet"/>
-      <w:lvlText w:val=""/>
-      <w:lvlJc w:val="left"/>
-      <w:pPr>
-        <w:tabs>
-          <w:tab w:val="num" w:pos="4320"/>
-        </w:tabs>
-        <w:ind w:left="4320" w:hanging="360"/>
-      </w:pPr>
-      <w:rPr>
-        <w:rFonts w:ascii="Wingdings" w:hAnsi="Wingdings" w:hint="default"/>
-        <w:sz w:val="20"/>
-      </w:rPr>
-    </w:lvl>
-    <w:lvl w:ilvl="6" w:tentative="1">
-      <w:start w:val="1"/>
-      <w:numFmt w:val="bullet"/>
-      <w:lvlText w:val=""/>
-      <w:lvlJc w:val="left"/>
-      <w:pPr>
-        <w:tabs>
-          <w:tab w:val="num" w:pos="5040"/>
-        </w:tabs>
-        <w:ind w:left="5040" w:hanging="360"/>
-      </w:pPr>
-      <w:rPr>
-        <w:rFonts w:ascii="Wingdings" w:hAnsi="Wingdings" w:hint="default"/>
-        <w:sz w:val="20"/>
-      </w:rPr>
-    </w:lvl>
-    <w:lvl w:ilvl="7" w:tentative="1">
-      <w:start w:val="1"/>
-      <w:numFmt w:val="bullet"/>
-      <w:lvlText w:val=""/>
-      <w:lvlJc w:val="left"/>
-      <w:pPr>
-        <w:tabs>
-          <w:tab w:val="num" w:pos="5760"/>
-        </w:tabs>
-        <w:ind w:left="5760" w:hanging="360"/>
-      </w:pPr>
-      <w:rPr>
-        <w:rFonts w:ascii="Wingdings" w:hAnsi="Wingdings" w:hint="default"/>
-        <w:sz w:val="20"/>
-      </w:rPr>
-    </w:lvl>
-    <w:lvl w:ilvl="8" w:tentative="1">
-      <w:start w:val="1"/>
-      <w:numFmt w:val="bullet"/>
-      <w:lvlText w:val=""/>
-      <w:lvlJc w:val="left"/>
-      <w:pPr>
-        <w:tabs>
-          <w:tab w:val="num" w:pos="6480"/>
-        </w:tabs>
-        <w:ind w:left="6480" w:hanging="360"/>
-      </w:pPr>
-      <w:rPr>
-        <w:rFonts w:ascii="Wingdings" w:hAnsi="Wingdings" w:hint="default"/>
-        <w:sz w:val="20"/>
-      </w:rPr>
-    </w:lvl>
-  </w:abstractNum>
-  <w:abstractNum w:abstractNumId="15" w15:restartNumberingAfterBreak="0">
     <w:nsid w:val="52D74056"/>
     <w:multiLevelType w:val="hybridMultilevel"/>
     <w:tmpl w:val="F8E884D6"/>
@@ -5145,7 +2786,7 @@
       </w:pPr>
     </w:lvl>
   </w:abstractNum>
-  <w:abstractNum w:abstractNumId="16" w15:restartNumberingAfterBreak="0">
+  <w:abstractNum w:abstractNumId="14" w15:restartNumberingAfterBreak="0">
     <w:nsid w:val="53C20551"/>
     <w:multiLevelType w:val="hybridMultilevel"/>
     <w:tmpl w:val="9EBC212E"/>
@@ -5232,6 +2873,304 @@
       <w:pPr>
         <w:ind w:left="6480" w:hanging="180"/>
       </w:pPr>
+    </w:lvl>
+  </w:abstractNum>
+  <w:abstractNum w:abstractNumId="15" w15:restartNumberingAfterBreak="0">
+    <w:nsid w:val="5DFF3978"/>
+    <w:multiLevelType w:val="multilevel"/>
+    <w:tmpl w:val="0548D82C"/>
+    <w:lvl w:ilvl="0">
+      <w:start w:val="1"/>
+      <w:numFmt w:val="bullet"/>
+      <w:lvlText w:val=""/>
+      <w:lvlJc w:val="left"/>
+      <w:pPr>
+        <w:tabs>
+          <w:tab w:val="num" w:pos="720"/>
+        </w:tabs>
+        <w:ind w:left="720" w:hanging="360"/>
+      </w:pPr>
+      <w:rPr>
+        <w:rFonts w:ascii="Symbol" w:hAnsi="Symbol" w:hint="default"/>
+        <w:sz w:val="20"/>
+      </w:rPr>
+    </w:lvl>
+    <w:lvl w:ilvl="1" w:tentative="1">
+      <w:start w:val="1"/>
+      <w:numFmt w:val="bullet"/>
+      <w:lvlText w:val="o"/>
+      <w:lvlJc w:val="left"/>
+      <w:pPr>
+        <w:tabs>
+          <w:tab w:val="num" w:pos="1440"/>
+        </w:tabs>
+        <w:ind w:left="1440" w:hanging="360"/>
+      </w:pPr>
+      <w:rPr>
+        <w:rFonts w:ascii="Courier New" w:hAnsi="Courier New" w:hint="default"/>
+        <w:sz w:val="20"/>
+      </w:rPr>
+    </w:lvl>
+    <w:lvl w:ilvl="2" w:tentative="1">
+      <w:start w:val="1"/>
+      <w:numFmt w:val="bullet"/>
+      <w:lvlText w:val=""/>
+      <w:lvlJc w:val="left"/>
+      <w:pPr>
+        <w:tabs>
+          <w:tab w:val="num" w:pos="2160"/>
+        </w:tabs>
+        <w:ind w:left="2160" w:hanging="360"/>
+      </w:pPr>
+      <w:rPr>
+        <w:rFonts w:ascii="Wingdings" w:hAnsi="Wingdings" w:hint="default"/>
+        <w:sz w:val="20"/>
+      </w:rPr>
+    </w:lvl>
+    <w:lvl w:ilvl="3" w:tentative="1">
+      <w:start w:val="1"/>
+      <w:numFmt w:val="bullet"/>
+      <w:lvlText w:val=""/>
+      <w:lvlJc w:val="left"/>
+      <w:pPr>
+        <w:tabs>
+          <w:tab w:val="num" w:pos="2880"/>
+        </w:tabs>
+        <w:ind w:left="2880" w:hanging="360"/>
+      </w:pPr>
+      <w:rPr>
+        <w:rFonts w:ascii="Wingdings" w:hAnsi="Wingdings" w:hint="default"/>
+        <w:sz w:val="20"/>
+      </w:rPr>
+    </w:lvl>
+    <w:lvl w:ilvl="4" w:tentative="1">
+      <w:start w:val="1"/>
+      <w:numFmt w:val="bullet"/>
+      <w:lvlText w:val=""/>
+      <w:lvlJc w:val="left"/>
+      <w:pPr>
+        <w:tabs>
+          <w:tab w:val="num" w:pos="3600"/>
+        </w:tabs>
+        <w:ind w:left="3600" w:hanging="360"/>
+      </w:pPr>
+      <w:rPr>
+        <w:rFonts w:ascii="Wingdings" w:hAnsi="Wingdings" w:hint="default"/>
+        <w:sz w:val="20"/>
+      </w:rPr>
+    </w:lvl>
+    <w:lvl w:ilvl="5" w:tentative="1">
+      <w:start w:val="1"/>
+      <w:numFmt w:val="bullet"/>
+      <w:lvlText w:val=""/>
+      <w:lvlJc w:val="left"/>
+      <w:pPr>
+        <w:tabs>
+          <w:tab w:val="num" w:pos="4320"/>
+        </w:tabs>
+        <w:ind w:left="4320" w:hanging="360"/>
+      </w:pPr>
+      <w:rPr>
+        <w:rFonts w:ascii="Wingdings" w:hAnsi="Wingdings" w:hint="default"/>
+        <w:sz w:val="20"/>
+      </w:rPr>
+    </w:lvl>
+    <w:lvl w:ilvl="6" w:tentative="1">
+      <w:start w:val="1"/>
+      <w:numFmt w:val="bullet"/>
+      <w:lvlText w:val=""/>
+      <w:lvlJc w:val="left"/>
+      <w:pPr>
+        <w:tabs>
+          <w:tab w:val="num" w:pos="5040"/>
+        </w:tabs>
+        <w:ind w:left="5040" w:hanging="360"/>
+      </w:pPr>
+      <w:rPr>
+        <w:rFonts w:ascii="Wingdings" w:hAnsi="Wingdings" w:hint="default"/>
+        <w:sz w:val="20"/>
+      </w:rPr>
+    </w:lvl>
+    <w:lvl w:ilvl="7" w:tentative="1">
+      <w:start w:val="1"/>
+      <w:numFmt w:val="bullet"/>
+      <w:lvlText w:val=""/>
+      <w:lvlJc w:val="left"/>
+      <w:pPr>
+        <w:tabs>
+          <w:tab w:val="num" w:pos="5760"/>
+        </w:tabs>
+        <w:ind w:left="5760" w:hanging="360"/>
+      </w:pPr>
+      <w:rPr>
+        <w:rFonts w:ascii="Wingdings" w:hAnsi="Wingdings" w:hint="default"/>
+        <w:sz w:val="20"/>
+      </w:rPr>
+    </w:lvl>
+    <w:lvl w:ilvl="8" w:tentative="1">
+      <w:start w:val="1"/>
+      <w:numFmt w:val="bullet"/>
+      <w:lvlText w:val=""/>
+      <w:lvlJc w:val="left"/>
+      <w:pPr>
+        <w:tabs>
+          <w:tab w:val="num" w:pos="6480"/>
+        </w:tabs>
+        <w:ind w:left="6480" w:hanging="360"/>
+      </w:pPr>
+      <w:rPr>
+        <w:rFonts w:ascii="Wingdings" w:hAnsi="Wingdings" w:hint="default"/>
+        <w:sz w:val="20"/>
+      </w:rPr>
+    </w:lvl>
+  </w:abstractNum>
+  <w:abstractNum w:abstractNumId="16" w15:restartNumberingAfterBreak="0">
+    <w:nsid w:val="761266E6"/>
+    <w:multiLevelType w:val="multilevel"/>
+    <w:tmpl w:val="EB3E6C0A"/>
+    <w:lvl w:ilvl="0">
+      <w:start w:val="1"/>
+      <w:numFmt w:val="bullet"/>
+      <w:lvlText w:val=""/>
+      <w:lvlJc w:val="left"/>
+      <w:pPr>
+        <w:tabs>
+          <w:tab w:val="num" w:pos="720"/>
+        </w:tabs>
+        <w:ind w:left="720" w:hanging="360"/>
+      </w:pPr>
+      <w:rPr>
+        <w:rFonts w:ascii="Symbol" w:hAnsi="Symbol" w:hint="default"/>
+        <w:sz w:val="20"/>
+      </w:rPr>
+    </w:lvl>
+    <w:lvl w:ilvl="1" w:tentative="1">
+      <w:start w:val="1"/>
+      <w:numFmt w:val="bullet"/>
+      <w:lvlText w:val="o"/>
+      <w:lvlJc w:val="left"/>
+      <w:pPr>
+        <w:tabs>
+          <w:tab w:val="num" w:pos="1440"/>
+        </w:tabs>
+        <w:ind w:left="1440" w:hanging="360"/>
+      </w:pPr>
+      <w:rPr>
+        <w:rFonts w:ascii="Courier New" w:hAnsi="Courier New" w:hint="default"/>
+        <w:sz w:val="20"/>
+      </w:rPr>
+    </w:lvl>
+    <w:lvl w:ilvl="2" w:tentative="1">
+      <w:start w:val="1"/>
+      <w:numFmt w:val="bullet"/>
+      <w:lvlText w:val=""/>
+      <w:lvlJc w:val="left"/>
+      <w:pPr>
+        <w:tabs>
+          <w:tab w:val="num" w:pos="2160"/>
+        </w:tabs>
+        <w:ind w:left="2160" w:hanging="360"/>
+      </w:pPr>
+      <w:rPr>
+        <w:rFonts w:ascii="Wingdings" w:hAnsi="Wingdings" w:hint="default"/>
+        <w:sz w:val="20"/>
+      </w:rPr>
+    </w:lvl>
+    <w:lvl w:ilvl="3" w:tentative="1">
+      <w:start w:val="1"/>
+      <w:numFmt w:val="bullet"/>
+      <w:lvlText w:val=""/>
+      <w:lvlJc w:val="left"/>
+      <w:pPr>
+        <w:tabs>
+          <w:tab w:val="num" w:pos="2880"/>
+        </w:tabs>
+        <w:ind w:left="2880" w:hanging="360"/>
+      </w:pPr>
+      <w:rPr>
+        <w:rFonts w:ascii="Wingdings" w:hAnsi="Wingdings" w:hint="default"/>
+        <w:sz w:val="20"/>
+      </w:rPr>
+    </w:lvl>
+    <w:lvl w:ilvl="4" w:tentative="1">
+      <w:start w:val="1"/>
+      <w:numFmt w:val="bullet"/>
+      <w:lvlText w:val=""/>
+      <w:lvlJc w:val="left"/>
+      <w:pPr>
+        <w:tabs>
+          <w:tab w:val="num" w:pos="3600"/>
+        </w:tabs>
+        <w:ind w:left="3600" w:hanging="360"/>
+      </w:pPr>
+      <w:rPr>
+        <w:rFonts w:ascii="Wingdings" w:hAnsi="Wingdings" w:hint="default"/>
+        <w:sz w:val="20"/>
+      </w:rPr>
+    </w:lvl>
+    <w:lvl w:ilvl="5" w:tentative="1">
+      <w:start w:val="1"/>
+      <w:numFmt w:val="bullet"/>
+      <w:lvlText w:val=""/>
+      <w:lvlJc w:val="left"/>
+      <w:pPr>
+        <w:tabs>
+          <w:tab w:val="num" w:pos="4320"/>
+        </w:tabs>
+        <w:ind w:left="4320" w:hanging="360"/>
+      </w:pPr>
+      <w:rPr>
+        <w:rFonts w:ascii="Wingdings" w:hAnsi="Wingdings" w:hint="default"/>
+        <w:sz w:val="20"/>
+      </w:rPr>
+    </w:lvl>
+    <w:lvl w:ilvl="6" w:tentative="1">
+      <w:start w:val="1"/>
+      <w:numFmt w:val="bullet"/>
+      <w:lvlText w:val=""/>
+      <w:lvlJc w:val="left"/>
+      <w:pPr>
+        <w:tabs>
+          <w:tab w:val="num" w:pos="5040"/>
+        </w:tabs>
+        <w:ind w:left="5040" w:hanging="360"/>
+      </w:pPr>
+      <w:rPr>
+        <w:rFonts w:ascii="Wingdings" w:hAnsi="Wingdings" w:hint="default"/>
+        <w:sz w:val="20"/>
+      </w:rPr>
+    </w:lvl>
+    <w:lvl w:ilvl="7" w:tentative="1">
+      <w:start w:val="1"/>
+      <w:numFmt w:val="bullet"/>
+      <w:lvlText w:val=""/>
+      <w:lvlJc w:val="left"/>
+      <w:pPr>
+        <w:tabs>
+          <w:tab w:val="num" w:pos="5760"/>
+        </w:tabs>
+        <w:ind w:left="5760" w:hanging="360"/>
+      </w:pPr>
+      <w:rPr>
+        <w:rFonts w:ascii="Wingdings" w:hAnsi="Wingdings" w:hint="default"/>
+        <w:sz w:val="20"/>
+      </w:rPr>
+    </w:lvl>
+    <w:lvl w:ilvl="8" w:tentative="1">
+      <w:start w:val="1"/>
+      <w:numFmt w:val="bullet"/>
+      <w:lvlText w:val=""/>
+      <w:lvlJc w:val="left"/>
+      <w:pPr>
+        <w:tabs>
+          <w:tab w:val="num" w:pos="6480"/>
+        </w:tabs>
+        <w:ind w:left="6480" w:hanging="360"/>
+      </w:pPr>
+      <w:rPr>
+        <w:rFonts w:ascii="Wingdings" w:hAnsi="Wingdings" w:hint="default"/>
+        <w:sz w:val="20"/>
+      </w:rPr>
     </w:lvl>
   </w:abstractNum>
   <w:num w:numId="1" w16cid:durableId="761797777">
@@ -5253,36 +3192,36 @@
     <w:abstractNumId w:val="0"/>
   </w:num>
   <w:num w:numId="7" w16cid:durableId="767509364">
-    <w:abstractNumId w:val="15"/>
+    <w:abstractNumId w:val="13"/>
   </w:num>
   <w:num w:numId="8" w16cid:durableId="1187519976">
-    <w:abstractNumId w:val="8"/>
+    <w:abstractNumId w:val="10"/>
   </w:num>
   <w:num w:numId="9" w16cid:durableId="774518276">
-    <w:abstractNumId w:val="7"/>
+    <w:abstractNumId w:val="8"/>
   </w:num>
   <w:num w:numId="10" w16cid:durableId="2009867063">
     <w:abstractNumId w:val="12"/>
   </w:num>
   <w:num w:numId="11" w16cid:durableId="1924602666">
-    <w:abstractNumId w:val="16"/>
+    <w:abstractNumId w:val="14"/>
   </w:num>
   <w:num w:numId="12" w16cid:durableId="2021344936">
     <w:abstractNumId w:val="2"/>
   </w:num>
-  <w:num w:numId="13" w16cid:durableId="603149641">
-    <w:abstractNumId w:val="14"/>
+  <w:num w:numId="13" w16cid:durableId="562914110">
+    <w:abstractNumId w:val="16"/>
   </w:num>
-  <w:num w:numId="14" w16cid:durableId="1765766760">
-    <w:abstractNumId w:val="10"/>
+  <w:num w:numId="14" w16cid:durableId="538050725">
+    <w:abstractNumId w:val="7"/>
   </w:num>
-  <w:num w:numId="15" w16cid:durableId="578029424">
-    <w:abstractNumId w:val="13"/>
+  <w:num w:numId="15" w16cid:durableId="1501197099">
+    <w:abstractNumId w:val="15"/>
   </w:num>
-  <w:num w:numId="16" w16cid:durableId="1554385951">
+  <w:num w:numId="16" w16cid:durableId="1984191307">
     <w:abstractNumId w:val="9"/>
   </w:num>
-  <w:num w:numId="17" w16cid:durableId="782304513">
+  <w:num w:numId="17" w16cid:durableId="1397968366">
     <w:abstractNumId w:val="11"/>
   </w:num>
   <w:numIdMacAtCleanup w:val="10"/>
@@ -16934,72 +14873,13 @@
       <w:ind w:left="440"/>
     </w:pPr>
   </w:style>
-  <w:style w:type="paragraph" w:styleId="HTMLconformatoprevio">
-    <w:name w:val="HTML Preformatted"/>
-    <w:basedOn w:val="Normal"/>
-    <w:link w:val="HTMLconformatoprevioCar"/>
-    <w:uiPriority w:val="99"/>
-    <w:semiHidden/>
-    <w:unhideWhenUsed/>
-    <w:rsid w:val="0071237E"/>
-    <w:pPr>
-      <w:pBdr>
-        <w:top w:val="single" w:sz="6" w:space="8" w:color="DDDDDD"/>
-        <w:left w:val="single" w:sz="6" w:space="8" w:color="DDDDDD"/>
-        <w:bottom w:val="single" w:sz="6" w:space="8" w:color="DDDDDD"/>
-        <w:right w:val="single" w:sz="6" w:space="8" w:color="DDDDDD"/>
-      </w:pBdr>
-      <w:shd w:val="clear" w:color="auto" w:fill="F4F4F4"/>
-      <w:tabs>
-        <w:tab w:val="left" w:pos="916"/>
-        <w:tab w:val="left" w:pos="1832"/>
-        <w:tab w:val="left" w:pos="2748"/>
-        <w:tab w:val="left" w:pos="3664"/>
-        <w:tab w:val="left" w:pos="4580"/>
-        <w:tab w:val="left" w:pos="5496"/>
-        <w:tab w:val="left" w:pos="6412"/>
-        <w:tab w:val="left" w:pos="7328"/>
-        <w:tab w:val="left" w:pos="8244"/>
-        <w:tab w:val="left" w:pos="9160"/>
-        <w:tab w:val="left" w:pos="10076"/>
-        <w:tab w:val="left" w:pos="10992"/>
-        <w:tab w:val="left" w:pos="11908"/>
-        <w:tab w:val="left" w:pos="12824"/>
-        <w:tab w:val="left" w:pos="13740"/>
-        <w:tab w:val="left" w:pos="14656"/>
-      </w:tabs>
-      <w:spacing w:after="0" w:line="240" w:lineRule="auto"/>
-    </w:pPr>
-    <w:rPr>
-      <w:rFonts w:ascii="Consolas" w:hAnsi="Consolas" w:cs="Courier New"/>
-      <w:color w:val="auto"/>
-      <w:sz w:val="20"/>
-      <w:szCs w:val="20"/>
-      <w:lang w:eastAsia="es-MX"/>
-    </w:rPr>
-  </w:style>
-  <w:style w:type="character" w:customStyle="1" w:styleId="HTMLconformatoprevioCar">
-    <w:name w:val="HTML con formato previo Car"/>
-    <w:basedOn w:val="Fuentedeprrafopredeter"/>
-    <w:link w:val="HTMLconformatoprevio"/>
-    <w:uiPriority w:val="99"/>
-    <w:semiHidden/>
-    <w:rsid w:val="0071237E"/>
-    <w:rPr>
-      <w:rFonts w:ascii="Consolas" w:hAnsi="Consolas" w:cs="Courier New"/>
-      <w:sz w:val="20"/>
-      <w:szCs w:val="20"/>
-      <w:shd w:val="clear" w:color="auto" w:fill="F4F4F4"/>
-      <w:lang w:val="es-MX" w:eastAsia="es-MX"/>
-    </w:rPr>
-  </w:style>
   <w:style w:type="paragraph" w:styleId="NormalWeb">
     <w:name w:val="Normal (Web)"/>
     <w:basedOn w:val="Normal"/>
     <w:uiPriority w:val="99"/>
     <w:semiHidden/>
     <w:unhideWhenUsed/>
-    <w:rsid w:val="0071237E"/>
+    <w:rsid w:val="00503690"/>
     <w:pPr>
       <w:spacing w:before="100" w:beforeAutospacing="1" w:after="100" w:afterAutospacing="1" w:line="240" w:lineRule="auto"/>
     </w:pPr>
@@ -17017,7 +14897,7 @@
     <w:uiPriority w:val="99"/>
     <w:semiHidden/>
     <w:unhideWhenUsed/>
-    <w:rsid w:val="0071237E"/>
+    <w:rsid w:val="00503690"/>
     <w:rPr>
       <w:rFonts w:ascii="Courier New" w:eastAsiaTheme="minorEastAsia" w:hAnsi="Courier New" w:cs="Courier New"/>
       <w:sz w:val="20"/>

--- a/04-Abril-Mayo/Entregables/2026-05/03-Reporte_Monitoreo_Alertamiento_2026-05_INSTITUCIONAL.docx
+++ b/04-Abril-Mayo/Entregables/2026-05/03-Reporte_Monitoreo_Alertamiento_2026-05_INSTITUCIONAL.docx
@@ -9,14 +9,11 @@
           <w:rFonts w:ascii="Calibri" w:eastAsia="Times New Roman" w:hAnsi="Calibri" w:cs="Calibri"/>
         </w:rPr>
       </w:pPr>
-      <w:bookmarkStart w:id="0" w:name="_Toc217296775"/>
-      <w:bookmarkStart w:id="1" w:name="_Toc219739752"/>
-      <w:bookmarkStart w:id="2" w:name="_Toc221820033"/>
-      <w:r>
-        <w:rPr>
-          <w:rFonts w:ascii="Calibri" w:eastAsia="Times New Roman" w:hAnsi="Calibri" w:cs="Calibri"/>
-        </w:rPr>
-        <w:t>Reporte de Monitoreo, Alertamiento e Incidencias</w:t>
+      <w:r>
+        <w:rPr>
+          <w:rFonts w:ascii="Calibri" w:eastAsia="Times New Roman" w:hAnsi="Calibri" w:cs="Calibri"/>
+        </w:rPr>
+        <w:t>Reporte Mensual de Monitoreo, Alertamiento e Incidencias</w:t>
       </w:r>
     </w:p>
     <w:p>
@@ -43,7 +40,25 @@
           <w:sz w:val="22"/>
           <w:szCs w:val="22"/>
         </w:rPr>
-        <w:t xml:space="preserve"> Mayo 2026 </w:t>
+        <w:t xml:space="preserve"> </w:t>
+      </w:r>
+      <w:proofErr w:type="gramStart"/>
+      <w:r>
+        <w:rPr>
+          <w:rFonts w:ascii="Calibri" w:hAnsi="Calibri" w:cs="Calibri"/>
+          <w:sz w:val="22"/>
+          <w:szCs w:val="22"/>
+        </w:rPr>
+        <w:t>Mayo</w:t>
+      </w:r>
+      <w:proofErr w:type="gramEnd"/>
+      <w:r>
+        <w:rPr>
+          <w:rFonts w:ascii="Calibri" w:hAnsi="Calibri" w:cs="Calibri"/>
+          <w:sz w:val="22"/>
+          <w:szCs w:val="22"/>
+        </w:rPr>
+        <w:t xml:space="preserve"> 2026 </w:t>
       </w:r>
     </w:p>
     <w:p>
@@ -110,7 +125,7 @@
         <w:rPr>
           <w:rFonts w:ascii="Calibri" w:eastAsia="Times New Roman" w:hAnsi="Calibri" w:cs="Calibri"/>
         </w:rPr>
-        <w:pict w14:anchorId="2E283CFC">
+        <w:pict w14:anchorId="28BA54B5">
           <v:rect id="_x0000_i1025" style="width:0;height:1.5pt" o:hralign="center" o:hrstd="t" o:hr="t" fillcolor="#a0a0a0" stroked="f"/>
         </w:pict>
       </w:r>
@@ -144,53 +159,89 @@
           <w:sz w:val="22"/>
           <w:szCs w:val="22"/>
         </w:rPr>
-        <w:t>Documentar las políticas de alertamiento, trazabilidad de incidencias operativas y resoluciones de seguridad identificadas durante mayo. Este reporte detalla la madurez de los procesos de *Root Cause Analysis* (RCA) instrumentados sobre ambos frentes: la plataforma MUSEMS-PU y el orquestador de descargas de Vida Saludable.</w:t>
-      </w:r>
-    </w:p>
-    <w:p>
-      <w:pPr>
-        <w:pStyle w:val="Ttulo2"/>
-        <w:rPr>
-          <w:rFonts w:ascii="Calibri" w:eastAsia="Times New Roman" w:hAnsi="Calibri" w:cs="Calibri"/>
-        </w:rPr>
-      </w:pPr>
-      <w:r>
-        <w:rPr>
-          <w:rFonts w:ascii="Calibri" w:eastAsia="Times New Roman" w:hAnsi="Calibri" w:cs="Calibri"/>
-        </w:rPr>
-        <w:t>2. Eventos y Mitigaciones de Seguridad (Vida Saludable)</w:t>
-      </w:r>
-    </w:p>
-    <w:p>
-      <w:pPr>
-        <w:pStyle w:val="NormalWeb"/>
+        <w:t xml:space="preserve">Presentar el avance mensual correspondiente a mayo de 2026 sobre el esquema de monitoreo, alertamiento y trazabilidad de incidencias. Este reporte documenta la evolución desde la estrategia teórica de abril hacia la resolución proactiva de incidentes reales (seguridad, interfaz de usuario y orquestación) aplicando procesos de *Root Cause </w:t>
+      </w:r>
+      <w:proofErr w:type="spellStart"/>
+      <w:r>
         <w:rPr>
           <w:rFonts w:ascii="Calibri" w:hAnsi="Calibri" w:cs="Calibri"/>
           <w:sz w:val="22"/>
           <w:szCs w:val="22"/>
         </w:rPr>
-      </w:pPr>
+        <w:t>Analysis</w:t>
+      </w:r>
+      <w:proofErr w:type="spellEnd"/>
       <w:r>
         <w:rPr>
           <w:rFonts w:ascii="Calibri" w:hAnsi="Calibri" w:cs="Calibri"/>
           <w:sz w:val="22"/>
           <w:szCs w:val="22"/>
         </w:rPr>
-        <w:t>El sistema de monitoreo humano y automático derivó en la identificación del incidente de seguridad crítico más relevante del mes, catalogado el 17 de abril/mayo y remediado íntegramente.</w:t>
+        <w:t xml:space="preserve">* (RCA). Cubre los incidentes documentados en el ecosistema institucional </w:t>
+      </w:r>
+      <w:r>
+        <w:rPr>
+          <w:rStyle w:val="CdigoHTML"/>
+        </w:rPr>
+        <w:t>SEP_MUSEMS_PU</w:t>
+      </w:r>
+      <w:r>
+        <w:rPr>
+          <w:rFonts w:ascii="Calibri" w:hAnsi="Calibri" w:cs="Calibri"/>
+          <w:sz w:val="22"/>
+          <w:szCs w:val="22"/>
+        </w:rPr>
+        <w:t xml:space="preserve"> y en la Fase 2 del orquestador *Vida Saludable*.</w:t>
       </w:r>
     </w:p>
     <w:p>
       <w:pPr>
-        <w:pStyle w:val="Ttulo3"/>
-        <w:rPr>
-          <w:rFonts w:ascii="Calibri" w:eastAsia="Times New Roman" w:hAnsi="Calibri" w:cs="Calibri"/>
-        </w:rPr>
-      </w:pPr>
-      <w:r>
-        <w:rPr>
-          <w:rFonts w:ascii="Calibri" w:eastAsia="Times New Roman" w:hAnsi="Calibri" w:cs="Calibri"/>
-        </w:rPr>
-        <w:t>2.1 Identificación de Violación a LGPDPPSO</w:t>
+        <w:pStyle w:val="Ttulo2"/>
+        <w:rPr>
+          <w:rFonts w:ascii="Calibri" w:eastAsia="Times New Roman" w:hAnsi="Calibri" w:cs="Calibri"/>
+        </w:rPr>
+      </w:pPr>
+      <w:r>
+        <w:rPr>
+          <w:rFonts w:ascii="Calibri" w:eastAsia="Times New Roman" w:hAnsi="Calibri" w:cs="Calibri"/>
+        </w:rPr>
+        <w:t>2. Alcance del Avance de Mayo</w:t>
+      </w:r>
+    </w:p>
+    <w:p>
+      <w:pPr>
+        <w:pStyle w:val="NormalWeb"/>
+        <w:rPr>
+          <w:rFonts w:ascii="Calibri" w:hAnsi="Calibri" w:cs="Calibri"/>
+          <w:sz w:val="22"/>
+          <w:szCs w:val="22"/>
+        </w:rPr>
+      </w:pPr>
+      <w:r>
+        <w:rPr>
+          <w:rFonts w:ascii="Calibri" w:hAnsi="Calibri" w:cs="Calibri"/>
+          <w:sz w:val="22"/>
+          <w:szCs w:val="22"/>
+        </w:rPr>
+        <w:t xml:space="preserve">Durante el mes de mayo, la </w:t>
+      </w:r>
+      <w:proofErr w:type="spellStart"/>
+      <w:r>
+        <w:rPr>
+          <w:rFonts w:ascii="Calibri" w:hAnsi="Calibri" w:cs="Calibri"/>
+          <w:sz w:val="22"/>
+          <w:szCs w:val="22"/>
+        </w:rPr>
+        <w:t>observabilidad</w:t>
+      </w:r>
+      <w:proofErr w:type="spellEnd"/>
+      <w:r>
+        <w:rPr>
+          <w:rFonts w:ascii="Calibri" w:hAnsi="Calibri" w:cs="Calibri"/>
+          <w:sz w:val="22"/>
+          <w:szCs w:val="22"/>
+        </w:rPr>
+        <w:t xml:space="preserve"> del sistema trascendió de la simple captura de *logs* (definida en abril) hacia un monitoreo reactivo y preventivo. El alcance de este mes incluyó:</w:t>
       </w:r>
     </w:p>
     <w:p>
@@ -206,28 +257,9 @@
       </w:pPr>
       <w:r>
         <w:rPr>
-          <w:rStyle w:val="Fuerte"/>
-          <w:rFonts w:ascii="Calibri" w:eastAsia="Times New Roman" w:hAnsi="Calibri" w:cs="Calibri"/>
-        </w:rPr>
-        <w:t>Detección:</w:t>
-      </w:r>
-      <w:r>
-        <w:rPr>
-          <w:rFonts w:ascii="Calibri" w:eastAsia="Times New Roman" w:hAnsi="Calibri" w:cs="Calibri"/>
-        </w:rPr>
-        <w:t xml:space="preserve"> El 17 de abril se detectó que un archivo temporal </w:t>
-      </w:r>
-      <w:r>
-        <w:rPr>
-          <w:rStyle w:val="CdigoHTML"/>
-        </w:rPr>
-        <w:t>MENORES_SIN_PADECIMIENTO.csv</w:t>
-      </w:r>
-      <w:r>
-        <w:rPr>
-          <w:rFonts w:ascii="Calibri" w:eastAsia="Times New Roman" w:hAnsi="Calibri" w:cs="Calibri"/>
-        </w:rPr>
-        <w:t xml:space="preserve"> (12.6 MB, con 128,112 registros) fue subido por error al historial de Git, conteniendo datos personales (CURPs y nombres completos).</w:t>
+          <w:rFonts w:ascii="Calibri" w:eastAsia="Times New Roman" w:hAnsi="Calibri" w:cs="Calibri"/>
+        </w:rPr>
+        <w:t>La detección, contención y erradicación de una filtración crítica de datos personales en el repositorio de código.</w:t>
       </w:r>
     </w:p>
     <w:p>
@@ -243,16 +275,51 @@
       </w:pPr>
       <w:r>
         <w:rPr>
-          <w:rStyle w:val="Fuerte"/>
-          <w:rFonts w:ascii="Calibri" w:eastAsia="Times New Roman" w:hAnsi="Calibri" w:cs="Calibri"/>
-        </w:rPr>
-        <w:t>Criticidad:</w:t>
-      </w:r>
-      <w:r>
-        <w:rPr>
-          <w:rFonts w:ascii="Calibri" w:eastAsia="Times New Roman" w:hAnsi="Calibri" w:cs="Calibri"/>
-        </w:rPr>
-        <w:t xml:space="preserve"> Riesgo legal de sanción administrativa por violación a los artículos 6, 11, 13 y 21 de la Ley de Protección de Datos.</w:t>
+          <w:rFonts w:ascii="Calibri" w:eastAsia="Times New Roman" w:hAnsi="Calibri" w:cs="Calibri"/>
+        </w:rPr>
+        <w:t>El diagnóstico y resolución de problemas de *</w:t>
+      </w:r>
+      <w:proofErr w:type="spellStart"/>
+      <w:r>
+        <w:rPr>
+          <w:rFonts w:ascii="Calibri" w:eastAsia="Times New Roman" w:hAnsi="Calibri" w:cs="Calibri"/>
+        </w:rPr>
+        <w:t>Information</w:t>
+      </w:r>
+      <w:proofErr w:type="spellEnd"/>
+      <w:r>
+        <w:rPr>
+          <w:rFonts w:ascii="Calibri" w:eastAsia="Times New Roman" w:hAnsi="Calibri" w:cs="Calibri"/>
+        </w:rPr>
+        <w:t xml:space="preserve"> </w:t>
+      </w:r>
+      <w:proofErr w:type="spellStart"/>
+      <w:r>
+        <w:rPr>
+          <w:rFonts w:ascii="Calibri" w:eastAsia="Times New Roman" w:hAnsi="Calibri" w:cs="Calibri"/>
+        </w:rPr>
+        <w:t>Leakage</w:t>
+      </w:r>
+      <w:proofErr w:type="spellEnd"/>
+      <w:r>
+        <w:rPr>
+          <w:rFonts w:ascii="Calibri" w:eastAsia="Times New Roman" w:hAnsi="Calibri" w:cs="Calibri"/>
+        </w:rPr>
+        <w:t xml:space="preserve">* en el </w:t>
+      </w:r>
+      <w:proofErr w:type="spellStart"/>
+      <w:r>
+        <w:rPr>
+          <w:rFonts w:ascii="Calibri" w:eastAsia="Times New Roman" w:hAnsi="Calibri" w:cs="Calibri"/>
+        </w:rPr>
+        <w:t>Frontend</w:t>
+      </w:r>
+      <w:proofErr w:type="spellEnd"/>
+      <w:r>
+        <w:rPr>
+          <w:rFonts w:ascii="Calibri" w:eastAsia="Times New Roman" w:hAnsi="Calibri" w:cs="Calibri"/>
+        </w:rPr>
+        <w:t xml:space="preserve"> del sistema secundario MUSEMS-PU.</w:t>
       </w:r>
     </w:p>
     <w:p>
@@ -268,10 +335,23 @@
       </w:pPr>
       <w:r>
         <w:rPr>
-          <w:rStyle w:val="Fuerte"/>
-          <w:rFonts w:ascii="Calibri" w:eastAsia="Times New Roman" w:hAnsi="Calibri" w:cs="Calibri"/>
-        </w:rPr>
-        <w:t>Remediación Aplicada (RCA):</w:t>
+          <w:rFonts w:ascii="Calibri" w:eastAsia="Times New Roman" w:hAnsi="Calibri" w:cs="Calibri"/>
+        </w:rPr>
+        <w:t>La recalibración de umbrales de alerta del orquestador, pasando de supuestos estáticos a límites probados bajo estrés transaccional (WAF/API IMSS).</w:t>
+      </w:r>
+    </w:p>
+    <w:p>
+      <w:pPr>
+        <w:pStyle w:val="Ttulo2"/>
+        <w:rPr>
+          <w:rFonts w:ascii="Calibri" w:eastAsia="Times New Roman" w:hAnsi="Calibri" w:cs="Calibri"/>
+        </w:rPr>
+      </w:pPr>
+      <w:r>
+        <w:rPr>
+          <w:rFonts w:ascii="Calibri" w:eastAsia="Times New Roman" w:hAnsi="Calibri" w:cs="Calibri"/>
+        </w:rPr>
+        <w:t>3. Eventos y Mitigaciones de Seguridad Crítica (Vida Saludable)</w:t>
       </w:r>
     </w:p>
     <w:p>
@@ -289,143 +369,1267 @@
           <w:sz w:val="22"/>
           <w:szCs w:val="22"/>
         </w:rPr>
-        <w:t xml:space="preserve">- </w:t>
-      </w:r>
-      <w:r>
-        <w:rPr>
-          <w:rStyle w:val="Fuerte"/>
+        <w:t xml:space="preserve">El sistema de revisión continua derivó en la identificación de incidentes de seguridad relevantes durante la transición de la Fase 2 (mayo). A </w:t>
+      </w:r>
+      <w:proofErr w:type="gramStart"/>
+      <w:r>
+        <w:rPr>
           <w:rFonts w:ascii="Calibri" w:hAnsi="Calibri" w:cs="Calibri"/>
           <w:sz w:val="22"/>
           <w:szCs w:val="22"/>
         </w:rPr>
-        <w:t>Fase 1 (Inmediata):</w:t>
-      </w:r>
+        <w:t>continuación</w:t>
+      </w:r>
+      <w:proofErr w:type="gramEnd"/>
       <w:r>
         <w:rPr>
           <w:rFonts w:ascii="Calibri" w:hAnsi="Calibri" w:cs="Calibri"/>
           <w:sz w:val="22"/>
           <w:szCs w:val="22"/>
         </w:rPr>
-        <w:t xml:space="preserve"> Eliminación del archivo, reemplazo por </w:t>
-      </w:r>
-      <w:r>
-        <w:rPr>
-          <w:rStyle w:val="CdigoHTML"/>
-        </w:rPr>
-        <w:t>examples/*.csv</w:t>
-      </w:r>
-      <w:r>
-        <w:rPr>
-          <w:rFonts w:ascii="Calibri" w:hAnsi="Calibri" w:cs="Calibri"/>
-          <w:sz w:val="22"/>
-          <w:szCs w:val="22"/>
-        </w:rPr>
-        <w:t xml:space="preserve"> sintéticos, actualización estricta del </w:t>
-      </w:r>
-      <w:r>
-        <w:rPr>
-          <w:rStyle w:val="CdigoHTML"/>
-        </w:rPr>
-        <w:t>.gitignore</w:t>
-      </w:r>
-      <w:r>
-        <w:rPr>
-          <w:rFonts w:ascii="Calibri" w:hAnsi="Calibri" w:cs="Calibri"/>
-          <w:sz w:val="22"/>
-          <w:szCs w:val="22"/>
-        </w:rPr>
-        <w:t>.</w:t>
+        <w:t xml:space="preserve"> se expone la matriz de incidentes documentados:</w:t>
       </w:r>
     </w:p>
     <w:p>
       <w:pPr>
-        <w:pStyle w:val="NormalWeb"/>
-        <w:rPr>
-          <w:rFonts w:ascii="Calibri" w:hAnsi="Calibri" w:cs="Calibri"/>
-          <w:sz w:val="22"/>
-          <w:szCs w:val="22"/>
-        </w:rPr>
-      </w:pPr>
-      <w:r>
-        <w:rPr>
-          <w:rFonts w:ascii="Calibri" w:hAnsi="Calibri" w:cs="Calibri"/>
-          <w:sz w:val="22"/>
-          <w:szCs w:val="22"/>
-        </w:rPr>
-        <w:t xml:space="preserve">- </w:t>
-      </w:r>
-      <w:r>
-        <w:rPr>
-          <w:rStyle w:val="Fuerte"/>
-          <w:rFonts w:ascii="Calibri" w:hAnsi="Calibri" w:cs="Calibri"/>
-          <w:sz w:val="22"/>
-          <w:szCs w:val="22"/>
-        </w:rPr>
-        <w:t>Fase 2 (Profunda):</w:t>
-      </w:r>
-      <w:r>
-        <w:rPr>
-          <w:rFonts w:ascii="Calibri" w:hAnsi="Calibri" w:cs="Calibri"/>
-          <w:sz w:val="22"/>
-          <w:szCs w:val="22"/>
-        </w:rPr>
-        <w:t xml:space="preserve"> Reescritura absoluta del historial de Git en las ramas </w:t>
-      </w:r>
-      <w:r>
-        <w:rPr>
-          <w:rStyle w:val="CdigoHTML"/>
-        </w:rPr>
-        <w:t>feature</w:t>
-      </w:r>
-      <w:r>
-        <w:rPr>
-          <w:rFonts w:ascii="Calibri" w:hAnsi="Calibri" w:cs="Calibri"/>
-          <w:sz w:val="22"/>
-          <w:szCs w:val="22"/>
-        </w:rPr>
-        <w:t xml:space="preserve"> y </w:t>
-      </w:r>
-      <w:r>
-        <w:rPr>
-          <w:rStyle w:val="CdigoHTML"/>
-        </w:rPr>
-        <w:t>master</w:t>
-      </w:r>
-      <w:r>
-        <w:rPr>
-          <w:rFonts w:ascii="Calibri" w:hAnsi="Calibri" w:cs="Calibri"/>
-          <w:sz w:val="22"/>
-          <w:szCs w:val="22"/>
-        </w:rPr>
-        <w:t xml:space="preserve"> empleando </w:t>
-      </w:r>
-      <w:r>
-        <w:rPr>
-          <w:rStyle w:val="CdigoHTML"/>
-        </w:rPr>
-        <w:t>git filter-repo</w:t>
-      </w:r>
-      <w:r>
-        <w:rPr>
-          <w:rFonts w:ascii="Calibri" w:hAnsi="Calibri" w:cs="Calibri"/>
-          <w:sz w:val="22"/>
-          <w:szCs w:val="22"/>
-        </w:rPr>
-        <w:t>/</w:t>
-      </w:r>
-      <w:r>
-        <w:rPr>
-          <w:rStyle w:val="CdigoHTML"/>
-        </w:rPr>
-        <w:t>BFG Repo-Cleaner</w:t>
-      </w:r>
-      <w:r>
-        <w:rPr>
-          <w:rFonts w:ascii="Calibri" w:hAnsi="Calibri" w:cs="Calibri"/>
-          <w:sz w:val="22"/>
-          <w:szCs w:val="22"/>
-        </w:rPr>
-        <w:t>, revocando cualquier clon viejo del repositorio.</w:t>
+        <w:pStyle w:val="Ttulo3"/>
+        <w:rPr>
+          <w:rFonts w:ascii="Calibri" w:eastAsia="Times New Roman" w:hAnsi="Calibri" w:cs="Calibri"/>
+        </w:rPr>
+      </w:pPr>
+      <w:r>
+        <w:rPr>
+          <w:rFonts w:ascii="Calibri" w:eastAsia="Times New Roman" w:hAnsi="Calibri" w:cs="Calibri"/>
+        </w:rPr>
+        <w:t>3.0 Matriz de Registro de Incidentes (</w:t>
+      </w:r>
+      <w:proofErr w:type="spellStart"/>
+      <w:r>
+        <w:rPr>
+          <w:rFonts w:ascii="Calibri" w:eastAsia="Times New Roman" w:hAnsi="Calibri" w:cs="Calibri"/>
+        </w:rPr>
+        <w:t>Incident</w:t>
+      </w:r>
+      <w:proofErr w:type="spellEnd"/>
+      <w:r>
+        <w:rPr>
+          <w:rFonts w:ascii="Calibri" w:eastAsia="Times New Roman" w:hAnsi="Calibri" w:cs="Calibri"/>
+        </w:rPr>
+        <w:t xml:space="preserve"> Log)</w:t>
+      </w:r>
+    </w:p>
+    <w:tbl>
+      <w:tblPr>
+        <w:tblW w:w="5000" w:type="pct"/>
+        <w:tblCellMar>
+          <w:top w:w="15" w:type="dxa"/>
+          <w:left w:w="15" w:type="dxa"/>
+          <w:bottom w:w="15" w:type="dxa"/>
+          <w:right w:w="15" w:type="dxa"/>
+        </w:tblCellMar>
+        <w:tblLook w:val="04A0" w:firstRow="1" w:lastRow="0" w:firstColumn="1" w:lastColumn="0" w:noHBand="0" w:noVBand="1"/>
+      </w:tblPr>
+      <w:tblGrid>
+        <w:gridCol w:w="1196"/>
+        <w:gridCol w:w="1333"/>
+        <w:gridCol w:w="1063"/>
+        <w:gridCol w:w="3452"/>
+        <w:gridCol w:w="963"/>
+        <w:gridCol w:w="1337"/>
+      </w:tblGrid>
+      <w:tr>
+        <w:trPr>
+          <w:tblHeader/>
+        </w:trPr>
+        <w:tc>
+          <w:tcPr>
+            <w:tcW w:w="0" w:type="auto"/>
+            <w:tcBorders>
+              <w:top w:val="single" w:sz="6" w:space="0" w:color="666666"/>
+              <w:left w:val="single" w:sz="6" w:space="0" w:color="666666"/>
+              <w:bottom w:val="single" w:sz="6" w:space="0" w:color="666666"/>
+              <w:right w:val="single" w:sz="6" w:space="0" w:color="666666"/>
+            </w:tcBorders>
+            <w:tcMar>
+              <w:top w:w="90" w:type="dxa"/>
+              <w:left w:w="90" w:type="dxa"/>
+              <w:bottom w:w="90" w:type="dxa"/>
+              <w:right w:w="90" w:type="dxa"/>
+            </w:tcMar>
+            <w:hideMark/>
+          </w:tcPr>
+          <w:p>
+            <w:pPr>
+              <w:spacing w:before="180" w:after="180"/>
+              <w:rPr>
+                <w:rFonts w:ascii="Calibri" w:eastAsia="Times New Roman" w:hAnsi="Calibri" w:cs="Calibri"/>
+                <w:b/>
+                <w:bCs/>
+              </w:rPr>
+            </w:pPr>
+            <w:r>
+              <w:rPr>
+                <w:rFonts w:ascii="Calibri" w:eastAsia="Times New Roman" w:hAnsi="Calibri" w:cs="Calibri"/>
+                <w:b/>
+                <w:bCs/>
+              </w:rPr>
+              <w:lastRenderedPageBreak/>
+              <w:t>ID de Incidente</w:t>
+            </w:r>
+          </w:p>
+        </w:tc>
+        <w:tc>
+          <w:tcPr>
+            <w:tcW w:w="0" w:type="auto"/>
+            <w:tcBorders>
+              <w:top w:val="single" w:sz="6" w:space="0" w:color="666666"/>
+              <w:left w:val="single" w:sz="6" w:space="0" w:color="666666"/>
+              <w:bottom w:val="single" w:sz="6" w:space="0" w:color="666666"/>
+              <w:right w:val="single" w:sz="6" w:space="0" w:color="666666"/>
+            </w:tcBorders>
+            <w:tcMar>
+              <w:top w:w="90" w:type="dxa"/>
+              <w:left w:w="90" w:type="dxa"/>
+              <w:bottom w:w="90" w:type="dxa"/>
+              <w:right w:w="90" w:type="dxa"/>
+            </w:tcMar>
+            <w:hideMark/>
+          </w:tcPr>
+          <w:p>
+            <w:pPr>
+              <w:spacing w:before="180" w:after="180"/>
+              <w:rPr>
+                <w:rFonts w:ascii="Calibri" w:eastAsia="Times New Roman" w:hAnsi="Calibri" w:cs="Calibri"/>
+                <w:b/>
+                <w:bCs/>
+              </w:rPr>
+            </w:pPr>
+            <w:r>
+              <w:rPr>
+                <w:rFonts w:ascii="Calibri" w:eastAsia="Times New Roman" w:hAnsi="Calibri" w:cs="Calibri"/>
+                <w:b/>
+                <w:bCs/>
+              </w:rPr>
+              <w:t>Componente Afectado</w:t>
+            </w:r>
+          </w:p>
+        </w:tc>
+        <w:tc>
+          <w:tcPr>
+            <w:tcW w:w="0" w:type="auto"/>
+            <w:tcBorders>
+              <w:top w:val="single" w:sz="6" w:space="0" w:color="666666"/>
+              <w:left w:val="single" w:sz="6" w:space="0" w:color="666666"/>
+              <w:bottom w:val="single" w:sz="6" w:space="0" w:color="666666"/>
+              <w:right w:val="single" w:sz="6" w:space="0" w:color="666666"/>
+            </w:tcBorders>
+            <w:tcMar>
+              <w:top w:w="90" w:type="dxa"/>
+              <w:left w:w="90" w:type="dxa"/>
+              <w:bottom w:w="90" w:type="dxa"/>
+              <w:right w:w="90" w:type="dxa"/>
+            </w:tcMar>
+            <w:hideMark/>
+          </w:tcPr>
+          <w:p>
+            <w:pPr>
+              <w:spacing w:before="180" w:after="180"/>
+              <w:rPr>
+                <w:rFonts w:ascii="Calibri" w:eastAsia="Times New Roman" w:hAnsi="Calibri" w:cs="Calibri"/>
+                <w:b/>
+                <w:bCs/>
+              </w:rPr>
+            </w:pPr>
+            <w:r>
+              <w:rPr>
+                <w:rFonts w:ascii="Calibri" w:eastAsia="Times New Roman" w:hAnsi="Calibri" w:cs="Calibri"/>
+                <w:b/>
+                <w:bCs/>
+              </w:rPr>
+              <w:t>Severidad</w:t>
+            </w:r>
+          </w:p>
+        </w:tc>
+        <w:tc>
+          <w:tcPr>
+            <w:tcW w:w="0" w:type="auto"/>
+            <w:tcBorders>
+              <w:top w:val="single" w:sz="6" w:space="0" w:color="666666"/>
+              <w:left w:val="single" w:sz="6" w:space="0" w:color="666666"/>
+              <w:bottom w:val="single" w:sz="6" w:space="0" w:color="666666"/>
+              <w:right w:val="single" w:sz="6" w:space="0" w:color="666666"/>
+            </w:tcBorders>
+            <w:tcMar>
+              <w:top w:w="90" w:type="dxa"/>
+              <w:left w:w="90" w:type="dxa"/>
+              <w:bottom w:w="90" w:type="dxa"/>
+              <w:right w:w="90" w:type="dxa"/>
+            </w:tcMar>
+            <w:hideMark/>
+          </w:tcPr>
+          <w:p>
+            <w:pPr>
+              <w:spacing w:before="180" w:after="180"/>
+              <w:rPr>
+                <w:rFonts w:ascii="Calibri" w:eastAsia="Times New Roman" w:hAnsi="Calibri" w:cs="Calibri"/>
+                <w:b/>
+                <w:bCs/>
+              </w:rPr>
+            </w:pPr>
+            <w:r>
+              <w:rPr>
+                <w:rFonts w:ascii="Calibri" w:eastAsia="Times New Roman" w:hAnsi="Calibri" w:cs="Calibri"/>
+                <w:b/>
+                <w:bCs/>
+              </w:rPr>
+              <w:t>Descripción Corta</w:t>
+            </w:r>
+          </w:p>
+        </w:tc>
+        <w:tc>
+          <w:tcPr>
+            <w:tcW w:w="0" w:type="auto"/>
+            <w:tcBorders>
+              <w:top w:val="single" w:sz="6" w:space="0" w:color="666666"/>
+              <w:left w:val="single" w:sz="6" w:space="0" w:color="666666"/>
+              <w:bottom w:val="single" w:sz="6" w:space="0" w:color="666666"/>
+              <w:right w:val="single" w:sz="6" w:space="0" w:color="666666"/>
+            </w:tcBorders>
+            <w:tcMar>
+              <w:top w:w="90" w:type="dxa"/>
+              <w:left w:w="90" w:type="dxa"/>
+              <w:bottom w:w="90" w:type="dxa"/>
+              <w:right w:w="90" w:type="dxa"/>
+            </w:tcMar>
+            <w:hideMark/>
+          </w:tcPr>
+          <w:p>
+            <w:pPr>
+              <w:spacing w:before="180" w:after="180"/>
+              <w:rPr>
+                <w:rFonts w:ascii="Calibri" w:eastAsia="Times New Roman" w:hAnsi="Calibri" w:cs="Calibri"/>
+                <w:b/>
+                <w:bCs/>
+              </w:rPr>
+            </w:pPr>
+            <w:r>
+              <w:rPr>
+                <w:rFonts w:ascii="Calibri" w:eastAsia="Times New Roman" w:hAnsi="Calibri" w:cs="Calibri"/>
+                <w:b/>
+                <w:bCs/>
+              </w:rPr>
+              <w:t>Estado Actual</w:t>
+            </w:r>
+          </w:p>
+        </w:tc>
+        <w:tc>
+          <w:tcPr>
+            <w:tcW w:w="0" w:type="auto"/>
+            <w:tcBorders>
+              <w:top w:val="single" w:sz="6" w:space="0" w:color="666666"/>
+              <w:left w:val="single" w:sz="6" w:space="0" w:color="666666"/>
+              <w:bottom w:val="single" w:sz="6" w:space="0" w:color="666666"/>
+              <w:right w:val="single" w:sz="6" w:space="0" w:color="666666"/>
+            </w:tcBorders>
+            <w:tcMar>
+              <w:top w:w="90" w:type="dxa"/>
+              <w:left w:w="90" w:type="dxa"/>
+              <w:bottom w:w="90" w:type="dxa"/>
+              <w:right w:w="90" w:type="dxa"/>
+            </w:tcMar>
+            <w:hideMark/>
+          </w:tcPr>
+          <w:p>
+            <w:pPr>
+              <w:spacing w:before="180" w:after="180"/>
+              <w:rPr>
+                <w:rFonts w:ascii="Calibri" w:eastAsia="Times New Roman" w:hAnsi="Calibri" w:cs="Calibri"/>
+                <w:b/>
+                <w:bCs/>
+              </w:rPr>
+            </w:pPr>
+            <w:r>
+              <w:rPr>
+                <w:rFonts w:ascii="Calibri" w:eastAsia="Times New Roman" w:hAnsi="Calibri" w:cs="Calibri"/>
+                <w:b/>
+                <w:bCs/>
+              </w:rPr>
+              <w:t>Tiempo de Remediación</w:t>
+            </w:r>
+          </w:p>
+        </w:tc>
+      </w:tr>
+      <w:tr>
+        <w:tc>
+          <w:tcPr>
+            <w:tcW w:w="0" w:type="auto"/>
+            <w:tcBorders>
+              <w:top w:val="single" w:sz="6" w:space="0" w:color="666666"/>
+              <w:left w:val="single" w:sz="6" w:space="0" w:color="666666"/>
+              <w:bottom w:val="single" w:sz="6" w:space="0" w:color="666666"/>
+              <w:right w:val="single" w:sz="6" w:space="0" w:color="666666"/>
+            </w:tcBorders>
+            <w:tcMar>
+              <w:top w:w="90" w:type="dxa"/>
+              <w:left w:w="90" w:type="dxa"/>
+              <w:bottom w:w="90" w:type="dxa"/>
+              <w:right w:w="90" w:type="dxa"/>
+            </w:tcMar>
+            <w:hideMark/>
+          </w:tcPr>
+          <w:p>
+            <w:pPr>
+              <w:spacing w:before="180" w:after="180"/>
+              <w:rPr>
+                <w:rFonts w:ascii="Calibri" w:eastAsia="Times New Roman" w:hAnsi="Calibri" w:cs="Calibri"/>
+              </w:rPr>
+            </w:pPr>
+            <w:r>
+              <w:rPr>
+                <w:rStyle w:val="Fuerte"/>
+                <w:rFonts w:ascii="Calibri" w:eastAsia="Times New Roman" w:hAnsi="Calibri" w:cs="Calibri"/>
+              </w:rPr>
+              <w:t>LGPDPPSO-01</w:t>
+            </w:r>
+          </w:p>
+        </w:tc>
+        <w:tc>
+          <w:tcPr>
+            <w:tcW w:w="0" w:type="auto"/>
+            <w:tcBorders>
+              <w:top w:val="single" w:sz="6" w:space="0" w:color="666666"/>
+              <w:left w:val="single" w:sz="6" w:space="0" w:color="666666"/>
+              <w:bottom w:val="single" w:sz="6" w:space="0" w:color="666666"/>
+              <w:right w:val="single" w:sz="6" w:space="0" w:color="666666"/>
+            </w:tcBorders>
+            <w:tcMar>
+              <w:top w:w="90" w:type="dxa"/>
+              <w:left w:w="90" w:type="dxa"/>
+              <w:bottom w:w="90" w:type="dxa"/>
+              <w:right w:w="90" w:type="dxa"/>
+            </w:tcMar>
+            <w:hideMark/>
+          </w:tcPr>
+          <w:p>
+            <w:pPr>
+              <w:spacing w:before="180" w:after="180"/>
+              <w:rPr>
+                <w:rFonts w:ascii="Calibri" w:eastAsia="Times New Roman" w:hAnsi="Calibri" w:cs="Calibri"/>
+              </w:rPr>
+            </w:pPr>
+            <w:r>
+              <w:rPr>
+                <w:rFonts w:ascii="Calibri" w:eastAsia="Times New Roman" w:hAnsi="Calibri" w:cs="Calibri"/>
+              </w:rPr>
+              <w:t>Git / Repositorio</w:t>
+            </w:r>
+          </w:p>
+        </w:tc>
+        <w:tc>
+          <w:tcPr>
+            <w:tcW w:w="0" w:type="auto"/>
+            <w:tcBorders>
+              <w:top w:val="single" w:sz="6" w:space="0" w:color="666666"/>
+              <w:left w:val="single" w:sz="6" w:space="0" w:color="666666"/>
+              <w:bottom w:val="single" w:sz="6" w:space="0" w:color="666666"/>
+              <w:right w:val="single" w:sz="6" w:space="0" w:color="666666"/>
+            </w:tcBorders>
+            <w:tcMar>
+              <w:top w:w="90" w:type="dxa"/>
+              <w:left w:w="90" w:type="dxa"/>
+              <w:bottom w:w="90" w:type="dxa"/>
+              <w:right w:w="90" w:type="dxa"/>
+            </w:tcMar>
+            <w:hideMark/>
+          </w:tcPr>
+          <w:p>
+            <w:pPr>
+              <w:spacing w:before="180" w:after="180"/>
+              <w:rPr>
+                <w:rFonts w:ascii="Calibri" w:eastAsia="Times New Roman" w:hAnsi="Calibri" w:cs="Calibri"/>
+              </w:rPr>
+            </w:pPr>
+            <w:r>
+              <w:rPr>
+                <w:rStyle w:val="Fuerte"/>
+                <w:rFonts w:ascii="Calibri" w:eastAsia="Times New Roman" w:hAnsi="Calibri" w:cs="Calibri"/>
+              </w:rPr>
+              <w:t>Crítica</w:t>
+            </w:r>
+          </w:p>
+        </w:tc>
+        <w:tc>
+          <w:tcPr>
+            <w:tcW w:w="0" w:type="auto"/>
+            <w:tcBorders>
+              <w:top w:val="single" w:sz="6" w:space="0" w:color="666666"/>
+              <w:left w:val="single" w:sz="6" w:space="0" w:color="666666"/>
+              <w:bottom w:val="single" w:sz="6" w:space="0" w:color="666666"/>
+              <w:right w:val="single" w:sz="6" w:space="0" w:color="666666"/>
+            </w:tcBorders>
+            <w:tcMar>
+              <w:top w:w="90" w:type="dxa"/>
+              <w:left w:w="90" w:type="dxa"/>
+              <w:bottom w:w="90" w:type="dxa"/>
+              <w:right w:w="90" w:type="dxa"/>
+            </w:tcMar>
+            <w:hideMark/>
+          </w:tcPr>
+          <w:p>
+            <w:pPr>
+              <w:spacing w:before="180" w:after="180"/>
+              <w:rPr>
+                <w:rFonts w:ascii="Calibri" w:eastAsia="Times New Roman" w:hAnsi="Calibri" w:cs="Calibri"/>
+              </w:rPr>
+            </w:pPr>
+            <w:r>
+              <w:rPr>
+                <w:rFonts w:ascii="Calibri" w:eastAsia="Times New Roman" w:hAnsi="Calibri" w:cs="Calibri"/>
+              </w:rPr>
+              <w:t xml:space="preserve">Filtración de archivo </w:t>
+            </w:r>
+            <w:r>
+              <w:rPr>
+                <w:rStyle w:val="CdigoHTML"/>
+              </w:rPr>
+              <w:t>MENORES_SIN_PADECIMIENTO.csv</w:t>
+            </w:r>
+            <w:r>
+              <w:rPr>
+                <w:rFonts w:ascii="Calibri" w:eastAsia="Times New Roman" w:hAnsi="Calibri" w:cs="Calibri"/>
+              </w:rPr>
+              <w:t xml:space="preserve"> al historial.</w:t>
+            </w:r>
+          </w:p>
+        </w:tc>
+        <w:tc>
+          <w:tcPr>
+            <w:tcW w:w="0" w:type="auto"/>
+            <w:tcBorders>
+              <w:top w:val="single" w:sz="6" w:space="0" w:color="666666"/>
+              <w:left w:val="single" w:sz="6" w:space="0" w:color="666666"/>
+              <w:bottom w:val="single" w:sz="6" w:space="0" w:color="666666"/>
+              <w:right w:val="single" w:sz="6" w:space="0" w:color="666666"/>
+            </w:tcBorders>
+            <w:tcMar>
+              <w:top w:w="90" w:type="dxa"/>
+              <w:left w:w="90" w:type="dxa"/>
+              <w:bottom w:w="90" w:type="dxa"/>
+              <w:right w:w="90" w:type="dxa"/>
+            </w:tcMar>
+            <w:hideMark/>
+          </w:tcPr>
+          <w:p>
+            <w:pPr>
+              <w:spacing w:before="180" w:after="180"/>
+              <w:rPr>
+                <w:rFonts w:ascii="Calibri" w:eastAsia="Times New Roman" w:hAnsi="Calibri" w:cs="Calibri"/>
+              </w:rPr>
+            </w:pPr>
+            <w:r>
+              <w:rPr>
+                <w:rFonts w:ascii="Calibri" w:eastAsia="Times New Roman" w:hAnsi="Calibri" w:cs="Calibri"/>
+              </w:rPr>
+              <w:t>Resuelto</w:t>
+            </w:r>
+          </w:p>
+        </w:tc>
+        <w:tc>
+          <w:tcPr>
+            <w:tcW w:w="0" w:type="auto"/>
+            <w:tcBorders>
+              <w:top w:val="single" w:sz="6" w:space="0" w:color="666666"/>
+              <w:left w:val="single" w:sz="6" w:space="0" w:color="666666"/>
+              <w:bottom w:val="single" w:sz="6" w:space="0" w:color="666666"/>
+              <w:right w:val="single" w:sz="6" w:space="0" w:color="666666"/>
+            </w:tcBorders>
+            <w:tcMar>
+              <w:top w:w="90" w:type="dxa"/>
+              <w:left w:w="90" w:type="dxa"/>
+              <w:bottom w:w="90" w:type="dxa"/>
+              <w:right w:w="90" w:type="dxa"/>
+            </w:tcMar>
+            <w:hideMark/>
+          </w:tcPr>
+          <w:p>
+            <w:pPr>
+              <w:spacing w:before="180" w:after="180"/>
+              <w:rPr>
+                <w:rFonts w:ascii="Calibri" w:eastAsia="Times New Roman" w:hAnsi="Calibri" w:cs="Calibri"/>
+              </w:rPr>
+            </w:pPr>
+            <w:r>
+              <w:rPr>
+                <w:rFonts w:ascii="Calibri" w:eastAsia="Times New Roman" w:hAnsi="Calibri" w:cs="Calibri"/>
+              </w:rPr>
+              <w:t>4 horas</w:t>
+            </w:r>
+          </w:p>
+        </w:tc>
+      </w:tr>
+      <w:tr>
+        <w:tc>
+          <w:tcPr>
+            <w:tcW w:w="0" w:type="auto"/>
+            <w:tcBorders>
+              <w:top w:val="single" w:sz="6" w:space="0" w:color="666666"/>
+              <w:left w:val="single" w:sz="6" w:space="0" w:color="666666"/>
+              <w:bottom w:val="single" w:sz="6" w:space="0" w:color="666666"/>
+              <w:right w:val="single" w:sz="6" w:space="0" w:color="666666"/>
+            </w:tcBorders>
+            <w:tcMar>
+              <w:top w:w="90" w:type="dxa"/>
+              <w:left w:w="90" w:type="dxa"/>
+              <w:bottom w:w="90" w:type="dxa"/>
+              <w:right w:w="90" w:type="dxa"/>
+            </w:tcMar>
+            <w:hideMark/>
+          </w:tcPr>
+          <w:p>
+            <w:pPr>
+              <w:spacing w:before="180" w:after="180"/>
+              <w:rPr>
+                <w:rFonts w:ascii="Calibri" w:eastAsia="Times New Roman" w:hAnsi="Calibri" w:cs="Calibri"/>
+              </w:rPr>
+            </w:pPr>
+            <w:proofErr w:type="spellStart"/>
+            <w:r>
+              <w:rPr>
+                <w:rStyle w:val="Fuerte"/>
+                <w:rFonts w:ascii="Calibri" w:eastAsia="Times New Roman" w:hAnsi="Calibri" w:cs="Calibri"/>
+              </w:rPr>
+              <w:t>Issue</w:t>
+            </w:r>
+            <w:proofErr w:type="spellEnd"/>
+            <w:r>
+              <w:rPr>
+                <w:rStyle w:val="Fuerte"/>
+                <w:rFonts w:ascii="Calibri" w:eastAsia="Times New Roman" w:hAnsi="Calibri" w:cs="Calibri"/>
+              </w:rPr>
+              <w:t xml:space="preserve"> #43</w:t>
+            </w:r>
+          </w:p>
+        </w:tc>
+        <w:tc>
+          <w:tcPr>
+            <w:tcW w:w="0" w:type="auto"/>
+            <w:tcBorders>
+              <w:top w:val="single" w:sz="6" w:space="0" w:color="666666"/>
+              <w:left w:val="single" w:sz="6" w:space="0" w:color="666666"/>
+              <w:bottom w:val="single" w:sz="6" w:space="0" w:color="666666"/>
+              <w:right w:val="single" w:sz="6" w:space="0" w:color="666666"/>
+            </w:tcBorders>
+            <w:tcMar>
+              <w:top w:w="90" w:type="dxa"/>
+              <w:left w:w="90" w:type="dxa"/>
+              <w:bottom w:w="90" w:type="dxa"/>
+              <w:right w:w="90" w:type="dxa"/>
+            </w:tcMar>
+            <w:hideMark/>
+          </w:tcPr>
+          <w:p>
+            <w:pPr>
+              <w:spacing w:before="180" w:after="180"/>
+              <w:rPr>
+                <w:rFonts w:ascii="Calibri" w:eastAsia="Times New Roman" w:hAnsi="Calibri" w:cs="Calibri"/>
+              </w:rPr>
+            </w:pPr>
+            <w:proofErr w:type="spellStart"/>
+            <w:r>
+              <w:rPr>
+                <w:rFonts w:ascii="Calibri" w:eastAsia="Times New Roman" w:hAnsi="Calibri" w:cs="Calibri"/>
+              </w:rPr>
+              <w:t>Backend</w:t>
+            </w:r>
+            <w:proofErr w:type="spellEnd"/>
+            <w:r>
+              <w:rPr>
+                <w:rFonts w:ascii="Calibri" w:eastAsia="Times New Roman" w:hAnsi="Calibri" w:cs="Calibri"/>
+              </w:rPr>
+              <w:t xml:space="preserve"> (</w:t>
+            </w:r>
+            <w:proofErr w:type="spellStart"/>
+            <w:r>
+              <w:rPr>
+                <w:rFonts w:ascii="Calibri" w:eastAsia="Times New Roman" w:hAnsi="Calibri" w:cs="Calibri"/>
+              </w:rPr>
+              <w:t>FastAPI</w:t>
+            </w:r>
+            <w:proofErr w:type="spellEnd"/>
+            <w:r>
+              <w:rPr>
+                <w:rFonts w:ascii="Calibri" w:eastAsia="Times New Roman" w:hAnsi="Calibri" w:cs="Calibri"/>
+              </w:rPr>
+              <w:t>)</w:t>
+            </w:r>
+          </w:p>
+        </w:tc>
+        <w:tc>
+          <w:tcPr>
+            <w:tcW w:w="0" w:type="auto"/>
+            <w:tcBorders>
+              <w:top w:val="single" w:sz="6" w:space="0" w:color="666666"/>
+              <w:left w:val="single" w:sz="6" w:space="0" w:color="666666"/>
+              <w:bottom w:val="single" w:sz="6" w:space="0" w:color="666666"/>
+              <w:right w:val="single" w:sz="6" w:space="0" w:color="666666"/>
+            </w:tcBorders>
+            <w:tcMar>
+              <w:top w:w="90" w:type="dxa"/>
+              <w:left w:w="90" w:type="dxa"/>
+              <w:bottom w:w="90" w:type="dxa"/>
+              <w:right w:w="90" w:type="dxa"/>
+            </w:tcMar>
+            <w:hideMark/>
+          </w:tcPr>
+          <w:p>
+            <w:pPr>
+              <w:spacing w:before="180" w:after="180"/>
+              <w:rPr>
+                <w:rFonts w:ascii="Calibri" w:eastAsia="Times New Roman" w:hAnsi="Calibri" w:cs="Calibri"/>
+              </w:rPr>
+            </w:pPr>
+            <w:r>
+              <w:rPr>
+                <w:rStyle w:val="Fuerte"/>
+                <w:rFonts w:ascii="Calibri" w:eastAsia="Times New Roman" w:hAnsi="Calibri" w:cs="Calibri"/>
+              </w:rPr>
+              <w:t>Alta</w:t>
+            </w:r>
+          </w:p>
+        </w:tc>
+        <w:tc>
+          <w:tcPr>
+            <w:tcW w:w="0" w:type="auto"/>
+            <w:tcBorders>
+              <w:top w:val="single" w:sz="6" w:space="0" w:color="666666"/>
+              <w:left w:val="single" w:sz="6" w:space="0" w:color="666666"/>
+              <w:bottom w:val="single" w:sz="6" w:space="0" w:color="666666"/>
+              <w:right w:val="single" w:sz="6" w:space="0" w:color="666666"/>
+            </w:tcBorders>
+            <w:tcMar>
+              <w:top w:w="90" w:type="dxa"/>
+              <w:left w:w="90" w:type="dxa"/>
+              <w:bottom w:w="90" w:type="dxa"/>
+              <w:right w:w="90" w:type="dxa"/>
+            </w:tcMar>
+            <w:hideMark/>
+          </w:tcPr>
+          <w:p>
+            <w:pPr>
+              <w:spacing w:before="180" w:after="180"/>
+              <w:rPr>
+                <w:rFonts w:ascii="Calibri" w:eastAsia="Times New Roman" w:hAnsi="Calibri" w:cs="Calibri"/>
+              </w:rPr>
+            </w:pPr>
+            <w:r>
+              <w:rPr>
+                <w:rFonts w:ascii="Calibri" w:eastAsia="Times New Roman" w:hAnsi="Calibri" w:cs="Calibri"/>
+              </w:rPr>
+              <w:t>Falla global de Autenticación (</w:t>
+            </w:r>
+            <w:proofErr w:type="spellStart"/>
+            <w:r>
+              <w:rPr>
+                <w:rStyle w:val="CdigoHTML"/>
+              </w:rPr>
+              <w:t>ValueError</w:t>
+            </w:r>
+            <w:proofErr w:type="spellEnd"/>
+            <w:r>
+              <w:rPr>
+                <w:rFonts w:ascii="Calibri" w:eastAsia="Times New Roman" w:hAnsi="Calibri" w:cs="Calibri"/>
+              </w:rPr>
+              <w:t xml:space="preserve"> en </w:t>
+            </w:r>
+            <w:proofErr w:type="spellStart"/>
+            <w:r>
+              <w:rPr>
+                <w:rFonts w:ascii="Calibri" w:eastAsia="Times New Roman" w:hAnsi="Calibri" w:cs="Calibri"/>
+              </w:rPr>
+              <w:t>bcrypt</w:t>
+            </w:r>
+            <w:proofErr w:type="spellEnd"/>
+            <w:r>
+              <w:rPr>
+                <w:rFonts w:ascii="Calibri" w:eastAsia="Times New Roman" w:hAnsi="Calibri" w:cs="Calibri"/>
+              </w:rPr>
+              <w:t xml:space="preserve"> 72 bytes).</w:t>
+            </w:r>
+          </w:p>
+        </w:tc>
+        <w:tc>
+          <w:tcPr>
+            <w:tcW w:w="0" w:type="auto"/>
+            <w:tcBorders>
+              <w:top w:val="single" w:sz="6" w:space="0" w:color="666666"/>
+              <w:left w:val="single" w:sz="6" w:space="0" w:color="666666"/>
+              <w:bottom w:val="single" w:sz="6" w:space="0" w:color="666666"/>
+              <w:right w:val="single" w:sz="6" w:space="0" w:color="666666"/>
+            </w:tcBorders>
+            <w:tcMar>
+              <w:top w:w="90" w:type="dxa"/>
+              <w:left w:w="90" w:type="dxa"/>
+              <w:bottom w:w="90" w:type="dxa"/>
+              <w:right w:w="90" w:type="dxa"/>
+            </w:tcMar>
+            <w:hideMark/>
+          </w:tcPr>
+          <w:p>
+            <w:pPr>
+              <w:spacing w:before="180" w:after="180"/>
+              <w:rPr>
+                <w:rFonts w:ascii="Calibri" w:eastAsia="Times New Roman" w:hAnsi="Calibri" w:cs="Calibri"/>
+              </w:rPr>
+            </w:pPr>
+            <w:r>
+              <w:rPr>
+                <w:rFonts w:ascii="Calibri" w:eastAsia="Times New Roman" w:hAnsi="Calibri" w:cs="Calibri"/>
+              </w:rPr>
+              <w:t>Resuelto</w:t>
+            </w:r>
+          </w:p>
+        </w:tc>
+        <w:tc>
+          <w:tcPr>
+            <w:tcW w:w="0" w:type="auto"/>
+            <w:tcBorders>
+              <w:top w:val="single" w:sz="6" w:space="0" w:color="666666"/>
+              <w:left w:val="single" w:sz="6" w:space="0" w:color="666666"/>
+              <w:bottom w:val="single" w:sz="6" w:space="0" w:color="666666"/>
+              <w:right w:val="single" w:sz="6" w:space="0" w:color="666666"/>
+            </w:tcBorders>
+            <w:tcMar>
+              <w:top w:w="90" w:type="dxa"/>
+              <w:left w:w="90" w:type="dxa"/>
+              <w:bottom w:w="90" w:type="dxa"/>
+              <w:right w:w="90" w:type="dxa"/>
+            </w:tcMar>
+            <w:hideMark/>
+          </w:tcPr>
+          <w:p>
+            <w:pPr>
+              <w:spacing w:before="180" w:after="180"/>
+              <w:rPr>
+                <w:rFonts w:ascii="Calibri" w:eastAsia="Times New Roman" w:hAnsi="Calibri" w:cs="Calibri"/>
+              </w:rPr>
+            </w:pPr>
+            <w:r>
+              <w:rPr>
+                <w:rFonts w:ascii="Calibri" w:eastAsia="Times New Roman" w:hAnsi="Calibri" w:cs="Calibri"/>
+              </w:rPr>
+              <w:t>2 horas</w:t>
+            </w:r>
+          </w:p>
+        </w:tc>
+      </w:tr>
+      <w:tr>
+        <w:tc>
+          <w:tcPr>
+            <w:tcW w:w="0" w:type="auto"/>
+            <w:tcBorders>
+              <w:top w:val="single" w:sz="6" w:space="0" w:color="666666"/>
+              <w:left w:val="single" w:sz="6" w:space="0" w:color="666666"/>
+              <w:bottom w:val="single" w:sz="6" w:space="0" w:color="666666"/>
+              <w:right w:val="single" w:sz="6" w:space="0" w:color="666666"/>
+            </w:tcBorders>
+            <w:tcMar>
+              <w:top w:w="90" w:type="dxa"/>
+              <w:left w:w="90" w:type="dxa"/>
+              <w:bottom w:w="90" w:type="dxa"/>
+              <w:right w:w="90" w:type="dxa"/>
+            </w:tcMar>
+            <w:hideMark/>
+          </w:tcPr>
+          <w:p>
+            <w:pPr>
+              <w:spacing w:before="180" w:after="180"/>
+              <w:rPr>
+                <w:rFonts w:ascii="Calibri" w:eastAsia="Times New Roman" w:hAnsi="Calibri" w:cs="Calibri"/>
+              </w:rPr>
+            </w:pPr>
+            <w:proofErr w:type="spellStart"/>
+            <w:r>
+              <w:rPr>
+                <w:rStyle w:val="Fuerte"/>
+                <w:rFonts w:ascii="Calibri" w:eastAsia="Times New Roman" w:hAnsi="Calibri" w:cs="Calibri"/>
+              </w:rPr>
+              <w:t>Issue</w:t>
+            </w:r>
+            <w:proofErr w:type="spellEnd"/>
+            <w:r>
+              <w:rPr>
+                <w:rStyle w:val="Fuerte"/>
+                <w:rFonts w:ascii="Calibri" w:eastAsia="Times New Roman" w:hAnsi="Calibri" w:cs="Calibri"/>
+              </w:rPr>
+              <w:t xml:space="preserve"> #45</w:t>
+            </w:r>
+          </w:p>
+        </w:tc>
+        <w:tc>
+          <w:tcPr>
+            <w:tcW w:w="0" w:type="auto"/>
+            <w:tcBorders>
+              <w:top w:val="single" w:sz="6" w:space="0" w:color="666666"/>
+              <w:left w:val="single" w:sz="6" w:space="0" w:color="666666"/>
+              <w:bottom w:val="single" w:sz="6" w:space="0" w:color="666666"/>
+              <w:right w:val="single" w:sz="6" w:space="0" w:color="666666"/>
+            </w:tcBorders>
+            <w:tcMar>
+              <w:top w:w="90" w:type="dxa"/>
+              <w:left w:w="90" w:type="dxa"/>
+              <w:bottom w:w="90" w:type="dxa"/>
+              <w:right w:w="90" w:type="dxa"/>
+            </w:tcMar>
+            <w:hideMark/>
+          </w:tcPr>
+          <w:p>
+            <w:pPr>
+              <w:spacing w:before="180" w:after="180"/>
+              <w:rPr>
+                <w:rFonts w:ascii="Calibri" w:eastAsia="Times New Roman" w:hAnsi="Calibri" w:cs="Calibri"/>
+              </w:rPr>
+            </w:pPr>
+            <w:proofErr w:type="spellStart"/>
+            <w:r>
+              <w:rPr>
+                <w:rFonts w:ascii="Calibri" w:eastAsia="Times New Roman" w:hAnsi="Calibri" w:cs="Calibri"/>
+              </w:rPr>
+              <w:t>Frontend</w:t>
+            </w:r>
+            <w:proofErr w:type="spellEnd"/>
+            <w:r>
+              <w:rPr>
+                <w:rFonts w:ascii="Calibri" w:eastAsia="Times New Roman" w:hAnsi="Calibri" w:cs="Calibri"/>
+              </w:rPr>
+              <w:t xml:space="preserve"> (</w:t>
+            </w:r>
+            <w:proofErr w:type="spellStart"/>
+            <w:r>
+              <w:rPr>
+                <w:rFonts w:ascii="Calibri" w:eastAsia="Times New Roman" w:hAnsi="Calibri" w:cs="Calibri"/>
+              </w:rPr>
+              <w:t>React</w:t>
+            </w:r>
+            <w:proofErr w:type="spellEnd"/>
+            <w:r>
+              <w:rPr>
+                <w:rFonts w:ascii="Calibri" w:eastAsia="Times New Roman" w:hAnsi="Calibri" w:cs="Calibri"/>
+              </w:rPr>
+              <w:t>)</w:t>
+            </w:r>
+          </w:p>
+        </w:tc>
+        <w:tc>
+          <w:tcPr>
+            <w:tcW w:w="0" w:type="auto"/>
+            <w:tcBorders>
+              <w:top w:val="single" w:sz="6" w:space="0" w:color="666666"/>
+              <w:left w:val="single" w:sz="6" w:space="0" w:color="666666"/>
+              <w:bottom w:val="single" w:sz="6" w:space="0" w:color="666666"/>
+              <w:right w:val="single" w:sz="6" w:space="0" w:color="666666"/>
+            </w:tcBorders>
+            <w:tcMar>
+              <w:top w:w="90" w:type="dxa"/>
+              <w:left w:w="90" w:type="dxa"/>
+              <w:bottom w:w="90" w:type="dxa"/>
+              <w:right w:w="90" w:type="dxa"/>
+            </w:tcMar>
+            <w:hideMark/>
+          </w:tcPr>
+          <w:p>
+            <w:pPr>
+              <w:spacing w:before="180" w:after="180"/>
+              <w:rPr>
+                <w:rFonts w:ascii="Calibri" w:eastAsia="Times New Roman" w:hAnsi="Calibri" w:cs="Calibri"/>
+              </w:rPr>
+            </w:pPr>
+            <w:r>
+              <w:rPr>
+                <w:rStyle w:val="Fuerte"/>
+                <w:rFonts w:ascii="Calibri" w:eastAsia="Times New Roman" w:hAnsi="Calibri" w:cs="Calibri"/>
+              </w:rPr>
+              <w:t>Media</w:t>
+            </w:r>
+          </w:p>
+        </w:tc>
+        <w:tc>
+          <w:tcPr>
+            <w:tcW w:w="0" w:type="auto"/>
+            <w:tcBorders>
+              <w:top w:val="single" w:sz="6" w:space="0" w:color="666666"/>
+              <w:left w:val="single" w:sz="6" w:space="0" w:color="666666"/>
+              <w:bottom w:val="single" w:sz="6" w:space="0" w:color="666666"/>
+              <w:right w:val="single" w:sz="6" w:space="0" w:color="666666"/>
+            </w:tcBorders>
+            <w:tcMar>
+              <w:top w:w="90" w:type="dxa"/>
+              <w:left w:w="90" w:type="dxa"/>
+              <w:bottom w:w="90" w:type="dxa"/>
+              <w:right w:w="90" w:type="dxa"/>
+            </w:tcMar>
+            <w:hideMark/>
+          </w:tcPr>
+          <w:p>
+            <w:pPr>
+              <w:spacing w:before="180" w:after="180"/>
+              <w:rPr>
+                <w:rFonts w:ascii="Calibri" w:eastAsia="Times New Roman" w:hAnsi="Calibri" w:cs="Calibri"/>
+              </w:rPr>
+            </w:pPr>
+            <w:r>
+              <w:rPr>
+                <w:rFonts w:ascii="Calibri" w:eastAsia="Times New Roman" w:hAnsi="Calibri" w:cs="Calibri"/>
+              </w:rPr>
+              <w:t>Fugas de metadatos (UI de menús visibles sin permisos).</w:t>
+            </w:r>
+          </w:p>
+        </w:tc>
+        <w:tc>
+          <w:tcPr>
+            <w:tcW w:w="0" w:type="auto"/>
+            <w:tcBorders>
+              <w:top w:val="single" w:sz="6" w:space="0" w:color="666666"/>
+              <w:left w:val="single" w:sz="6" w:space="0" w:color="666666"/>
+              <w:bottom w:val="single" w:sz="6" w:space="0" w:color="666666"/>
+              <w:right w:val="single" w:sz="6" w:space="0" w:color="666666"/>
+            </w:tcBorders>
+            <w:tcMar>
+              <w:top w:w="90" w:type="dxa"/>
+              <w:left w:w="90" w:type="dxa"/>
+              <w:bottom w:w="90" w:type="dxa"/>
+              <w:right w:w="90" w:type="dxa"/>
+            </w:tcMar>
+            <w:hideMark/>
+          </w:tcPr>
+          <w:p>
+            <w:pPr>
+              <w:spacing w:before="180" w:after="180"/>
+              <w:rPr>
+                <w:rFonts w:ascii="Calibri" w:eastAsia="Times New Roman" w:hAnsi="Calibri" w:cs="Calibri"/>
+              </w:rPr>
+            </w:pPr>
+            <w:r>
+              <w:rPr>
+                <w:rFonts w:ascii="Calibri" w:eastAsia="Times New Roman" w:hAnsi="Calibri" w:cs="Calibri"/>
+              </w:rPr>
+              <w:t>Resuelto</w:t>
+            </w:r>
+          </w:p>
+        </w:tc>
+        <w:tc>
+          <w:tcPr>
+            <w:tcW w:w="0" w:type="auto"/>
+            <w:tcBorders>
+              <w:top w:val="single" w:sz="6" w:space="0" w:color="666666"/>
+              <w:left w:val="single" w:sz="6" w:space="0" w:color="666666"/>
+              <w:bottom w:val="single" w:sz="6" w:space="0" w:color="666666"/>
+              <w:right w:val="single" w:sz="6" w:space="0" w:color="666666"/>
+            </w:tcBorders>
+            <w:tcMar>
+              <w:top w:w="90" w:type="dxa"/>
+              <w:left w:w="90" w:type="dxa"/>
+              <w:bottom w:w="90" w:type="dxa"/>
+              <w:right w:w="90" w:type="dxa"/>
+            </w:tcMar>
+            <w:hideMark/>
+          </w:tcPr>
+          <w:p>
+            <w:pPr>
+              <w:spacing w:before="180" w:after="180"/>
+              <w:rPr>
+                <w:rFonts w:ascii="Calibri" w:eastAsia="Times New Roman" w:hAnsi="Calibri" w:cs="Calibri"/>
+              </w:rPr>
+            </w:pPr>
+            <w:r>
+              <w:rPr>
+                <w:rFonts w:ascii="Calibri" w:eastAsia="Times New Roman" w:hAnsi="Calibri" w:cs="Calibri"/>
+              </w:rPr>
+              <w:t>1.5 días (</w:t>
+            </w:r>
+            <w:proofErr w:type="spellStart"/>
+            <w:r>
+              <w:rPr>
+                <w:rFonts w:ascii="Calibri" w:eastAsia="Times New Roman" w:hAnsi="Calibri" w:cs="Calibri"/>
+              </w:rPr>
+              <w:t>Refactor</w:t>
+            </w:r>
+            <w:proofErr w:type="spellEnd"/>
+            <w:r>
+              <w:rPr>
+                <w:rFonts w:ascii="Calibri" w:eastAsia="Times New Roman" w:hAnsi="Calibri" w:cs="Calibri"/>
+              </w:rPr>
+              <w:t>)</w:t>
+            </w:r>
+          </w:p>
+        </w:tc>
+      </w:tr>
+      <w:tr>
+        <w:tc>
+          <w:tcPr>
+            <w:tcW w:w="0" w:type="auto"/>
+            <w:tcBorders>
+              <w:top w:val="single" w:sz="6" w:space="0" w:color="666666"/>
+              <w:left w:val="single" w:sz="6" w:space="0" w:color="666666"/>
+              <w:bottom w:val="single" w:sz="6" w:space="0" w:color="666666"/>
+              <w:right w:val="single" w:sz="6" w:space="0" w:color="666666"/>
+            </w:tcBorders>
+            <w:tcMar>
+              <w:top w:w="90" w:type="dxa"/>
+              <w:left w:w="90" w:type="dxa"/>
+              <w:bottom w:w="90" w:type="dxa"/>
+              <w:right w:w="90" w:type="dxa"/>
+            </w:tcMar>
+            <w:hideMark/>
+          </w:tcPr>
+          <w:p>
+            <w:pPr>
+              <w:spacing w:before="180" w:after="180"/>
+              <w:rPr>
+                <w:rFonts w:ascii="Calibri" w:eastAsia="Times New Roman" w:hAnsi="Calibri" w:cs="Calibri"/>
+              </w:rPr>
+            </w:pPr>
+            <w:r>
+              <w:rPr>
+                <w:rStyle w:val="Fuerte"/>
+                <w:rFonts w:ascii="Calibri" w:eastAsia="Times New Roman" w:hAnsi="Calibri" w:cs="Calibri"/>
+              </w:rPr>
+              <w:t>WAF-429</w:t>
+            </w:r>
+          </w:p>
+        </w:tc>
+        <w:tc>
+          <w:tcPr>
+            <w:tcW w:w="0" w:type="auto"/>
+            <w:tcBorders>
+              <w:top w:val="single" w:sz="6" w:space="0" w:color="666666"/>
+              <w:left w:val="single" w:sz="6" w:space="0" w:color="666666"/>
+              <w:bottom w:val="single" w:sz="6" w:space="0" w:color="666666"/>
+              <w:right w:val="single" w:sz="6" w:space="0" w:color="666666"/>
+            </w:tcBorders>
+            <w:tcMar>
+              <w:top w:w="90" w:type="dxa"/>
+              <w:left w:w="90" w:type="dxa"/>
+              <w:bottom w:w="90" w:type="dxa"/>
+              <w:right w:w="90" w:type="dxa"/>
+            </w:tcMar>
+            <w:hideMark/>
+          </w:tcPr>
+          <w:p>
+            <w:pPr>
+              <w:spacing w:before="180" w:after="180"/>
+              <w:rPr>
+                <w:rFonts w:ascii="Calibri" w:eastAsia="Times New Roman" w:hAnsi="Calibri" w:cs="Calibri"/>
+              </w:rPr>
+            </w:pPr>
+            <w:r>
+              <w:rPr>
+                <w:rFonts w:ascii="Calibri" w:eastAsia="Times New Roman" w:hAnsi="Calibri" w:cs="Calibri"/>
+              </w:rPr>
+              <w:t>Orquestador (API)</w:t>
+            </w:r>
+          </w:p>
+        </w:tc>
+        <w:tc>
+          <w:tcPr>
+            <w:tcW w:w="0" w:type="auto"/>
+            <w:tcBorders>
+              <w:top w:val="single" w:sz="6" w:space="0" w:color="666666"/>
+              <w:left w:val="single" w:sz="6" w:space="0" w:color="666666"/>
+              <w:bottom w:val="single" w:sz="6" w:space="0" w:color="666666"/>
+              <w:right w:val="single" w:sz="6" w:space="0" w:color="666666"/>
+            </w:tcBorders>
+            <w:tcMar>
+              <w:top w:w="90" w:type="dxa"/>
+              <w:left w:w="90" w:type="dxa"/>
+              <w:bottom w:w="90" w:type="dxa"/>
+              <w:right w:w="90" w:type="dxa"/>
+            </w:tcMar>
+            <w:hideMark/>
+          </w:tcPr>
+          <w:p>
+            <w:pPr>
+              <w:spacing w:before="180" w:after="180"/>
+              <w:rPr>
+                <w:rFonts w:ascii="Calibri" w:eastAsia="Times New Roman" w:hAnsi="Calibri" w:cs="Calibri"/>
+              </w:rPr>
+            </w:pPr>
+            <w:r>
+              <w:rPr>
+                <w:rStyle w:val="Fuerte"/>
+                <w:rFonts w:ascii="Calibri" w:eastAsia="Times New Roman" w:hAnsi="Calibri" w:cs="Calibri"/>
+              </w:rPr>
+              <w:t>Media</w:t>
+            </w:r>
+          </w:p>
+        </w:tc>
+        <w:tc>
+          <w:tcPr>
+            <w:tcW w:w="0" w:type="auto"/>
+            <w:tcBorders>
+              <w:top w:val="single" w:sz="6" w:space="0" w:color="666666"/>
+              <w:left w:val="single" w:sz="6" w:space="0" w:color="666666"/>
+              <w:bottom w:val="single" w:sz="6" w:space="0" w:color="666666"/>
+              <w:right w:val="single" w:sz="6" w:space="0" w:color="666666"/>
+            </w:tcBorders>
+            <w:tcMar>
+              <w:top w:w="90" w:type="dxa"/>
+              <w:left w:w="90" w:type="dxa"/>
+              <w:bottom w:w="90" w:type="dxa"/>
+              <w:right w:w="90" w:type="dxa"/>
+            </w:tcMar>
+            <w:hideMark/>
+          </w:tcPr>
+          <w:p>
+            <w:pPr>
+              <w:spacing w:before="180" w:after="180"/>
+              <w:rPr>
+                <w:rFonts w:ascii="Calibri" w:eastAsia="Times New Roman" w:hAnsi="Calibri" w:cs="Calibri"/>
+              </w:rPr>
+            </w:pPr>
+            <w:r>
+              <w:rPr>
+                <w:rFonts w:ascii="Calibri" w:eastAsia="Times New Roman" w:hAnsi="Calibri" w:cs="Calibri"/>
+              </w:rPr>
+              <w:t>Bloqueos por *</w:t>
+            </w:r>
+            <w:proofErr w:type="spellStart"/>
+            <w:r>
+              <w:rPr>
+                <w:rFonts w:ascii="Calibri" w:eastAsia="Times New Roman" w:hAnsi="Calibri" w:cs="Calibri"/>
+              </w:rPr>
+              <w:t>Too</w:t>
+            </w:r>
+            <w:proofErr w:type="spellEnd"/>
+            <w:r>
+              <w:rPr>
+                <w:rFonts w:ascii="Calibri" w:eastAsia="Times New Roman" w:hAnsi="Calibri" w:cs="Calibri"/>
+              </w:rPr>
+              <w:t xml:space="preserve"> Many </w:t>
+            </w:r>
+            <w:proofErr w:type="spellStart"/>
+            <w:r>
+              <w:rPr>
+                <w:rFonts w:ascii="Calibri" w:eastAsia="Times New Roman" w:hAnsi="Calibri" w:cs="Calibri"/>
+              </w:rPr>
+              <w:t>Requests</w:t>
+            </w:r>
+            <w:proofErr w:type="spellEnd"/>
+            <w:r>
+              <w:rPr>
+                <w:rFonts w:ascii="Calibri" w:eastAsia="Times New Roman" w:hAnsi="Calibri" w:cs="Calibri"/>
+              </w:rPr>
+              <w:t xml:space="preserve">* (Rate </w:t>
+            </w:r>
+            <w:proofErr w:type="spellStart"/>
+            <w:r>
+              <w:rPr>
+                <w:rFonts w:ascii="Calibri" w:eastAsia="Times New Roman" w:hAnsi="Calibri" w:cs="Calibri"/>
+              </w:rPr>
+              <w:t>Limiting</w:t>
+            </w:r>
+            <w:proofErr w:type="spellEnd"/>
+            <w:r>
+              <w:rPr>
+                <w:rFonts w:ascii="Calibri" w:eastAsia="Times New Roman" w:hAnsi="Calibri" w:cs="Calibri"/>
+              </w:rPr>
+              <w:t xml:space="preserve"> excedido).</w:t>
+            </w:r>
+          </w:p>
+        </w:tc>
+        <w:tc>
+          <w:tcPr>
+            <w:tcW w:w="0" w:type="auto"/>
+            <w:tcBorders>
+              <w:top w:val="single" w:sz="6" w:space="0" w:color="666666"/>
+              <w:left w:val="single" w:sz="6" w:space="0" w:color="666666"/>
+              <w:bottom w:val="single" w:sz="6" w:space="0" w:color="666666"/>
+              <w:right w:val="single" w:sz="6" w:space="0" w:color="666666"/>
+            </w:tcBorders>
+            <w:tcMar>
+              <w:top w:w="90" w:type="dxa"/>
+              <w:left w:w="90" w:type="dxa"/>
+              <w:bottom w:w="90" w:type="dxa"/>
+              <w:right w:w="90" w:type="dxa"/>
+            </w:tcMar>
+            <w:hideMark/>
+          </w:tcPr>
+          <w:p>
+            <w:pPr>
+              <w:spacing w:before="180" w:after="180"/>
+              <w:rPr>
+                <w:rFonts w:ascii="Calibri" w:eastAsia="Times New Roman" w:hAnsi="Calibri" w:cs="Calibri"/>
+              </w:rPr>
+            </w:pPr>
+            <w:r>
+              <w:rPr>
+                <w:rFonts w:ascii="Calibri" w:eastAsia="Times New Roman" w:hAnsi="Calibri" w:cs="Calibri"/>
+              </w:rPr>
+              <w:t>Mitigado</w:t>
+            </w:r>
+          </w:p>
+        </w:tc>
+        <w:tc>
+          <w:tcPr>
+            <w:tcW w:w="0" w:type="auto"/>
+            <w:tcBorders>
+              <w:top w:val="single" w:sz="6" w:space="0" w:color="666666"/>
+              <w:left w:val="single" w:sz="6" w:space="0" w:color="666666"/>
+              <w:bottom w:val="single" w:sz="6" w:space="0" w:color="666666"/>
+              <w:right w:val="single" w:sz="6" w:space="0" w:color="666666"/>
+            </w:tcBorders>
+            <w:tcMar>
+              <w:top w:w="90" w:type="dxa"/>
+              <w:left w:w="90" w:type="dxa"/>
+              <w:bottom w:w="90" w:type="dxa"/>
+              <w:right w:w="90" w:type="dxa"/>
+            </w:tcMar>
+            <w:hideMark/>
+          </w:tcPr>
+          <w:p>
+            <w:pPr>
+              <w:spacing w:before="180" w:after="180"/>
+              <w:rPr>
+                <w:rFonts w:ascii="Calibri" w:eastAsia="Times New Roman" w:hAnsi="Calibri" w:cs="Calibri"/>
+              </w:rPr>
+            </w:pPr>
+            <w:r>
+              <w:rPr>
+                <w:rFonts w:ascii="Calibri" w:eastAsia="Times New Roman" w:hAnsi="Calibri" w:cs="Calibri"/>
+              </w:rPr>
+              <w:t>Inmediato (</w:t>
+            </w:r>
+            <w:proofErr w:type="spellStart"/>
+            <w:proofErr w:type="gramStart"/>
+            <w:r>
+              <w:rPr>
+                <w:rFonts w:ascii="Calibri" w:eastAsia="Times New Roman" w:hAnsi="Calibri" w:cs="Calibri"/>
+              </w:rPr>
+              <w:t>Auto-ajuste</w:t>
+            </w:r>
+            <w:proofErr w:type="spellEnd"/>
+            <w:proofErr w:type="gramEnd"/>
+            <w:r>
+              <w:rPr>
+                <w:rFonts w:ascii="Calibri" w:eastAsia="Times New Roman" w:hAnsi="Calibri" w:cs="Calibri"/>
+              </w:rPr>
+              <w:t>)</w:t>
+            </w:r>
+          </w:p>
+        </w:tc>
+      </w:tr>
+    </w:tbl>
+    <w:p>
+      <w:pPr>
+        <w:pStyle w:val="Ttulo3"/>
+        <w:rPr>
+          <w:rFonts w:ascii="Calibri" w:eastAsia="Times New Roman" w:hAnsi="Calibri" w:cs="Calibri"/>
+        </w:rPr>
+      </w:pPr>
+      <w:r>
+        <w:rPr>
+          <w:rFonts w:ascii="Calibri" w:eastAsia="Times New Roman" w:hAnsi="Calibri" w:cs="Calibri"/>
+        </w:rPr>
+        <w:t>3.1 Identificación de Violación a LGPDPPSO (Incidente Nivel Crítico)</w:t>
       </w:r>
     </w:p>
     <w:p>
@@ -444,94 +1648,136 @@
           <w:rStyle w:val="Fuerte"/>
           <w:rFonts w:ascii="Calibri" w:eastAsia="Times New Roman" w:hAnsi="Calibri" w:cs="Calibri"/>
         </w:rPr>
-        <w:t>Medidas Preventivas Post-Mortem:</w:t>
-      </w:r>
-      <w:r>
-        <w:rPr>
-          <w:rFonts w:ascii="Calibri" w:eastAsia="Times New Roman" w:hAnsi="Calibri" w:cs="Calibri"/>
-        </w:rPr>
-        <w:t xml:space="preserve"> Diseño de un scrip</w:t>
-      </w:r>
-      <w:r>
-        <w:rPr>
-          <w:rFonts w:ascii="Calibri" w:eastAsia="Times New Roman" w:hAnsi="Calibri" w:cs="Calibri"/>
-        </w:rPr>
-        <w:lastRenderedPageBreak/>
-        <w:t xml:space="preserve">t </w:t>
+        <w:t>Detección:</w:t>
+      </w:r>
+      <w:r>
+        <w:rPr>
+          <w:rFonts w:ascii="Calibri" w:eastAsia="Times New Roman" w:hAnsi="Calibri" w:cs="Calibri"/>
+        </w:rPr>
+        <w:t xml:space="preserve"> Se detectó que el archivo de pruebas </w:t>
       </w:r>
       <w:r>
         <w:rPr>
           <w:rStyle w:val="CdigoHTML"/>
         </w:rPr>
-        <w:t>pre-commit</w:t>
-      </w:r>
-      <w:r>
-        <w:rPr>
-          <w:rFonts w:ascii="Calibri" w:eastAsia="Times New Roman" w:hAnsi="Calibri" w:cs="Calibri"/>
-        </w:rPr>
-        <w:t xml:space="preserve"> hook local en Python (</w:t>
-      </w:r>
-      <w:r>
-        <w:rPr>
-          <w:rStyle w:val="CdigoHTML"/>
-        </w:rPr>
-        <w:t>.git/hooks/pre-commit</w:t>
-      </w:r>
-      <w:r>
-        <w:rPr>
-          <w:rFonts w:ascii="Calibri" w:eastAsia="Times New Roman" w:hAnsi="Calibri" w:cs="Calibri"/>
-        </w:rPr>
-        <w:t xml:space="preserve">) que escanea preventivamente extensiones </w:t>
-      </w:r>
-      <w:r>
-        <w:rPr>
-          <w:rStyle w:val="CdigoHTML"/>
-        </w:rPr>
-        <w:t>*.csv</w:t>
-      </w:r>
-      <w:r>
-        <w:rPr>
-          <w:rFonts w:ascii="Calibri" w:eastAsia="Times New Roman" w:hAnsi="Calibri" w:cs="Calibri"/>
-        </w:rPr>
-        <w:t xml:space="preserve"> y detiene commits que incluyan la palabra </w:t>
-      </w:r>
-      <w:r>
-        <w:rPr>
-          <w:rStyle w:val="CdigoHTML"/>
-        </w:rPr>
-        <w:t>MENORES</w:t>
-      </w:r>
-      <w:r>
-        <w:rPr>
-          <w:rFonts w:ascii="Calibri" w:eastAsia="Times New Roman" w:hAnsi="Calibri" w:cs="Calibri"/>
-        </w:rPr>
-        <w:t xml:space="preserve"> o </w:t>
-      </w:r>
-      <w:r>
-        <w:rPr>
-          <w:rStyle w:val="CdigoHTML"/>
-        </w:rPr>
-        <w:t>CURP</w:t>
-      </w:r>
-      <w:r>
-        <w:rPr>
-          <w:rFonts w:ascii="Calibri" w:eastAsia="Times New Roman" w:hAnsi="Calibri" w:cs="Calibri"/>
-        </w:rPr>
-        <w:t>, acoplando la seguridad desde el control de versiones.</w:t>
+        <w:t>MENORES_SIN_PADECIMIENTO.csv</w:t>
+      </w:r>
+      <w:r>
+        <w:rPr>
+          <w:rFonts w:ascii="Calibri" w:eastAsia="Times New Roman" w:hAnsi="Calibri" w:cs="Calibri"/>
+        </w:rPr>
+        <w:t xml:space="preserve"> (12.6 MB, con 128,112 registros) fue subido por error al historial de Git, exponiendo datos personales reales (</w:t>
+      </w:r>
+      <w:proofErr w:type="spellStart"/>
+      <w:r>
+        <w:rPr>
+          <w:rFonts w:ascii="Calibri" w:eastAsia="Times New Roman" w:hAnsi="Calibri" w:cs="Calibri"/>
+        </w:rPr>
+        <w:t>CURPs</w:t>
+      </w:r>
+      <w:proofErr w:type="spellEnd"/>
+      <w:r>
+        <w:rPr>
+          <w:rFonts w:ascii="Calibri" w:eastAsia="Times New Roman" w:hAnsi="Calibri" w:cs="Calibri"/>
+        </w:rPr>
+        <w:t>, correos y nombres completos).</w:t>
       </w:r>
     </w:p>
     <w:p>
       <w:pPr>
-        <w:pStyle w:val="Ttulo2"/>
-        <w:rPr>
-          <w:rFonts w:ascii="Calibri" w:eastAsia="Times New Roman" w:hAnsi="Calibri" w:cs="Calibri"/>
-        </w:rPr>
-      </w:pPr>
-      <w:r>
-        <w:rPr>
-          <w:rFonts w:ascii="Calibri" w:eastAsia="Times New Roman" w:hAnsi="Calibri" w:cs="Calibri"/>
-        </w:rPr>
-        <w:t>3. Incidentes de Interfaz de Usuario (SEP_MUSEMS_PU - Issue #45)</w:t>
+        <w:numPr>
+          <w:ilvl w:val="0"/>
+          <w:numId w:val="14"/>
+        </w:numPr>
+        <w:spacing w:before="100" w:beforeAutospacing="1" w:after="100" w:afterAutospacing="1" w:line="240" w:lineRule="auto"/>
+        <w:rPr>
+          <w:rFonts w:ascii="Calibri" w:eastAsia="Times New Roman" w:hAnsi="Calibri" w:cs="Calibri"/>
+        </w:rPr>
+      </w:pPr>
+      <w:r>
+        <w:rPr>
+          <w:rStyle w:val="Fuerte"/>
+          <w:rFonts w:ascii="Calibri" w:eastAsia="Times New Roman" w:hAnsi="Calibri" w:cs="Calibri"/>
+        </w:rPr>
+        <w:t>Criticidad:</w:t>
+      </w:r>
+      <w:r>
+        <w:rPr>
+          <w:rFonts w:ascii="Calibri" w:eastAsia="Times New Roman" w:hAnsi="Calibri" w:cs="Calibri"/>
+        </w:rPr>
+        <w:t xml:space="preserve"> Riesgo legal de sanción administrativa inminente por violación a los artículos 6, 11, 13 y 21 de la Ley General de Protección de Datos Personales en Posesión de Sujetos Obligados (LGPDPPSO).</w:t>
+      </w:r>
+    </w:p>
+    <w:p>
+      <w:pPr>
+        <w:numPr>
+          <w:ilvl w:val="0"/>
+          <w:numId w:val="14"/>
+        </w:numPr>
+        <w:spacing w:before="100" w:beforeAutospacing="1" w:after="100" w:afterAutospacing="1" w:line="240" w:lineRule="auto"/>
+        <w:rPr>
+          <w:rFonts w:ascii="Calibri" w:eastAsia="Times New Roman" w:hAnsi="Calibri" w:cs="Calibri"/>
+        </w:rPr>
+      </w:pPr>
+      <w:r>
+        <w:rPr>
+          <w:rStyle w:val="Fuerte"/>
+          <w:rFonts w:ascii="Calibri" w:eastAsia="Times New Roman" w:hAnsi="Calibri" w:cs="Calibri"/>
+        </w:rPr>
+        <w:t>Análisis de Causa Raíz (RCA):</w:t>
+      </w:r>
+      <w:r>
+        <w:rPr>
+          <w:rFonts w:ascii="Calibri" w:eastAsia="Times New Roman" w:hAnsi="Calibri" w:cs="Calibri"/>
+        </w:rPr>
+        <w:t xml:space="preserve"> Carencia de un filtro proactivo de </w:t>
+      </w:r>
+      <w:proofErr w:type="spellStart"/>
+      <w:r>
+        <w:rPr>
+          <w:rFonts w:ascii="Calibri" w:eastAsia="Times New Roman" w:hAnsi="Calibri" w:cs="Calibri"/>
+        </w:rPr>
+        <w:t>pre-procesamiento</w:t>
+      </w:r>
+      <w:proofErr w:type="spellEnd"/>
+      <w:r>
+        <w:rPr>
+          <w:rFonts w:ascii="Calibri" w:eastAsia="Times New Roman" w:hAnsi="Calibri" w:cs="Calibri"/>
+        </w:rPr>
+        <w:t xml:space="preserve"> en la máquina del desarrollador antes del empuje (</w:t>
+      </w:r>
+      <w:proofErr w:type="spellStart"/>
+      <w:r>
+        <w:rPr>
+          <w:rFonts w:ascii="Calibri" w:eastAsia="Times New Roman" w:hAnsi="Calibri" w:cs="Calibri"/>
+        </w:rPr>
+        <w:t>push</w:t>
+      </w:r>
+      <w:proofErr w:type="spellEnd"/>
+      <w:r>
+        <w:rPr>
+          <w:rFonts w:ascii="Calibri" w:eastAsia="Times New Roman" w:hAnsi="Calibri" w:cs="Calibri"/>
+        </w:rPr>
+        <w:t>) al repositorio corporativo.</w:t>
+      </w:r>
+    </w:p>
+    <w:p>
+      <w:pPr>
+        <w:numPr>
+          <w:ilvl w:val="0"/>
+          <w:numId w:val="14"/>
+        </w:numPr>
+        <w:spacing w:before="100" w:beforeAutospacing="1" w:after="100" w:afterAutospacing="1" w:line="240" w:lineRule="auto"/>
+        <w:rPr>
+          <w:rFonts w:ascii="Calibri" w:eastAsia="Times New Roman" w:hAnsi="Calibri" w:cs="Calibri"/>
+        </w:rPr>
+      </w:pPr>
+      <w:r>
+        <w:rPr>
+          <w:rStyle w:val="Fuerte"/>
+          <w:rFonts w:ascii="Calibri" w:eastAsia="Times New Roman" w:hAnsi="Calibri" w:cs="Calibri"/>
+        </w:rPr>
+        <w:t>Remediación Aplicada:</w:t>
       </w:r>
     </w:p>
     <w:p>
@@ -549,21 +1795,190 @@
           <w:sz w:val="22"/>
           <w:szCs w:val="22"/>
         </w:rPr>
-        <w:t>A la par, se instrumentó un esquema de monitorización sobre el Frontend del proyecto secundario para diagnosticar problemas de permisos y *Information Leakage*.</w:t>
+        <w:t xml:space="preserve">- </w:t>
+      </w:r>
+      <w:r>
+        <w:rPr>
+          <w:rStyle w:val="Fuerte"/>
+          <w:rFonts w:ascii="Calibri" w:hAnsi="Calibri" w:cs="Calibri"/>
+          <w:sz w:val="22"/>
+          <w:szCs w:val="22"/>
+        </w:rPr>
+        <w:t>Fase 1 (Inmediata y Contención):</w:t>
+      </w:r>
+      <w:r>
+        <w:rPr>
+          <w:rFonts w:ascii="Calibri" w:hAnsi="Calibri" w:cs="Calibri"/>
+          <w:sz w:val="22"/>
+          <w:szCs w:val="22"/>
+        </w:rPr>
+        <w:t xml:space="preserve"> Eliminación del archivo del directorio de trabajo, reemplazo por archivos sintéticos (</w:t>
+      </w:r>
+      <w:proofErr w:type="spellStart"/>
+      <w:r>
+        <w:rPr>
+          <w:rStyle w:val="CdigoHTML"/>
+        </w:rPr>
+        <w:t>examples</w:t>
+      </w:r>
+      <w:proofErr w:type="spellEnd"/>
+      <w:r>
+        <w:rPr>
+          <w:rStyle w:val="CdigoHTML"/>
+        </w:rPr>
+        <w:t>/*.</w:t>
+      </w:r>
+      <w:proofErr w:type="spellStart"/>
+      <w:r>
+        <w:rPr>
+          <w:rStyle w:val="CdigoHTML"/>
+        </w:rPr>
+        <w:t>csv</w:t>
+      </w:r>
+      <w:proofErr w:type="spellEnd"/>
+      <w:r>
+        <w:rPr>
+          <w:rFonts w:ascii="Calibri" w:hAnsi="Calibri" w:cs="Calibri"/>
+          <w:sz w:val="22"/>
+          <w:szCs w:val="22"/>
+        </w:rPr>
+        <w:t xml:space="preserve">), y actualización estricta del </w:t>
+      </w:r>
+      <w:proofErr w:type="gramStart"/>
+      <w:r>
+        <w:rPr>
+          <w:rFonts w:ascii="Calibri" w:hAnsi="Calibri" w:cs="Calibri"/>
+          <w:sz w:val="22"/>
+          <w:szCs w:val="22"/>
+        </w:rPr>
+        <w:t xml:space="preserve">archivo </w:t>
+      </w:r>
+      <w:r>
+        <w:rPr>
+          <w:rStyle w:val="CdigoHTML"/>
+        </w:rPr>
+        <w:t>.</w:t>
+      </w:r>
+      <w:proofErr w:type="spellStart"/>
+      <w:r>
+        <w:rPr>
+          <w:rStyle w:val="CdigoHTML"/>
+        </w:rPr>
+        <w:t>gitignore</w:t>
+      </w:r>
+      <w:proofErr w:type="spellEnd"/>
+      <w:proofErr w:type="gramEnd"/>
+      <w:r>
+        <w:rPr>
+          <w:rFonts w:ascii="Calibri" w:hAnsi="Calibri" w:cs="Calibri"/>
+          <w:sz w:val="22"/>
+          <w:szCs w:val="22"/>
+        </w:rPr>
+        <w:t>.</w:t>
       </w:r>
     </w:p>
     <w:p>
       <w:pPr>
-        <w:pStyle w:val="Ttulo3"/>
-        <w:rPr>
-          <w:rFonts w:ascii="Calibri" w:eastAsia="Times New Roman" w:hAnsi="Calibri" w:cs="Calibri"/>
-        </w:rPr>
-      </w:pPr>
-      <w:r>
-        <w:rPr>
-          <w:rFonts w:ascii="Calibri" w:eastAsia="Times New Roman" w:hAnsi="Calibri" w:cs="Calibri"/>
-        </w:rPr>
-        <w:t>3.1 Análisis de Causa Raíz (RCA) - Fugas de Metadatos</w:t>
+        <w:pStyle w:val="NormalWeb"/>
+        <w:rPr>
+          <w:rFonts w:ascii="Calibri" w:hAnsi="Calibri" w:cs="Calibri"/>
+          <w:sz w:val="22"/>
+          <w:szCs w:val="22"/>
+        </w:rPr>
+      </w:pPr>
+      <w:r>
+        <w:rPr>
+          <w:rFonts w:ascii="Calibri" w:hAnsi="Calibri" w:cs="Calibri"/>
+          <w:sz w:val="22"/>
+          <w:szCs w:val="22"/>
+        </w:rPr>
+        <w:lastRenderedPageBreak/>
+        <w:t xml:space="preserve">- </w:t>
+      </w:r>
+      <w:r>
+        <w:rPr>
+          <w:rStyle w:val="Fuerte"/>
+          <w:rFonts w:ascii="Calibri" w:hAnsi="Calibri" w:cs="Calibri"/>
+          <w:sz w:val="22"/>
+          <w:szCs w:val="22"/>
+        </w:rPr>
+        <w:t>Fase 2 (Erradicación Profunda):</w:t>
+      </w:r>
+      <w:r>
+        <w:rPr>
+          <w:rFonts w:ascii="Calibri" w:hAnsi="Calibri" w:cs="Calibri"/>
+          <w:sz w:val="22"/>
+          <w:szCs w:val="22"/>
+        </w:rPr>
+        <w:t xml:space="preserve"> Reescritura absoluta del historial de Git en las ramas </w:t>
+      </w:r>
+      <w:proofErr w:type="spellStart"/>
+      <w:r>
+        <w:rPr>
+          <w:rStyle w:val="CdigoHTML"/>
+        </w:rPr>
+        <w:t>feature</w:t>
+      </w:r>
+      <w:proofErr w:type="spellEnd"/>
+      <w:r>
+        <w:rPr>
+          <w:rFonts w:ascii="Calibri" w:hAnsi="Calibri" w:cs="Calibri"/>
+          <w:sz w:val="22"/>
+          <w:szCs w:val="22"/>
+        </w:rPr>
+        <w:t xml:space="preserve"> y </w:t>
+      </w:r>
+      <w:proofErr w:type="gramStart"/>
+      <w:r>
+        <w:rPr>
+          <w:rStyle w:val="CdigoHTML"/>
+        </w:rPr>
+        <w:t>master</w:t>
+      </w:r>
+      <w:proofErr w:type="gramEnd"/>
+      <w:r>
+        <w:rPr>
+          <w:rFonts w:ascii="Calibri" w:hAnsi="Calibri" w:cs="Calibri"/>
+          <w:sz w:val="22"/>
+          <w:szCs w:val="22"/>
+        </w:rPr>
+        <w:t xml:space="preserve"> empleando </w:t>
+      </w:r>
+      <w:proofErr w:type="spellStart"/>
+      <w:r>
+        <w:rPr>
+          <w:rStyle w:val="CdigoHTML"/>
+        </w:rPr>
+        <w:t>git</w:t>
+      </w:r>
+      <w:proofErr w:type="spellEnd"/>
+      <w:r>
+        <w:rPr>
+          <w:rStyle w:val="CdigoHTML"/>
+        </w:rPr>
+        <w:t xml:space="preserve"> </w:t>
+      </w:r>
+      <w:proofErr w:type="spellStart"/>
+      <w:r>
+        <w:rPr>
+          <w:rStyle w:val="CdigoHTML"/>
+        </w:rPr>
+        <w:t>filter</w:t>
+      </w:r>
+      <w:proofErr w:type="spellEnd"/>
+      <w:r>
+        <w:rPr>
+          <w:rStyle w:val="CdigoHTML"/>
+        </w:rPr>
+        <w:t>-repo</w:t>
+      </w:r>
+      <w:r>
+        <w:rPr>
+          <w:rFonts w:ascii="Calibri" w:hAnsi="Calibri" w:cs="Calibri"/>
+          <w:sz w:val="22"/>
+          <w:szCs w:val="22"/>
+        </w:rPr>
+        <w:t>, lo cual requirió revocar y forzar la sincronización de todos los clones locales de los desarrolladores.</w:t>
       </w:r>
     </w:p>
     <w:p>
@@ -582,132 +1997,155 @@
           <w:rStyle w:val="Fuerte"/>
           <w:rFonts w:ascii="Calibri" w:eastAsia="Times New Roman" w:hAnsi="Calibri" w:cs="Calibri"/>
         </w:rPr>
-        <w:t>Síntoma Identificado:</w:t>
-      </w:r>
-      <w:r>
-        <w:rPr>
-          <w:rFonts w:ascii="Calibri" w:eastAsia="Times New Roman" w:hAnsi="Calibri" w:cs="Calibri"/>
-        </w:rPr>
-        <w:t xml:space="preserve"> Los logs de red y reportes de usuario indicaban que usuarios con permisos restringidos podían ver y presionar pestañas críticas (Incidencias Técnicas, Deserción Bajas), arrojando errores recurrentes 403 HTTP.</w:t>
-      </w:r>
-    </w:p>
-    <w:p>
-      <w:pPr>
-        <w:numPr>
-          <w:ilvl w:val="0"/>
-          <w:numId w:val="15"/>
-        </w:numPr>
-        <w:spacing w:before="100" w:beforeAutospacing="1" w:after="100" w:afterAutospacing="1" w:line="240" w:lineRule="auto"/>
-        <w:rPr>
-          <w:rFonts w:ascii="Calibri" w:eastAsia="Times New Roman" w:hAnsi="Calibri" w:cs="Calibri"/>
-        </w:rPr>
-      </w:pPr>
-      <w:r>
-        <w:rPr>
-          <w:rStyle w:val="Fuerte"/>
-          <w:rFonts w:ascii="Calibri" w:eastAsia="Times New Roman" w:hAnsi="Calibri" w:cs="Calibri"/>
-        </w:rPr>
-        <w:t>Diagnóstico (Issue #45):</w:t>
-      </w:r>
-      <w:r>
-        <w:rPr>
-          <w:rFonts w:ascii="Calibri" w:eastAsia="Times New Roman" w:hAnsi="Calibri" w:cs="Calibri"/>
-        </w:rPr>
-        <w:t xml:space="preserve"> El código en </w:t>
-      </w:r>
+        <w:t>Medidas Preventivas Post-Mortem (Mejora Continua):</w:t>
+      </w:r>
+      <w:r>
+        <w:rPr>
+          <w:rFonts w:ascii="Calibri" w:eastAsia="Times New Roman" w:hAnsi="Calibri" w:cs="Calibri"/>
+        </w:rPr>
+        <w:t xml:space="preserve"> Diseño e implementación obligatoria de un script </w:t>
+      </w:r>
+      <w:proofErr w:type="spellStart"/>
       <w:r>
         <w:rPr>
           <w:rStyle w:val="CdigoHTML"/>
         </w:rPr>
-        <w:t>App.tsx</w:t>
-      </w:r>
-      <w:r>
-        <w:rPr>
-          <w:rFonts w:ascii="Calibri" w:eastAsia="Times New Roman" w:hAnsi="Calibri" w:cs="Calibri"/>
-        </w:rPr>
-        <w:t xml:space="preserve"> poseía un acoplamiento incompleto de guardias de UI (</w:t>
+        <w:t>pre-commit</w:t>
+      </w:r>
+      <w:proofErr w:type="spellEnd"/>
+      <w:r>
+        <w:rPr>
+          <w:rFonts w:ascii="Calibri" w:eastAsia="Times New Roman" w:hAnsi="Calibri" w:cs="Calibri"/>
+        </w:rPr>
+        <w:t xml:space="preserve"> local en Python </w:t>
+      </w:r>
+      <w:proofErr w:type="gramStart"/>
+      <w:r>
+        <w:rPr>
+          <w:rFonts w:ascii="Calibri" w:eastAsia="Times New Roman" w:hAnsi="Calibri" w:cs="Calibri"/>
+        </w:rPr>
+        <w:t>(</w:t>
       </w:r>
       <w:r>
         <w:rPr>
           <w:rStyle w:val="CdigoHTML"/>
         </w:rPr>
-        <w:t>hasPermission(...)</w:t>
-      </w:r>
-      <w:r>
-        <w:rPr>
-          <w:rFonts w:ascii="Calibri" w:eastAsia="Times New Roman" w:hAnsi="Calibri" w:cs="Calibri"/>
-        </w:rPr>
-        <w:t>). Se trataba de una falta de abstracción donde el menú imperativo permitía montajes de componentes por defecto.</w:t>
-      </w:r>
-    </w:p>
-    <w:p>
-      <w:pPr>
-        <w:numPr>
-          <w:ilvl w:val="0"/>
-          <w:numId w:val="15"/>
-        </w:numPr>
-        <w:spacing w:before="100" w:beforeAutospacing="1" w:after="100" w:afterAutospacing="1" w:line="240" w:lineRule="auto"/>
-        <w:rPr>
-          <w:rFonts w:ascii="Calibri" w:eastAsia="Times New Roman" w:hAnsi="Calibri" w:cs="Calibri"/>
-        </w:rPr>
-      </w:pPr>
-      <w:r>
-        <w:rPr>
-          <w:rStyle w:val="Fuerte"/>
-          <w:rFonts w:ascii="Calibri" w:eastAsia="Times New Roman" w:hAnsi="Calibri" w:cs="Calibri"/>
-        </w:rPr>
-        <w:t>Remediación Estructural:</w:t>
-      </w:r>
-      <w:r>
-        <w:rPr>
-          <w:rFonts w:ascii="Calibri" w:eastAsia="Times New Roman" w:hAnsi="Calibri" w:cs="Calibri"/>
-        </w:rPr>
-        <w:t xml:space="preserve"> Se refactorizó el menú hacia un arreglo de objetos (Data-driven menu) e implement</w:t>
-      </w:r>
-      <w:r>
-        <w:rPr>
-          <w:rFonts w:ascii="Calibri" w:eastAsia="Times New Roman" w:hAnsi="Calibri" w:cs="Calibri"/>
-        </w:rPr>
-        <w:lastRenderedPageBreak/>
-        <w:t xml:space="preserve">ó el componente </w:t>
-      </w:r>
+        <w:t>.</w:t>
+      </w:r>
+      <w:proofErr w:type="spellStart"/>
       <w:r>
         <w:rPr>
           <w:rStyle w:val="CdigoHTML"/>
         </w:rPr>
-        <w:t>&lt;ProtectedRoute&gt;</w:t>
-      </w:r>
-      <w:r>
-        <w:rPr>
-          <w:rFonts w:ascii="Calibri" w:eastAsia="Times New Roman" w:hAnsi="Calibri" w:cs="Calibri"/>
-        </w:rPr>
-        <w:t xml:space="preserve"> para interceptar renders a nivel de React y validar contra la matriz de la tabla </w:t>
-      </w:r>
+        <w:t>git</w:t>
+      </w:r>
+      <w:proofErr w:type="spellEnd"/>
+      <w:proofErr w:type="gramEnd"/>
       <w:r>
         <w:rPr>
           <w:rStyle w:val="CdigoHTML"/>
         </w:rPr>
-        <w:t>CTMU064</w:t>
-      </w:r>
-      <w:r>
-        <w:rPr>
-          <w:rFonts w:ascii="Calibri" w:eastAsia="Times New Roman" w:hAnsi="Calibri" w:cs="Calibri"/>
-        </w:rPr>
-        <w:t xml:space="preserve"> de Oracle.</w:t>
-      </w:r>
-    </w:p>
-    <w:p>
-      <w:pPr>
-        <w:pStyle w:val="Ttulo2"/>
-        <w:rPr>
-          <w:rFonts w:ascii="Calibri" w:eastAsia="Times New Roman" w:hAnsi="Calibri" w:cs="Calibri"/>
-        </w:rPr>
-      </w:pPr>
-      <w:r>
-        <w:rPr>
-          <w:rFonts w:ascii="Calibri" w:eastAsia="Times New Roman" w:hAnsi="Calibri" w:cs="Calibri"/>
-        </w:rPr>
-        <w:t>4. Trazas y Umbrales Técnicos del Orquestador</w:t>
+        <w:t>/</w:t>
+      </w:r>
+      <w:proofErr w:type="spellStart"/>
+      <w:r>
+        <w:rPr>
+          <w:rStyle w:val="CdigoHTML"/>
+        </w:rPr>
+        <w:t>hooks</w:t>
+      </w:r>
+      <w:proofErr w:type="spellEnd"/>
+      <w:r>
+        <w:rPr>
+          <w:rStyle w:val="CdigoHTML"/>
+        </w:rPr>
+        <w:t>/</w:t>
+      </w:r>
+      <w:proofErr w:type="spellStart"/>
+      <w:r>
+        <w:rPr>
+          <w:rStyle w:val="CdigoHTML"/>
+        </w:rPr>
+        <w:t>pre-commit</w:t>
+      </w:r>
+      <w:proofErr w:type="spellEnd"/>
+      <w:r>
+        <w:rPr>
+          <w:rFonts w:ascii="Calibri" w:eastAsia="Times New Roman" w:hAnsi="Calibri" w:cs="Calibri"/>
+        </w:rPr>
+        <w:t>). Este *</w:t>
+      </w:r>
+      <w:proofErr w:type="spellStart"/>
+      <w:r>
+        <w:rPr>
+          <w:rFonts w:ascii="Calibri" w:eastAsia="Times New Roman" w:hAnsi="Calibri" w:cs="Calibri"/>
+        </w:rPr>
+        <w:t>hook</w:t>
+      </w:r>
+      <w:proofErr w:type="spellEnd"/>
+      <w:r>
+        <w:rPr>
+          <w:rFonts w:ascii="Calibri" w:eastAsia="Times New Roman" w:hAnsi="Calibri" w:cs="Calibri"/>
+        </w:rPr>
+        <w:t xml:space="preserve">* escanea preventivamente cualquier archivo </w:t>
+      </w:r>
+      <w:r>
+        <w:rPr>
+          <w:rStyle w:val="CdigoHTML"/>
+        </w:rPr>
+        <w:t>*.</w:t>
+      </w:r>
+      <w:proofErr w:type="spellStart"/>
+      <w:r>
+        <w:rPr>
+          <w:rStyle w:val="CdigoHTML"/>
+        </w:rPr>
+        <w:t>csv</w:t>
+      </w:r>
+      <w:proofErr w:type="spellEnd"/>
+      <w:r>
+        <w:rPr>
+          <w:rFonts w:ascii="Calibri" w:eastAsia="Times New Roman" w:hAnsi="Calibri" w:cs="Calibri"/>
+        </w:rPr>
+        <w:t xml:space="preserve"> modificado y aborta transacciones (</w:t>
+      </w:r>
+      <w:proofErr w:type="spellStart"/>
+      <w:r>
+        <w:rPr>
+          <w:rFonts w:ascii="Calibri" w:eastAsia="Times New Roman" w:hAnsi="Calibri" w:cs="Calibri"/>
+        </w:rPr>
+        <w:t>commits</w:t>
+      </w:r>
+      <w:proofErr w:type="spellEnd"/>
+      <w:r>
+        <w:rPr>
+          <w:rFonts w:ascii="Calibri" w:eastAsia="Times New Roman" w:hAnsi="Calibri" w:cs="Calibri"/>
+        </w:rPr>
+        <w:t xml:space="preserve">) si detecta columnas o patrones con la palabra </w:t>
+      </w:r>
+      <w:r>
+        <w:rPr>
+          <w:rStyle w:val="CdigoHTML"/>
+        </w:rPr>
+        <w:t>MENORES</w:t>
+      </w:r>
+      <w:r>
+        <w:rPr>
+          <w:rFonts w:ascii="Calibri" w:eastAsia="Times New Roman" w:hAnsi="Calibri" w:cs="Calibri"/>
+        </w:rPr>
+        <w:t xml:space="preserve"> o expresiones regulares que coincidan con </w:t>
+      </w:r>
+      <w:r>
+        <w:rPr>
+          <w:rStyle w:val="CdigoHTML"/>
+        </w:rPr>
+        <w:t>CURP</w:t>
+      </w:r>
+      <w:r>
+        <w:rPr>
+          <w:rFonts w:ascii="Calibri" w:eastAsia="Times New Roman" w:hAnsi="Calibri" w:cs="Calibri"/>
+        </w:rPr>
+        <w:t>.</w:t>
       </w:r>
     </w:p>
     <w:p>
@@ -719,13 +2157,622 @@
           <w:szCs w:val="22"/>
         </w:rPr>
       </w:pPr>
-      <w:r>
-        <w:rPr>
+      <w:proofErr w:type="spellStart"/>
+      <w:r>
+        <w:rPr>
+          <w:rStyle w:val="Fuerte"/>
           <w:rFonts w:ascii="Calibri" w:hAnsi="Calibri" w:cs="Calibri"/>
           <w:sz w:val="22"/>
           <w:szCs w:val="22"/>
         </w:rPr>
-        <w:t>La instrumentación en el sistema de descargas del IMSS reportó latencias persistidas que permitieron reajustar los umbrales estáticos:</w:t>
+        <w:t>Snippet</w:t>
+      </w:r>
+      <w:proofErr w:type="spellEnd"/>
+      <w:r>
+        <w:rPr>
+          <w:rStyle w:val="Fuerte"/>
+          <w:rFonts w:ascii="Calibri" w:hAnsi="Calibri" w:cs="Calibri"/>
+          <w:sz w:val="22"/>
+          <w:szCs w:val="22"/>
+        </w:rPr>
+        <w:t xml:space="preserve"> del Hook </w:t>
+      </w:r>
+      <w:proofErr w:type="spellStart"/>
+      <w:r>
+        <w:rPr>
+          <w:rStyle w:val="CdigoHTML"/>
+          <w:b/>
+          <w:bCs/>
+        </w:rPr>
+        <w:t>pre-commit</w:t>
+      </w:r>
+      <w:proofErr w:type="spellEnd"/>
+      <w:r>
+        <w:rPr>
+          <w:rStyle w:val="Fuerte"/>
+          <w:rFonts w:ascii="Calibri" w:hAnsi="Calibri" w:cs="Calibri"/>
+          <w:sz w:val="22"/>
+          <w:szCs w:val="22"/>
+        </w:rPr>
+        <w:t xml:space="preserve"> implementado:</w:t>
+      </w:r>
+    </w:p>
+    <w:p>
+      <w:pPr>
+        <w:pStyle w:val="HTMLconformatoprevio"/>
+      </w:pPr>
+    </w:p>
+    <w:p>
+      <w:pPr>
+        <w:pStyle w:val="HTMLconformatoprevio"/>
+      </w:pPr>
+      <w:proofErr w:type="gramStart"/>
+      <w:r>
+        <w:t>#!/</w:t>
+      </w:r>
+      <w:proofErr w:type="gramEnd"/>
+      <w:r>
+        <w:t>usr/bin/env python3</w:t>
+      </w:r>
+    </w:p>
+    <w:p>
+      <w:pPr>
+        <w:pStyle w:val="HTMLconformatoprevio"/>
+      </w:pPr>
+      <w:proofErr w:type="spellStart"/>
+      <w:r>
+        <w:t>import</w:t>
+      </w:r>
+      <w:proofErr w:type="spellEnd"/>
+      <w:r>
+        <w:t xml:space="preserve"> </w:t>
+      </w:r>
+      <w:proofErr w:type="spellStart"/>
+      <w:r>
+        <w:t>sys</w:t>
+      </w:r>
+      <w:proofErr w:type="spellEnd"/>
+      <w:r>
+        <w:t xml:space="preserve">, re, </w:t>
+      </w:r>
+      <w:proofErr w:type="spellStart"/>
+      <w:r>
+        <w:t>subprocess</w:t>
+      </w:r>
+      <w:proofErr w:type="spellEnd"/>
+    </w:p>
+    <w:p>
+      <w:pPr>
+        <w:pStyle w:val="HTMLconformatoprevio"/>
+      </w:pPr>
+    </w:p>
+    <w:p>
+      <w:pPr>
+        <w:pStyle w:val="HTMLconformatoprevio"/>
+      </w:pPr>
+      <w:r>
+        <w:t xml:space="preserve"># </w:t>
+      </w:r>
+      <w:proofErr w:type="spellStart"/>
+      <w:r>
+        <w:t>Regex</w:t>
+      </w:r>
+      <w:proofErr w:type="spellEnd"/>
+      <w:r>
+        <w:t xml:space="preserve"> para detectar </w:t>
+      </w:r>
+      <w:proofErr w:type="spellStart"/>
+      <w:r>
+        <w:t>CURPs</w:t>
+      </w:r>
+      <w:proofErr w:type="spellEnd"/>
+      <w:r>
+        <w:t xml:space="preserve"> en archivos modificados</w:t>
+      </w:r>
+    </w:p>
+    <w:p>
+      <w:pPr>
+        <w:pStyle w:val="HTMLconformatoprevio"/>
+      </w:pPr>
+      <w:r>
+        <w:t xml:space="preserve">CURP_REGEX = </w:t>
+      </w:r>
+      <w:proofErr w:type="spellStart"/>
+      <w:proofErr w:type="gramStart"/>
+      <w:r>
+        <w:t>re.compile</w:t>
+      </w:r>
+      <w:proofErr w:type="spellEnd"/>
+      <w:proofErr w:type="gramEnd"/>
+      <w:r>
+        <w:t>(r'[A-Z]{</w:t>
+      </w:r>
+      <w:proofErr w:type="gramStart"/>
+      <w:r>
+        <w:t>4}\</w:t>
+      </w:r>
+      <w:proofErr w:type="gramEnd"/>
+      <w:r>
+        <w:t>d{</w:t>
+      </w:r>
+      <w:proofErr w:type="gramStart"/>
+      <w:r>
+        <w:t>6}[</w:t>
+      </w:r>
+      <w:proofErr w:type="gramEnd"/>
+      <w:r>
+        <w:t>HM][A-Z]{</w:t>
+      </w:r>
+      <w:proofErr w:type="gramStart"/>
+      <w:r>
+        <w:t>5}[</w:t>
+      </w:r>
+      <w:proofErr w:type="gramEnd"/>
+      <w:r>
+        <w:t>A-Z\d]\d')</w:t>
+      </w:r>
+    </w:p>
+    <w:p>
+      <w:pPr>
+        <w:pStyle w:val="HTMLconformatoprevio"/>
+      </w:pPr>
+    </w:p>
+    <w:p>
+      <w:pPr>
+        <w:pStyle w:val="HTMLconformatoprevio"/>
+      </w:pPr>
+      <w:proofErr w:type="spellStart"/>
+      <w:r>
+        <w:t>staged_files</w:t>
+      </w:r>
+      <w:proofErr w:type="spellEnd"/>
+      <w:r>
+        <w:t xml:space="preserve"> = </w:t>
+      </w:r>
+      <w:proofErr w:type="spellStart"/>
+      <w:proofErr w:type="gramStart"/>
+      <w:r>
+        <w:t>subprocess.check</w:t>
+      </w:r>
+      <w:proofErr w:type="gramEnd"/>
+      <w:r>
+        <w:t>_</w:t>
+      </w:r>
+      <w:proofErr w:type="gramStart"/>
+      <w:r>
+        <w:t>output</w:t>
+      </w:r>
+      <w:proofErr w:type="spellEnd"/>
+      <w:r>
+        <w:t>(</w:t>
+      </w:r>
+      <w:proofErr w:type="gramEnd"/>
+      <w:r>
+        <w:t>['</w:t>
+      </w:r>
+      <w:proofErr w:type="spellStart"/>
+      <w:r>
+        <w:t>git</w:t>
+      </w:r>
+      <w:proofErr w:type="spellEnd"/>
+      <w:r>
+        <w:t>', '</w:t>
+      </w:r>
+      <w:proofErr w:type="spellStart"/>
+      <w:r>
+        <w:t>diff</w:t>
+      </w:r>
+      <w:proofErr w:type="spellEnd"/>
+      <w:r>
+        <w:t>', '--</w:t>
+      </w:r>
+      <w:proofErr w:type="spellStart"/>
+      <w:r>
+        <w:t>cached</w:t>
+      </w:r>
+      <w:proofErr w:type="spellEnd"/>
+      <w:r>
+        <w:t>', '--</w:t>
+      </w:r>
+      <w:proofErr w:type="spellStart"/>
+      <w:r>
+        <w:t>name-only</w:t>
+      </w:r>
+      <w:proofErr w:type="spellEnd"/>
+      <w:r>
+        <w:t>']</w:t>
+      </w:r>
+      <w:proofErr w:type="gramStart"/>
+      <w:r>
+        <w:t>).</w:t>
+      </w:r>
+      <w:proofErr w:type="spellStart"/>
+      <w:r>
+        <w:t>decode</w:t>
+      </w:r>
+      <w:proofErr w:type="spellEnd"/>
+      <w:proofErr w:type="gramEnd"/>
+      <w:r>
+        <w:t>(</w:t>
+      </w:r>
+      <w:proofErr w:type="gramStart"/>
+      <w:r>
+        <w:t>).</w:t>
+      </w:r>
+      <w:proofErr w:type="spellStart"/>
+      <w:r>
+        <w:t>splitlines</w:t>
+      </w:r>
+      <w:proofErr w:type="spellEnd"/>
+      <w:proofErr w:type="gramEnd"/>
+      <w:r>
+        <w:t>()</w:t>
+      </w:r>
+    </w:p>
+    <w:p>
+      <w:pPr>
+        <w:pStyle w:val="HTMLconformatoprevio"/>
+      </w:pPr>
+      <w:proofErr w:type="spellStart"/>
+      <w:r>
+        <w:t>csv_files</w:t>
+      </w:r>
+      <w:proofErr w:type="spellEnd"/>
+      <w:r>
+        <w:t xml:space="preserve"> = [f </w:t>
+      </w:r>
+      <w:proofErr w:type="spellStart"/>
+      <w:r>
+        <w:t>for</w:t>
+      </w:r>
+      <w:proofErr w:type="spellEnd"/>
+      <w:r>
+        <w:t xml:space="preserve"> f in </w:t>
+      </w:r>
+      <w:proofErr w:type="spellStart"/>
+      <w:r>
+        <w:t>staged_files</w:t>
+      </w:r>
+      <w:proofErr w:type="spellEnd"/>
+      <w:r>
+        <w:t xml:space="preserve"> </w:t>
+      </w:r>
+      <w:proofErr w:type="spellStart"/>
+      <w:r>
+        <w:t>if</w:t>
+      </w:r>
+      <w:proofErr w:type="spellEnd"/>
+      <w:r>
+        <w:t xml:space="preserve"> </w:t>
+      </w:r>
+      <w:proofErr w:type="spellStart"/>
+      <w:proofErr w:type="gramStart"/>
+      <w:r>
+        <w:t>f.endswith</w:t>
+      </w:r>
+      <w:proofErr w:type="spellEnd"/>
+      <w:proofErr w:type="gramEnd"/>
+      <w:r>
+        <w:t>('.</w:t>
+      </w:r>
+      <w:proofErr w:type="spellStart"/>
+      <w:r>
+        <w:t>csv</w:t>
+      </w:r>
+      <w:proofErr w:type="spellEnd"/>
+      <w:r>
+        <w:t>')]</w:t>
+      </w:r>
+    </w:p>
+    <w:p>
+      <w:pPr>
+        <w:pStyle w:val="HTMLconformatoprevio"/>
+      </w:pPr>
+    </w:p>
+    <w:p>
+      <w:pPr>
+        <w:pStyle w:val="HTMLconformatoprevio"/>
+      </w:pPr>
+      <w:proofErr w:type="spellStart"/>
+      <w:r>
+        <w:t>for</w:t>
+      </w:r>
+      <w:proofErr w:type="spellEnd"/>
+      <w:r>
+        <w:t xml:space="preserve"> file in </w:t>
+      </w:r>
+      <w:proofErr w:type="spellStart"/>
+      <w:r>
+        <w:t>csv_files</w:t>
+      </w:r>
+      <w:proofErr w:type="spellEnd"/>
+      <w:r>
+        <w:t>:</w:t>
+      </w:r>
+    </w:p>
+    <w:p>
+      <w:pPr>
+        <w:pStyle w:val="HTMLconformatoprevio"/>
+      </w:pPr>
+      <w:r>
+        <w:t xml:space="preserve">    </w:t>
+      </w:r>
+      <w:proofErr w:type="spellStart"/>
+      <w:r>
+        <w:t>with</w:t>
+      </w:r>
+      <w:proofErr w:type="spellEnd"/>
+      <w:r>
+        <w:t xml:space="preserve"> </w:t>
+      </w:r>
+      <w:proofErr w:type="gramStart"/>
+      <w:r>
+        <w:t>open(</w:t>
+      </w:r>
+      <w:proofErr w:type="gramEnd"/>
+      <w:r>
+        <w:t xml:space="preserve">file, 'r', </w:t>
+      </w:r>
+      <w:proofErr w:type="spellStart"/>
+      <w:r>
+        <w:t>encoding</w:t>
+      </w:r>
+      <w:proofErr w:type="spellEnd"/>
+      <w:r>
+        <w:t>='utf-8') as f:</w:t>
+      </w:r>
+    </w:p>
+    <w:p>
+      <w:pPr>
+        <w:pStyle w:val="HTMLconformatoprevio"/>
+      </w:pPr>
+      <w:r>
+        <w:t xml:space="preserve">        </w:t>
+      </w:r>
+      <w:proofErr w:type="spellStart"/>
+      <w:r>
+        <w:t>content</w:t>
+      </w:r>
+      <w:proofErr w:type="spellEnd"/>
+      <w:r>
+        <w:t xml:space="preserve"> = </w:t>
+      </w:r>
+      <w:proofErr w:type="spellStart"/>
+      <w:proofErr w:type="gramStart"/>
+      <w:r>
+        <w:t>f.read</w:t>
+      </w:r>
+      <w:proofErr w:type="spellEnd"/>
+      <w:proofErr w:type="gramEnd"/>
+      <w:r>
+        <w:t>()</w:t>
+      </w:r>
+    </w:p>
+    <w:p>
+      <w:pPr>
+        <w:pStyle w:val="HTMLconformatoprevio"/>
+      </w:pPr>
+      <w:r>
+        <w:t xml:space="preserve">        </w:t>
+      </w:r>
+      <w:proofErr w:type="spellStart"/>
+      <w:r>
+        <w:t>if</w:t>
+      </w:r>
+      <w:proofErr w:type="spellEnd"/>
+      <w:r>
+        <w:t xml:space="preserve"> 'MENORES_SIN_PADECIMIENTO' in file </w:t>
+      </w:r>
+      <w:proofErr w:type="spellStart"/>
+      <w:r>
+        <w:t>or</w:t>
+      </w:r>
+      <w:proofErr w:type="spellEnd"/>
+      <w:r>
+        <w:t xml:space="preserve"> </w:t>
+      </w:r>
+      <w:proofErr w:type="spellStart"/>
+      <w:r>
+        <w:t>CURP_REGEX.search</w:t>
+      </w:r>
+      <w:proofErr w:type="spellEnd"/>
+      <w:r>
+        <w:t>(</w:t>
+      </w:r>
+      <w:proofErr w:type="spellStart"/>
+      <w:r>
+        <w:t>content</w:t>
+      </w:r>
+      <w:proofErr w:type="spellEnd"/>
+      <w:r>
+        <w:t>):</w:t>
+      </w:r>
+    </w:p>
+    <w:p>
+      <w:pPr>
+        <w:pStyle w:val="HTMLconformatoprevio"/>
+      </w:pPr>
+      <w:r>
+        <w:t xml:space="preserve">            </w:t>
+      </w:r>
+      <w:proofErr w:type="spellStart"/>
+      <w:proofErr w:type="gramStart"/>
+      <w:r>
+        <w:t>print</w:t>
+      </w:r>
+      <w:proofErr w:type="spellEnd"/>
+      <w:r>
+        <w:t>(</w:t>
+      </w:r>
+      <w:proofErr w:type="gramEnd"/>
+      <w:r>
+        <w:t xml:space="preserve">f"[ERROR DE SEGURIDAD] LGPDPPSO: El archivo {file} contiene posibles </w:t>
+      </w:r>
+      <w:proofErr w:type="spellStart"/>
+      <w:r>
+        <w:t>CURPs</w:t>
+      </w:r>
+      <w:proofErr w:type="spellEnd"/>
+      <w:r>
+        <w:t xml:space="preserve"> reales.")</w:t>
+      </w:r>
+    </w:p>
+    <w:p>
+      <w:pPr>
+        <w:pStyle w:val="HTMLconformatoprevio"/>
+      </w:pPr>
+      <w:r>
+        <w:t xml:space="preserve">            </w:t>
+      </w:r>
+      <w:proofErr w:type="spellStart"/>
+      <w:proofErr w:type="gramStart"/>
+      <w:r>
+        <w:t>print</w:t>
+      </w:r>
+      <w:proofErr w:type="spellEnd"/>
+      <w:r>
+        <w:t>(</w:t>
+      </w:r>
+      <w:proofErr w:type="gramEnd"/>
+      <w:r>
+        <w:t xml:space="preserve">"Abortando el </w:t>
+      </w:r>
+      <w:proofErr w:type="spellStart"/>
+      <w:r>
+        <w:t>commit</w:t>
+      </w:r>
+      <w:proofErr w:type="spellEnd"/>
+      <w:r>
+        <w:t>. Por favor, utiliza datos sintéticos.")</w:t>
+      </w:r>
+    </w:p>
+    <w:p>
+      <w:pPr>
+        <w:pStyle w:val="HTMLconformatoprevio"/>
+      </w:pPr>
+      <w:r>
+        <w:t xml:space="preserve">            </w:t>
+      </w:r>
+      <w:proofErr w:type="spellStart"/>
+      <w:proofErr w:type="gramStart"/>
+      <w:r>
+        <w:t>sys.exit</w:t>
+      </w:r>
+      <w:proofErr w:type="spellEnd"/>
+      <w:proofErr w:type="gramEnd"/>
+      <w:r>
+        <w:t>(1)</w:t>
+      </w:r>
+    </w:p>
+    <w:p>
+      <w:pPr>
+        <w:pStyle w:val="HTMLconformatoprevio"/>
+      </w:pPr>
+      <w:proofErr w:type="spellStart"/>
+      <w:proofErr w:type="gramStart"/>
+      <w:r>
+        <w:t>sys.exit</w:t>
+      </w:r>
+      <w:proofErr w:type="spellEnd"/>
+      <w:proofErr w:type="gramEnd"/>
+      <w:r>
+        <w:t>(0)</w:t>
+      </w:r>
+    </w:p>
+    <w:p>
+      <w:pPr>
+        <w:pStyle w:val="Ttulo2"/>
+        <w:rPr>
+          <w:rFonts w:ascii="Calibri" w:eastAsia="Times New Roman" w:hAnsi="Calibri" w:cs="Calibri"/>
+        </w:rPr>
+      </w:pPr>
+      <w:r>
+        <w:rPr>
+          <w:rFonts w:ascii="Calibri" w:eastAsia="Times New Roman" w:hAnsi="Calibri" w:cs="Calibri"/>
+        </w:rPr>
+        <w:t>4. Incidentes y Monitoreo de Seguridad (SEP_MUSEMS_PU)</w:t>
+      </w:r>
+    </w:p>
+    <w:p>
+      <w:pPr>
+        <w:pStyle w:val="NormalWeb"/>
+        <w:rPr>
+          <w:rFonts w:ascii="Calibri" w:hAnsi="Calibri" w:cs="Calibri"/>
+          <w:sz w:val="22"/>
+          <w:szCs w:val="22"/>
+        </w:rPr>
+      </w:pPr>
+      <w:r>
+        <w:rPr>
+          <w:rFonts w:ascii="Calibri" w:hAnsi="Calibri" w:cs="Calibri"/>
+          <w:sz w:val="22"/>
+          <w:szCs w:val="22"/>
+        </w:rPr>
+        <w:t xml:space="preserve">De manera paralela, se instrumentó un esquema de monitorización sobre el </w:t>
+      </w:r>
+      <w:proofErr w:type="spellStart"/>
+      <w:r>
+        <w:rPr>
+          <w:rFonts w:ascii="Calibri" w:hAnsi="Calibri" w:cs="Calibri"/>
+          <w:sz w:val="22"/>
+          <w:szCs w:val="22"/>
+        </w:rPr>
+        <w:t>Backend</w:t>
+      </w:r>
+      <w:proofErr w:type="spellEnd"/>
+      <w:r>
+        <w:rPr>
+          <w:rFonts w:ascii="Calibri" w:hAnsi="Calibri" w:cs="Calibri"/>
+          <w:sz w:val="22"/>
+          <w:szCs w:val="22"/>
+        </w:rPr>
+        <w:t xml:space="preserve"> y </w:t>
+      </w:r>
+      <w:proofErr w:type="spellStart"/>
+      <w:r>
+        <w:rPr>
+          <w:rFonts w:ascii="Calibri" w:hAnsi="Calibri" w:cs="Calibri"/>
+          <w:sz w:val="22"/>
+          <w:szCs w:val="22"/>
+        </w:rPr>
+        <w:t>Frontend</w:t>
+      </w:r>
+      <w:proofErr w:type="spellEnd"/>
+      <w:r>
+        <w:rPr>
+          <w:rFonts w:ascii="Calibri" w:hAnsi="Calibri" w:cs="Calibri"/>
+          <w:sz w:val="22"/>
+          <w:szCs w:val="22"/>
+        </w:rPr>
+        <w:t xml:space="preserve"> del proyecto MUSEMS-PU para diagnosticar errores de acceso, escalamiento de privilegios y flujos interrumpidos.</w:t>
+      </w:r>
+    </w:p>
+    <w:p>
+      <w:pPr>
+        <w:pStyle w:val="Ttulo3"/>
+        <w:rPr>
+          <w:rFonts w:ascii="Calibri" w:eastAsia="Times New Roman" w:hAnsi="Calibri" w:cs="Calibri"/>
+        </w:rPr>
+      </w:pPr>
+      <w:r>
+        <w:rPr>
+          <w:rFonts w:ascii="Calibri" w:eastAsia="Times New Roman" w:hAnsi="Calibri" w:cs="Calibri"/>
+        </w:rPr>
+        <w:t>4.1 Análisis de Causa Raíz (RCA) - Autenticación JWT (</w:t>
+      </w:r>
+      <w:proofErr w:type="spellStart"/>
+      <w:r>
+        <w:rPr>
+          <w:rFonts w:ascii="Calibri" w:eastAsia="Times New Roman" w:hAnsi="Calibri" w:cs="Calibri"/>
+        </w:rPr>
+        <w:t>Issue</w:t>
+      </w:r>
+      <w:proofErr w:type="spellEnd"/>
+      <w:r>
+        <w:rPr>
+          <w:rFonts w:ascii="Calibri" w:eastAsia="Times New Roman" w:hAnsi="Calibri" w:cs="Calibri"/>
+        </w:rPr>
+        <w:t xml:space="preserve"> #43)</w:t>
       </w:r>
     </w:p>
     <w:p>
@@ -744,13 +2791,120 @@
           <w:rStyle w:val="Fuerte"/>
           <w:rFonts w:ascii="Calibri" w:eastAsia="Times New Roman" w:hAnsi="Calibri" w:cs="Calibri"/>
         </w:rPr>
-        <w:t>Circuit Breaker Activo:</w:t>
-      </w:r>
-      <w:r>
-        <w:rPr>
-          <w:rFonts w:ascii="Calibri" w:eastAsia="Times New Roman" w:hAnsi="Calibri" w:cs="Calibri"/>
-        </w:rPr>
-        <w:t xml:space="preserve"> Se validó empíricamente que el límite de Rate Limit de la API IMSS se rebasa al usar 20 hilos. Esto quedó marcado como una *Warning* proactiva y no como falla total de lote.</w:t>
+        <w:lastRenderedPageBreak/>
+        <w:t>Síntoma Identificado:</w:t>
+      </w:r>
+      <w:r>
+        <w:rPr>
+          <w:rFonts w:ascii="Calibri" w:eastAsia="Times New Roman" w:hAnsi="Calibri" w:cs="Calibri"/>
+        </w:rPr>
+        <w:t xml:space="preserve"> Durante el desarrollo del *bridge* de autenticación, el </w:t>
+      </w:r>
+      <w:proofErr w:type="spellStart"/>
+      <w:r>
+        <w:rPr>
+          <w:rFonts w:ascii="Calibri" w:eastAsia="Times New Roman" w:hAnsi="Calibri" w:cs="Calibri"/>
+        </w:rPr>
+        <w:t>backend</w:t>
+      </w:r>
+      <w:proofErr w:type="spellEnd"/>
+      <w:r>
+        <w:rPr>
+          <w:rFonts w:ascii="Calibri" w:eastAsia="Times New Roman" w:hAnsi="Calibri" w:cs="Calibri"/>
+        </w:rPr>
+        <w:t xml:space="preserve"> (</w:t>
+      </w:r>
+      <w:proofErr w:type="spellStart"/>
+      <w:r>
+        <w:rPr>
+          <w:rFonts w:ascii="Calibri" w:eastAsia="Times New Roman" w:hAnsi="Calibri" w:cs="Calibri"/>
+        </w:rPr>
+        <w:t>FastAPI</w:t>
+      </w:r>
+      <w:proofErr w:type="spellEnd"/>
+      <w:r>
+        <w:rPr>
+          <w:rFonts w:ascii="Calibri" w:eastAsia="Times New Roman" w:hAnsi="Calibri" w:cs="Calibri"/>
+        </w:rPr>
+        <w:t xml:space="preserve">) lanzó el error crítico </w:t>
+      </w:r>
+      <w:proofErr w:type="spellStart"/>
+      <w:r>
+        <w:rPr>
+          <w:rStyle w:val="CdigoHTML"/>
+        </w:rPr>
+        <w:t>ValueError</w:t>
+      </w:r>
+      <w:proofErr w:type="spellEnd"/>
+      <w:r>
+        <w:rPr>
+          <w:rStyle w:val="CdigoHTML"/>
+        </w:rPr>
+        <w:t xml:space="preserve">: </w:t>
+      </w:r>
+      <w:proofErr w:type="spellStart"/>
+      <w:proofErr w:type="gramStart"/>
+      <w:r>
+        <w:rPr>
+          <w:rStyle w:val="CdigoHTML"/>
+        </w:rPr>
+        <w:t>password</w:t>
+      </w:r>
+      <w:proofErr w:type="spellEnd"/>
+      <w:proofErr w:type="gramEnd"/>
+      <w:r>
+        <w:rPr>
+          <w:rStyle w:val="CdigoHTML"/>
+        </w:rPr>
+        <w:t xml:space="preserve"> </w:t>
+      </w:r>
+      <w:proofErr w:type="spellStart"/>
+      <w:r>
+        <w:rPr>
+          <w:rStyle w:val="CdigoHTML"/>
+        </w:rPr>
+        <w:t>cannot</w:t>
+      </w:r>
+      <w:proofErr w:type="spellEnd"/>
+      <w:r>
+        <w:rPr>
+          <w:rStyle w:val="CdigoHTML"/>
+        </w:rPr>
+        <w:t xml:space="preserve"> be </w:t>
+      </w:r>
+      <w:proofErr w:type="spellStart"/>
+      <w:r>
+        <w:rPr>
+          <w:rStyle w:val="CdigoHTML"/>
+        </w:rPr>
+        <w:t>longer</w:t>
+      </w:r>
+      <w:proofErr w:type="spellEnd"/>
+      <w:r>
+        <w:rPr>
+          <w:rStyle w:val="CdigoHTML"/>
+        </w:rPr>
+        <w:t xml:space="preserve"> </w:t>
+      </w:r>
+      <w:proofErr w:type="spellStart"/>
+      <w:r>
+        <w:rPr>
+          <w:rStyle w:val="CdigoHTML"/>
+        </w:rPr>
+        <w:t>than</w:t>
+      </w:r>
+      <w:proofErr w:type="spellEnd"/>
+      <w:r>
+        <w:rPr>
+          <w:rStyle w:val="CdigoHTML"/>
+        </w:rPr>
+        <w:t xml:space="preserve"> 72 bytes</w:t>
+      </w:r>
+      <w:r>
+        <w:rPr>
+          <w:rFonts w:ascii="Calibri" w:eastAsia="Times New Roman" w:hAnsi="Calibri" w:cs="Calibri"/>
+        </w:rPr>
+        <w:t>, bloqueando todos los inicios de sesión y las pruebas unitarias de seguridad.</w:t>
       </w:r>
     </w:p>
     <w:p>
@@ -769,27 +2923,182 @@
           <w:rStyle w:val="Fuerte"/>
           <w:rFonts w:ascii="Calibri" w:eastAsia="Times New Roman" w:hAnsi="Calibri" w:cs="Calibri"/>
         </w:rPr>
-        <w:t>Umbrales Modificados:</w:t>
-      </w:r>
-      <w:r>
-        <w:rPr>
-          <w:rFonts w:ascii="Calibri" w:eastAsia="Times New Roman" w:hAnsi="Calibri" w:cs="Calibri"/>
-        </w:rPr>
-        <w:t xml:space="preserve"> El sistema ahora despacha alertas a los canales secundarios de soporte si el lote excede el 8% de *failures* (Nivel Crítico) o el 3% (Nivel Preventivo), disminuyendo la "fatiga de alertas" sobre los responsables operativos.</w:t>
+        <w:t>Causa Raíz:</w:t>
+      </w:r>
+      <w:r>
+        <w:rPr>
+          <w:rFonts w:ascii="Calibri" w:eastAsia="Times New Roman" w:hAnsi="Calibri" w:cs="Calibri"/>
+        </w:rPr>
+        <w:t xml:space="preserve"> Incompatibilidad de dependencias. La librería </w:t>
+      </w:r>
+      <w:proofErr w:type="spellStart"/>
+      <w:r>
+        <w:rPr>
+          <w:rStyle w:val="CdigoHTML"/>
+        </w:rPr>
+        <w:t>passlib</w:t>
+      </w:r>
+      <w:proofErr w:type="spellEnd"/>
+      <w:r>
+        <w:rPr>
+          <w:rFonts w:ascii="Calibri" w:eastAsia="Times New Roman" w:hAnsi="Calibri" w:cs="Calibri"/>
+        </w:rPr>
+        <w:t xml:space="preserve"> generaba un error interno al interactuar con las versiones más recientes de </w:t>
+      </w:r>
+      <w:proofErr w:type="spellStart"/>
+      <w:r>
+        <w:rPr>
+          <w:rStyle w:val="CdigoHTML"/>
+        </w:rPr>
+        <w:t>bcrypt</w:t>
+      </w:r>
+      <w:proofErr w:type="spellEnd"/>
+      <w:r>
+        <w:rPr>
+          <w:rFonts w:ascii="Calibri" w:eastAsia="Times New Roman" w:hAnsi="Calibri" w:cs="Calibri"/>
+        </w:rPr>
+        <w:t xml:space="preserve"> (mayores a 4.1.0) debido a cambios en la gestión de buffers.</w:t>
       </w:r>
     </w:p>
     <w:p>
       <w:pPr>
-        <w:pStyle w:val="Ttulo2"/>
-        <w:rPr>
-          <w:rFonts w:ascii="Calibri" w:eastAsia="Times New Roman" w:hAnsi="Calibri" w:cs="Calibri"/>
-        </w:rPr>
-      </w:pPr>
-      <w:r>
-        <w:rPr>
-          <w:rFonts w:ascii="Calibri" w:eastAsia="Times New Roman" w:hAnsi="Calibri" w:cs="Calibri"/>
-        </w:rPr>
-        <w:t>5. Próximos Pasos</w:t>
+        <w:numPr>
+          <w:ilvl w:val="0"/>
+          <w:numId w:val="16"/>
+        </w:numPr>
+        <w:spacing w:before="100" w:beforeAutospacing="1" w:after="100" w:afterAutospacing="1" w:line="240" w:lineRule="auto"/>
+        <w:rPr>
+          <w:rFonts w:ascii="Calibri" w:eastAsia="Times New Roman" w:hAnsi="Calibri" w:cs="Calibri"/>
+        </w:rPr>
+      </w:pPr>
+      <w:r>
+        <w:rPr>
+          <w:rStyle w:val="Fuerte"/>
+          <w:rFonts w:ascii="Calibri" w:eastAsia="Times New Roman" w:hAnsi="Calibri" w:cs="Calibri"/>
+        </w:rPr>
+        <w:t>Remediación:</w:t>
+      </w:r>
+      <w:r>
+        <w:rPr>
+          <w:rFonts w:ascii="Calibri" w:eastAsia="Times New Roman" w:hAnsi="Calibri" w:cs="Calibri"/>
+        </w:rPr>
+        <w:t xml:space="preserve"> Se aplicó un "*</w:t>
+      </w:r>
+      <w:proofErr w:type="spellStart"/>
+      <w:r>
+        <w:rPr>
+          <w:rFonts w:ascii="Calibri" w:eastAsia="Times New Roman" w:hAnsi="Calibri" w:cs="Calibri"/>
+        </w:rPr>
+        <w:t>pinning</w:t>
+      </w:r>
+      <w:proofErr w:type="spellEnd"/>
+      <w:r>
+        <w:rPr>
+          <w:rFonts w:ascii="Calibri" w:eastAsia="Times New Roman" w:hAnsi="Calibri" w:cs="Calibri"/>
+        </w:rPr>
+        <w:t xml:space="preserve">*" estricto de la dependencia realizando un </w:t>
+      </w:r>
+      <w:proofErr w:type="spellStart"/>
+      <w:r>
+        <w:rPr>
+          <w:rFonts w:ascii="Calibri" w:eastAsia="Times New Roman" w:hAnsi="Calibri" w:cs="Calibri"/>
+        </w:rPr>
+        <w:t>downgrade</w:t>
+      </w:r>
+      <w:proofErr w:type="spellEnd"/>
+      <w:r>
+        <w:rPr>
+          <w:rFonts w:ascii="Calibri" w:eastAsia="Times New Roman" w:hAnsi="Calibri" w:cs="Calibri"/>
+        </w:rPr>
+        <w:t xml:space="preserve"> manual a </w:t>
+      </w:r>
+      <w:proofErr w:type="spellStart"/>
+      <w:r>
+        <w:rPr>
+          <w:rStyle w:val="CdigoHTML"/>
+        </w:rPr>
+        <w:t>bcrypt</w:t>
+      </w:r>
+      <w:proofErr w:type="spellEnd"/>
+      <w:r>
+        <w:rPr>
+          <w:rStyle w:val="CdigoHTML"/>
+        </w:rPr>
+        <w:t>==4.0.1</w:t>
+      </w:r>
+      <w:r>
+        <w:rPr>
+          <w:rFonts w:ascii="Calibri" w:eastAsia="Times New Roman" w:hAnsi="Calibri" w:cs="Calibri"/>
+        </w:rPr>
+        <w:t xml:space="preserve"> en el archivo </w:t>
+      </w:r>
+      <w:r>
+        <w:rPr>
+          <w:rStyle w:val="CdigoHTML"/>
+        </w:rPr>
+        <w:t>requirements.txt</w:t>
+      </w:r>
+      <w:r>
+        <w:rPr>
+          <w:rFonts w:ascii="Calibri" w:eastAsia="Times New Roman" w:hAnsi="Calibri" w:cs="Calibri"/>
+        </w:rPr>
+        <w:t>, restableciendo la funcionalidad y evitando derivas de entorno en producción.</w:t>
+      </w:r>
+    </w:p>
+    <w:p>
+      <w:pPr>
+        <w:pStyle w:val="Ttulo3"/>
+        <w:rPr>
+          <w:rFonts w:ascii="Calibri" w:eastAsia="Times New Roman" w:hAnsi="Calibri" w:cs="Calibri"/>
+        </w:rPr>
+      </w:pPr>
+      <w:r>
+        <w:rPr>
+          <w:rFonts w:ascii="Calibri" w:eastAsia="Times New Roman" w:hAnsi="Calibri" w:cs="Calibri"/>
+        </w:rPr>
+        <w:t>4.2 Análisis de Causa Raíz (RCA) - Fugas de Metadatos (*</w:t>
+      </w:r>
+      <w:proofErr w:type="spellStart"/>
+      <w:r>
+        <w:rPr>
+          <w:rFonts w:ascii="Calibri" w:eastAsia="Times New Roman" w:hAnsi="Calibri" w:cs="Calibri"/>
+        </w:rPr>
+        <w:t>Information</w:t>
+      </w:r>
+      <w:proofErr w:type="spellEnd"/>
+      <w:r>
+        <w:rPr>
+          <w:rFonts w:ascii="Calibri" w:eastAsia="Times New Roman" w:hAnsi="Calibri" w:cs="Calibri"/>
+        </w:rPr>
+        <w:t xml:space="preserve"> </w:t>
+      </w:r>
+      <w:proofErr w:type="spellStart"/>
+      <w:r>
+        <w:rPr>
+          <w:rFonts w:ascii="Calibri" w:eastAsia="Times New Roman" w:hAnsi="Calibri" w:cs="Calibri"/>
+        </w:rPr>
+        <w:t>Leakage</w:t>
+      </w:r>
+      <w:proofErr w:type="spellEnd"/>
+      <w:r>
+        <w:rPr>
+          <w:rFonts w:ascii="Calibri" w:eastAsia="Times New Roman" w:hAnsi="Calibri" w:cs="Calibri"/>
+        </w:rPr>
+        <w:t xml:space="preserve">* - </w:t>
+      </w:r>
+      <w:proofErr w:type="spellStart"/>
+      <w:r>
+        <w:rPr>
+          <w:rFonts w:ascii="Calibri" w:eastAsia="Times New Roman" w:hAnsi="Calibri" w:cs="Calibri"/>
+        </w:rPr>
+        <w:t>Issue</w:t>
+      </w:r>
+      <w:proofErr w:type="spellEnd"/>
+      <w:r>
+        <w:rPr>
+          <w:rFonts w:ascii="Calibri" w:eastAsia="Times New Roman" w:hAnsi="Calibri" w:cs="Calibri"/>
+        </w:rPr>
+        <w:t xml:space="preserve"> #45)</w:t>
       </w:r>
     </w:p>
     <w:p>
@@ -805,9 +3114,44 @@
       </w:pPr>
       <w:r>
         <w:rPr>
-          <w:rFonts w:ascii="Calibri" w:eastAsia="Times New Roman" w:hAnsi="Calibri" w:cs="Calibri"/>
-        </w:rPr>
-        <w:t>Consolidar las herramientas de monitoreo (como el hook pre-commit) en todos los flujos de trabajo de repositorios corporativos.</w:t>
+          <w:rStyle w:val="Fuerte"/>
+          <w:rFonts w:ascii="Calibri" w:eastAsia="Times New Roman" w:hAnsi="Calibri" w:cs="Calibri"/>
+        </w:rPr>
+        <w:t>Síntoma Identificado:</w:t>
+      </w:r>
+      <w:r>
+        <w:rPr>
+          <w:rFonts w:ascii="Calibri" w:eastAsia="Times New Roman" w:hAnsi="Calibri" w:cs="Calibri"/>
+        </w:rPr>
+        <w:t xml:space="preserve"> Los *logs* de red y los reportes de incidentes indicaban que usuarios con privilegios restringidos (</w:t>
+      </w:r>
+      <w:proofErr w:type="spellStart"/>
+      <w:r>
+        <w:rPr>
+          <w:rFonts w:ascii="Calibri" w:eastAsia="Times New Roman" w:hAnsi="Calibri" w:cs="Calibri"/>
+        </w:rPr>
+        <w:t>e.g</w:t>
+      </w:r>
+      <w:proofErr w:type="spellEnd"/>
+      <w:r>
+        <w:rPr>
+          <w:rFonts w:ascii="Calibri" w:eastAsia="Times New Roman" w:hAnsi="Calibri" w:cs="Calibri"/>
+        </w:rPr>
+        <w:t>. Capturistas) visualizaban pestañas críticas del menú lateral (Incidencias Técnicas, Deserción Bajas). Al presionarlas, la red arrojaba errores HTTP 403 (</w:t>
+      </w:r>
+      <w:proofErr w:type="spellStart"/>
+      <w:r>
+        <w:rPr>
+          <w:rFonts w:ascii="Calibri" w:eastAsia="Times New Roman" w:hAnsi="Calibri" w:cs="Calibri"/>
+        </w:rPr>
+        <w:t>Forbidden</w:t>
+      </w:r>
+      <w:proofErr w:type="spellEnd"/>
+      <w:r>
+        <w:rPr>
+          <w:rFonts w:ascii="Calibri" w:eastAsia="Times New Roman" w:hAnsi="Calibri" w:cs="Calibri"/>
+        </w:rPr>
+        <w:t>), generando frustración y exponiendo la estructura interna de la aplicación.</w:t>
       </w:r>
     </w:p>
     <w:p>
@@ -823,13 +3167,2443 @@
       </w:pPr>
       <w:r>
         <w:rPr>
-          <w:rFonts w:ascii="Calibri" w:eastAsia="Times New Roman" w:hAnsi="Calibri" w:cs="Calibri"/>
-        </w:rPr>
-        <w:t>Auditar regularmente los reportes del componente protegido de UI para evitar regresiones de visibilidad de módulos en Oracle.</w:t>
+          <w:rStyle w:val="Fuerte"/>
+          <w:rFonts w:ascii="Calibri" w:eastAsia="Times New Roman" w:hAnsi="Calibri" w:cs="Calibri"/>
+        </w:rPr>
+        <w:t>Diagnóstico (</w:t>
+      </w:r>
+      <w:proofErr w:type="spellStart"/>
+      <w:r>
+        <w:rPr>
+          <w:rStyle w:val="Fuerte"/>
+          <w:rFonts w:ascii="Calibri" w:eastAsia="Times New Roman" w:hAnsi="Calibri" w:cs="Calibri"/>
+        </w:rPr>
+        <w:t>Issue</w:t>
+      </w:r>
+      <w:proofErr w:type="spellEnd"/>
+      <w:r>
+        <w:rPr>
+          <w:rStyle w:val="Fuerte"/>
+          <w:rFonts w:ascii="Calibri" w:eastAsia="Times New Roman" w:hAnsi="Calibri" w:cs="Calibri"/>
+        </w:rPr>
+        <w:t xml:space="preserve"> #45):</w:t>
+      </w:r>
+      <w:r>
+        <w:rPr>
+          <w:rFonts w:ascii="Calibri" w:eastAsia="Times New Roman" w:hAnsi="Calibri" w:cs="Calibri"/>
+        </w:rPr>
+        <w:t xml:space="preserve"> El código central en </w:t>
+      </w:r>
+      <w:proofErr w:type="spellStart"/>
+      <w:r>
+        <w:rPr>
+          <w:rStyle w:val="CdigoHTML"/>
+        </w:rPr>
+        <w:t>App.tsx</w:t>
+      </w:r>
+      <w:proofErr w:type="spellEnd"/>
+      <w:r>
+        <w:rPr>
+          <w:rFonts w:ascii="Calibri" w:eastAsia="Times New Roman" w:hAnsi="Calibri" w:cs="Calibri"/>
+        </w:rPr>
+        <w:t xml:space="preserve"> sufría de un acoplamiento incompleto de guardias de UI (</w:t>
+      </w:r>
+      <w:proofErr w:type="spellStart"/>
+      <w:r>
+        <w:rPr>
+          <w:rStyle w:val="CdigoHTML"/>
+        </w:rPr>
+        <w:t>hasPermission</w:t>
+      </w:r>
+      <w:proofErr w:type="spellEnd"/>
+      <w:r>
+        <w:rPr>
+          <w:rStyle w:val="CdigoHTML"/>
+        </w:rPr>
+        <w:t>(...)</w:t>
+      </w:r>
+      <w:r>
+        <w:rPr>
+          <w:rFonts w:ascii="Calibri" w:eastAsia="Times New Roman" w:hAnsi="Calibri" w:cs="Calibri"/>
+        </w:rPr>
+        <w:t>). El menú operaba de manera imperativa y permitía el montaje de componentes por defecto antes de resolver los permisos.</w:t>
       </w:r>
     </w:p>
     <w:p>
       <w:pPr>
+        <w:numPr>
+          <w:ilvl w:val="0"/>
+          <w:numId w:val="17"/>
+        </w:numPr>
+        <w:spacing w:before="100" w:beforeAutospacing="1" w:after="100" w:afterAutospacing="1" w:line="240" w:lineRule="auto"/>
+        <w:rPr>
+          <w:rFonts w:ascii="Calibri" w:eastAsia="Times New Roman" w:hAnsi="Calibri" w:cs="Calibri"/>
+        </w:rPr>
+      </w:pPr>
+      <w:r>
+        <w:rPr>
+          <w:rStyle w:val="Fuerte"/>
+          <w:rFonts w:ascii="Calibri" w:eastAsia="Times New Roman" w:hAnsi="Calibri" w:cs="Calibri"/>
+        </w:rPr>
+        <w:t>Remediación Estructural:</w:t>
+      </w:r>
+      <w:r>
+        <w:rPr>
+          <w:rFonts w:ascii="Calibri" w:eastAsia="Times New Roman" w:hAnsi="Calibri" w:cs="Calibri"/>
+        </w:rPr>
+        <w:t xml:space="preserve"> </w:t>
+      </w:r>
+    </w:p>
+    <w:p>
+      <w:pPr>
+        <w:pStyle w:val="NormalWeb"/>
+        <w:rPr>
+          <w:rFonts w:ascii="Calibri" w:hAnsi="Calibri" w:cs="Calibri"/>
+          <w:sz w:val="22"/>
+          <w:szCs w:val="22"/>
+        </w:rPr>
+      </w:pPr>
+      <w:r>
+        <w:rPr>
+          <w:rFonts w:ascii="Calibri" w:hAnsi="Calibri" w:cs="Calibri"/>
+          <w:sz w:val="22"/>
+          <w:szCs w:val="22"/>
+        </w:rPr>
+        <w:t>- Se refactorizó el menú hacia un arreglo de objetos (Data-</w:t>
+      </w:r>
+      <w:proofErr w:type="spellStart"/>
+      <w:r>
+        <w:rPr>
+          <w:rFonts w:ascii="Calibri" w:hAnsi="Calibri" w:cs="Calibri"/>
+          <w:sz w:val="22"/>
+          <w:szCs w:val="22"/>
+        </w:rPr>
+        <w:t>driven</w:t>
+      </w:r>
+      <w:proofErr w:type="spellEnd"/>
+      <w:r>
+        <w:rPr>
+          <w:rFonts w:ascii="Calibri" w:hAnsi="Calibri" w:cs="Calibri"/>
+          <w:sz w:val="22"/>
+          <w:szCs w:val="22"/>
+        </w:rPr>
+        <w:t xml:space="preserve"> </w:t>
+      </w:r>
+      <w:proofErr w:type="spellStart"/>
+      <w:r>
+        <w:rPr>
+          <w:rFonts w:ascii="Calibri" w:hAnsi="Calibri" w:cs="Calibri"/>
+          <w:sz w:val="22"/>
+          <w:szCs w:val="22"/>
+        </w:rPr>
+        <w:t>menu</w:t>
+      </w:r>
+      <w:proofErr w:type="spellEnd"/>
+      <w:r>
+        <w:rPr>
+          <w:rFonts w:ascii="Calibri" w:hAnsi="Calibri" w:cs="Calibri"/>
+          <w:sz w:val="22"/>
+          <w:szCs w:val="22"/>
+        </w:rPr>
+        <w:t>) que se evalúa de manera asíncrona.</w:t>
+      </w:r>
+    </w:p>
+    <w:p>
+      <w:pPr>
+        <w:pStyle w:val="NormalWeb"/>
+        <w:rPr>
+          <w:rFonts w:ascii="Calibri" w:hAnsi="Calibri" w:cs="Calibri"/>
+          <w:sz w:val="22"/>
+          <w:szCs w:val="22"/>
+        </w:rPr>
+      </w:pPr>
+      <w:r>
+        <w:rPr>
+          <w:rFonts w:ascii="Calibri" w:hAnsi="Calibri" w:cs="Calibri"/>
+          <w:sz w:val="22"/>
+          <w:szCs w:val="22"/>
+        </w:rPr>
+        <w:t xml:space="preserve">- Se implementó el componente </w:t>
+      </w:r>
+      <w:r>
+        <w:rPr>
+          <w:rStyle w:val="CdigoHTML"/>
+        </w:rPr>
+        <w:t>&lt;</w:t>
+      </w:r>
+      <w:proofErr w:type="spellStart"/>
+      <w:r>
+        <w:rPr>
+          <w:rStyle w:val="CdigoHTML"/>
+        </w:rPr>
+        <w:t>ProtectedRoute</w:t>
+      </w:r>
+      <w:proofErr w:type="spellEnd"/>
+      <w:r>
+        <w:rPr>
+          <w:rStyle w:val="CdigoHTML"/>
+        </w:rPr>
+        <w:t>&gt;</w:t>
+      </w:r>
+      <w:r>
+        <w:rPr>
+          <w:rFonts w:ascii="Calibri" w:hAnsi="Calibri" w:cs="Calibri"/>
+          <w:sz w:val="22"/>
+          <w:szCs w:val="22"/>
+        </w:rPr>
+        <w:t xml:space="preserve"> para interceptar *renders* a nivel del </w:t>
+      </w:r>
+      <w:proofErr w:type="spellStart"/>
+      <w:r>
+        <w:rPr>
+          <w:rFonts w:ascii="Calibri" w:hAnsi="Calibri" w:cs="Calibri"/>
+          <w:sz w:val="22"/>
+          <w:szCs w:val="22"/>
+        </w:rPr>
+        <w:t>Router</w:t>
+      </w:r>
+      <w:proofErr w:type="spellEnd"/>
+      <w:r>
+        <w:rPr>
+          <w:rFonts w:ascii="Calibri" w:hAnsi="Calibri" w:cs="Calibri"/>
+          <w:sz w:val="22"/>
+          <w:szCs w:val="22"/>
+        </w:rPr>
+        <w:t xml:space="preserve"> en </w:t>
+      </w:r>
+      <w:proofErr w:type="spellStart"/>
+      <w:r>
+        <w:rPr>
+          <w:rFonts w:ascii="Calibri" w:hAnsi="Calibri" w:cs="Calibri"/>
+          <w:sz w:val="22"/>
+          <w:szCs w:val="22"/>
+        </w:rPr>
+        <w:t>React</w:t>
+      </w:r>
+      <w:proofErr w:type="spellEnd"/>
+      <w:r>
+        <w:rPr>
+          <w:rFonts w:ascii="Calibri" w:hAnsi="Calibri" w:cs="Calibri"/>
+          <w:sz w:val="22"/>
+          <w:szCs w:val="22"/>
+        </w:rPr>
+        <w:t xml:space="preserve">, validando el token JWT y los permisos contra la matriz estricta de la tabla </w:t>
+      </w:r>
+      <w:r>
+        <w:rPr>
+          <w:rStyle w:val="CdigoHTML"/>
+        </w:rPr>
+        <w:t>CTMU064</w:t>
+      </w:r>
+      <w:r>
+        <w:rPr>
+          <w:rFonts w:ascii="Calibri" w:hAnsi="Calibri" w:cs="Calibri"/>
+          <w:sz w:val="22"/>
+          <w:szCs w:val="22"/>
+        </w:rPr>
+        <w:t xml:space="preserve"> de Oracle.</w:t>
+      </w:r>
+    </w:p>
+    <w:p>
+      <w:pPr>
+        <w:pStyle w:val="NormalWeb"/>
+        <w:rPr>
+          <w:rFonts w:ascii="Calibri" w:hAnsi="Calibri" w:cs="Calibri"/>
+          <w:sz w:val="22"/>
+          <w:szCs w:val="22"/>
+        </w:rPr>
+      </w:pPr>
+      <w:r>
+        <w:rPr>
+          <w:rFonts w:ascii="Calibri" w:hAnsi="Calibri" w:cs="Calibri"/>
+          <w:sz w:val="22"/>
+          <w:szCs w:val="22"/>
+        </w:rPr>
+        <w:t>- El resultado fue una UI hermética donde módulos no autorizados son completamente invisibles, mitigando la fuga de información.</w:t>
+      </w:r>
+    </w:p>
+    <w:p>
+      <w:pPr>
+        <w:pStyle w:val="NormalWeb"/>
+        <w:rPr>
+          <w:rFonts w:ascii="Calibri" w:hAnsi="Calibri" w:cs="Calibri"/>
+          <w:sz w:val="22"/>
+          <w:szCs w:val="22"/>
+        </w:rPr>
+      </w:pPr>
+      <w:r>
+        <w:rPr>
+          <w:rStyle w:val="Fuerte"/>
+          <w:rFonts w:ascii="Calibri" w:hAnsi="Calibri" w:cs="Calibri"/>
+          <w:sz w:val="22"/>
+          <w:szCs w:val="22"/>
+        </w:rPr>
+        <w:t>Diagrama de Flujo de Resolución RBAC (</w:t>
+      </w:r>
+      <w:proofErr w:type="spellStart"/>
+      <w:r>
+        <w:rPr>
+          <w:rStyle w:val="Fuerte"/>
+          <w:rFonts w:ascii="Calibri" w:hAnsi="Calibri" w:cs="Calibri"/>
+          <w:sz w:val="22"/>
+          <w:szCs w:val="22"/>
+        </w:rPr>
+        <w:t>Frontend</w:t>
+      </w:r>
+      <w:proofErr w:type="spellEnd"/>
+      <w:r>
+        <w:rPr>
+          <w:rStyle w:val="Fuerte"/>
+          <w:rFonts w:ascii="Calibri" w:hAnsi="Calibri" w:cs="Calibri"/>
+          <w:sz w:val="22"/>
+          <w:szCs w:val="22"/>
+        </w:rPr>
+        <w:t>):</w:t>
+      </w:r>
+    </w:p>
+    <w:p>
+      <w:pPr>
+        <w:pStyle w:val="HTMLconformatoprevio"/>
+      </w:pPr>
+    </w:p>
+    <w:p>
+      <w:pPr>
+        <w:pStyle w:val="HTMLconformatoprevio"/>
+      </w:pPr>
+      <w:proofErr w:type="spellStart"/>
+      <w:r>
+        <w:t>sequenceDiagram</w:t>
+      </w:r>
+      <w:proofErr w:type="spellEnd"/>
+    </w:p>
+    <w:p>
+      <w:pPr>
+        <w:pStyle w:val="HTMLconformatoprevio"/>
+      </w:pPr>
+      <w:r>
+        <w:t xml:space="preserve">    </w:t>
+      </w:r>
+      <w:proofErr w:type="spellStart"/>
+      <w:r>
+        <w:t>participant</w:t>
+      </w:r>
+      <w:proofErr w:type="spellEnd"/>
+      <w:r>
+        <w:t xml:space="preserve"> </w:t>
+      </w:r>
+      <w:proofErr w:type="spellStart"/>
+      <w:r>
+        <w:t>User</w:t>
+      </w:r>
+      <w:proofErr w:type="spellEnd"/>
+    </w:p>
+    <w:p>
+      <w:pPr>
+        <w:pStyle w:val="HTMLconformatoprevio"/>
+      </w:pPr>
+      <w:r>
+        <w:t xml:space="preserve">    </w:t>
+      </w:r>
+      <w:proofErr w:type="spellStart"/>
+      <w:r>
+        <w:t>participant</w:t>
+      </w:r>
+      <w:proofErr w:type="spellEnd"/>
+      <w:r>
+        <w:t xml:space="preserve"> </w:t>
+      </w:r>
+      <w:proofErr w:type="spellStart"/>
+      <w:r>
+        <w:t>Router</w:t>
+      </w:r>
+      <w:proofErr w:type="spellEnd"/>
+      <w:r>
+        <w:t xml:space="preserve"> as </w:t>
+      </w:r>
+      <w:proofErr w:type="spellStart"/>
+      <w:r>
+        <w:t>React</w:t>
+      </w:r>
+      <w:proofErr w:type="spellEnd"/>
+      <w:r>
+        <w:t xml:space="preserve"> </w:t>
+      </w:r>
+      <w:proofErr w:type="spellStart"/>
+      <w:r>
+        <w:t>Router</w:t>
+      </w:r>
+      <w:proofErr w:type="spellEnd"/>
+    </w:p>
+    <w:p>
+      <w:pPr>
+        <w:pStyle w:val="HTMLconformatoprevio"/>
+      </w:pPr>
+      <w:r>
+        <w:t xml:space="preserve">    </w:t>
+      </w:r>
+      <w:proofErr w:type="spellStart"/>
+      <w:r>
+        <w:t>participant</w:t>
+      </w:r>
+      <w:proofErr w:type="spellEnd"/>
+      <w:r>
+        <w:t xml:space="preserve"> </w:t>
+      </w:r>
+      <w:proofErr w:type="spellStart"/>
+      <w:r>
+        <w:t>AuthContext</w:t>
+      </w:r>
+      <w:proofErr w:type="spellEnd"/>
+      <w:r>
+        <w:t xml:space="preserve"> as </w:t>
+      </w:r>
+      <w:proofErr w:type="spellStart"/>
+      <w:r>
+        <w:t>AuthProvider</w:t>
+      </w:r>
+      <w:proofErr w:type="spellEnd"/>
+    </w:p>
+    <w:p>
+      <w:pPr>
+        <w:pStyle w:val="HTMLconformatoprevio"/>
+      </w:pPr>
+      <w:r>
+        <w:t xml:space="preserve">    </w:t>
+      </w:r>
+      <w:proofErr w:type="spellStart"/>
+      <w:r>
+        <w:t>participant</w:t>
+      </w:r>
+      <w:proofErr w:type="spellEnd"/>
+      <w:r>
+        <w:t xml:space="preserve"> </w:t>
+      </w:r>
+      <w:proofErr w:type="spellStart"/>
+      <w:r>
+        <w:t>Menu</w:t>
+      </w:r>
+      <w:proofErr w:type="spellEnd"/>
+      <w:r>
+        <w:t xml:space="preserve"> as </w:t>
+      </w:r>
+      <w:proofErr w:type="spellStart"/>
+      <w:r>
+        <w:t>Sidebar</w:t>
+      </w:r>
+      <w:proofErr w:type="spellEnd"/>
+      <w:r>
+        <w:t xml:space="preserve"> </w:t>
+      </w:r>
+      <w:proofErr w:type="spellStart"/>
+      <w:r>
+        <w:t>Component</w:t>
+      </w:r>
+      <w:proofErr w:type="spellEnd"/>
+    </w:p>
+    <w:p>
+      <w:pPr>
+        <w:pStyle w:val="HTMLconformatoprevio"/>
+      </w:pPr>
+      <w:r>
+        <w:t xml:space="preserve">    </w:t>
+      </w:r>
+    </w:p>
+    <w:p>
+      <w:pPr>
+        <w:pStyle w:val="HTMLconformatoprevio"/>
+      </w:pPr>
+      <w:r>
+        <w:t xml:space="preserve">    </w:t>
+      </w:r>
+      <w:proofErr w:type="spellStart"/>
+      <w:r>
+        <w:t>User</w:t>
+      </w:r>
+      <w:proofErr w:type="spellEnd"/>
+      <w:r>
+        <w:t>-&gt;&gt;</w:t>
+      </w:r>
+      <w:proofErr w:type="spellStart"/>
+      <w:r>
+        <w:t>Router</w:t>
+      </w:r>
+      <w:proofErr w:type="spellEnd"/>
+      <w:r>
+        <w:t>: Navega a /incidencias-</w:t>
+      </w:r>
+      <w:proofErr w:type="spellStart"/>
+      <w:r>
+        <w:t>tecnicas</w:t>
+      </w:r>
+      <w:proofErr w:type="spellEnd"/>
+    </w:p>
+    <w:p>
+      <w:pPr>
+        <w:pStyle w:val="HTMLconformatoprevio"/>
+      </w:pPr>
+      <w:r>
+        <w:t xml:space="preserve">    </w:t>
+      </w:r>
+      <w:proofErr w:type="spellStart"/>
+      <w:r>
+        <w:t>Router</w:t>
+      </w:r>
+      <w:proofErr w:type="spellEnd"/>
+      <w:r>
+        <w:t>-&gt;&gt;</w:t>
+      </w:r>
+      <w:proofErr w:type="spellStart"/>
+      <w:r>
+        <w:t>AuthContext</w:t>
+      </w:r>
+      <w:proofErr w:type="spellEnd"/>
+      <w:r>
+        <w:t xml:space="preserve">: </w:t>
+      </w:r>
+      <w:proofErr w:type="spellStart"/>
+      <w:proofErr w:type="gramStart"/>
+      <w:r>
+        <w:t>validateAccess</w:t>
+      </w:r>
+      <w:proofErr w:type="spellEnd"/>
+      <w:r>
+        <w:t>(</w:t>
+      </w:r>
+      <w:proofErr w:type="spellStart"/>
+      <w:proofErr w:type="gramEnd"/>
+      <w:r>
+        <w:t>roleId</w:t>
+      </w:r>
+      <w:proofErr w:type="spellEnd"/>
+      <w:r>
+        <w:t xml:space="preserve">, </w:t>
+      </w:r>
+      <w:proofErr w:type="spellStart"/>
+      <w:r>
+        <w:t>requiredPerm</w:t>
+      </w:r>
+      <w:proofErr w:type="spellEnd"/>
+      <w:r>
+        <w:t>)</w:t>
+      </w:r>
+    </w:p>
+    <w:p>
+      <w:pPr>
+        <w:pStyle w:val="HTMLconformatoprevio"/>
+      </w:pPr>
+      <w:r>
+        <w:lastRenderedPageBreak/>
+        <w:t xml:space="preserve">    </w:t>
+      </w:r>
+      <w:proofErr w:type="spellStart"/>
+      <w:r>
+        <w:t>AuthContext</w:t>
+      </w:r>
+      <w:proofErr w:type="spellEnd"/>
+      <w:r>
+        <w:t>--&gt;&gt;</w:t>
+      </w:r>
+      <w:proofErr w:type="spellStart"/>
+      <w:r>
+        <w:t>Router</w:t>
+      </w:r>
+      <w:proofErr w:type="spellEnd"/>
+      <w:r>
+        <w:t xml:space="preserve">: </w:t>
+      </w:r>
+      <w:proofErr w:type="spellStart"/>
+      <w:r>
+        <w:t>boolean</w:t>
+      </w:r>
+      <w:proofErr w:type="spellEnd"/>
+      <w:r>
+        <w:t xml:space="preserve"> (false)</w:t>
+      </w:r>
+    </w:p>
+    <w:p>
+      <w:pPr>
+        <w:pStyle w:val="HTMLconformatoprevio"/>
+      </w:pPr>
+      <w:r>
+        <w:t xml:space="preserve">    </w:t>
+      </w:r>
+      <w:proofErr w:type="spellStart"/>
+      <w:r>
+        <w:t>Router</w:t>
+      </w:r>
+      <w:proofErr w:type="spellEnd"/>
+      <w:r>
+        <w:t>-&gt;&gt;</w:t>
+      </w:r>
+      <w:proofErr w:type="spellStart"/>
+      <w:r>
+        <w:t>User</w:t>
+      </w:r>
+      <w:proofErr w:type="spellEnd"/>
+      <w:r>
+        <w:t xml:space="preserve">: </w:t>
+      </w:r>
+      <w:proofErr w:type="spellStart"/>
+      <w:r>
+        <w:t>Redirect</w:t>
+      </w:r>
+      <w:proofErr w:type="spellEnd"/>
+      <w:r>
+        <w:t xml:space="preserve"> </w:t>
+      </w:r>
+      <w:proofErr w:type="spellStart"/>
+      <w:r>
+        <w:t>to</w:t>
+      </w:r>
+      <w:proofErr w:type="spellEnd"/>
+      <w:r>
+        <w:t xml:space="preserve"> /</w:t>
+      </w:r>
+      <w:proofErr w:type="spellStart"/>
+      <w:r>
+        <w:t>dashboard</w:t>
+      </w:r>
+      <w:proofErr w:type="spellEnd"/>
+      <w:r>
+        <w:t xml:space="preserve"> (Access </w:t>
+      </w:r>
+      <w:proofErr w:type="spellStart"/>
+      <w:r>
+        <w:t>Denied</w:t>
+      </w:r>
+      <w:proofErr w:type="spellEnd"/>
+      <w:r>
+        <w:t>)</w:t>
+      </w:r>
+    </w:p>
+    <w:p>
+      <w:pPr>
+        <w:pStyle w:val="HTMLconformatoprevio"/>
+      </w:pPr>
+      <w:r>
+        <w:t xml:space="preserve">    </w:t>
+      </w:r>
+    </w:p>
+    <w:p>
+      <w:pPr>
+        <w:pStyle w:val="HTMLconformatoprevio"/>
+      </w:pPr>
+      <w:r>
+        <w:t xml:space="preserve">    </w:t>
+      </w:r>
+      <w:proofErr w:type="spellStart"/>
+      <w:r>
+        <w:t>User</w:t>
+      </w:r>
+      <w:proofErr w:type="spellEnd"/>
+      <w:r>
+        <w:t>-&gt;&gt;</w:t>
+      </w:r>
+      <w:proofErr w:type="spellStart"/>
+      <w:r>
+        <w:t>Menu</w:t>
+      </w:r>
+      <w:proofErr w:type="spellEnd"/>
+      <w:r>
+        <w:t xml:space="preserve">: Renderizar </w:t>
+      </w:r>
+      <w:proofErr w:type="spellStart"/>
+      <w:r>
+        <w:t>Sidebar</w:t>
+      </w:r>
+      <w:proofErr w:type="spellEnd"/>
+    </w:p>
+    <w:p>
+      <w:pPr>
+        <w:pStyle w:val="HTMLconformatoprevio"/>
+      </w:pPr>
+      <w:r>
+        <w:t xml:space="preserve">    </w:t>
+      </w:r>
+      <w:proofErr w:type="spellStart"/>
+      <w:r>
+        <w:t>Menu</w:t>
+      </w:r>
+      <w:proofErr w:type="spellEnd"/>
+      <w:r>
+        <w:t>-&gt;&gt;</w:t>
+      </w:r>
+      <w:proofErr w:type="spellStart"/>
+      <w:r>
+        <w:t>AuthContext</w:t>
+      </w:r>
+      <w:proofErr w:type="spellEnd"/>
+      <w:r>
+        <w:t xml:space="preserve">: </w:t>
+      </w:r>
+      <w:proofErr w:type="spellStart"/>
+      <w:proofErr w:type="gramStart"/>
+      <w:r>
+        <w:t>getPermittedRoutes</w:t>
+      </w:r>
+      <w:proofErr w:type="spellEnd"/>
+      <w:r>
+        <w:t>(</w:t>
+      </w:r>
+      <w:proofErr w:type="gramEnd"/>
+      <w:r>
+        <w:t>)</w:t>
+      </w:r>
+    </w:p>
+    <w:p>
+      <w:pPr>
+        <w:pStyle w:val="HTMLconformatoprevio"/>
+      </w:pPr>
+      <w:r>
+        <w:t xml:space="preserve">    </w:t>
+      </w:r>
+      <w:proofErr w:type="spellStart"/>
+      <w:r>
+        <w:t>AuthContext</w:t>
+      </w:r>
+      <w:proofErr w:type="spellEnd"/>
+      <w:r>
+        <w:t>--&gt;&gt;</w:t>
+      </w:r>
+      <w:proofErr w:type="spellStart"/>
+      <w:r>
+        <w:t>Menu</w:t>
+      </w:r>
+      <w:proofErr w:type="spellEnd"/>
+      <w:r>
+        <w:t>: [</w:t>
+      </w:r>
+      <w:proofErr w:type="spellStart"/>
+      <w:r>
+        <w:t>Dashboard</w:t>
+      </w:r>
+      <w:proofErr w:type="spellEnd"/>
+      <w:r>
+        <w:t>, Perfil]</w:t>
+      </w:r>
+    </w:p>
+    <w:p>
+      <w:pPr>
+        <w:pStyle w:val="HTMLconformatoprevio"/>
+      </w:pPr>
+      <w:r>
+        <w:t xml:space="preserve">    </w:t>
+      </w:r>
+      <w:proofErr w:type="spellStart"/>
+      <w:r>
+        <w:t>Menu</w:t>
+      </w:r>
+      <w:proofErr w:type="spellEnd"/>
+      <w:r>
+        <w:t>--&gt;&gt;</w:t>
+      </w:r>
+      <w:proofErr w:type="spellStart"/>
+      <w:r>
+        <w:t>User</w:t>
+      </w:r>
+      <w:proofErr w:type="spellEnd"/>
+      <w:r>
+        <w:t>: Muestra solo opciones autorizadas</w:t>
+      </w:r>
+    </w:p>
+    <w:p>
+      <w:pPr>
+        <w:pStyle w:val="NormalWeb"/>
+        <w:rPr>
+          <w:rFonts w:ascii="Calibri" w:hAnsi="Calibri" w:cs="Calibri"/>
+          <w:sz w:val="22"/>
+          <w:szCs w:val="22"/>
+        </w:rPr>
+      </w:pPr>
+      <w:proofErr w:type="spellStart"/>
+      <w:r>
+        <w:rPr>
+          <w:rStyle w:val="Fuerte"/>
+          <w:rFonts w:ascii="Calibri" w:hAnsi="Calibri" w:cs="Calibri"/>
+          <w:sz w:val="22"/>
+          <w:szCs w:val="22"/>
+        </w:rPr>
+        <w:t>Snippet</w:t>
+      </w:r>
+      <w:proofErr w:type="spellEnd"/>
+      <w:r>
+        <w:rPr>
+          <w:rStyle w:val="Fuerte"/>
+          <w:rFonts w:ascii="Calibri" w:hAnsi="Calibri" w:cs="Calibri"/>
+          <w:sz w:val="22"/>
+          <w:szCs w:val="22"/>
+        </w:rPr>
+        <w:t xml:space="preserve"> de Código </w:t>
+      </w:r>
+      <w:proofErr w:type="spellStart"/>
+      <w:r>
+        <w:rPr>
+          <w:rStyle w:val="Fuerte"/>
+          <w:rFonts w:ascii="Calibri" w:hAnsi="Calibri" w:cs="Calibri"/>
+          <w:sz w:val="22"/>
+          <w:szCs w:val="22"/>
+        </w:rPr>
+        <w:t>React</w:t>
+      </w:r>
+      <w:proofErr w:type="spellEnd"/>
+      <w:r>
+        <w:rPr>
+          <w:rStyle w:val="Fuerte"/>
+          <w:rFonts w:ascii="Calibri" w:hAnsi="Calibri" w:cs="Calibri"/>
+          <w:sz w:val="22"/>
+          <w:szCs w:val="22"/>
+        </w:rPr>
+        <w:t xml:space="preserve"> (</w:t>
+      </w:r>
+      <w:proofErr w:type="spellStart"/>
+      <w:r>
+        <w:rPr>
+          <w:rStyle w:val="CdigoHTML"/>
+          <w:b/>
+          <w:bCs/>
+        </w:rPr>
+        <w:t>ProtectedRoute.tsx</w:t>
+      </w:r>
+      <w:proofErr w:type="spellEnd"/>
+      <w:r>
+        <w:rPr>
+          <w:rStyle w:val="Fuerte"/>
+          <w:rFonts w:ascii="Calibri" w:hAnsi="Calibri" w:cs="Calibri"/>
+          <w:sz w:val="22"/>
+          <w:szCs w:val="22"/>
+        </w:rPr>
+        <w:t>):</w:t>
+      </w:r>
+    </w:p>
+    <w:p>
+      <w:pPr>
+        <w:pStyle w:val="HTMLconformatoprevio"/>
+      </w:pPr>
+    </w:p>
+    <w:p>
+      <w:pPr>
+        <w:pStyle w:val="HTMLconformatoprevio"/>
+      </w:pPr>
+      <w:proofErr w:type="spellStart"/>
+      <w:r>
+        <w:t>import</w:t>
+      </w:r>
+      <w:proofErr w:type="spellEnd"/>
+      <w:r>
+        <w:t xml:space="preserve"> </w:t>
+      </w:r>
+      <w:proofErr w:type="gramStart"/>
+      <w:r>
+        <w:t xml:space="preserve">{ </w:t>
+      </w:r>
+      <w:proofErr w:type="spellStart"/>
+      <w:r>
+        <w:t>Navigate</w:t>
+      </w:r>
+      <w:proofErr w:type="spellEnd"/>
+      <w:proofErr w:type="gramEnd"/>
+      <w:r>
+        <w:t xml:space="preserve">, </w:t>
+      </w:r>
+      <w:proofErr w:type="gramStart"/>
+      <w:r>
+        <w:t>Outlet }</w:t>
+      </w:r>
+      <w:proofErr w:type="gramEnd"/>
+      <w:r>
+        <w:t xml:space="preserve"> </w:t>
+      </w:r>
+      <w:proofErr w:type="spellStart"/>
+      <w:r>
+        <w:t>from</w:t>
+      </w:r>
+      <w:proofErr w:type="spellEnd"/>
+      <w:r>
+        <w:t xml:space="preserve"> '</w:t>
+      </w:r>
+      <w:proofErr w:type="spellStart"/>
+      <w:r>
+        <w:t>react</w:t>
+      </w:r>
+      <w:proofErr w:type="spellEnd"/>
+      <w:r>
+        <w:t>-</w:t>
+      </w:r>
+      <w:proofErr w:type="spellStart"/>
+      <w:r>
+        <w:t>router</w:t>
+      </w:r>
+      <w:proofErr w:type="spellEnd"/>
+      <w:r>
+        <w:t>-dom';</w:t>
+      </w:r>
+    </w:p>
+    <w:p>
+      <w:pPr>
+        <w:pStyle w:val="HTMLconformatoprevio"/>
+      </w:pPr>
+      <w:proofErr w:type="spellStart"/>
+      <w:r>
+        <w:t>import</w:t>
+      </w:r>
+      <w:proofErr w:type="spellEnd"/>
+      <w:r>
+        <w:t xml:space="preserve"> </w:t>
+      </w:r>
+      <w:proofErr w:type="gramStart"/>
+      <w:r>
+        <w:t xml:space="preserve">{ </w:t>
+      </w:r>
+      <w:proofErr w:type="spellStart"/>
+      <w:r>
+        <w:t>useAuth</w:t>
+      </w:r>
+      <w:proofErr w:type="spellEnd"/>
+      <w:proofErr w:type="gramEnd"/>
+      <w:r>
+        <w:t xml:space="preserve"> } </w:t>
+      </w:r>
+      <w:proofErr w:type="spellStart"/>
+      <w:r>
+        <w:t>from</w:t>
+      </w:r>
+      <w:proofErr w:type="spellEnd"/>
+      <w:r>
+        <w:t xml:space="preserve"> </w:t>
+      </w:r>
+      <w:proofErr w:type="gramStart"/>
+      <w:r>
+        <w:t>'..</w:t>
+      </w:r>
+      <w:proofErr w:type="gramEnd"/>
+      <w:r>
+        <w:t>/</w:t>
+      </w:r>
+      <w:proofErr w:type="spellStart"/>
+      <w:r>
+        <w:t>context</w:t>
+      </w:r>
+      <w:proofErr w:type="spellEnd"/>
+      <w:r>
+        <w:t>/</w:t>
+      </w:r>
+      <w:proofErr w:type="spellStart"/>
+      <w:r>
+        <w:t>AuthContext</w:t>
+      </w:r>
+      <w:proofErr w:type="spellEnd"/>
+      <w:r>
+        <w:t>';</w:t>
+      </w:r>
+    </w:p>
+    <w:p>
+      <w:pPr>
+        <w:pStyle w:val="HTMLconformatoprevio"/>
+      </w:pPr>
+    </w:p>
+    <w:p>
+      <w:pPr>
+        <w:pStyle w:val="HTMLconformatoprevio"/>
+      </w:pPr>
+      <w:proofErr w:type="gramStart"/>
+      <w:r>
+        <w:t>interface</w:t>
+      </w:r>
+      <w:proofErr w:type="gramEnd"/>
+      <w:r>
+        <w:t xml:space="preserve"> </w:t>
+      </w:r>
+      <w:proofErr w:type="spellStart"/>
+      <w:r>
+        <w:t>ProtectedRouteProps</w:t>
+      </w:r>
+      <w:proofErr w:type="spellEnd"/>
+      <w:r>
+        <w:t xml:space="preserve"> {</w:t>
+      </w:r>
+    </w:p>
+    <w:p>
+      <w:pPr>
+        <w:pStyle w:val="HTMLconformatoprevio"/>
+      </w:pPr>
+      <w:r>
+        <w:t xml:space="preserve">  </w:t>
+      </w:r>
+      <w:proofErr w:type="spellStart"/>
+      <w:r>
+        <w:t>requiredPermissionCode</w:t>
+      </w:r>
+      <w:proofErr w:type="spellEnd"/>
+      <w:r>
+        <w:t xml:space="preserve">?: </w:t>
+      </w:r>
+      <w:proofErr w:type="spellStart"/>
+      <w:r>
+        <w:t>string</w:t>
+      </w:r>
+      <w:proofErr w:type="spellEnd"/>
+      <w:r>
+        <w:t>;</w:t>
+      </w:r>
+    </w:p>
+    <w:p>
+      <w:pPr>
+        <w:pStyle w:val="HTMLconformatoprevio"/>
+      </w:pPr>
+      <w:r>
+        <w:t>}</w:t>
+      </w:r>
+    </w:p>
+    <w:p>
+      <w:pPr>
+        <w:pStyle w:val="HTMLconformatoprevio"/>
+      </w:pPr>
+    </w:p>
+    <w:p>
+      <w:pPr>
+        <w:pStyle w:val="HTMLconformatoprevio"/>
+      </w:pPr>
+      <w:proofErr w:type="spellStart"/>
+      <w:r>
+        <w:t>export</w:t>
+      </w:r>
+      <w:proofErr w:type="spellEnd"/>
+      <w:r>
+        <w:t xml:space="preserve"> </w:t>
+      </w:r>
+      <w:proofErr w:type="spellStart"/>
+      <w:r>
+        <w:t>const</w:t>
+      </w:r>
+      <w:proofErr w:type="spellEnd"/>
+      <w:r>
+        <w:t xml:space="preserve"> </w:t>
+      </w:r>
+      <w:proofErr w:type="spellStart"/>
+      <w:r>
+        <w:t>ProtectedRoute</w:t>
+      </w:r>
+      <w:proofErr w:type="spellEnd"/>
+      <w:r>
+        <w:t xml:space="preserve"> = </w:t>
+      </w:r>
+      <w:proofErr w:type="gramStart"/>
+      <w:r>
+        <w:t xml:space="preserve">({ </w:t>
+      </w:r>
+      <w:proofErr w:type="spellStart"/>
+      <w:r>
+        <w:t>requiredPermissionCode</w:t>
+      </w:r>
+      <w:proofErr w:type="spellEnd"/>
+      <w:proofErr w:type="gramEnd"/>
+      <w:r>
+        <w:t xml:space="preserve"> }: </w:t>
+      </w:r>
+      <w:proofErr w:type="spellStart"/>
+      <w:r>
+        <w:t>ProtectedRouteProps</w:t>
+      </w:r>
+      <w:proofErr w:type="spellEnd"/>
+      <w:r>
+        <w:t>) =&gt; {</w:t>
+      </w:r>
+    </w:p>
+    <w:p>
+      <w:pPr>
+        <w:pStyle w:val="HTMLconformatoprevio"/>
+      </w:pPr>
+      <w:r>
+        <w:t xml:space="preserve">  </w:t>
+      </w:r>
+      <w:proofErr w:type="spellStart"/>
+      <w:r>
+        <w:t>const</w:t>
+      </w:r>
+      <w:proofErr w:type="spellEnd"/>
+      <w:r>
+        <w:t xml:space="preserve"> </w:t>
+      </w:r>
+      <w:proofErr w:type="gramStart"/>
+      <w:r>
+        <w:t xml:space="preserve">{ </w:t>
+      </w:r>
+      <w:proofErr w:type="spellStart"/>
+      <w:r>
+        <w:t>isAuthenticated</w:t>
+      </w:r>
+      <w:proofErr w:type="spellEnd"/>
+      <w:proofErr w:type="gramEnd"/>
+      <w:r>
+        <w:t xml:space="preserve">, </w:t>
+      </w:r>
+      <w:proofErr w:type="spellStart"/>
+      <w:proofErr w:type="gramStart"/>
+      <w:r>
+        <w:t>user</w:t>
+      </w:r>
+      <w:proofErr w:type="spellEnd"/>
+      <w:r>
+        <w:t xml:space="preserve"> }</w:t>
+      </w:r>
+      <w:proofErr w:type="gramEnd"/>
+      <w:r>
+        <w:t xml:space="preserve"> = </w:t>
+      </w:r>
+      <w:proofErr w:type="spellStart"/>
+      <w:proofErr w:type="gramStart"/>
+      <w:r>
+        <w:t>useAuth</w:t>
+      </w:r>
+      <w:proofErr w:type="spellEnd"/>
+      <w:r>
+        <w:t>(</w:t>
+      </w:r>
+      <w:proofErr w:type="gramEnd"/>
+      <w:r>
+        <w:t>);</w:t>
+      </w:r>
+    </w:p>
+    <w:p>
+      <w:pPr>
+        <w:pStyle w:val="HTMLconformatoprevio"/>
+      </w:pPr>
+    </w:p>
+    <w:p>
+      <w:pPr>
+        <w:pStyle w:val="HTMLconformatoprevio"/>
+      </w:pPr>
+      <w:r>
+        <w:t xml:space="preserve">  </w:t>
+      </w:r>
+      <w:proofErr w:type="spellStart"/>
+      <w:r>
+        <w:t>if</w:t>
+      </w:r>
+      <w:proofErr w:type="spellEnd"/>
+      <w:r>
+        <w:t xml:space="preserve"> </w:t>
+      </w:r>
+      <w:proofErr w:type="gramStart"/>
+      <w:r>
+        <w:t>(!</w:t>
+      </w:r>
+      <w:proofErr w:type="spellStart"/>
+      <w:r>
+        <w:t>isAuthenticated</w:t>
+      </w:r>
+      <w:proofErr w:type="spellEnd"/>
+      <w:proofErr w:type="gramEnd"/>
+      <w:r>
+        <w:t>) {</w:t>
+      </w:r>
+    </w:p>
+    <w:p>
+      <w:pPr>
+        <w:pStyle w:val="HTMLconformatoprevio"/>
+      </w:pPr>
+      <w:r>
+        <w:t xml:space="preserve">    </w:t>
+      </w:r>
+      <w:proofErr w:type="spellStart"/>
+      <w:r>
+        <w:t>return</w:t>
+      </w:r>
+      <w:proofErr w:type="spellEnd"/>
+      <w:r>
+        <w:t xml:space="preserve"> &lt;</w:t>
+      </w:r>
+      <w:proofErr w:type="spellStart"/>
+      <w:r>
+        <w:t>Navigate</w:t>
+      </w:r>
+      <w:proofErr w:type="spellEnd"/>
+      <w:r>
+        <w:t xml:space="preserve"> </w:t>
+      </w:r>
+      <w:proofErr w:type="spellStart"/>
+      <w:r>
+        <w:t>to</w:t>
+      </w:r>
+      <w:proofErr w:type="spellEnd"/>
+      <w:r>
+        <w:t>="/</w:t>
+      </w:r>
+      <w:proofErr w:type="spellStart"/>
+      <w:r>
+        <w:t>login</w:t>
+      </w:r>
+      <w:proofErr w:type="spellEnd"/>
+      <w:r>
+        <w:t xml:space="preserve">" </w:t>
+      </w:r>
+      <w:proofErr w:type="spellStart"/>
+      <w:r>
+        <w:t>replace</w:t>
+      </w:r>
+      <w:proofErr w:type="spellEnd"/>
+      <w:r>
+        <w:t xml:space="preserve"> /&gt;;</w:t>
+      </w:r>
+    </w:p>
+    <w:p>
+      <w:pPr>
+        <w:pStyle w:val="HTMLconformatoprevio"/>
+      </w:pPr>
+      <w:r>
+        <w:t xml:space="preserve">  }</w:t>
+      </w:r>
+    </w:p>
+    <w:p>
+      <w:pPr>
+        <w:pStyle w:val="HTMLconformatoprevio"/>
+      </w:pPr>
+    </w:p>
+    <w:p>
+      <w:pPr>
+        <w:pStyle w:val="HTMLconformatoprevio"/>
+      </w:pPr>
+      <w:r>
+        <w:t xml:space="preserve">  // Validación estricta contra matriz CTMU064 inyectada en el </w:t>
+      </w:r>
+      <w:proofErr w:type="spellStart"/>
+      <w:r>
+        <w:t>payload</w:t>
+      </w:r>
+      <w:proofErr w:type="spellEnd"/>
+      <w:r>
+        <w:t xml:space="preserve"> del JWT</w:t>
+      </w:r>
+    </w:p>
+    <w:p>
+      <w:pPr>
+        <w:pStyle w:val="HTMLconformatoprevio"/>
+      </w:pPr>
+      <w:r>
+        <w:t xml:space="preserve">  </w:t>
+      </w:r>
+      <w:proofErr w:type="spellStart"/>
+      <w:r>
+        <w:t>if</w:t>
+      </w:r>
+      <w:proofErr w:type="spellEnd"/>
+      <w:r>
+        <w:t xml:space="preserve"> (</w:t>
+      </w:r>
+      <w:proofErr w:type="spellStart"/>
+      <w:r>
+        <w:t>requiredPermissionCode</w:t>
+      </w:r>
+      <w:proofErr w:type="spellEnd"/>
+      <w:r>
+        <w:t xml:space="preserve"> &amp;</w:t>
+      </w:r>
+      <w:proofErr w:type="gramStart"/>
+      <w:r>
+        <w:t>&amp; !</w:t>
+      </w:r>
+      <w:proofErr w:type="spellStart"/>
+      <w:r>
+        <w:t>user</w:t>
+      </w:r>
+      <w:proofErr w:type="gramEnd"/>
+      <w:r>
+        <w:t>.</w:t>
+      </w:r>
+      <w:proofErr w:type="gramStart"/>
+      <w:r>
+        <w:t>permissions.includes</w:t>
+      </w:r>
+      <w:proofErr w:type="spellEnd"/>
+      <w:proofErr w:type="gramEnd"/>
+      <w:r>
+        <w:t>(</w:t>
+      </w:r>
+      <w:proofErr w:type="spellStart"/>
+      <w:r>
+        <w:t>requiredPermissionCode</w:t>
+      </w:r>
+      <w:proofErr w:type="spellEnd"/>
+      <w:r>
+        <w:t>)) {</w:t>
+      </w:r>
+    </w:p>
+    <w:p>
+      <w:pPr>
+        <w:pStyle w:val="HTMLconformatoprevio"/>
+      </w:pPr>
+      <w:r>
+        <w:t xml:space="preserve">    </w:t>
+      </w:r>
+      <w:proofErr w:type="spellStart"/>
+      <w:proofErr w:type="gramStart"/>
+      <w:r>
+        <w:t>console.warn</w:t>
+      </w:r>
+      <w:proofErr w:type="spellEnd"/>
+      <w:proofErr w:type="gramEnd"/>
+      <w:r>
+        <w:t>(`[Seguridad] Acceso bloqueado al recurso: ${</w:t>
+      </w:r>
+      <w:proofErr w:type="spellStart"/>
+      <w:r>
+        <w:t>requiredPermissionCode</w:t>
+      </w:r>
+      <w:proofErr w:type="spellEnd"/>
+      <w:r>
+        <w:t>}`);</w:t>
+      </w:r>
+    </w:p>
+    <w:p>
+      <w:pPr>
+        <w:pStyle w:val="HTMLconformatoprevio"/>
+      </w:pPr>
+      <w:r>
+        <w:t xml:space="preserve">    </w:t>
+      </w:r>
+      <w:proofErr w:type="spellStart"/>
+      <w:r>
+        <w:t>return</w:t>
+      </w:r>
+      <w:proofErr w:type="spellEnd"/>
+      <w:r>
+        <w:t xml:space="preserve"> &lt;</w:t>
+      </w:r>
+      <w:proofErr w:type="spellStart"/>
+      <w:r>
+        <w:t>Navigate</w:t>
+      </w:r>
+      <w:proofErr w:type="spellEnd"/>
+      <w:r>
+        <w:t xml:space="preserve"> </w:t>
+      </w:r>
+      <w:proofErr w:type="spellStart"/>
+      <w:r>
+        <w:t>to</w:t>
+      </w:r>
+      <w:proofErr w:type="spellEnd"/>
+      <w:r>
+        <w:t>="/</w:t>
+      </w:r>
+      <w:proofErr w:type="spellStart"/>
+      <w:r>
+        <w:t>unauthorized</w:t>
+      </w:r>
+      <w:proofErr w:type="spellEnd"/>
+      <w:r>
+        <w:t xml:space="preserve">" </w:t>
+      </w:r>
+      <w:proofErr w:type="spellStart"/>
+      <w:r>
+        <w:t>replace</w:t>
+      </w:r>
+      <w:proofErr w:type="spellEnd"/>
+      <w:r>
+        <w:t xml:space="preserve"> /&gt;;</w:t>
+      </w:r>
+    </w:p>
+    <w:p>
+      <w:pPr>
+        <w:pStyle w:val="HTMLconformatoprevio"/>
+      </w:pPr>
+      <w:r>
+        <w:t xml:space="preserve">  }</w:t>
+      </w:r>
+    </w:p>
+    <w:p>
+      <w:pPr>
+        <w:pStyle w:val="HTMLconformatoprevio"/>
+      </w:pPr>
+    </w:p>
+    <w:p>
+      <w:pPr>
+        <w:pStyle w:val="HTMLconformatoprevio"/>
+      </w:pPr>
+      <w:r>
+        <w:t xml:space="preserve">  </w:t>
+      </w:r>
+      <w:proofErr w:type="spellStart"/>
+      <w:r>
+        <w:t>return</w:t>
+      </w:r>
+      <w:proofErr w:type="spellEnd"/>
+      <w:r>
+        <w:t xml:space="preserve"> &lt;Outlet /&gt;;</w:t>
+      </w:r>
+    </w:p>
+    <w:p>
+      <w:pPr>
+        <w:pStyle w:val="HTMLconformatoprevio"/>
+      </w:pPr>
+      <w:r>
+        <w:t>};</w:t>
+      </w:r>
+    </w:p>
+    <w:p>
+      <w:pPr>
+        <w:pStyle w:val="Ttulo2"/>
+        <w:rPr>
+          <w:rFonts w:ascii="Calibri" w:eastAsia="Times New Roman" w:hAnsi="Calibri" w:cs="Calibri"/>
+        </w:rPr>
+      </w:pPr>
+      <w:r>
+        <w:rPr>
+          <w:rFonts w:ascii="Calibri" w:eastAsia="Times New Roman" w:hAnsi="Calibri" w:cs="Calibri"/>
+        </w:rPr>
+        <w:t>5. Trazas y Umbrales Técnicos del Orquestador (Vida Saludable)</w:t>
+      </w:r>
+    </w:p>
+    <w:p>
+      <w:pPr>
+        <w:pStyle w:val="NormalWeb"/>
+        <w:rPr>
+          <w:rFonts w:ascii="Calibri" w:hAnsi="Calibri" w:cs="Calibri"/>
+          <w:sz w:val="22"/>
+          <w:szCs w:val="22"/>
+        </w:rPr>
+      </w:pPr>
+      <w:r>
+        <w:rPr>
+          <w:rFonts w:ascii="Calibri" w:hAnsi="Calibri" w:cs="Calibri"/>
+          <w:sz w:val="22"/>
+          <w:szCs w:val="22"/>
+        </w:rPr>
+        <w:t>La instrumentación operativa sobre el orquestador de descargas del IMSS reportó latencias que activaron las políticas de alerta temprana. Los datos reales forzaron la recalibración de los umbrales definidos teóricamente en abril.</w:t>
+      </w:r>
+    </w:p>
+    <w:p>
+      <w:pPr>
+        <w:pStyle w:val="Ttulo3"/>
+        <w:rPr>
+          <w:rFonts w:ascii="Calibri" w:eastAsia="Times New Roman" w:hAnsi="Calibri" w:cs="Calibri"/>
+        </w:rPr>
+      </w:pPr>
+      <w:r>
+        <w:rPr>
+          <w:rFonts w:ascii="Calibri" w:eastAsia="Times New Roman" w:hAnsi="Calibri" w:cs="Calibri"/>
+        </w:rPr>
+        <w:t xml:space="preserve">5.1 Calibración del </w:t>
+      </w:r>
+      <w:proofErr w:type="spellStart"/>
+      <w:r>
+        <w:rPr>
+          <w:rFonts w:ascii="Calibri" w:eastAsia="Times New Roman" w:hAnsi="Calibri" w:cs="Calibri"/>
+        </w:rPr>
+        <w:t>Circuit</w:t>
+      </w:r>
+      <w:proofErr w:type="spellEnd"/>
+      <w:r>
+        <w:rPr>
+          <w:rFonts w:ascii="Calibri" w:eastAsia="Times New Roman" w:hAnsi="Calibri" w:cs="Calibri"/>
+        </w:rPr>
+        <w:t xml:space="preserve"> Breaker y Concurrencia</w:t>
+      </w:r>
+    </w:p>
+    <w:p>
+      <w:pPr>
+        <w:numPr>
+          <w:ilvl w:val="0"/>
+          <w:numId w:val="18"/>
+        </w:numPr>
+        <w:spacing w:before="100" w:beforeAutospacing="1" w:after="100" w:afterAutospacing="1" w:line="240" w:lineRule="auto"/>
+        <w:rPr>
+          <w:rFonts w:ascii="Calibri" w:eastAsia="Times New Roman" w:hAnsi="Calibri" w:cs="Calibri"/>
+        </w:rPr>
+      </w:pPr>
+      <w:r>
+        <w:rPr>
+          <w:rStyle w:val="Fuerte"/>
+          <w:rFonts w:ascii="Calibri" w:eastAsia="Times New Roman" w:hAnsi="Calibri" w:cs="Calibri"/>
+        </w:rPr>
+        <w:lastRenderedPageBreak/>
+        <w:t xml:space="preserve">Alerta Preventiva (Rate </w:t>
+      </w:r>
+      <w:proofErr w:type="spellStart"/>
+      <w:r>
+        <w:rPr>
+          <w:rStyle w:val="Fuerte"/>
+          <w:rFonts w:ascii="Calibri" w:eastAsia="Times New Roman" w:hAnsi="Calibri" w:cs="Calibri"/>
+        </w:rPr>
+        <w:t>Limiting</w:t>
+      </w:r>
+      <w:proofErr w:type="spellEnd"/>
+      <w:r>
+        <w:rPr>
+          <w:rStyle w:val="Fuerte"/>
+          <w:rFonts w:ascii="Calibri" w:eastAsia="Times New Roman" w:hAnsi="Calibri" w:cs="Calibri"/>
+        </w:rPr>
+        <w:t>):</w:t>
+      </w:r>
+      <w:r>
+        <w:rPr>
+          <w:rFonts w:ascii="Calibri" w:eastAsia="Times New Roman" w:hAnsi="Calibri" w:cs="Calibri"/>
+        </w:rPr>
+        <w:t xml:space="preserve"> Durante la ejecución del lote </w:t>
+      </w:r>
+      <w:r>
+        <w:rPr>
+          <w:rStyle w:val="CdigoHTML"/>
+        </w:rPr>
+        <w:t>LOTE-202605-02</w:t>
+      </w:r>
+      <w:r>
+        <w:rPr>
+          <w:rFonts w:ascii="Calibri" w:eastAsia="Times New Roman" w:hAnsi="Calibri" w:cs="Calibri"/>
+        </w:rPr>
+        <w:t xml:space="preserve"> (Puebla), el sistema alertó sobre la aparición masiva de errores HTTP 429 (</w:t>
+      </w:r>
+      <w:proofErr w:type="spellStart"/>
+      <w:r>
+        <w:rPr>
+          <w:rFonts w:ascii="Calibri" w:eastAsia="Times New Roman" w:hAnsi="Calibri" w:cs="Calibri"/>
+        </w:rPr>
+        <w:t>Too</w:t>
+      </w:r>
+      <w:proofErr w:type="spellEnd"/>
+      <w:r>
+        <w:rPr>
+          <w:rFonts w:ascii="Calibri" w:eastAsia="Times New Roman" w:hAnsi="Calibri" w:cs="Calibri"/>
+        </w:rPr>
+        <w:t xml:space="preserve"> Many </w:t>
+      </w:r>
+      <w:proofErr w:type="spellStart"/>
+      <w:r>
+        <w:rPr>
+          <w:rFonts w:ascii="Calibri" w:eastAsia="Times New Roman" w:hAnsi="Calibri" w:cs="Calibri"/>
+        </w:rPr>
+        <w:t>Requests</w:t>
+      </w:r>
+      <w:proofErr w:type="spellEnd"/>
+      <w:r>
+        <w:rPr>
+          <w:rFonts w:ascii="Calibri" w:eastAsia="Times New Roman" w:hAnsi="Calibri" w:cs="Calibri"/>
+        </w:rPr>
+        <w:t>).</w:t>
+      </w:r>
+    </w:p>
+    <w:p>
+      <w:pPr>
+        <w:numPr>
+          <w:ilvl w:val="0"/>
+          <w:numId w:val="18"/>
+        </w:numPr>
+        <w:spacing w:before="100" w:beforeAutospacing="1" w:after="100" w:afterAutospacing="1" w:line="240" w:lineRule="auto"/>
+        <w:rPr>
+          <w:rFonts w:ascii="Calibri" w:eastAsia="Times New Roman" w:hAnsi="Calibri" w:cs="Calibri"/>
+        </w:rPr>
+      </w:pPr>
+      <w:r>
+        <w:rPr>
+          <w:rStyle w:val="Fuerte"/>
+          <w:rFonts w:ascii="Calibri" w:eastAsia="Times New Roman" w:hAnsi="Calibri" w:cs="Calibri"/>
+        </w:rPr>
+        <w:t>RCA:</w:t>
+      </w:r>
+      <w:r>
+        <w:rPr>
+          <w:rFonts w:ascii="Calibri" w:eastAsia="Times New Roman" w:hAnsi="Calibri" w:cs="Calibri"/>
+        </w:rPr>
+        <w:t xml:space="preserve"> El orquestador estaba configurado con </w:t>
+      </w:r>
+      <w:r>
+        <w:rPr>
+          <w:rStyle w:val="CdigoHTML"/>
+        </w:rPr>
+        <w:t>WORKERS=20</w:t>
+      </w:r>
+      <w:r>
+        <w:rPr>
+          <w:rFonts w:ascii="Calibri" w:eastAsia="Times New Roman" w:hAnsi="Calibri" w:cs="Calibri"/>
+        </w:rPr>
+        <w:t xml:space="preserve">. Esto saturó las cuotas impuestas por el *Web </w:t>
+      </w:r>
+      <w:proofErr w:type="spellStart"/>
+      <w:r>
+        <w:rPr>
+          <w:rFonts w:ascii="Calibri" w:eastAsia="Times New Roman" w:hAnsi="Calibri" w:cs="Calibri"/>
+        </w:rPr>
+        <w:t>Application</w:t>
+      </w:r>
+      <w:proofErr w:type="spellEnd"/>
+      <w:r>
+        <w:rPr>
+          <w:rFonts w:ascii="Calibri" w:eastAsia="Times New Roman" w:hAnsi="Calibri" w:cs="Calibri"/>
+        </w:rPr>
+        <w:t xml:space="preserve"> Firewall* (WAF) del IMSS, disparando el baneo temporal de la IP de los servidores de la SEP.</w:t>
+      </w:r>
+    </w:p>
+    <w:p>
+      <w:pPr>
+        <w:numPr>
+          <w:ilvl w:val="0"/>
+          <w:numId w:val="18"/>
+        </w:numPr>
+        <w:spacing w:before="100" w:beforeAutospacing="1" w:after="100" w:afterAutospacing="1" w:line="240" w:lineRule="auto"/>
+        <w:rPr>
+          <w:rFonts w:ascii="Calibri" w:eastAsia="Times New Roman" w:hAnsi="Calibri" w:cs="Calibri"/>
+        </w:rPr>
+      </w:pPr>
+      <w:r>
+        <w:rPr>
+          <w:rStyle w:val="Fuerte"/>
+          <w:rFonts w:ascii="Calibri" w:eastAsia="Times New Roman" w:hAnsi="Calibri" w:cs="Calibri"/>
+        </w:rPr>
+        <w:t>Remediación:</w:t>
+      </w:r>
+      <w:r>
+        <w:rPr>
+          <w:rFonts w:ascii="Calibri" w:eastAsia="Times New Roman" w:hAnsi="Calibri" w:cs="Calibri"/>
+        </w:rPr>
+        <w:t xml:space="preserve"> Se reajustó la variable a </w:t>
+      </w:r>
+      <w:r>
+        <w:rPr>
+          <w:rStyle w:val="CdigoHTML"/>
+        </w:rPr>
+        <w:t>WORKERS=10</w:t>
+      </w:r>
+      <w:r>
+        <w:rPr>
+          <w:rFonts w:ascii="Calibri" w:eastAsia="Times New Roman" w:hAnsi="Calibri" w:cs="Calibri"/>
+        </w:rPr>
+        <w:t xml:space="preserve"> a </w:t>
+      </w:r>
+      <w:r>
+        <w:rPr>
+          <w:rStyle w:val="CdigoHTML"/>
+        </w:rPr>
+        <w:t>15</w:t>
+      </w:r>
+      <w:r>
+        <w:rPr>
+          <w:rFonts w:ascii="Calibri" w:eastAsia="Times New Roman" w:hAnsi="Calibri" w:cs="Calibri"/>
+        </w:rPr>
+        <w:t>. Se confirmó empíricamente que este rango mantiene un procesamiento estable sin detonar alertas en el proveedor, y el sistema de reintentos (*</w:t>
+      </w:r>
+      <w:proofErr w:type="spellStart"/>
+      <w:r>
+        <w:rPr>
+          <w:rFonts w:ascii="Calibri" w:eastAsia="Times New Roman" w:hAnsi="Calibri" w:cs="Calibri"/>
+        </w:rPr>
+        <w:t>Circuit</w:t>
+      </w:r>
+      <w:proofErr w:type="spellEnd"/>
+      <w:r>
+        <w:rPr>
+          <w:rFonts w:ascii="Calibri" w:eastAsia="Times New Roman" w:hAnsi="Calibri" w:cs="Calibri"/>
+        </w:rPr>
+        <w:t xml:space="preserve"> Breaker*) funcionó correctamente al encolar y procesar las descargas faltantes (</w:t>
+      </w:r>
+      <w:r>
+        <w:rPr>
+          <w:rStyle w:val="CdigoHTML"/>
+        </w:rPr>
+        <w:t>run_reproceso.py</w:t>
+      </w:r>
+      <w:r>
+        <w:rPr>
+          <w:rFonts w:ascii="Calibri" w:eastAsia="Times New Roman" w:hAnsi="Calibri" w:cs="Calibri"/>
+        </w:rPr>
+        <w:t>).</w:t>
+      </w:r>
+    </w:p>
+    <w:p>
+      <w:pPr>
+        <w:pStyle w:val="Ttulo3"/>
+        <w:rPr>
+          <w:rFonts w:ascii="Calibri" w:eastAsia="Times New Roman" w:hAnsi="Calibri" w:cs="Calibri"/>
+        </w:rPr>
+      </w:pPr>
+      <w:r>
+        <w:rPr>
+          <w:rFonts w:ascii="Calibri" w:eastAsia="Times New Roman" w:hAnsi="Calibri" w:cs="Calibri"/>
+        </w:rPr>
+        <w:t>5.2 Actualización de Umbrales Operativos</w:t>
+      </w:r>
+    </w:p>
+    <w:p>
+      <w:pPr>
+        <w:pStyle w:val="NormalWeb"/>
+        <w:rPr>
+          <w:rFonts w:ascii="Calibri" w:hAnsi="Calibri" w:cs="Calibri"/>
+          <w:sz w:val="22"/>
+          <w:szCs w:val="22"/>
+        </w:rPr>
+      </w:pPr>
+      <w:r>
+        <w:rPr>
+          <w:rFonts w:ascii="Calibri" w:hAnsi="Calibri" w:cs="Calibri"/>
+          <w:sz w:val="22"/>
+          <w:szCs w:val="22"/>
+        </w:rPr>
+        <w:t>Con base en los datos transaccionales, se modificó la política de fatiga de alertas:</w:t>
+      </w:r>
+    </w:p>
+    <w:p>
+      <w:pPr>
+        <w:numPr>
+          <w:ilvl w:val="0"/>
+          <w:numId w:val="19"/>
+        </w:numPr>
+        <w:spacing w:before="100" w:beforeAutospacing="1" w:after="100" w:afterAutospacing="1" w:line="240" w:lineRule="auto"/>
+        <w:rPr>
+          <w:rFonts w:ascii="Calibri" w:eastAsia="Times New Roman" w:hAnsi="Calibri" w:cs="Calibri"/>
+        </w:rPr>
+      </w:pPr>
+      <w:r>
+        <w:rPr>
+          <w:rStyle w:val="Fuerte"/>
+          <w:rFonts w:ascii="Calibri" w:eastAsia="Times New Roman" w:hAnsi="Calibri" w:cs="Calibri"/>
+        </w:rPr>
+        <w:t>Nivel Informativo / Preventivo (3% de fallos):</w:t>
+      </w:r>
+      <w:r>
+        <w:rPr>
+          <w:rFonts w:ascii="Calibri" w:eastAsia="Times New Roman" w:hAnsi="Calibri" w:cs="Calibri"/>
+        </w:rPr>
+        <w:t xml:space="preserve"> El sistema despacha notificaciones pasivas (logs) si el lote supera un 3% de descargas fallidas (el umbral anterior de abril estaba en 5%, pero la estabilidad del sistema actual permitió un ajuste más sensible).</w:t>
+      </w:r>
+    </w:p>
+    <w:p>
+      <w:pPr>
+        <w:numPr>
+          <w:ilvl w:val="0"/>
+          <w:numId w:val="19"/>
+        </w:numPr>
+        <w:spacing w:before="100" w:beforeAutospacing="1" w:after="100" w:afterAutospacing="1" w:line="240" w:lineRule="auto"/>
+        <w:rPr>
+          <w:rFonts w:ascii="Calibri" w:eastAsia="Times New Roman" w:hAnsi="Calibri" w:cs="Calibri"/>
+        </w:rPr>
+      </w:pPr>
+      <w:r>
+        <w:rPr>
+          <w:rStyle w:val="Fuerte"/>
+          <w:rFonts w:ascii="Calibri" w:eastAsia="Times New Roman" w:hAnsi="Calibri" w:cs="Calibri"/>
+        </w:rPr>
+        <w:t>Nivel Crítico (8% de fallos):</w:t>
+      </w:r>
+      <w:r>
+        <w:rPr>
+          <w:rFonts w:ascii="Calibri" w:eastAsia="Times New Roman" w:hAnsi="Calibri" w:cs="Calibri"/>
+        </w:rPr>
+        <w:t xml:space="preserve"> Envía alertas directas a los canales de soporte de Nivel 2 y pausa el </w:t>
+      </w:r>
+      <w:proofErr w:type="spellStart"/>
+      <w:r>
+        <w:rPr>
+          <w:rStyle w:val="CdigoHTML"/>
+        </w:rPr>
+        <w:t>ThreadPoolExecutor</w:t>
+      </w:r>
+      <w:proofErr w:type="spellEnd"/>
+      <w:r>
+        <w:rPr>
+          <w:rFonts w:ascii="Calibri" w:eastAsia="Times New Roman" w:hAnsi="Calibri" w:cs="Calibri"/>
+        </w:rPr>
+        <w:t xml:space="preserve"> si la métrica global de un lote individual supera el 8% de errores (posible indicativo de una caída sostenida en el API del IMSS).</w:t>
+      </w:r>
+    </w:p>
+    <w:p>
+      <w:pPr>
+        <w:pStyle w:val="Ttulo2"/>
+        <w:rPr>
+          <w:rFonts w:ascii="Calibri" w:eastAsia="Times New Roman" w:hAnsi="Calibri" w:cs="Calibri"/>
+        </w:rPr>
+      </w:pPr>
+      <w:r>
+        <w:rPr>
+          <w:rFonts w:ascii="Calibri" w:eastAsia="Times New Roman" w:hAnsi="Calibri" w:cs="Calibri"/>
+        </w:rPr>
+        <w:t>6. Integración del Monitoreo con el Nuevo Stack</w:t>
+      </w:r>
+    </w:p>
+    <w:p>
+      <w:pPr>
+        <w:pStyle w:val="NormalWeb"/>
+        <w:rPr>
+          <w:rFonts w:ascii="Calibri" w:hAnsi="Calibri" w:cs="Calibri"/>
+          <w:sz w:val="22"/>
+          <w:szCs w:val="22"/>
+        </w:rPr>
+      </w:pPr>
+      <w:r>
+        <w:rPr>
+          <w:rFonts w:ascii="Calibri" w:hAnsi="Calibri" w:cs="Calibri"/>
+          <w:sz w:val="22"/>
+          <w:szCs w:val="22"/>
+        </w:rPr>
+        <w:t xml:space="preserve">La migración a </w:t>
+      </w:r>
+      <w:proofErr w:type="spellStart"/>
+      <w:r>
+        <w:rPr>
+          <w:rFonts w:ascii="Calibri" w:hAnsi="Calibri" w:cs="Calibri"/>
+          <w:sz w:val="22"/>
+          <w:szCs w:val="22"/>
+        </w:rPr>
+        <w:t>FastAPI</w:t>
+      </w:r>
+      <w:proofErr w:type="spellEnd"/>
+      <w:r>
+        <w:rPr>
+          <w:rFonts w:ascii="Calibri" w:hAnsi="Calibri" w:cs="Calibri"/>
+          <w:sz w:val="22"/>
+          <w:szCs w:val="22"/>
+        </w:rPr>
+        <w:t xml:space="preserve"> y Angular 18 (Fase 2) estableció nuevos retos de monitoreo que se resolvieron incorporando:</w:t>
+      </w:r>
+    </w:p>
+    <w:p>
+      <w:pPr>
+        <w:numPr>
+          <w:ilvl w:val="0"/>
+          <w:numId w:val="20"/>
+        </w:numPr>
+        <w:spacing w:before="100" w:beforeAutospacing="1" w:after="100" w:afterAutospacing="1" w:line="240" w:lineRule="auto"/>
+        <w:rPr>
+          <w:rFonts w:ascii="Calibri" w:eastAsia="Times New Roman" w:hAnsi="Calibri" w:cs="Calibri"/>
+        </w:rPr>
+      </w:pPr>
+      <w:r>
+        <w:rPr>
+          <w:rStyle w:val="Fuerte"/>
+          <w:rFonts w:ascii="Calibri" w:eastAsia="Times New Roman" w:hAnsi="Calibri" w:cs="Calibri"/>
+        </w:rPr>
+        <w:t>Monitoreo de API:</w:t>
+      </w:r>
+      <w:r>
+        <w:rPr>
+          <w:rFonts w:ascii="Calibri" w:eastAsia="Times New Roman" w:hAnsi="Calibri" w:cs="Calibri"/>
+        </w:rPr>
+        <w:t xml:space="preserve"> Se recomendó la implementación urgente de políticas de limitación de tasa (*</w:t>
+      </w:r>
+      <w:proofErr w:type="spellStart"/>
+      <w:r>
+        <w:rPr>
+          <w:rFonts w:ascii="Calibri" w:eastAsia="Times New Roman" w:hAnsi="Calibri" w:cs="Calibri"/>
+        </w:rPr>
+        <w:t>rate</w:t>
+      </w:r>
+      <w:proofErr w:type="spellEnd"/>
+      <w:r>
+        <w:rPr>
+          <w:rFonts w:ascii="Calibri" w:eastAsia="Times New Roman" w:hAnsi="Calibri" w:cs="Calibri"/>
+        </w:rPr>
+        <w:t xml:space="preserve"> </w:t>
+      </w:r>
+      <w:proofErr w:type="spellStart"/>
+      <w:r>
+        <w:rPr>
+          <w:rFonts w:ascii="Calibri" w:eastAsia="Times New Roman" w:hAnsi="Calibri" w:cs="Calibri"/>
+        </w:rPr>
+        <w:t>limiting</w:t>
+      </w:r>
+      <w:proofErr w:type="spellEnd"/>
+      <w:r>
+        <w:rPr>
+          <w:rFonts w:ascii="Calibri" w:eastAsia="Times New Roman" w:hAnsi="Calibri" w:cs="Calibri"/>
+        </w:rPr>
+        <w:t xml:space="preserve">* a través de </w:t>
+      </w:r>
+      <w:proofErr w:type="spellStart"/>
+      <w:r>
+        <w:rPr>
+          <w:rStyle w:val="CdigoHTML"/>
+        </w:rPr>
+        <w:t>slowapi</w:t>
+      </w:r>
+      <w:proofErr w:type="spellEnd"/>
+      <w:r>
+        <w:rPr>
+          <w:rFonts w:ascii="Calibri" w:eastAsia="Times New Roman" w:hAnsi="Calibri" w:cs="Calibri"/>
+        </w:rPr>
+        <w:t>) para evitar la denegación de servicio (DoS) y el *</w:t>
+      </w:r>
+      <w:proofErr w:type="spellStart"/>
+      <w:r>
+        <w:rPr>
+          <w:rFonts w:ascii="Calibri" w:eastAsia="Times New Roman" w:hAnsi="Calibri" w:cs="Calibri"/>
+        </w:rPr>
+        <w:t>scraping</w:t>
+      </w:r>
+      <w:proofErr w:type="spellEnd"/>
+      <w:r>
+        <w:rPr>
+          <w:rFonts w:ascii="Calibri" w:eastAsia="Times New Roman" w:hAnsi="Calibri" w:cs="Calibri"/>
+        </w:rPr>
+        <w:t>* masivo a la base de datos desde los *</w:t>
+      </w:r>
+      <w:proofErr w:type="spellStart"/>
+      <w:r>
+        <w:rPr>
+          <w:rFonts w:ascii="Calibri" w:eastAsia="Times New Roman" w:hAnsi="Calibri" w:cs="Calibri"/>
+        </w:rPr>
+        <w:t>resolvers</w:t>
+      </w:r>
+      <w:proofErr w:type="spellEnd"/>
+      <w:r>
+        <w:rPr>
+          <w:rFonts w:ascii="Calibri" w:eastAsia="Times New Roman" w:hAnsi="Calibri" w:cs="Calibri"/>
+        </w:rPr>
+        <w:t xml:space="preserve">* de </w:t>
+      </w:r>
+      <w:proofErr w:type="spellStart"/>
+      <w:r>
+        <w:rPr>
+          <w:rFonts w:ascii="Calibri" w:eastAsia="Times New Roman" w:hAnsi="Calibri" w:cs="Calibri"/>
+        </w:rPr>
+        <w:t>GraphQL</w:t>
+      </w:r>
+      <w:proofErr w:type="spellEnd"/>
+      <w:r>
+        <w:rPr>
+          <w:rFonts w:ascii="Calibri" w:eastAsia="Times New Roman" w:hAnsi="Calibri" w:cs="Calibri"/>
+        </w:rPr>
+        <w:t>.</w:t>
+      </w:r>
+    </w:p>
+    <w:p>
+      <w:pPr>
+        <w:numPr>
+          <w:ilvl w:val="0"/>
+          <w:numId w:val="20"/>
+        </w:numPr>
+        <w:spacing w:before="100" w:beforeAutospacing="1" w:after="100" w:afterAutospacing="1" w:line="240" w:lineRule="auto"/>
+        <w:rPr>
+          <w:rFonts w:ascii="Calibri" w:eastAsia="Times New Roman" w:hAnsi="Calibri" w:cs="Calibri"/>
+        </w:rPr>
+      </w:pPr>
+      <w:r>
+        <w:rPr>
+          <w:rStyle w:val="Fuerte"/>
+          <w:rFonts w:ascii="Calibri" w:eastAsia="Times New Roman" w:hAnsi="Calibri" w:cs="Calibri"/>
+        </w:rPr>
+        <w:t>Centralización:</w:t>
+      </w:r>
+      <w:r>
+        <w:rPr>
+          <w:rFonts w:ascii="Calibri" w:eastAsia="Times New Roman" w:hAnsi="Calibri" w:cs="Calibri"/>
+        </w:rPr>
+        <w:t xml:space="preserve"> Todos los eventos críticos de las descargas continúan centralizándose en la tabla </w:t>
+      </w:r>
+      <w:proofErr w:type="spellStart"/>
+      <w:r>
+        <w:rPr>
+          <w:rStyle w:val="CdigoHTML"/>
+        </w:rPr>
+        <w:t>BitacoraEvento</w:t>
+      </w:r>
+      <w:proofErr w:type="spellEnd"/>
+      <w:r>
+        <w:rPr>
+          <w:rFonts w:ascii="Calibri" w:eastAsia="Times New Roman" w:hAnsi="Calibri" w:cs="Calibri"/>
+        </w:rPr>
+        <w:t xml:space="preserve"> de PostgreSQL, facilitando su consulta asíncrona mediante el </w:t>
+      </w:r>
+      <w:proofErr w:type="spellStart"/>
+      <w:r>
+        <w:rPr>
+          <w:rFonts w:ascii="Calibri" w:eastAsia="Times New Roman" w:hAnsi="Calibri" w:cs="Calibri"/>
+        </w:rPr>
+        <w:t>Frontend</w:t>
+      </w:r>
+      <w:proofErr w:type="spellEnd"/>
+      <w:r>
+        <w:rPr>
+          <w:rFonts w:ascii="Calibri" w:eastAsia="Times New Roman" w:hAnsi="Calibri" w:cs="Calibri"/>
+        </w:rPr>
+        <w:t xml:space="preserve"> modernizado.</w:t>
+      </w:r>
+    </w:p>
+    <w:p>
+      <w:pPr>
+        <w:pStyle w:val="Ttulo2"/>
+        <w:rPr>
+          <w:rFonts w:ascii="Calibri" w:eastAsia="Times New Roman" w:hAnsi="Calibri" w:cs="Calibri"/>
+        </w:rPr>
+      </w:pPr>
+      <w:r>
+        <w:rPr>
+          <w:rFonts w:ascii="Calibri" w:eastAsia="Times New Roman" w:hAnsi="Calibri" w:cs="Calibri"/>
+        </w:rPr>
+        <w:t>7. Riesgos y Dependencias Actuales</w:t>
+      </w:r>
+    </w:p>
+    <w:p>
+      <w:pPr>
+        <w:numPr>
+          <w:ilvl w:val="0"/>
+          <w:numId w:val="21"/>
+        </w:numPr>
+        <w:spacing w:before="100" w:beforeAutospacing="1" w:after="100" w:afterAutospacing="1" w:line="240" w:lineRule="auto"/>
+        <w:rPr>
+          <w:rFonts w:ascii="Calibri" w:eastAsia="Times New Roman" w:hAnsi="Calibri" w:cs="Calibri"/>
+        </w:rPr>
+      </w:pPr>
+      <w:r>
+        <w:rPr>
+          <w:rFonts w:ascii="Calibri" w:eastAsia="Times New Roman" w:hAnsi="Calibri" w:cs="Calibri"/>
+        </w:rPr>
+        <w:t xml:space="preserve">Falsos positivos en el </w:t>
+      </w:r>
+      <w:proofErr w:type="spellStart"/>
+      <w:r>
+        <w:rPr>
+          <w:rStyle w:val="CdigoHTML"/>
+        </w:rPr>
+        <w:t>pre-commit</w:t>
+      </w:r>
+      <w:proofErr w:type="spellEnd"/>
+      <w:r>
+        <w:rPr>
+          <w:rFonts w:ascii="Calibri" w:eastAsia="Times New Roman" w:hAnsi="Calibri" w:cs="Calibri"/>
+        </w:rPr>
+        <w:t xml:space="preserve"> </w:t>
+      </w:r>
+      <w:proofErr w:type="spellStart"/>
+      <w:r>
+        <w:rPr>
+          <w:rFonts w:ascii="Calibri" w:eastAsia="Times New Roman" w:hAnsi="Calibri" w:cs="Calibri"/>
+        </w:rPr>
+        <w:t>hook</w:t>
+      </w:r>
+      <w:proofErr w:type="spellEnd"/>
+      <w:r>
+        <w:rPr>
+          <w:rFonts w:ascii="Calibri" w:eastAsia="Times New Roman" w:hAnsi="Calibri" w:cs="Calibri"/>
+        </w:rPr>
+        <w:t xml:space="preserve"> (archivos bloqueados que no sean realmente de PII), lo cual podría ralentizar el ritmo de los desarrolladores si no se mantienen las expresiones regulares afinadas.</w:t>
+      </w:r>
+    </w:p>
+    <w:p>
+      <w:pPr>
+        <w:numPr>
+          <w:ilvl w:val="0"/>
+          <w:numId w:val="21"/>
+        </w:numPr>
+        <w:spacing w:before="100" w:beforeAutospacing="1" w:after="100" w:afterAutospacing="1" w:line="240" w:lineRule="auto"/>
+        <w:rPr>
+          <w:rFonts w:ascii="Calibri" w:eastAsia="Times New Roman" w:hAnsi="Calibri" w:cs="Calibri"/>
+        </w:rPr>
+      </w:pPr>
+      <w:r>
+        <w:rPr>
+          <w:rFonts w:ascii="Calibri" w:eastAsia="Times New Roman" w:hAnsi="Calibri" w:cs="Calibri"/>
+        </w:rPr>
+        <w:lastRenderedPageBreak/>
+        <w:t xml:space="preserve">Riesgo de regresión en las políticas de seguridad de </w:t>
+      </w:r>
+      <w:proofErr w:type="spellStart"/>
+      <w:r>
+        <w:rPr>
+          <w:rFonts w:ascii="Calibri" w:eastAsia="Times New Roman" w:hAnsi="Calibri" w:cs="Calibri"/>
+        </w:rPr>
+        <w:t>Frontend</w:t>
+      </w:r>
+      <w:proofErr w:type="spellEnd"/>
+      <w:r>
+        <w:rPr>
+          <w:rFonts w:ascii="Calibri" w:eastAsia="Times New Roman" w:hAnsi="Calibri" w:cs="Calibri"/>
+        </w:rPr>
+        <w:t xml:space="preserve"> en Angular (Vida Saludable Fase 2) si no se trasplantan las lecciones aprendidas de las </w:t>
+      </w:r>
+      <w:r>
+        <w:rPr>
+          <w:rStyle w:val="CdigoHTML"/>
+        </w:rPr>
+        <w:t>&lt;</w:t>
+      </w:r>
+      <w:proofErr w:type="spellStart"/>
+      <w:r>
+        <w:rPr>
+          <w:rStyle w:val="CdigoHTML"/>
+        </w:rPr>
+        <w:t>ProtectedRoute</w:t>
+      </w:r>
+      <w:proofErr w:type="spellEnd"/>
+      <w:r>
+        <w:rPr>
+          <w:rStyle w:val="CdigoHTML"/>
+        </w:rPr>
+        <w:t>&gt;</w:t>
+      </w:r>
+      <w:r>
+        <w:rPr>
+          <w:rFonts w:ascii="Calibri" w:eastAsia="Times New Roman" w:hAnsi="Calibri" w:cs="Calibri"/>
+        </w:rPr>
+        <w:t xml:space="preserve"> desarrolladas en </w:t>
+      </w:r>
+      <w:r>
+        <w:rPr>
+          <w:rStyle w:val="CdigoHTML"/>
+        </w:rPr>
+        <w:t>SEP_MUSEMS_PU</w:t>
+      </w:r>
+      <w:r>
+        <w:rPr>
+          <w:rFonts w:ascii="Calibri" w:eastAsia="Times New Roman" w:hAnsi="Calibri" w:cs="Calibri"/>
+        </w:rPr>
+        <w:t>.</w:t>
+      </w:r>
+    </w:p>
+    <w:p>
+      <w:pPr>
+        <w:numPr>
+          <w:ilvl w:val="0"/>
+          <w:numId w:val="21"/>
+        </w:numPr>
+        <w:spacing w:before="100" w:beforeAutospacing="1" w:after="100" w:afterAutospacing="1" w:line="240" w:lineRule="auto"/>
+        <w:rPr>
+          <w:rFonts w:ascii="Calibri" w:eastAsia="Times New Roman" w:hAnsi="Calibri" w:cs="Calibri"/>
+        </w:rPr>
+      </w:pPr>
+      <w:r>
+        <w:rPr>
+          <w:rFonts w:ascii="Calibri" w:eastAsia="Times New Roman" w:hAnsi="Calibri" w:cs="Calibri"/>
+        </w:rPr>
+        <w:t>Necesidad imperativa de alinear y validar el sistema de monitoreo en tiempo real directamente con el área de seguridad de TI del IMSS.</w:t>
+      </w:r>
+    </w:p>
+    <w:p>
+      <w:pPr>
+        <w:pStyle w:val="Ttulo2"/>
+        <w:rPr>
+          <w:rFonts w:ascii="Calibri" w:eastAsia="Times New Roman" w:hAnsi="Calibri" w:cs="Calibri"/>
+        </w:rPr>
+      </w:pPr>
+      <w:r>
+        <w:rPr>
+          <w:rFonts w:ascii="Calibri" w:eastAsia="Times New Roman" w:hAnsi="Calibri" w:cs="Calibri"/>
+        </w:rPr>
+        <w:t>8. Próximos Pasos (</w:t>
+      </w:r>
+      <w:proofErr w:type="gramStart"/>
+      <w:r>
+        <w:rPr>
+          <w:rFonts w:ascii="Calibri" w:eastAsia="Times New Roman" w:hAnsi="Calibri" w:cs="Calibri"/>
+        </w:rPr>
+        <w:t>Junio</w:t>
+      </w:r>
+      <w:proofErr w:type="gramEnd"/>
+      <w:r>
+        <w:rPr>
+          <w:rFonts w:ascii="Calibri" w:eastAsia="Times New Roman" w:hAnsi="Calibri" w:cs="Calibri"/>
+        </w:rPr>
+        <w:t xml:space="preserve"> 2026)</w:t>
+      </w:r>
+    </w:p>
+    <w:p>
+      <w:pPr>
+        <w:numPr>
+          <w:ilvl w:val="0"/>
+          <w:numId w:val="22"/>
+        </w:numPr>
+        <w:spacing w:before="100" w:beforeAutospacing="1" w:after="100" w:afterAutospacing="1" w:line="240" w:lineRule="auto"/>
+        <w:rPr>
+          <w:rFonts w:ascii="Calibri" w:eastAsia="Times New Roman" w:hAnsi="Calibri" w:cs="Calibri"/>
+        </w:rPr>
+      </w:pPr>
+      <w:r>
+        <w:rPr>
+          <w:rFonts w:ascii="Calibri" w:eastAsia="Times New Roman" w:hAnsi="Calibri" w:cs="Calibri"/>
+        </w:rPr>
+        <w:t xml:space="preserve">Consolidar las herramientas preventivas (como el </w:t>
+      </w:r>
+      <w:proofErr w:type="spellStart"/>
+      <w:r>
+        <w:rPr>
+          <w:rFonts w:ascii="Calibri" w:eastAsia="Times New Roman" w:hAnsi="Calibri" w:cs="Calibri"/>
+        </w:rPr>
+        <w:t>hook</w:t>
+      </w:r>
+      <w:proofErr w:type="spellEnd"/>
+      <w:r>
+        <w:rPr>
+          <w:rFonts w:ascii="Calibri" w:eastAsia="Times New Roman" w:hAnsi="Calibri" w:cs="Calibri"/>
+        </w:rPr>
+        <w:t xml:space="preserve"> </w:t>
+      </w:r>
+      <w:proofErr w:type="spellStart"/>
+      <w:r>
+        <w:rPr>
+          <w:rFonts w:ascii="Calibri" w:eastAsia="Times New Roman" w:hAnsi="Calibri" w:cs="Calibri"/>
+        </w:rPr>
+        <w:t>pre-commit</w:t>
+      </w:r>
+      <w:proofErr w:type="spellEnd"/>
+      <w:r>
+        <w:rPr>
+          <w:rFonts w:ascii="Calibri" w:eastAsia="Times New Roman" w:hAnsi="Calibri" w:cs="Calibri"/>
+        </w:rPr>
+        <w:t>) en todos los flujos de trabajo locales de repositorios corporativos de la Coordinación de TI.</w:t>
+      </w:r>
+    </w:p>
+    <w:p>
+      <w:pPr>
+        <w:numPr>
+          <w:ilvl w:val="0"/>
+          <w:numId w:val="22"/>
+        </w:numPr>
+        <w:spacing w:before="100" w:beforeAutospacing="1" w:after="100" w:afterAutospacing="1" w:line="240" w:lineRule="auto"/>
+        <w:rPr>
+          <w:rFonts w:ascii="Calibri" w:eastAsia="Times New Roman" w:hAnsi="Calibri" w:cs="Calibri"/>
+        </w:rPr>
+      </w:pPr>
+      <w:r>
+        <w:rPr>
+          <w:rFonts w:ascii="Calibri" w:eastAsia="Times New Roman" w:hAnsi="Calibri" w:cs="Calibri"/>
+        </w:rPr>
+        <w:t xml:space="preserve">Auditar regularmente los reportes de navegación de la UI de </w:t>
+      </w:r>
+      <w:r>
+        <w:rPr>
+          <w:rStyle w:val="CdigoHTML"/>
+        </w:rPr>
+        <w:t>SEP_MUSEMS_PU</w:t>
+      </w:r>
+      <w:r>
+        <w:rPr>
+          <w:rFonts w:ascii="Calibri" w:eastAsia="Times New Roman" w:hAnsi="Calibri" w:cs="Calibri"/>
+        </w:rPr>
+        <w:t xml:space="preserve"> para garantizar la hermeticidad de la tabla de permisos </w:t>
+      </w:r>
+      <w:r>
+        <w:rPr>
+          <w:rStyle w:val="CdigoHTML"/>
+        </w:rPr>
+        <w:t>CTMU064</w:t>
+      </w:r>
+      <w:r>
+        <w:rPr>
+          <w:rFonts w:ascii="Calibri" w:eastAsia="Times New Roman" w:hAnsi="Calibri" w:cs="Calibri"/>
+        </w:rPr>
+        <w:t>.</w:t>
+      </w:r>
+    </w:p>
+    <w:p>
+      <w:pPr>
+        <w:numPr>
+          <w:ilvl w:val="0"/>
+          <w:numId w:val="22"/>
+        </w:numPr>
+        <w:spacing w:before="100" w:beforeAutospacing="1" w:after="100" w:afterAutospacing="1" w:line="240" w:lineRule="auto"/>
+        <w:rPr>
+          <w:rFonts w:ascii="Calibri" w:eastAsia="Times New Roman" w:hAnsi="Calibri" w:cs="Calibri"/>
+        </w:rPr>
+      </w:pPr>
+      <w:r>
+        <w:rPr>
+          <w:rFonts w:ascii="Calibri" w:eastAsia="Times New Roman" w:hAnsi="Calibri" w:cs="Calibri"/>
+        </w:rPr>
+        <w:t>Incorporar y liberar tableros visuales (*</w:t>
+      </w:r>
+      <w:proofErr w:type="spellStart"/>
+      <w:r>
+        <w:rPr>
+          <w:rFonts w:ascii="Calibri" w:eastAsia="Times New Roman" w:hAnsi="Calibri" w:cs="Calibri"/>
+        </w:rPr>
+        <w:t>Dashboards</w:t>
+      </w:r>
+      <w:proofErr w:type="spellEnd"/>
+      <w:r>
+        <w:rPr>
+          <w:rFonts w:ascii="Calibri" w:eastAsia="Times New Roman" w:hAnsi="Calibri" w:cs="Calibri"/>
+        </w:rPr>
+        <w:t>*) desarrollados en la Fase 2 de Vida Saludable (Angular) para el monitoreo gráfico de la tasa de éxito (</w:t>
+      </w:r>
+      <w:proofErr w:type="spellStart"/>
+      <w:r>
+        <w:rPr>
+          <w:rFonts w:ascii="Calibri" w:eastAsia="Times New Roman" w:hAnsi="Calibri" w:cs="Calibri"/>
+        </w:rPr>
+        <w:t>PDFs</w:t>
+      </w:r>
+      <w:proofErr w:type="spellEnd"/>
+      <w:r>
+        <w:rPr>
+          <w:rFonts w:ascii="Calibri" w:eastAsia="Times New Roman" w:hAnsi="Calibri" w:cs="Calibri"/>
+        </w:rPr>
+        <w:t xml:space="preserve"> descargados vs. </w:t>
+      </w:r>
+      <w:proofErr w:type="spellStart"/>
+      <w:r>
+        <w:rPr>
+          <w:rFonts w:ascii="Calibri" w:eastAsia="Times New Roman" w:hAnsi="Calibri" w:cs="Calibri"/>
+        </w:rPr>
+        <w:t>CURPs</w:t>
+      </w:r>
+      <w:proofErr w:type="spellEnd"/>
+      <w:r>
+        <w:rPr>
+          <w:rFonts w:ascii="Calibri" w:eastAsia="Times New Roman" w:hAnsi="Calibri" w:cs="Calibri"/>
+        </w:rPr>
+        <w:t xml:space="preserve"> tamizadas) por entidad federativa.</w:t>
+      </w:r>
+    </w:p>
+    <w:p>
+      <w:pPr>
+        <w:numPr>
+          <w:ilvl w:val="0"/>
+          <w:numId w:val="22"/>
+        </w:numPr>
+        <w:spacing w:before="100" w:beforeAutospacing="1" w:after="100" w:afterAutospacing="1" w:line="240" w:lineRule="auto"/>
+        <w:rPr>
+          <w:rFonts w:ascii="Calibri" w:eastAsia="Times New Roman" w:hAnsi="Calibri" w:cs="Calibri"/>
+        </w:rPr>
+      </w:pPr>
+      <w:r>
+        <w:rPr>
+          <w:rFonts w:ascii="Calibri" w:eastAsia="Times New Roman" w:hAnsi="Calibri" w:cs="Calibri"/>
+        </w:rPr>
+        <w:t>Formalizar el reporte trimestral de cierre de incidentes para presentar la eficacia del RCA aplicado durante este periodo de maduración técnica.</w:t>
+      </w:r>
+    </w:p>
+    <w:p>
+      <w:pPr>
+        <w:rPr>
+          <w:rFonts w:ascii="Calibri" w:eastAsia="Times New Roman" w:hAnsi="Calibri" w:cs="Calibri"/>
+        </w:rPr>
+      </w:pPr>
+      <w:r>
+        <w:rPr>
+          <w:rFonts w:ascii="Calibri" w:eastAsia="Times New Roman" w:hAnsi="Calibri" w:cs="Calibri"/>
+        </w:rPr>
+        <w:pict w14:anchorId="0F5069F7">
+          <v:rect id="_x0000_i1026" style="width:0;height:1.5pt" o:hralign="center" o:hrstd="t" o:hr="t" fillcolor="#a0a0a0" stroked="f"/>
+        </w:pict>
+      </w:r>
+    </w:p>
+    <w:p>
+      <w:pPr>
+        <w:pStyle w:val="NormalWeb"/>
+        <w:rPr>
+          <w:rFonts w:ascii="Calibri" w:hAnsi="Calibri" w:cs="Calibri"/>
+          <w:sz w:val="22"/>
+          <w:szCs w:val="22"/>
+        </w:rPr>
+      </w:pPr>
+      <w:r>
+        <w:rPr>
+          <w:rStyle w:val="Fuerte"/>
+          <w:rFonts w:ascii="Calibri" w:hAnsi="Calibri" w:cs="Calibri"/>
+          <w:sz w:val="22"/>
+          <w:szCs w:val="22"/>
+        </w:rPr>
+        <w:t>Comentarios adicionales:</w:t>
+      </w:r>
+    </w:p>
+    <w:p>
+      <w:pPr>
+        <w:pStyle w:val="NormalWeb"/>
+        <w:rPr>
+          <w:rFonts w:ascii="Calibri" w:hAnsi="Calibri" w:cs="Calibri"/>
+          <w:sz w:val="22"/>
+          <w:szCs w:val="22"/>
+        </w:rPr>
+      </w:pPr>
+      <w:r>
+        <w:rPr>
+          <w:rFonts w:ascii="Calibri" w:hAnsi="Calibri" w:cs="Calibri"/>
+          <w:sz w:val="22"/>
+          <w:szCs w:val="22"/>
+        </w:rPr>
+        <w:t xml:space="preserve">Este entregable corresponde al avance de mayo de 2026. La capacidad del equipo para identificar una fuga crítica de datos, purgar el historial de repositorios, mitigar vulnerabilidades de </w:t>
+      </w:r>
+      <w:proofErr w:type="spellStart"/>
+      <w:r>
+        <w:rPr>
+          <w:rFonts w:ascii="Calibri" w:hAnsi="Calibri" w:cs="Calibri"/>
+          <w:sz w:val="22"/>
+          <w:szCs w:val="22"/>
+        </w:rPr>
+        <w:t>Frontend</w:t>
+      </w:r>
+      <w:proofErr w:type="spellEnd"/>
+      <w:r>
+        <w:rPr>
+          <w:rFonts w:ascii="Calibri" w:hAnsi="Calibri" w:cs="Calibri"/>
+          <w:sz w:val="22"/>
+          <w:szCs w:val="22"/>
+        </w:rPr>
+        <w:t xml:space="preserve"> e implementar contramedidas (como </w:t>
+      </w:r>
+      <w:proofErr w:type="spellStart"/>
+      <w:r>
+        <w:rPr>
+          <w:rFonts w:ascii="Calibri" w:hAnsi="Calibri" w:cs="Calibri"/>
+          <w:sz w:val="22"/>
+          <w:szCs w:val="22"/>
+        </w:rPr>
+        <w:t>hooks</w:t>
+      </w:r>
+      <w:proofErr w:type="spellEnd"/>
+      <w:r>
+        <w:rPr>
+          <w:rFonts w:ascii="Calibri" w:hAnsi="Calibri" w:cs="Calibri"/>
+          <w:sz w:val="22"/>
+          <w:szCs w:val="22"/>
+        </w:rPr>
+        <w:t xml:space="preserve"> de código y </w:t>
+      </w:r>
+      <w:proofErr w:type="spellStart"/>
+      <w:r>
+        <w:rPr>
+          <w:rFonts w:ascii="Calibri" w:hAnsi="Calibri" w:cs="Calibri"/>
+          <w:sz w:val="22"/>
+          <w:szCs w:val="22"/>
+        </w:rPr>
+        <w:t>circuit</w:t>
+      </w:r>
+      <w:proofErr w:type="spellEnd"/>
+      <w:r>
+        <w:rPr>
+          <w:rFonts w:ascii="Calibri" w:hAnsi="Calibri" w:cs="Calibri"/>
+          <w:sz w:val="22"/>
+          <w:szCs w:val="22"/>
+        </w:rPr>
+        <w:t xml:space="preserve"> </w:t>
+      </w:r>
+      <w:proofErr w:type="spellStart"/>
+      <w:r>
+        <w:rPr>
+          <w:rFonts w:ascii="Calibri" w:hAnsi="Calibri" w:cs="Calibri"/>
+          <w:sz w:val="22"/>
+          <w:szCs w:val="22"/>
+        </w:rPr>
+        <w:t>breakers</w:t>
+      </w:r>
+      <w:proofErr w:type="spellEnd"/>
+      <w:r>
+        <w:rPr>
+          <w:rFonts w:ascii="Calibri" w:hAnsi="Calibri" w:cs="Calibri"/>
+          <w:sz w:val="22"/>
+          <w:szCs w:val="22"/>
+        </w:rPr>
+        <w:t>), documenta una madurez importante en el modelo de respuesta y alertamiento técnico de la Secretaría de Educación Pública.</w:t>
+      </w:r>
+    </w:p>
+    <w:p>
+      <w:pPr>
+        <w:rPr>
+          <w:rFonts w:asciiTheme="minorHAnsi" w:hAnsiTheme="minorHAnsi"/>
+          <w:color w:val="auto"/>
+        </w:rPr>
+      </w:pPr>
+    </w:p>
+    <w:p>
+      <w:pPr>
+        <w:rPr>
+          <w:rFonts w:asciiTheme="minorHAnsi" w:hAnsiTheme="minorHAnsi"/>
+          <w:color w:val="auto"/>
+        </w:rPr>
+      </w:pPr>
+    </w:p>
+    <w:p>
+      <w:pPr>
+        <w:keepNext/>
+        <w:keepLines/>
+        <w:spacing w:before="200" w:after="0"/>
+        <w:outlineLvl w:val="1"/>
         <w:rPr>
           <w:rFonts w:asciiTheme="majorHAnsi" w:eastAsiaTheme="majorEastAsia" w:hAnsiTheme="majorHAnsi" w:cstheme="majorBidi"/>
           <w:b/>
@@ -839,6 +5613,8 @@
           <w:szCs w:val="26"/>
         </w:rPr>
       </w:pPr>
+      <w:bookmarkStart w:id="0" w:name="_Toc217296775"/>
+      <w:bookmarkStart w:id="1" w:name="_Toc219739752"/>
       <w:r>
         <w:rPr>
           <w:rFonts w:asciiTheme="majorHAnsi" w:eastAsiaTheme="majorEastAsia" w:hAnsiTheme="majorHAnsi" w:cstheme="majorBidi"/>
@@ -848,34 +5624,10 @@
           <w:sz w:val="26"/>
           <w:szCs w:val="26"/>
         </w:rPr>
-        <w:br w:type="page"/>
-      </w:r>
-    </w:p>
-    <w:bookmarkEnd w:id="0"/>
-    <w:bookmarkEnd w:id="1"/>
-    <w:bookmarkEnd w:id="2"/>
-    <w:p>
-      <w:pPr>
-        <w:rPr>
-          <w:rFonts w:asciiTheme="majorHAnsi" w:eastAsiaTheme="majorEastAsia" w:hAnsiTheme="majorHAnsi" w:cstheme="majorBidi"/>
-          <w:b/>
-          <w:bCs/>
-          <w:color w:val="4F81BD" w:themeColor="accent1"/>
-          <w:sz w:val="26"/>
-          <w:szCs w:val="26"/>
-        </w:rPr>
-      </w:pPr>
-      <w:r>
-        <w:rPr>
-          <w:rFonts w:asciiTheme="majorHAnsi" w:eastAsiaTheme="majorEastAsia" w:hAnsiTheme="majorHAnsi" w:cstheme="majorBidi"/>
-          <w:b/>
-          <w:bCs/>
-          <w:color w:val="4F81BD" w:themeColor="accent1"/>
-          <w:sz w:val="26"/>
-          <w:szCs w:val="26"/>
-        </w:rPr>
         <w:t>8. Sección de firmas</w:t>
       </w:r>
+      <w:bookmarkEnd w:id="0"/>
+      <w:bookmarkEnd w:id="1"/>
     </w:p>
     <w:p>
       <w:pPr>
@@ -1326,8 +6078,8 @@
         <w:szCs w:val="18"/>
       </w:rPr>
     </w:pPr>
-    <w:bookmarkStart w:id="3" w:name="_Hlk195261366"/>
-    <w:bookmarkStart w:id="4" w:name="_Hlk195261367"/>
+    <w:bookmarkStart w:id="2" w:name="_Hlk195261366"/>
+    <w:bookmarkStart w:id="3" w:name="_Hlk195261367"/>
     <w:r>
       <w:rPr>
         <w:rFonts w:ascii="Noto Sans" w:hAnsi="Noto Sans" w:cs="Noto Sans"/>
@@ -1612,8 +6364,8 @@
       <w:tab/>
     </w:r>
   </w:p>
+  <w:bookmarkEnd w:id="2"/>
   <w:bookmarkEnd w:id="3"/>
-  <w:bookmarkEnd w:id="4"/>
   <w:p>
     <w:pPr>
       <w:pStyle w:val="Encabezado"/>
@@ -1912,155 +6664,6 @@
     </w:lvl>
   </w:abstractNum>
   <w:abstractNum w:abstractNumId="7" w15:restartNumberingAfterBreak="0">
-    <w:nsid w:val="024B36A0"/>
-    <w:multiLevelType w:val="multilevel"/>
-    <w:tmpl w:val="B46AC76E"/>
-    <w:lvl w:ilvl="0">
-      <w:start w:val="1"/>
-      <w:numFmt w:val="bullet"/>
-      <w:lvlText w:val=""/>
-      <w:lvlJc w:val="left"/>
-      <w:pPr>
-        <w:tabs>
-          <w:tab w:val="num" w:pos="720"/>
-        </w:tabs>
-        <w:ind w:left="720" w:hanging="360"/>
-      </w:pPr>
-      <w:rPr>
-        <w:rFonts w:ascii="Symbol" w:hAnsi="Symbol" w:hint="default"/>
-        <w:sz w:val="20"/>
-      </w:rPr>
-    </w:lvl>
-    <w:lvl w:ilvl="1" w:tentative="1">
-      <w:start w:val="1"/>
-      <w:numFmt w:val="bullet"/>
-      <w:lvlText w:val="o"/>
-      <w:lvlJc w:val="left"/>
-      <w:pPr>
-        <w:tabs>
-          <w:tab w:val="num" w:pos="1440"/>
-        </w:tabs>
-        <w:ind w:left="1440" w:hanging="360"/>
-      </w:pPr>
-      <w:rPr>
-        <w:rFonts w:ascii="Courier New" w:hAnsi="Courier New" w:hint="default"/>
-        <w:sz w:val="20"/>
-      </w:rPr>
-    </w:lvl>
-    <w:lvl w:ilvl="2" w:tentative="1">
-      <w:start w:val="1"/>
-      <w:numFmt w:val="bullet"/>
-      <w:lvlText w:val=""/>
-      <w:lvlJc w:val="left"/>
-      <w:pPr>
-        <w:tabs>
-          <w:tab w:val="num" w:pos="2160"/>
-        </w:tabs>
-        <w:ind w:left="2160" w:hanging="360"/>
-      </w:pPr>
-      <w:rPr>
-        <w:rFonts w:ascii="Wingdings" w:hAnsi="Wingdings" w:hint="default"/>
-        <w:sz w:val="20"/>
-      </w:rPr>
-    </w:lvl>
-    <w:lvl w:ilvl="3" w:tentative="1">
-      <w:start w:val="1"/>
-      <w:numFmt w:val="bullet"/>
-      <w:lvlText w:val=""/>
-      <w:lvlJc w:val="left"/>
-      <w:pPr>
-        <w:tabs>
-          <w:tab w:val="num" w:pos="2880"/>
-        </w:tabs>
-        <w:ind w:left="2880" w:hanging="360"/>
-      </w:pPr>
-      <w:rPr>
-        <w:rFonts w:ascii="Wingdings" w:hAnsi="Wingdings" w:hint="default"/>
-        <w:sz w:val="20"/>
-      </w:rPr>
-    </w:lvl>
-    <w:lvl w:ilvl="4" w:tentative="1">
-      <w:start w:val="1"/>
-      <w:numFmt w:val="bullet"/>
-      <w:lvlText w:val=""/>
-      <w:lvlJc w:val="left"/>
-      <w:pPr>
-        <w:tabs>
-          <w:tab w:val="num" w:pos="3600"/>
-        </w:tabs>
-        <w:ind w:left="3600" w:hanging="360"/>
-      </w:pPr>
-      <w:rPr>
-        <w:rFonts w:ascii="Wingdings" w:hAnsi="Wingdings" w:hint="default"/>
-        <w:sz w:val="20"/>
-      </w:rPr>
-    </w:lvl>
-    <w:lvl w:ilvl="5" w:tentative="1">
-      <w:start w:val="1"/>
-      <w:numFmt w:val="bullet"/>
-      <w:lvlText w:val=""/>
-      <w:lvlJc w:val="left"/>
-      <w:pPr>
-        <w:tabs>
-          <w:tab w:val="num" w:pos="4320"/>
-        </w:tabs>
-        <w:ind w:left="4320" w:hanging="360"/>
-      </w:pPr>
-      <w:rPr>
-        <w:rFonts w:ascii="Wingdings" w:hAnsi="Wingdings" w:hint="default"/>
-        <w:sz w:val="20"/>
-      </w:rPr>
-    </w:lvl>
-    <w:lvl w:ilvl="6" w:tentative="1">
-      <w:start w:val="1"/>
-      <w:numFmt w:val="bullet"/>
-      <w:lvlText w:val=""/>
-      <w:lvlJc w:val="left"/>
-      <w:pPr>
-        <w:tabs>
-          <w:tab w:val="num" w:pos="5040"/>
-        </w:tabs>
-        <w:ind w:left="5040" w:hanging="360"/>
-      </w:pPr>
-      <w:rPr>
-        <w:rFonts w:ascii="Wingdings" w:hAnsi="Wingdings" w:hint="default"/>
-        <w:sz w:val="20"/>
-      </w:rPr>
-    </w:lvl>
-    <w:lvl w:ilvl="7" w:tentative="1">
-      <w:start w:val="1"/>
-      <w:numFmt w:val="bullet"/>
-      <w:lvlText w:val=""/>
-      <w:lvlJc w:val="left"/>
-      <w:pPr>
-        <w:tabs>
-          <w:tab w:val="num" w:pos="5760"/>
-        </w:tabs>
-        <w:ind w:left="5760" w:hanging="360"/>
-      </w:pPr>
-      <w:rPr>
-        <w:rFonts w:ascii="Wingdings" w:hAnsi="Wingdings" w:hint="default"/>
-        <w:sz w:val="20"/>
-      </w:rPr>
-    </w:lvl>
-    <w:lvl w:ilvl="8" w:tentative="1">
-      <w:start w:val="1"/>
-      <w:numFmt w:val="bullet"/>
-      <w:lvlText w:val=""/>
-      <w:lvlJc w:val="left"/>
-      <w:pPr>
-        <w:tabs>
-          <w:tab w:val="num" w:pos="6480"/>
-        </w:tabs>
-        <w:ind w:left="6480" w:hanging="360"/>
-      </w:pPr>
-      <w:rPr>
-        <w:rFonts w:ascii="Wingdings" w:hAnsi="Wingdings" w:hint="default"/>
-        <w:sz w:val="20"/>
-      </w:rPr>
-    </w:lvl>
-  </w:abstractNum>
-  <w:abstractNum w:abstractNumId="8" w15:restartNumberingAfterBreak="0">
     <w:nsid w:val="02CA2BA5"/>
     <w:multiLevelType w:val="multilevel"/>
     <w:tmpl w:val="0DEC750A"/>
@@ -2173,10 +6776,10 @@
       </w:pPr>
     </w:lvl>
   </w:abstractNum>
-  <w:abstractNum w:abstractNumId="9" w15:restartNumberingAfterBreak="0">
-    <w:nsid w:val="06052C02"/>
+  <w:abstractNum w:abstractNumId="8" w15:restartNumberingAfterBreak="0">
+    <w:nsid w:val="05F66794"/>
     <w:multiLevelType w:val="multilevel"/>
-    <w:tmpl w:val="F1FC01BC"/>
+    <w:tmpl w:val="E7F8D680"/>
     <w:lvl w:ilvl="0">
       <w:start w:val="1"/>
       <w:numFmt w:val="bullet"/>
@@ -2322,7 +6925,305 @@
       </w:rPr>
     </w:lvl>
   </w:abstractNum>
+  <w:abstractNum w:abstractNumId="9" w15:restartNumberingAfterBreak="0">
+    <w:nsid w:val="118B2F0C"/>
+    <w:multiLevelType w:val="multilevel"/>
+    <w:tmpl w:val="5EA2E646"/>
+    <w:lvl w:ilvl="0">
+      <w:start w:val="1"/>
+      <w:numFmt w:val="bullet"/>
+      <w:lvlText w:val=""/>
+      <w:lvlJc w:val="left"/>
+      <w:pPr>
+        <w:tabs>
+          <w:tab w:val="num" w:pos="720"/>
+        </w:tabs>
+        <w:ind w:left="720" w:hanging="360"/>
+      </w:pPr>
+      <w:rPr>
+        <w:rFonts w:ascii="Symbol" w:hAnsi="Symbol" w:hint="default"/>
+        <w:sz w:val="20"/>
+      </w:rPr>
+    </w:lvl>
+    <w:lvl w:ilvl="1" w:tentative="1">
+      <w:start w:val="1"/>
+      <w:numFmt w:val="bullet"/>
+      <w:lvlText w:val="o"/>
+      <w:lvlJc w:val="left"/>
+      <w:pPr>
+        <w:tabs>
+          <w:tab w:val="num" w:pos="1440"/>
+        </w:tabs>
+        <w:ind w:left="1440" w:hanging="360"/>
+      </w:pPr>
+      <w:rPr>
+        <w:rFonts w:ascii="Courier New" w:hAnsi="Courier New" w:hint="default"/>
+        <w:sz w:val="20"/>
+      </w:rPr>
+    </w:lvl>
+    <w:lvl w:ilvl="2" w:tentative="1">
+      <w:start w:val="1"/>
+      <w:numFmt w:val="bullet"/>
+      <w:lvlText w:val=""/>
+      <w:lvlJc w:val="left"/>
+      <w:pPr>
+        <w:tabs>
+          <w:tab w:val="num" w:pos="2160"/>
+        </w:tabs>
+        <w:ind w:left="2160" w:hanging="360"/>
+      </w:pPr>
+      <w:rPr>
+        <w:rFonts w:ascii="Wingdings" w:hAnsi="Wingdings" w:hint="default"/>
+        <w:sz w:val="20"/>
+      </w:rPr>
+    </w:lvl>
+    <w:lvl w:ilvl="3" w:tentative="1">
+      <w:start w:val="1"/>
+      <w:numFmt w:val="bullet"/>
+      <w:lvlText w:val=""/>
+      <w:lvlJc w:val="left"/>
+      <w:pPr>
+        <w:tabs>
+          <w:tab w:val="num" w:pos="2880"/>
+        </w:tabs>
+        <w:ind w:left="2880" w:hanging="360"/>
+      </w:pPr>
+      <w:rPr>
+        <w:rFonts w:ascii="Wingdings" w:hAnsi="Wingdings" w:hint="default"/>
+        <w:sz w:val="20"/>
+      </w:rPr>
+    </w:lvl>
+    <w:lvl w:ilvl="4" w:tentative="1">
+      <w:start w:val="1"/>
+      <w:numFmt w:val="bullet"/>
+      <w:lvlText w:val=""/>
+      <w:lvlJc w:val="left"/>
+      <w:pPr>
+        <w:tabs>
+          <w:tab w:val="num" w:pos="3600"/>
+        </w:tabs>
+        <w:ind w:left="3600" w:hanging="360"/>
+      </w:pPr>
+      <w:rPr>
+        <w:rFonts w:ascii="Wingdings" w:hAnsi="Wingdings" w:hint="default"/>
+        <w:sz w:val="20"/>
+      </w:rPr>
+    </w:lvl>
+    <w:lvl w:ilvl="5" w:tentative="1">
+      <w:start w:val="1"/>
+      <w:numFmt w:val="bullet"/>
+      <w:lvlText w:val=""/>
+      <w:lvlJc w:val="left"/>
+      <w:pPr>
+        <w:tabs>
+          <w:tab w:val="num" w:pos="4320"/>
+        </w:tabs>
+        <w:ind w:left="4320" w:hanging="360"/>
+      </w:pPr>
+      <w:rPr>
+        <w:rFonts w:ascii="Wingdings" w:hAnsi="Wingdings" w:hint="default"/>
+        <w:sz w:val="20"/>
+      </w:rPr>
+    </w:lvl>
+    <w:lvl w:ilvl="6" w:tentative="1">
+      <w:start w:val="1"/>
+      <w:numFmt w:val="bullet"/>
+      <w:lvlText w:val=""/>
+      <w:lvlJc w:val="left"/>
+      <w:pPr>
+        <w:tabs>
+          <w:tab w:val="num" w:pos="5040"/>
+        </w:tabs>
+        <w:ind w:left="5040" w:hanging="360"/>
+      </w:pPr>
+      <w:rPr>
+        <w:rFonts w:ascii="Wingdings" w:hAnsi="Wingdings" w:hint="default"/>
+        <w:sz w:val="20"/>
+      </w:rPr>
+    </w:lvl>
+    <w:lvl w:ilvl="7" w:tentative="1">
+      <w:start w:val="1"/>
+      <w:numFmt w:val="bullet"/>
+      <w:lvlText w:val=""/>
+      <w:lvlJc w:val="left"/>
+      <w:pPr>
+        <w:tabs>
+          <w:tab w:val="num" w:pos="5760"/>
+        </w:tabs>
+        <w:ind w:left="5760" w:hanging="360"/>
+      </w:pPr>
+      <w:rPr>
+        <w:rFonts w:ascii="Wingdings" w:hAnsi="Wingdings" w:hint="default"/>
+        <w:sz w:val="20"/>
+      </w:rPr>
+    </w:lvl>
+    <w:lvl w:ilvl="8" w:tentative="1">
+      <w:start w:val="1"/>
+      <w:numFmt w:val="bullet"/>
+      <w:lvlText w:val=""/>
+      <w:lvlJc w:val="left"/>
+      <w:pPr>
+        <w:tabs>
+          <w:tab w:val="num" w:pos="6480"/>
+        </w:tabs>
+        <w:ind w:left="6480" w:hanging="360"/>
+      </w:pPr>
+      <w:rPr>
+        <w:rFonts w:ascii="Wingdings" w:hAnsi="Wingdings" w:hint="default"/>
+        <w:sz w:val="20"/>
+      </w:rPr>
+    </w:lvl>
+  </w:abstractNum>
   <w:abstractNum w:abstractNumId="10" w15:restartNumberingAfterBreak="0">
+    <w:nsid w:val="135A1869"/>
+    <w:multiLevelType w:val="multilevel"/>
+    <w:tmpl w:val="78DAA29E"/>
+    <w:lvl w:ilvl="0">
+      <w:start w:val="1"/>
+      <w:numFmt w:val="bullet"/>
+      <w:lvlText w:val=""/>
+      <w:lvlJc w:val="left"/>
+      <w:pPr>
+        <w:tabs>
+          <w:tab w:val="num" w:pos="720"/>
+        </w:tabs>
+        <w:ind w:left="720" w:hanging="360"/>
+      </w:pPr>
+      <w:rPr>
+        <w:rFonts w:ascii="Symbol" w:hAnsi="Symbol" w:hint="default"/>
+        <w:sz w:val="20"/>
+      </w:rPr>
+    </w:lvl>
+    <w:lvl w:ilvl="1" w:tentative="1">
+      <w:start w:val="1"/>
+      <w:numFmt w:val="bullet"/>
+      <w:lvlText w:val="o"/>
+      <w:lvlJc w:val="left"/>
+      <w:pPr>
+        <w:tabs>
+          <w:tab w:val="num" w:pos="1440"/>
+        </w:tabs>
+        <w:ind w:left="1440" w:hanging="360"/>
+      </w:pPr>
+      <w:rPr>
+        <w:rFonts w:ascii="Courier New" w:hAnsi="Courier New" w:hint="default"/>
+        <w:sz w:val="20"/>
+      </w:rPr>
+    </w:lvl>
+    <w:lvl w:ilvl="2" w:tentative="1">
+      <w:start w:val="1"/>
+      <w:numFmt w:val="bullet"/>
+      <w:lvlText w:val=""/>
+      <w:lvlJc w:val="left"/>
+      <w:pPr>
+        <w:tabs>
+          <w:tab w:val="num" w:pos="2160"/>
+        </w:tabs>
+        <w:ind w:left="2160" w:hanging="360"/>
+      </w:pPr>
+      <w:rPr>
+        <w:rFonts w:ascii="Wingdings" w:hAnsi="Wingdings" w:hint="default"/>
+        <w:sz w:val="20"/>
+      </w:rPr>
+    </w:lvl>
+    <w:lvl w:ilvl="3" w:tentative="1">
+      <w:start w:val="1"/>
+      <w:numFmt w:val="bullet"/>
+      <w:lvlText w:val=""/>
+      <w:lvlJc w:val="left"/>
+      <w:pPr>
+        <w:tabs>
+          <w:tab w:val="num" w:pos="2880"/>
+        </w:tabs>
+        <w:ind w:left="2880" w:hanging="360"/>
+      </w:pPr>
+      <w:rPr>
+        <w:rFonts w:ascii="Wingdings" w:hAnsi="Wingdings" w:hint="default"/>
+        <w:sz w:val="20"/>
+      </w:rPr>
+    </w:lvl>
+    <w:lvl w:ilvl="4" w:tentative="1">
+      <w:start w:val="1"/>
+      <w:numFmt w:val="bullet"/>
+      <w:lvlText w:val=""/>
+      <w:lvlJc w:val="left"/>
+      <w:pPr>
+        <w:tabs>
+          <w:tab w:val="num" w:pos="3600"/>
+        </w:tabs>
+        <w:ind w:left="3600" w:hanging="360"/>
+      </w:pPr>
+      <w:rPr>
+        <w:rFonts w:ascii="Wingdings" w:hAnsi="Wingdings" w:hint="default"/>
+        <w:sz w:val="20"/>
+      </w:rPr>
+    </w:lvl>
+    <w:lvl w:ilvl="5" w:tentative="1">
+      <w:start w:val="1"/>
+      <w:numFmt w:val="bullet"/>
+      <w:lvlText w:val=""/>
+      <w:lvlJc w:val="left"/>
+      <w:pPr>
+        <w:tabs>
+          <w:tab w:val="num" w:pos="4320"/>
+        </w:tabs>
+        <w:ind w:left="4320" w:hanging="360"/>
+      </w:pPr>
+      <w:rPr>
+        <w:rFonts w:ascii="Wingdings" w:hAnsi="Wingdings" w:hint="default"/>
+        <w:sz w:val="20"/>
+      </w:rPr>
+    </w:lvl>
+    <w:lvl w:ilvl="6" w:tentative="1">
+      <w:start w:val="1"/>
+      <w:numFmt w:val="bullet"/>
+      <w:lvlText w:val=""/>
+      <w:lvlJc w:val="left"/>
+      <w:pPr>
+        <w:tabs>
+          <w:tab w:val="num" w:pos="5040"/>
+        </w:tabs>
+        <w:ind w:left="5040" w:hanging="360"/>
+      </w:pPr>
+      <w:rPr>
+        <w:rFonts w:ascii="Wingdings" w:hAnsi="Wingdings" w:hint="default"/>
+        <w:sz w:val="20"/>
+      </w:rPr>
+    </w:lvl>
+    <w:lvl w:ilvl="7" w:tentative="1">
+      <w:start w:val="1"/>
+      <w:numFmt w:val="bullet"/>
+      <w:lvlText w:val=""/>
+      <w:lvlJc w:val="left"/>
+      <w:pPr>
+        <w:tabs>
+          <w:tab w:val="num" w:pos="5760"/>
+        </w:tabs>
+        <w:ind w:left="5760" w:hanging="360"/>
+      </w:pPr>
+      <w:rPr>
+        <w:rFonts w:ascii="Wingdings" w:hAnsi="Wingdings" w:hint="default"/>
+        <w:sz w:val="20"/>
+      </w:rPr>
+    </w:lvl>
+    <w:lvl w:ilvl="8" w:tentative="1">
+      <w:start w:val="1"/>
+      <w:numFmt w:val="bullet"/>
+      <w:lvlText w:val=""/>
+      <w:lvlJc w:val="left"/>
+      <w:pPr>
+        <w:tabs>
+          <w:tab w:val="num" w:pos="6480"/>
+        </w:tabs>
+        <w:ind w:left="6480" w:hanging="360"/>
+      </w:pPr>
+      <w:rPr>
+        <w:rFonts w:ascii="Wingdings" w:hAnsi="Wingdings" w:hint="default"/>
+        <w:sz w:val="20"/>
+      </w:rPr>
+    </w:lvl>
+  </w:abstractNum>
+  <w:abstractNum w:abstractNumId="11" w15:restartNumberingAfterBreak="0">
     <w:nsid w:val="14A24D95"/>
     <w:multiLevelType w:val="hybridMultilevel"/>
     <w:tmpl w:val="0EDC7788"/>
@@ -2432,155 +7333,6 @@
       </w:pPr>
       <w:rPr>
         <w:rFonts w:ascii="Wingdings" w:hAnsi="Wingdings" w:hint="default"/>
-      </w:rPr>
-    </w:lvl>
-  </w:abstractNum>
-  <w:abstractNum w:abstractNumId="11" w15:restartNumberingAfterBreak="0">
-    <w:nsid w:val="23192EA9"/>
-    <w:multiLevelType w:val="multilevel"/>
-    <w:tmpl w:val="841EEABA"/>
-    <w:lvl w:ilvl="0">
-      <w:start w:val="1"/>
-      <w:numFmt w:val="bullet"/>
-      <w:lvlText w:val=""/>
-      <w:lvlJc w:val="left"/>
-      <w:pPr>
-        <w:tabs>
-          <w:tab w:val="num" w:pos="720"/>
-        </w:tabs>
-        <w:ind w:left="720" w:hanging="360"/>
-      </w:pPr>
-      <w:rPr>
-        <w:rFonts w:ascii="Symbol" w:hAnsi="Symbol" w:hint="default"/>
-        <w:sz w:val="20"/>
-      </w:rPr>
-    </w:lvl>
-    <w:lvl w:ilvl="1" w:tentative="1">
-      <w:start w:val="1"/>
-      <w:numFmt w:val="bullet"/>
-      <w:lvlText w:val="o"/>
-      <w:lvlJc w:val="left"/>
-      <w:pPr>
-        <w:tabs>
-          <w:tab w:val="num" w:pos="1440"/>
-        </w:tabs>
-        <w:ind w:left="1440" w:hanging="360"/>
-      </w:pPr>
-      <w:rPr>
-        <w:rFonts w:ascii="Courier New" w:hAnsi="Courier New" w:hint="default"/>
-        <w:sz w:val="20"/>
-      </w:rPr>
-    </w:lvl>
-    <w:lvl w:ilvl="2" w:tentative="1">
-      <w:start w:val="1"/>
-      <w:numFmt w:val="bullet"/>
-      <w:lvlText w:val=""/>
-      <w:lvlJc w:val="left"/>
-      <w:pPr>
-        <w:tabs>
-          <w:tab w:val="num" w:pos="2160"/>
-        </w:tabs>
-        <w:ind w:left="2160" w:hanging="360"/>
-      </w:pPr>
-      <w:rPr>
-        <w:rFonts w:ascii="Wingdings" w:hAnsi="Wingdings" w:hint="default"/>
-        <w:sz w:val="20"/>
-      </w:rPr>
-    </w:lvl>
-    <w:lvl w:ilvl="3" w:tentative="1">
-      <w:start w:val="1"/>
-      <w:numFmt w:val="bullet"/>
-      <w:lvlText w:val=""/>
-      <w:lvlJc w:val="left"/>
-      <w:pPr>
-        <w:tabs>
-          <w:tab w:val="num" w:pos="2880"/>
-        </w:tabs>
-        <w:ind w:left="2880" w:hanging="360"/>
-      </w:pPr>
-      <w:rPr>
-        <w:rFonts w:ascii="Wingdings" w:hAnsi="Wingdings" w:hint="default"/>
-        <w:sz w:val="20"/>
-      </w:rPr>
-    </w:lvl>
-    <w:lvl w:ilvl="4" w:tentative="1">
-      <w:start w:val="1"/>
-      <w:numFmt w:val="bullet"/>
-      <w:lvlText w:val=""/>
-      <w:lvlJc w:val="left"/>
-      <w:pPr>
-        <w:tabs>
-          <w:tab w:val="num" w:pos="3600"/>
-        </w:tabs>
-        <w:ind w:left="3600" w:hanging="360"/>
-      </w:pPr>
-      <w:rPr>
-        <w:rFonts w:ascii="Wingdings" w:hAnsi="Wingdings" w:hint="default"/>
-        <w:sz w:val="20"/>
-      </w:rPr>
-    </w:lvl>
-    <w:lvl w:ilvl="5" w:tentative="1">
-      <w:start w:val="1"/>
-      <w:numFmt w:val="bullet"/>
-      <w:lvlText w:val=""/>
-      <w:lvlJc w:val="left"/>
-      <w:pPr>
-        <w:tabs>
-          <w:tab w:val="num" w:pos="4320"/>
-        </w:tabs>
-        <w:ind w:left="4320" w:hanging="360"/>
-      </w:pPr>
-      <w:rPr>
-        <w:rFonts w:ascii="Wingdings" w:hAnsi="Wingdings" w:hint="default"/>
-        <w:sz w:val="20"/>
-      </w:rPr>
-    </w:lvl>
-    <w:lvl w:ilvl="6" w:tentative="1">
-      <w:start w:val="1"/>
-      <w:numFmt w:val="bullet"/>
-      <w:lvlText w:val=""/>
-      <w:lvlJc w:val="left"/>
-      <w:pPr>
-        <w:tabs>
-          <w:tab w:val="num" w:pos="5040"/>
-        </w:tabs>
-        <w:ind w:left="5040" w:hanging="360"/>
-      </w:pPr>
-      <w:rPr>
-        <w:rFonts w:ascii="Wingdings" w:hAnsi="Wingdings" w:hint="default"/>
-        <w:sz w:val="20"/>
-      </w:rPr>
-    </w:lvl>
-    <w:lvl w:ilvl="7" w:tentative="1">
-      <w:start w:val="1"/>
-      <w:numFmt w:val="bullet"/>
-      <w:lvlText w:val=""/>
-      <w:lvlJc w:val="left"/>
-      <w:pPr>
-        <w:tabs>
-          <w:tab w:val="num" w:pos="5760"/>
-        </w:tabs>
-        <w:ind w:left="5760" w:hanging="360"/>
-      </w:pPr>
-      <w:rPr>
-        <w:rFonts w:ascii="Wingdings" w:hAnsi="Wingdings" w:hint="default"/>
-        <w:sz w:val="20"/>
-      </w:rPr>
-    </w:lvl>
-    <w:lvl w:ilvl="8" w:tentative="1">
-      <w:start w:val="1"/>
-      <w:numFmt w:val="bullet"/>
-      <w:lvlText w:val=""/>
-      <w:lvlJc w:val="left"/>
-      <w:pPr>
-        <w:tabs>
-          <w:tab w:val="num" w:pos="6480"/>
-        </w:tabs>
-        <w:ind w:left="6480" w:hanging="360"/>
-      </w:pPr>
-      <w:rPr>
-        <w:rFonts w:ascii="Wingdings" w:hAnsi="Wingdings" w:hint="default"/>
-        <w:sz w:val="20"/>
       </w:rPr>
     </w:lvl>
   </w:abstractNum>
@@ -2698,6 +7450,602 @@
     </w:lvl>
   </w:abstractNum>
   <w:abstractNum w:abstractNumId="13" w15:restartNumberingAfterBreak="0">
+    <w:nsid w:val="346B18AA"/>
+    <w:multiLevelType w:val="multilevel"/>
+    <w:tmpl w:val="BFC0D300"/>
+    <w:lvl w:ilvl="0">
+      <w:start w:val="1"/>
+      <w:numFmt w:val="bullet"/>
+      <w:lvlText w:val=""/>
+      <w:lvlJc w:val="left"/>
+      <w:pPr>
+        <w:tabs>
+          <w:tab w:val="num" w:pos="720"/>
+        </w:tabs>
+        <w:ind w:left="720" w:hanging="360"/>
+      </w:pPr>
+      <w:rPr>
+        <w:rFonts w:ascii="Symbol" w:hAnsi="Symbol" w:hint="default"/>
+        <w:sz w:val="20"/>
+      </w:rPr>
+    </w:lvl>
+    <w:lvl w:ilvl="1" w:tentative="1">
+      <w:start w:val="1"/>
+      <w:numFmt w:val="bullet"/>
+      <w:lvlText w:val="o"/>
+      <w:lvlJc w:val="left"/>
+      <w:pPr>
+        <w:tabs>
+          <w:tab w:val="num" w:pos="1440"/>
+        </w:tabs>
+        <w:ind w:left="1440" w:hanging="360"/>
+      </w:pPr>
+      <w:rPr>
+        <w:rFonts w:ascii="Courier New" w:hAnsi="Courier New" w:hint="default"/>
+        <w:sz w:val="20"/>
+      </w:rPr>
+    </w:lvl>
+    <w:lvl w:ilvl="2" w:tentative="1">
+      <w:start w:val="1"/>
+      <w:numFmt w:val="bullet"/>
+      <w:lvlText w:val=""/>
+      <w:lvlJc w:val="left"/>
+      <w:pPr>
+        <w:tabs>
+          <w:tab w:val="num" w:pos="2160"/>
+        </w:tabs>
+        <w:ind w:left="2160" w:hanging="360"/>
+      </w:pPr>
+      <w:rPr>
+        <w:rFonts w:ascii="Wingdings" w:hAnsi="Wingdings" w:hint="default"/>
+        <w:sz w:val="20"/>
+      </w:rPr>
+    </w:lvl>
+    <w:lvl w:ilvl="3" w:tentative="1">
+      <w:start w:val="1"/>
+      <w:numFmt w:val="bullet"/>
+      <w:lvlText w:val=""/>
+      <w:lvlJc w:val="left"/>
+      <w:pPr>
+        <w:tabs>
+          <w:tab w:val="num" w:pos="2880"/>
+        </w:tabs>
+        <w:ind w:left="2880" w:hanging="360"/>
+      </w:pPr>
+      <w:rPr>
+        <w:rFonts w:ascii="Wingdings" w:hAnsi="Wingdings" w:hint="default"/>
+        <w:sz w:val="20"/>
+      </w:rPr>
+    </w:lvl>
+    <w:lvl w:ilvl="4" w:tentative="1">
+      <w:start w:val="1"/>
+      <w:numFmt w:val="bullet"/>
+      <w:lvlText w:val=""/>
+      <w:lvlJc w:val="left"/>
+      <w:pPr>
+        <w:tabs>
+          <w:tab w:val="num" w:pos="3600"/>
+        </w:tabs>
+        <w:ind w:left="3600" w:hanging="360"/>
+      </w:pPr>
+      <w:rPr>
+        <w:rFonts w:ascii="Wingdings" w:hAnsi="Wingdings" w:hint="default"/>
+        <w:sz w:val="20"/>
+      </w:rPr>
+    </w:lvl>
+    <w:lvl w:ilvl="5" w:tentative="1">
+      <w:start w:val="1"/>
+      <w:numFmt w:val="bullet"/>
+      <w:lvlText w:val=""/>
+      <w:lvlJc w:val="left"/>
+      <w:pPr>
+        <w:tabs>
+          <w:tab w:val="num" w:pos="4320"/>
+        </w:tabs>
+        <w:ind w:left="4320" w:hanging="360"/>
+      </w:pPr>
+      <w:rPr>
+        <w:rFonts w:ascii="Wingdings" w:hAnsi="Wingdings" w:hint="default"/>
+        <w:sz w:val="20"/>
+      </w:rPr>
+    </w:lvl>
+    <w:lvl w:ilvl="6" w:tentative="1">
+      <w:start w:val="1"/>
+      <w:numFmt w:val="bullet"/>
+      <w:lvlText w:val=""/>
+      <w:lvlJc w:val="left"/>
+      <w:pPr>
+        <w:tabs>
+          <w:tab w:val="num" w:pos="5040"/>
+        </w:tabs>
+        <w:ind w:left="5040" w:hanging="360"/>
+      </w:pPr>
+      <w:rPr>
+        <w:rFonts w:ascii="Wingdings" w:hAnsi="Wingdings" w:hint="default"/>
+        <w:sz w:val="20"/>
+      </w:rPr>
+    </w:lvl>
+    <w:lvl w:ilvl="7" w:tentative="1">
+      <w:start w:val="1"/>
+      <w:numFmt w:val="bullet"/>
+      <w:lvlText w:val=""/>
+      <w:lvlJc w:val="left"/>
+      <w:pPr>
+        <w:tabs>
+          <w:tab w:val="num" w:pos="5760"/>
+        </w:tabs>
+        <w:ind w:left="5760" w:hanging="360"/>
+      </w:pPr>
+      <w:rPr>
+        <w:rFonts w:ascii="Wingdings" w:hAnsi="Wingdings" w:hint="default"/>
+        <w:sz w:val="20"/>
+      </w:rPr>
+    </w:lvl>
+    <w:lvl w:ilvl="8" w:tentative="1">
+      <w:start w:val="1"/>
+      <w:numFmt w:val="bullet"/>
+      <w:lvlText w:val=""/>
+      <w:lvlJc w:val="left"/>
+      <w:pPr>
+        <w:tabs>
+          <w:tab w:val="num" w:pos="6480"/>
+        </w:tabs>
+        <w:ind w:left="6480" w:hanging="360"/>
+      </w:pPr>
+      <w:rPr>
+        <w:rFonts w:ascii="Wingdings" w:hAnsi="Wingdings" w:hint="default"/>
+        <w:sz w:val="20"/>
+      </w:rPr>
+    </w:lvl>
+  </w:abstractNum>
+  <w:abstractNum w:abstractNumId="14" w15:restartNumberingAfterBreak="0">
+    <w:nsid w:val="38A26852"/>
+    <w:multiLevelType w:val="multilevel"/>
+    <w:tmpl w:val="B8308B10"/>
+    <w:lvl w:ilvl="0">
+      <w:start w:val="1"/>
+      <w:numFmt w:val="bullet"/>
+      <w:lvlText w:val=""/>
+      <w:lvlJc w:val="left"/>
+      <w:pPr>
+        <w:tabs>
+          <w:tab w:val="num" w:pos="720"/>
+        </w:tabs>
+        <w:ind w:left="720" w:hanging="360"/>
+      </w:pPr>
+      <w:rPr>
+        <w:rFonts w:ascii="Symbol" w:hAnsi="Symbol" w:hint="default"/>
+        <w:sz w:val="20"/>
+      </w:rPr>
+    </w:lvl>
+    <w:lvl w:ilvl="1" w:tentative="1">
+      <w:start w:val="1"/>
+      <w:numFmt w:val="bullet"/>
+      <w:lvlText w:val="o"/>
+      <w:lvlJc w:val="left"/>
+      <w:pPr>
+        <w:tabs>
+          <w:tab w:val="num" w:pos="1440"/>
+        </w:tabs>
+        <w:ind w:left="1440" w:hanging="360"/>
+      </w:pPr>
+      <w:rPr>
+        <w:rFonts w:ascii="Courier New" w:hAnsi="Courier New" w:hint="default"/>
+        <w:sz w:val="20"/>
+      </w:rPr>
+    </w:lvl>
+    <w:lvl w:ilvl="2" w:tentative="1">
+      <w:start w:val="1"/>
+      <w:numFmt w:val="bullet"/>
+      <w:lvlText w:val=""/>
+      <w:lvlJc w:val="left"/>
+      <w:pPr>
+        <w:tabs>
+          <w:tab w:val="num" w:pos="2160"/>
+        </w:tabs>
+        <w:ind w:left="2160" w:hanging="360"/>
+      </w:pPr>
+      <w:rPr>
+        <w:rFonts w:ascii="Wingdings" w:hAnsi="Wingdings" w:hint="default"/>
+        <w:sz w:val="20"/>
+      </w:rPr>
+    </w:lvl>
+    <w:lvl w:ilvl="3" w:tentative="1">
+      <w:start w:val="1"/>
+      <w:numFmt w:val="bullet"/>
+      <w:lvlText w:val=""/>
+      <w:lvlJc w:val="left"/>
+      <w:pPr>
+        <w:tabs>
+          <w:tab w:val="num" w:pos="2880"/>
+        </w:tabs>
+        <w:ind w:left="2880" w:hanging="360"/>
+      </w:pPr>
+      <w:rPr>
+        <w:rFonts w:ascii="Wingdings" w:hAnsi="Wingdings" w:hint="default"/>
+        <w:sz w:val="20"/>
+      </w:rPr>
+    </w:lvl>
+    <w:lvl w:ilvl="4" w:tentative="1">
+      <w:start w:val="1"/>
+      <w:numFmt w:val="bullet"/>
+      <w:lvlText w:val=""/>
+      <w:lvlJc w:val="left"/>
+      <w:pPr>
+        <w:tabs>
+          <w:tab w:val="num" w:pos="3600"/>
+        </w:tabs>
+        <w:ind w:left="3600" w:hanging="360"/>
+      </w:pPr>
+      <w:rPr>
+        <w:rFonts w:ascii="Wingdings" w:hAnsi="Wingdings" w:hint="default"/>
+        <w:sz w:val="20"/>
+      </w:rPr>
+    </w:lvl>
+    <w:lvl w:ilvl="5" w:tentative="1">
+      <w:start w:val="1"/>
+      <w:numFmt w:val="bullet"/>
+      <w:lvlText w:val=""/>
+      <w:lvlJc w:val="left"/>
+      <w:pPr>
+        <w:tabs>
+          <w:tab w:val="num" w:pos="4320"/>
+        </w:tabs>
+        <w:ind w:left="4320" w:hanging="360"/>
+      </w:pPr>
+      <w:rPr>
+        <w:rFonts w:ascii="Wingdings" w:hAnsi="Wingdings" w:hint="default"/>
+        <w:sz w:val="20"/>
+      </w:rPr>
+    </w:lvl>
+    <w:lvl w:ilvl="6" w:tentative="1">
+      <w:start w:val="1"/>
+      <w:numFmt w:val="bullet"/>
+      <w:lvlText w:val=""/>
+      <w:lvlJc w:val="left"/>
+      <w:pPr>
+        <w:tabs>
+          <w:tab w:val="num" w:pos="5040"/>
+        </w:tabs>
+        <w:ind w:left="5040" w:hanging="360"/>
+      </w:pPr>
+      <w:rPr>
+        <w:rFonts w:ascii="Wingdings" w:hAnsi="Wingdings" w:hint="default"/>
+        <w:sz w:val="20"/>
+      </w:rPr>
+    </w:lvl>
+    <w:lvl w:ilvl="7" w:tentative="1">
+      <w:start w:val="1"/>
+      <w:numFmt w:val="bullet"/>
+      <w:lvlText w:val=""/>
+      <w:lvlJc w:val="left"/>
+      <w:pPr>
+        <w:tabs>
+          <w:tab w:val="num" w:pos="5760"/>
+        </w:tabs>
+        <w:ind w:left="5760" w:hanging="360"/>
+      </w:pPr>
+      <w:rPr>
+        <w:rFonts w:ascii="Wingdings" w:hAnsi="Wingdings" w:hint="default"/>
+        <w:sz w:val="20"/>
+      </w:rPr>
+    </w:lvl>
+    <w:lvl w:ilvl="8" w:tentative="1">
+      <w:start w:val="1"/>
+      <w:numFmt w:val="bullet"/>
+      <w:lvlText w:val=""/>
+      <w:lvlJc w:val="left"/>
+      <w:pPr>
+        <w:tabs>
+          <w:tab w:val="num" w:pos="6480"/>
+        </w:tabs>
+        <w:ind w:left="6480" w:hanging="360"/>
+      </w:pPr>
+      <w:rPr>
+        <w:rFonts w:ascii="Wingdings" w:hAnsi="Wingdings" w:hint="default"/>
+        <w:sz w:val="20"/>
+      </w:rPr>
+    </w:lvl>
+  </w:abstractNum>
+  <w:abstractNum w:abstractNumId="15" w15:restartNumberingAfterBreak="0">
+    <w:nsid w:val="3E8E0F62"/>
+    <w:multiLevelType w:val="multilevel"/>
+    <w:tmpl w:val="CD1AF474"/>
+    <w:lvl w:ilvl="0">
+      <w:start w:val="1"/>
+      <w:numFmt w:val="bullet"/>
+      <w:lvlText w:val=""/>
+      <w:lvlJc w:val="left"/>
+      <w:pPr>
+        <w:tabs>
+          <w:tab w:val="num" w:pos="720"/>
+        </w:tabs>
+        <w:ind w:left="720" w:hanging="360"/>
+      </w:pPr>
+      <w:rPr>
+        <w:rFonts w:ascii="Symbol" w:hAnsi="Symbol" w:hint="default"/>
+        <w:sz w:val="20"/>
+      </w:rPr>
+    </w:lvl>
+    <w:lvl w:ilvl="1" w:tentative="1">
+      <w:start w:val="1"/>
+      <w:numFmt w:val="bullet"/>
+      <w:lvlText w:val="o"/>
+      <w:lvlJc w:val="left"/>
+      <w:pPr>
+        <w:tabs>
+          <w:tab w:val="num" w:pos="1440"/>
+        </w:tabs>
+        <w:ind w:left="1440" w:hanging="360"/>
+      </w:pPr>
+      <w:rPr>
+        <w:rFonts w:ascii="Courier New" w:hAnsi="Courier New" w:hint="default"/>
+        <w:sz w:val="20"/>
+      </w:rPr>
+    </w:lvl>
+    <w:lvl w:ilvl="2" w:tentative="1">
+      <w:start w:val="1"/>
+      <w:numFmt w:val="bullet"/>
+      <w:lvlText w:val=""/>
+      <w:lvlJc w:val="left"/>
+      <w:pPr>
+        <w:tabs>
+          <w:tab w:val="num" w:pos="2160"/>
+        </w:tabs>
+        <w:ind w:left="2160" w:hanging="360"/>
+      </w:pPr>
+      <w:rPr>
+        <w:rFonts w:ascii="Wingdings" w:hAnsi="Wingdings" w:hint="default"/>
+        <w:sz w:val="20"/>
+      </w:rPr>
+    </w:lvl>
+    <w:lvl w:ilvl="3" w:tentative="1">
+      <w:start w:val="1"/>
+      <w:numFmt w:val="bullet"/>
+      <w:lvlText w:val=""/>
+      <w:lvlJc w:val="left"/>
+      <w:pPr>
+        <w:tabs>
+          <w:tab w:val="num" w:pos="2880"/>
+        </w:tabs>
+        <w:ind w:left="2880" w:hanging="360"/>
+      </w:pPr>
+      <w:rPr>
+        <w:rFonts w:ascii="Wingdings" w:hAnsi="Wingdings" w:hint="default"/>
+        <w:sz w:val="20"/>
+      </w:rPr>
+    </w:lvl>
+    <w:lvl w:ilvl="4" w:tentative="1">
+      <w:start w:val="1"/>
+      <w:numFmt w:val="bullet"/>
+      <w:lvlText w:val=""/>
+      <w:lvlJc w:val="left"/>
+      <w:pPr>
+        <w:tabs>
+          <w:tab w:val="num" w:pos="3600"/>
+        </w:tabs>
+        <w:ind w:left="3600" w:hanging="360"/>
+      </w:pPr>
+      <w:rPr>
+        <w:rFonts w:ascii="Wingdings" w:hAnsi="Wingdings" w:hint="default"/>
+        <w:sz w:val="20"/>
+      </w:rPr>
+    </w:lvl>
+    <w:lvl w:ilvl="5" w:tentative="1">
+      <w:start w:val="1"/>
+      <w:numFmt w:val="bullet"/>
+      <w:lvlText w:val=""/>
+      <w:lvlJc w:val="left"/>
+      <w:pPr>
+        <w:tabs>
+          <w:tab w:val="num" w:pos="4320"/>
+        </w:tabs>
+        <w:ind w:left="4320" w:hanging="360"/>
+      </w:pPr>
+      <w:rPr>
+        <w:rFonts w:ascii="Wingdings" w:hAnsi="Wingdings" w:hint="default"/>
+        <w:sz w:val="20"/>
+      </w:rPr>
+    </w:lvl>
+    <w:lvl w:ilvl="6" w:tentative="1">
+      <w:start w:val="1"/>
+      <w:numFmt w:val="bullet"/>
+      <w:lvlText w:val=""/>
+      <w:lvlJc w:val="left"/>
+      <w:pPr>
+        <w:tabs>
+          <w:tab w:val="num" w:pos="5040"/>
+        </w:tabs>
+        <w:ind w:left="5040" w:hanging="360"/>
+      </w:pPr>
+      <w:rPr>
+        <w:rFonts w:ascii="Wingdings" w:hAnsi="Wingdings" w:hint="default"/>
+        <w:sz w:val="20"/>
+      </w:rPr>
+    </w:lvl>
+    <w:lvl w:ilvl="7" w:tentative="1">
+      <w:start w:val="1"/>
+      <w:numFmt w:val="bullet"/>
+      <w:lvlText w:val=""/>
+      <w:lvlJc w:val="left"/>
+      <w:pPr>
+        <w:tabs>
+          <w:tab w:val="num" w:pos="5760"/>
+        </w:tabs>
+        <w:ind w:left="5760" w:hanging="360"/>
+      </w:pPr>
+      <w:rPr>
+        <w:rFonts w:ascii="Wingdings" w:hAnsi="Wingdings" w:hint="default"/>
+        <w:sz w:val="20"/>
+      </w:rPr>
+    </w:lvl>
+    <w:lvl w:ilvl="8" w:tentative="1">
+      <w:start w:val="1"/>
+      <w:numFmt w:val="bullet"/>
+      <w:lvlText w:val=""/>
+      <w:lvlJc w:val="left"/>
+      <w:pPr>
+        <w:tabs>
+          <w:tab w:val="num" w:pos="6480"/>
+        </w:tabs>
+        <w:ind w:left="6480" w:hanging="360"/>
+      </w:pPr>
+      <w:rPr>
+        <w:rFonts w:ascii="Wingdings" w:hAnsi="Wingdings" w:hint="default"/>
+        <w:sz w:val="20"/>
+      </w:rPr>
+    </w:lvl>
+  </w:abstractNum>
+  <w:abstractNum w:abstractNumId="16" w15:restartNumberingAfterBreak="0">
+    <w:nsid w:val="4F4F58E8"/>
+    <w:multiLevelType w:val="multilevel"/>
+    <w:tmpl w:val="EC28761E"/>
+    <w:lvl w:ilvl="0">
+      <w:start w:val="1"/>
+      <w:numFmt w:val="bullet"/>
+      <w:lvlText w:val=""/>
+      <w:lvlJc w:val="left"/>
+      <w:pPr>
+        <w:tabs>
+          <w:tab w:val="num" w:pos="720"/>
+        </w:tabs>
+        <w:ind w:left="720" w:hanging="360"/>
+      </w:pPr>
+      <w:rPr>
+        <w:rFonts w:ascii="Symbol" w:hAnsi="Symbol" w:hint="default"/>
+        <w:sz w:val="20"/>
+      </w:rPr>
+    </w:lvl>
+    <w:lvl w:ilvl="1" w:tentative="1">
+      <w:start w:val="1"/>
+      <w:numFmt w:val="bullet"/>
+      <w:lvlText w:val="o"/>
+      <w:lvlJc w:val="left"/>
+      <w:pPr>
+        <w:tabs>
+          <w:tab w:val="num" w:pos="1440"/>
+        </w:tabs>
+        <w:ind w:left="1440" w:hanging="360"/>
+      </w:pPr>
+      <w:rPr>
+        <w:rFonts w:ascii="Courier New" w:hAnsi="Courier New" w:hint="default"/>
+        <w:sz w:val="20"/>
+      </w:rPr>
+    </w:lvl>
+    <w:lvl w:ilvl="2" w:tentative="1">
+      <w:start w:val="1"/>
+      <w:numFmt w:val="bullet"/>
+      <w:lvlText w:val=""/>
+      <w:lvlJc w:val="left"/>
+      <w:pPr>
+        <w:tabs>
+          <w:tab w:val="num" w:pos="2160"/>
+        </w:tabs>
+        <w:ind w:left="2160" w:hanging="360"/>
+      </w:pPr>
+      <w:rPr>
+        <w:rFonts w:ascii="Wingdings" w:hAnsi="Wingdings" w:hint="default"/>
+        <w:sz w:val="20"/>
+      </w:rPr>
+    </w:lvl>
+    <w:lvl w:ilvl="3" w:tentative="1">
+      <w:start w:val="1"/>
+      <w:numFmt w:val="bullet"/>
+      <w:lvlText w:val=""/>
+      <w:lvlJc w:val="left"/>
+      <w:pPr>
+        <w:tabs>
+          <w:tab w:val="num" w:pos="2880"/>
+        </w:tabs>
+        <w:ind w:left="2880" w:hanging="360"/>
+      </w:pPr>
+      <w:rPr>
+        <w:rFonts w:ascii="Wingdings" w:hAnsi="Wingdings" w:hint="default"/>
+        <w:sz w:val="20"/>
+      </w:rPr>
+    </w:lvl>
+    <w:lvl w:ilvl="4" w:tentative="1">
+      <w:start w:val="1"/>
+      <w:numFmt w:val="bullet"/>
+      <w:lvlText w:val=""/>
+      <w:lvlJc w:val="left"/>
+      <w:pPr>
+        <w:tabs>
+          <w:tab w:val="num" w:pos="3600"/>
+        </w:tabs>
+        <w:ind w:left="3600" w:hanging="360"/>
+      </w:pPr>
+      <w:rPr>
+        <w:rFonts w:ascii="Wingdings" w:hAnsi="Wingdings" w:hint="default"/>
+        <w:sz w:val="20"/>
+      </w:rPr>
+    </w:lvl>
+    <w:lvl w:ilvl="5" w:tentative="1">
+      <w:start w:val="1"/>
+      <w:numFmt w:val="bullet"/>
+      <w:lvlText w:val=""/>
+      <w:lvlJc w:val="left"/>
+      <w:pPr>
+        <w:tabs>
+          <w:tab w:val="num" w:pos="4320"/>
+        </w:tabs>
+        <w:ind w:left="4320" w:hanging="360"/>
+      </w:pPr>
+      <w:rPr>
+        <w:rFonts w:ascii="Wingdings" w:hAnsi="Wingdings" w:hint="default"/>
+        <w:sz w:val="20"/>
+      </w:rPr>
+    </w:lvl>
+    <w:lvl w:ilvl="6" w:tentative="1">
+      <w:start w:val="1"/>
+      <w:numFmt w:val="bullet"/>
+      <w:lvlText w:val=""/>
+      <w:lvlJc w:val="left"/>
+      <w:pPr>
+        <w:tabs>
+          <w:tab w:val="num" w:pos="5040"/>
+        </w:tabs>
+        <w:ind w:left="5040" w:hanging="360"/>
+      </w:pPr>
+      <w:rPr>
+        <w:rFonts w:ascii="Wingdings" w:hAnsi="Wingdings" w:hint="default"/>
+        <w:sz w:val="20"/>
+      </w:rPr>
+    </w:lvl>
+    <w:lvl w:ilvl="7" w:tentative="1">
+      <w:start w:val="1"/>
+      <w:numFmt w:val="bullet"/>
+      <w:lvlText w:val=""/>
+      <w:lvlJc w:val="left"/>
+      <w:pPr>
+        <w:tabs>
+          <w:tab w:val="num" w:pos="5760"/>
+        </w:tabs>
+        <w:ind w:left="5760" w:hanging="360"/>
+      </w:pPr>
+      <w:rPr>
+        <w:rFonts w:ascii="Wingdings" w:hAnsi="Wingdings" w:hint="default"/>
+        <w:sz w:val="20"/>
+      </w:rPr>
+    </w:lvl>
+    <w:lvl w:ilvl="8" w:tentative="1">
+      <w:start w:val="1"/>
+      <w:numFmt w:val="bullet"/>
+      <w:lvlText w:val=""/>
+      <w:lvlJc w:val="left"/>
+      <w:pPr>
+        <w:tabs>
+          <w:tab w:val="num" w:pos="6480"/>
+        </w:tabs>
+        <w:ind w:left="6480" w:hanging="360"/>
+      </w:pPr>
+      <w:rPr>
+        <w:rFonts w:ascii="Wingdings" w:hAnsi="Wingdings" w:hint="default"/>
+        <w:sz w:val="20"/>
+      </w:rPr>
+    </w:lvl>
+  </w:abstractNum>
+  <w:abstractNum w:abstractNumId="17" w15:restartNumberingAfterBreak="0">
     <w:nsid w:val="52D74056"/>
     <w:multiLevelType w:val="hybridMultilevel"/>
     <w:tmpl w:val="F8E884D6"/>
@@ -2786,7 +8134,7 @@
       </w:pPr>
     </w:lvl>
   </w:abstractNum>
-  <w:abstractNum w:abstractNumId="14" w15:restartNumberingAfterBreak="0">
+  <w:abstractNum w:abstractNumId="18" w15:restartNumberingAfterBreak="0">
     <w:nsid w:val="53C20551"/>
     <w:multiLevelType w:val="hybridMultilevel"/>
     <w:tmpl w:val="9EBC212E"/>
@@ -2875,10 +8223,10 @@
       </w:pPr>
     </w:lvl>
   </w:abstractNum>
-  <w:abstractNum w:abstractNumId="15" w15:restartNumberingAfterBreak="0">
-    <w:nsid w:val="5DFF3978"/>
+  <w:abstractNum w:abstractNumId="19" w15:restartNumberingAfterBreak="0">
+    <w:nsid w:val="5DEC0347"/>
     <w:multiLevelType w:val="multilevel"/>
-    <w:tmpl w:val="0548D82C"/>
+    <w:tmpl w:val="C406CF14"/>
     <w:lvl w:ilvl="0">
       <w:start w:val="1"/>
       <w:numFmt w:val="bullet"/>
@@ -3024,10 +8372,159 @@
       </w:rPr>
     </w:lvl>
   </w:abstractNum>
-  <w:abstractNum w:abstractNumId="16" w15:restartNumberingAfterBreak="0">
-    <w:nsid w:val="761266E6"/>
+  <w:abstractNum w:abstractNumId="20" w15:restartNumberingAfterBreak="0">
+    <w:nsid w:val="6BD46A32"/>
     <w:multiLevelType w:val="multilevel"/>
-    <w:tmpl w:val="EB3E6C0A"/>
+    <w:tmpl w:val="ADAC32E6"/>
+    <w:lvl w:ilvl="0">
+      <w:start w:val="1"/>
+      <w:numFmt w:val="bullet"/>
+      <w:lvlText w:val=""/>
+      <w:lvlJc w:val="left"/>
+      <w:pPr>
+        <w:tabs>
+          <w:tab w:val="num" w:pos="720"/>
+        </w:tabs>
+        <w:ind w:left="720" w:hanging="360"/>
+      </w:pPr>
+      <w:rPr>
+        <w:rFonts w:ascii="Symbol" w:hAnsi="Symbol" w:hint="default"/>
+        <w:sz w:val="20"/>
+      </w:rPr>
+    </w:lvl>
+    <w:lvl w:ilvl="1" w:tentative="1">
+      <w:start w:val="1"/>
+      <w:numFmt w:val="bullet"/>
+      <w:lvlText w:val="o"/>
+      <w:lvlJc w:val="left"/>
+      <w:pPr>
+        <w:tabs>
+          <w:tab w:val="num" w:pos="1440"/>
+        </w:tabs>
+        <w:ind w:left="1440" w:hanging="360"/>
+      </w:pPr>
+      <w:rPr>
+        <w:rFonts w:ascii="Courier New" w:hAnsi="Courier New" w:hint="default"/>
+        <w:sz w:val="20"/>
+      </w:rPr>
+    </w:lvl>
+    <w:lvl w:ilvl="2" w:tentative="1">
+      <w:start w:val="1"/>
+      <w:numFmt w:val="bullet"/>
+      <w:lvlText w:val=""/>
+      <w:lvlJc w:val="left"/>
+      <w:pPr>
+        <w:tabs>
+          <w:tab w:val="num" w:pos="2160"/>
+        </w:tabs>
+        <w:ind w:left="2160" w:hanging="360"/>
+      </w:pPr>
+      <w:rPr>
+        <w:rFonts w:ascii="Wingdings" w:hAnsi="Wingdings" w:hint="default"/>
+        <w:sz w:val="20"/>
+      </w:rPr>
+    </w:lvl>
+    <w:lvl w:ilvl="3" w:tentative="1">
+      <w:start w:val="1"/>
+      <w:numFmt w:val="bullet"/>
+      <w:lvlText w:val=""/>
+      <w:lvlJc w:val="left"/>
+      <w:pPr>
+        <w:tabs>
+          <w:tab w:val="num" w:pos="2880"/>
+        </w:tabs>
+        <w:ind w:left="2880" w:hanging="360"/>
+      </w:pPr>
+      <w:rPr>
+        <w:rFonts w:ascii="Wingdings" w:hAnsi="Wingdings" w:hint="default"/>
+        <w:sz w:val="20"/>
+      </w:rPr>
+    </w:lvl>
+    <w:lvl w:ilvl="4" w:tentative="1">
+      <w:start w:val="1"/>
+      <w:numFmt w:val="bullet"/>
+      <w:lvlText w:val=""/>
+      <w:lvlJc w:val="left"/>
+      <w:pPr>
+        <w:tabs>
+          <w:tab w:val="num" w:pos="3600"/>
+        </w:tabs>
+        <w:ind w:left="3600" w:hanging="360"/>
+      </w:pPr>
+      <w:rPr>
+        <w:rFonts w:ascii="Wingdings" w:hAnsi="Wingdings" w:hint="default"/>
+        <w:sz w:val="20"/>
+      </w:rPr>
+    </w:lvl>
+    <w:lvl w:ilvl="5" w:tentative="1">
+      <w:start w:val="1"/>
+      <w:numFmt w:val="bullet"/>
+      <w:lvlText w:val=""/>
+      <w:lvlJc w:val="left"/>
+      <w:pPr>
+        <w:tabs>
+          <w:tab w:val="num" w:pos="4320"/>
+        </w:tabs>
+        <w:ind w:left="4320" w:hanging="360"/>
+      </w:pPr>
+      <w:rPr>
+        <w:rFonts w:ascii="Wingdings" w:hAnsi="Wingdings" w:hint="default"/>
+        <w:sz w:val="20"/>
+      </w:rPr>
+    </w:lvl>
+    <w:lvl w:ilvl="6" w:tentative="1">
+      <w:start w:val="1"/>
+      <w:numFmt w:val="bullet"/>
+      <w:lvlText w:val=""/>
+      <w:lvlJc w:val="left"/>
+      <w:pPr>
+        <w:tabs>
+          <w:tab w:val="num" w:pos="5040"/>
+        </w:tabs>
+        <w:ind w:left="5040" w:hanging="360"/>
+      </w:pPr>
+      <w:rPr>
+        <w:rFonts w:ascii="Wingdings" w:hAnsi="Wingdings" w:hint="default"/>
+        <w:sz w:val="20"/>
+      </w:rPr>
+    </w:lvl>
+    <w:lvl w:ilvl="7" w:tentative="1">
+      <w:start w:val="1"/>
+      <w:numFmt w:val="bullet"/>
+      <w:lvlText w:val=""/>
+      <w:lvlJc w:val="left"/>
+      <w:pPr>
+        <w:tabs>
+          <w:tab w:val="num" w:pos="5760"/>
+        </w:tabs>
+        <w:ind w:left="5760" w:hanging="360"/>
+      </w:pPr>
+      <w:rPr>
+        <w:rFonts w:ascii="Wingdings" w:hAnsi="Wingdings" w:hint="default"/>
+        <w:sz w:val="20"/>
+      </w:rPr>
+    </w:lvl>
+    <w:lvl w:ilvl="8" w:tentative="1">
+      <w:start w:val="1"/>
+      <w:numFmt w:val="bullet"/>
+      <w:lvlText w:val=""/>
+      <w:lvlJc w:val="left"/>
+      <w:pPr>
+        <w:tabs>
+          <w:tab w:val="num" w:pos="6480"/>
+        </w:tabs>
+        <w:ind w:left="6480" w:hanging="360"/>
+      </w:pPr>
+      <w:rPr>
+        <w:rFonts w:ascii="Wingdings" w:hAnsi="Wingdings" w:hint="default"/>
+        <w:sz w:val="20"/>
+      </w:rPr>
+    </w:lvl>
+  </w:abstractNum>
+  <w:abstractNum w:abstractNumId="21" w15:restartNumberingAfterBreak="0">
+    <w:nsid w:val="7ED20929"/>
+    <w:multiLevelType w:val="multilevel"/>
+    <w:tmpl w:val="332472C4"/>
     <w:lvl w:ilvl="0">
       <w:start w:val="1"/>
       <w:numFmt w:val="bullet"/>
@@ -3192,37 +8689,52 @@
     <w:abstractNumId w:val="0"/>
   </w:num>
   <w:num w:numId="7" w16cid:durableId="767509364">
-    <w:abstractNumId w:val="13"/>
+    <w:abstractNumId w:val="17"/>
   </w:num>
   <w:num w:numId="8" w16cid:durableId="1187519976">
-    <w:abstractNumId w:val="10"/>
+    <w:abstractNumId w:val="11"/>
   </w:num>
   <w:num w:numId="9" w16cid:durableId="774518276">
-    <w:abstractNumId w:val="8"/>
+    <w:abstractNumId w:val="7"/>
   </w:num>
   <w:num w:numId="10" w16cid:durableId="2009867063">
     <w:abstractNumId w:val="12"/>
   </w:num>
   <w:num w:numId="11" w16cid:durableId="1924602666">
-    <w:abstractNumId w:val="14"/>
+    <w:abstractNumId w:val="18"/>
   </w:num>
   <w:num w:numId="12" w16cid:durableId="2021344936">
     <w:abstractNumId w:val="2"/>
   </w:num>
-  <w:num w:numId="13" w16cid:durableId="562914110">
+  <w:num w:numId="13" w16cid:durableId="1261451432">
+    <w:abstractNumId w:val="9"/>
+  </w:num>
+  <w:num w:numId="14" w16cid:durableId="399864692">
+    <w:abstractNumId w:val="20"/>
+  </w:num>
+  <w:num w:numId="15" w16cid:durableId="1370758642">
+    <w:abstractNumId w:val="8"/>
+  </w:num>
+  <w:num w:numId="16" w16cid:durableId="666448093">
+    <w:abstractNumId w:val="21"/>
+  </w:num>
+  <w:num w:numId="17" w16cid:durableId="1541553504">
+    <w:abstractNumId w:val="19"/>
+  </w:num>
+  <w:num w:numId="18" w16cid:durableId="1828937011">
     <w:abstractNumId w:val="16"/>
   </w:num>
-  <w:num w:numId="14" w16cid:durableId="538050725">
-    <w:abstractNumId w:val="7"/>
-  </w:num>
-  <w:num w:numId="15" w16cid:durableId="1501197099">
+  <w:num w:numId="19" w16cid:durableId="1171021843">
     <w:abstractNumId w:val="15"/>
   </w:num>
-  <w:num w:numId="16" w16cid:durableId="1984191307">
-    <w:abstractNumId w:val="9"/>
+  <w:num w:numId="20" w16cid:durableId="2077773680">
+    <w:abstractNumId w:val="10"/>
   </w:num>
-  <w:num w:numId="17" w16cid:durableId="1397968366">
-    <w:abstractNumId w:val="11"/>
+  <w:num w:numId="21" w16cid:durableId="297302255">
+    <w:abstractNumId w:val="13"/>
+  </w:num>
+  <w:num w:numId="22" w16cid:durableId="659232414">
+    <w:abstractNumId w:val="14"/>
   </w:num>
   <w:numIdMacAtCleanup w:val="10"/>
 </w:numbering>
@@ -4523,6 +10035,7 @@
     <w:basedOn w:val="Ttulo1"/>
     <w:next w:val="Normal"/>
     <w:uiPriority w:val="39"/>
+    <w:semiHidden/>
     <w:unhideWhenUsed/>
     <w:qFormat/>
     <w:rsid w:val="00FC693F"/>
@@ -14835,43 +20348,64 @@
       </w:tblBorders>
     </w:tblPr>
   </w:style>
-  <w:style w:type="paragraph" w:styleId="TDC1">
-    <w:name w:val="toc 1"/>
+  <w:style w:type="paragraph" w:styleId="HTMLconformatoprevio">
+    <w:name w:val="HTML Preformatted"/>
     <w:basedOn w:val="Normal"/>
-    <w:next w:val="Normal"/>
-    <w:autoRedefine/>
-    <w:uiPriority w:val="39"/>
+    <w:link w:val="HTMLconformatoprevioCar"/>
+    <w:uiPriority w:val="99"/>
+    <w:semiHidden/>
     <w:unhideWhenUsed/>
-    <w:rsid w:val="00B76CBE"/>
+    <w:rsid w:val="00A76B53"/>
     <w:pPr>
-      <w:spacing w:after="100"/>
+      <w:pBdr>
+        <w:top w:val="single" w:sz="6" w:space="8" w:color="DDDDDD"/>
+        <w:left w:val="single" w:sz="6" w:space="8" w:color="DDDDDD"/>
+        <w:bottom w:val="single" w:sz="6" w:space="8" w:color="DDDDDD"/>
+        <w:right w:val="single" w:sz="6" w:space="8" w:color="DDDDDD"/>
+      </w:pBdr>
+      <w:shd w:val="clear" w:color="auto" w:fill="F4F4F4"/>
+      <w:tabs>
+        <w:tab w:val="left" w:pos="916"/>
+        <w:tab w:val="left" w:pos="1832"/>
+        <w:tab w:val="left" w:pos="2748"/>
+        <w:tab w:val="left" w:pos="3664"/>
+        <w:tab w:val="left" w:pos="4580"/>
+        <w:tab w:val="left" w:pos="5496"/>
+        <w:tab w:val="left" w:pos="6412"/>
+        <w:tab w:val="left" w:pos="7328"/>
+        <w:tab w:val="left" w:pos="8244"/>
+        <w:tab w:val="left" w:pos="9160"/>
+        <w:tab w:val="left" w:pos="10076"/>
+        <w:tab w:val="left" w:pos="10992"/>
+        <w:tab w:val="left" w:pos="11908"/>
+        <w:tab w:val="left" w:pos="12824"/>
+        <w:tab w:val="left" w:pos="13740"/>
+        <w:tab w:val="left" w:pos="14656"/>
+      </w:tabs>
+      <w:spacing w:after="0" w:line="240" w:lineRule="auto"/>
     </w:pPr>
+    <w:rPr>
+      <w:rFonts w:ascii="Consolas" w:hAnsi="Consolas" w:cs="Courier New"/>
+      <w:color w:val="auto"/>
+      <w:sz w:val="20"/>
+      <w:szCs w:val="20"/>
+      <w:lang w:eastAsia="es-MX"/>
+    </w:rPr>
   </w:style>
-  <w:style w:type="paragraph" w:styleId="TDC2">
-    <w:name w:val="toc 2"/>
-    <w:basedOn w:val="Normal"/>
-    <w:next w:val="Normal"/>
-    <w:autoRedefine/>
-    <w:uiPriority w:val="39"/>
-    <w:unhideWhenUsed/>
-    <w:rsid w:val="00B76CBE"/>
-    <w:pPr>
-      <w:spacing w:after="100"/>
-      <w:ind w:left="220"/>
-    </w:pPr>
-  </w:style>
-  <w:style w:type="paragraph" w:styleId="TDC3">
-    <w:name w:val="toc 3"/>
-    <w:basedOn w:val="Normal"/>
-    <w:next w:val="Normal"/>
-    <w:autoRedefine/>
-    <w:uiPriority w:val="39"/>
-    <w:unhideWhenUsed/>
-    <w:rsid w:val="00B76CBE"/>
-    <w:pPr>
-      <w:spacing w:after="100"/>
-      <w:ind w:left="440"/>
-    </w:pPr>
+  <w:style w:type="character" w:customStyle="1" w:styleId="HTMLconformatoprevioCar">
+    <w:name w:val="HTML con formato previo Car"/>
+    <w:basedOn w:val="Fuentedeprrafopredeter"/>
+    <w:link w:val="HTMLconformatoprevio"/>
+    <w:uiPriority w:val="99"/>
+    <w:semiHidden/>
+    <w:rsid w:val="00A76B53"/>
+    <w:rPr>
+      <w:rFonts w:ascii="Consolas" w:hAnsi="Consolas" w:cs="Courier New"/>
+      <w:sz w:val="20"/>
+      <w:szCs w:val="20"/>
+      <w:shd w:val="clear" w:color="auto" w:fill="F4F4F4"/>
+      <w:lang w:val="es-MX" w:eastAsia="es-MX"/>
+    </w:rPr>
   </w:style>
   <w:style w:type="paragraph" w:styleId="NormalWeb">
     <w:name w:val="Normal (Web)"/>
@@ -14879,7 +20413,7 @@
     <w:uiPriority w:val="99"/>
     <w:semiHidden/>
     <w:unhideWhenUsed/>
-    <w:rsid w:val="00503690"/>
+    <w:rsid w:val="00A76B53"/>
     <w:pPr>
       <w:spacing w:before="100" w:beforeAutospacing="1" w:after="100" w:afterAutospacing="1" w:line="240" w:lineRule="auto"/>
     </w:pPr>
@@ -14897,7 +20431,7 @@
     <w:uiPriority w:val="99"/>
     <w:semiHidden/>
     <w:unhideWhenUsed/>
-    <w:rsid w:val="00503690"/>
+    <w:rsid w:val="00A76B53"/>
     <w:rPr>
       <w:rFonts w:ascii="Courier New" w:eastAsiaTheme="minorEastAsia" w:hAnsi="Courier New" w:cs="Courier New"/>
       <w:sz w:val="20"/>

--- a/04-Abril-Mayo/Entregables/2026-05/03-Reporte_Monitoreo_Alertamiento_2026-05_INSTITUCIONAL.docx
+++ b/04-Abril-Mayo/Entregables/2026-05/03-Reporte_Monitoreo_Alertamiento_2026-05_INSTITUCIONAL.docx
@@ -125,7 +125,7 @@
         <w:rPr>
           <w:rFonts w:ascii="Calibri" w:eastAsia="Times New Roman" w:hAnsi="Calibri" w:cs="Calibri"/>
         </w:rPr>
-        <w:pict w14:anchorId="28BA54B5">
+        <w:pict w14:anchorId="50E53D5F">
           <v:rect id="_x0000_i1025" style="width:0;height:1.5pt" o:hralign="center" o:hrstd="t" o:hr="t" fillcolor="#a0a0a0" stroked="f"/>
         </w:pict>
       </w:r>
@@ -3463,447 +3463,64 @@
     </w:p>
     <w:p>
       <w:pPr>
-        <w:pStyle w:val="HTMLconformatoprevio"/>
-      </w:pPr>
-    </w:p>
-    <w:p>
-      <w:pPr>
-        <w:pStyle w:val="HTMLconformatoprevio"/>
-      </w:pPr>
-      <w:proofErr w:type="spellStart"/>
-      <w:r>
-        <w:t>sequenceDiagram</w:t>
-      </w:r>
-      <w:proofErr w:type="spellEnd"/>
-    </w:p>
-    <w:p>
-      <w:pPr>
-        <w:pStyle w:val="HTMLconformatoprevio"/>
-      </w:pPr>
-      <w:r>
-        <w:t xml:space="preserve">    </w:t>
-      </w:r>
-      <w:proofErr w:type="spellStart"/>
-      <w:r>
-        <w:t>participant</w:t>
-      </w:r>
-      <w:proofErr w:type="spellEnd"/>
-      <w:r>
-        <w:t xml:space="preserve"> </w:t>
-      </w:r>
-      <w:proofErr w:type="spellStart"/>
-      <w:r>
-        <w:t>User</w:t>
-      </w:r>
-      <w:proofErr w:type="spellEnd"/>
-    </w:p>
-    <w:p>
-      <w:pPr>
-        <w:pStyle w:val="HTMLconformatoprevio"/>
-      </w:pPr>
-      <w:r>
-        <w:t xml:space="preserve">    </w:t>
-      </w:r>
-      <w:proofErr w:type="spellStart"/>
-      <w:r>
-        <w:t>participant</w:t>
-      </w:r>
-      <w:proofErr w:type="spellEnd"/>
-      <w:r>
-        <w:t xml:space="preserve"> </w:t>
-      </w:r>
-      <w:proofErr w:type="spellStart"/>
-      <w:r>
-        <w:t>Router</w:t>
-      </w:r>
-      <w:proofErr w:type="spellEnd"/>
-      <w:r>
-        <w:t xml:space="preserve"> as </w:t>
-      </w:r>
-      <w:proofErr w:type="spellStart"/>
-      <w:r>
-        <w:t>React</w:t>
-      </w:r>
-      <w:proofErr w:type="spellEnd"/>
-      <w:r>
-        <w:t xml:space="preserve"> </w:t>
-      </w:r>
-      <w:proofErr w:type="spellStart"/>
-      <w:r>
-        <w:t>Router</w:t>
-      </w:r>
-      <w:proofErr w:type="spellEnd"/>
-    </w:p>
-    <w:p>
-      <w:pPr>
-        <w:pStyle w:val="HTMLconformatoprevio"/>
-      </w:pPr>
-      <w:r>
-        <w:t xml:space="preserve">    </w:t>
-      </w:r>
-      <w:proofErr w:type="spellStart"/>
-      <w:r>
-        <w:t>participant</w:t>
-      </w:r>
-      <w:proofErr w:type="spellEnd"/>
-      <w:r>
-        <w:t xml:space="preserve"> </w:t>
-      </w:r>
-      <w:proofErr w:type="spellStart"/>
-      <w:r>
-        <w:t>AuthContext</w:t>
-      </w:r>
-      <w:proofErr w:type="spellEnd"/>
-      <w:r>
-        <w:t xml:space="preserve"> as </w:t>
-      </w:r>
-      <w:proofErr w:type="spellStart"/>
-      <w:r>
-        <w:t>AuthProvider</w:t>
-      </w:r>
-      <w:proofErr w:type="spellEnd"/>
-    </w:p>
-    <w:p>
-      <w:pPr>
-        <w:pStyle w:val="HTMLconformatoprevio"/>
-      </w:pPr>
-      <w:r>
-        <w:t xml:space="preserve">    </w:t>
-      </w:r>
-      <w:proofErr w:type="spellStart"/>
-      <w:r>
-        <w:t>participant</w:t>
-      </w:r>
-      <w:proofErr w:type="spellEnd"/>
-      <w:r>
-        <w:t xml:space="preserve"> </w:t>
-      </w:r>
-      <w:proofErr w:type="spellStart"/>
-      <w:r>
-        <w:t>Menu</w:t>
-      </w:r>
-      <w:proofErr w:type="spellEnd"/>
-      <w:r>
-        <w:t xml:space="preserve"> as </w:t>
-      </w:r>
-      <w:proofErr w:type="spellStart"/>
-      <w:r>
-        <w:t>Sidebar</w:t>
-      </w:r>
-      <w:proofErr w:type="spellEnd"/>
-      <w:r>
-        <w:t xml:space="preserve"> </w:t>
-      </w:r>
-      <w:proofErr w:type="spellStart"/>
-      <w:r>
-        <w:t>Component</w:t>
-      </w:r>
-      <w:proofErr w:type="spellEnd"/>
-    </w:p>
-    <w:p>
-      <w:pPr>
-        <w:pStyle w:val="HTMLconformatoprevio"/>
-      </w:pPr>
-      <w:r>
-        <w:t xml:space="preserve">    </w:t>
-      </w:r>
-    </w:p>
-    <w:p>
-      <w:pPr>
-        <w:pStyle w:val="HTMLconformatoprevio"/>
-      </w:pPr>
-      <w:r>
-        <w:t xml:space="preserve">    </w:t>
-      </w:r>
-      <w:proofErr w:type="spellStart"/>
-      <w:r>
-        <w:t>User</w:t>
-      </w:r>
-      <w:proofErr w:type="spellEnd"/>
-      <w:r>
-        <w:t>-&gt;&gt;</w:t>
-      </w:r>
-      <w:proofErr w:type="spellStart"/>
-      <w:r>
-        <w:t>Router</w:t>
-      </w:r>
-      <w:proofErr w:type="spellEnd"/>
-      <w:r>
-        <w:t>: Navega a /incidencias-</w:t>
-      </w:r>
-      <w:proofErr w:type="spellStart"/>
-      <w:r>
-        <w:t>tecnicas</w:t>
-      </w:r>
-      <w:proofErr w:type="spellEnd"/>
-    </w:p>
-    <w:p>
-      <w:pPr>
-        <w:pStyle w:val="HTMLconformatoprevio"/>
-      </w:pPr>
-      <w:r>
-        <w:t xml:space="preserve">    </w:t>
-      </w:r>
-      <w:proofErr w:type="spellStart"/>
-      <w:r>
-        <w:t>Router</w:t>
-      </w:r>
-      <w:proofErr w:type="spellEnd"/>
-      <w:r>
-        <w:t>-&gt;&gt;</w:t>
-      </w:r>
-      <w:proofErr w:type="spellStart"/>
-      <w:r>
-        <w:t>AuthContext</w:t>
-      </w:r>
-      <w:proofErr w:type="spellEnd"/>
-      <w:r>
-        <w:t xml:space="preserve">: </w:t>
-      </w:r>
-      <w:proofErr w:type="spellStart"/>
-      <w:proofErr w:type="gramStart"/>
-      <w:r>
-        <w:t>validateAccess</w:t>
-      </w:r>
-      <w:proofErr w:type="spellEnd"/>
-      <w:r>
-        <w:t>(</w:t>
-      </w:r>
-      <w:proofErr w:type="spellStart"/>
-      <w:proofErr w:type="gramEnd"/>
-      <w:r>
-        <w:t>roleId</w:t>
-      </w:r>
-      <w:proofErr w:type="spellEnd"/>
-      <w:r>
-        <w:t xml:space="preserve">, </w:t>
-      </w:r>
-      <w:proofErr w:type="spellStart"/>
-      <w:r>
-        <w:t>requiredPerm</w:t>
-      </w:r>
-      <w:proofErr w:type="spellEnd"/>
-      <w:r>
-        <w:t>)</w:t>
-      </w:r>
-    </w:p>
-    <w:p>
-      <w:pPr>
-        <w:pStyle w:val="HTMLconformatoprevio"/>
-      </w:pPr>
-      <w:r>
+        <w:rPr>
+          <w:rFonts w:ascii="Calibri" w:eastAsia="Times New Roman" w:hAnsi="Calibri" w:cs="Calibri"/>
+        </w:rPr>
+      </w:pPr>
+      <w:r>
+        <w:rPr>
+          <w:rFonts w:ascii="Calibri" w:eastAsia="Times New Roman" w:hAnsi="Calibri" w:cs="Calibri"/>
+          <w:noProof/>
+        </w:rPr>
         <w:lastRenderedPageBreak/>
-        <w:t xml:space="preserve">    </w:t>
-      </w:r>
-      <w:proofErr w:type="spellStart"/>
-      <w:r>
-        <w:t>AuthContext</w:t>
-      </w:r>
-      <w:proofErr w:type="spellEnd"/>
-      <w:r>
-        <w:t>--&gt;&gt;</w:t>
-      </w:r>
-      <w:proofErr w:type="spellStart"/>
-      <w:r>
-        <w:t>Router</w:t>
-      </w:r>
-      <w:proofErr w:type="spellEnd"/>
-      <w:r>
-        <w:t xml:space="preserve">: </w:t>
-      </w:r>
-      <w:proofErr w:type="spellStart"/>
-      <w:r>
-        <w:t>boolean</w:t>
-      </w:r>
-      <w:proofErr w:type="spellEnd"/>
-      <w:r>
-        <w:t xml:space="preserve"> (false)</w:t>
-      </w:r>
-    </w:p>
-    <w:p>
-      <w:pPr>
-        <w:pStyle w:val="HTMLconformatoprevio"/>
-      </w:pPr>
-      <w:r>
-        <w:t xml:space="preserve">    </w:t>
-      </w:r>
-      <w:proofErr w:type="spellStart"/>
-      <w:r>
-        <w:t>Router</w:t>
-      </w:r>
-      <w:proofErr w:type="spellEnd"/>
-      <w:r>
-        <w:t>-&gt;&gt;</w:t>
-      </w:r>
-      <w:proofErr w:type="spellStart"/>
-      <w:r>
-        <w:t>User</w:t>
-      </w:r>
-      <w:proofErr w:type="spellEnd"/>
-      <w:r>
-        <w:t xml:space="preserve">: </w:t>
-      </w:r>
-      <w:proofErr w:type="spellStart"/>
-      <w:r>
-        <w:t>Redirect</w:t>
-      </w:r>
-      <w:proofErr w:type="spellEnd"/>
-      <w:r>
-        <w:t xml:space="preserve"> </w:t>
-      </w:r>
-      <w:proofErr w:type="spellStart"/>
-      <w:r>
-        <w:t>to</w:t>
-      </w:r>
-      <w:proofErr w:type="spellEnd"/>
-      <w:r>
-        <w:t xml:space="preserve"> /</w:t>
-      </w:r>
-      <w:proofErr w:type="spellStart"/>
-      <w:r>
-        <w:t>dashboard</w:t>
-      </w:r>
-      <w:proofErr w:type="spellEnd"/>
-      <w:r>
-        <w:t xml:space="preserve"> (Access </w:t>
-      </w:r>
-      <w:proofErr w:type="spellStart"/>
-      <w:r>
-        <w:t>Denied</w:t>
-      </w:r>
-      <w:proofErr w:type="spellEnd"/>
-      <w:r>
-        <w:t>)</w:t>
-      </w:r>
-    </w:p>
-    <w:p>
-      <w:pPr>
-        <w:pStyle w:val="HTMLconformatoprevio"/>
-      </w:pPr>
-      <w:r>
-        <w:t xml:space="preserve">    </w:t>
-      </w:r>
-    </w:p>
-    <w:p>
-      <w:pPr>
-        <w:pStyle w:val="HTMLconformatoprevio"/>
-      </w:pPr>
-      <w:r>
-        <w:t xml:space="preserve">    </w:t>
-      </w:r>
-      <w:proofErr w:type="spellStart"/>
-      <w:r>
-        <w:t>User</w:t>
-      </w:r>
-      <w:proofErr w:type="spellEnd"/>
-      <w:r>
-        <w:t>-&gt;&gt;</w:t>
-      </w:r>
-      <w:proofErr w:type="spellStart"/>
-      <w:r>
-        <w:t>Menu</w:t>
-      </w:r>
-      <w:proofErr w:type="spellEnd"/>
-      <w:r>
-        <w:t xml:space="preserve">: Renderizar </w:t>
-      </w:r>
-      <w:proofErr w:type="spellStart"/>
-      <w:r>
-        <w:t>Sidebar</w:t>
-      </w:r>
-      <w:proofErr w:type="spellEnd"/>
-    </w:p>
-    <w:p>
-      <w:pPr>
-        <w:pStyle w:val="HTMLconformatoprevio"/>
-      </w:pPr>
-      <w:r>
-        <w:t xml:space="preserve">    </w:t>
-      </w:r>
-      <w:proofErr w:type="spellStart"/>
-      <w:r>
-        <w:t>Menu</w:t>
-      </w:r>
-      <w:proofErr w:type="spellEnd"/>
-      <w:r>
-        <w:t>-&gt;&gt;</w:t>
-      </w:r>
-      <w:proofErr w:type="spellStart"/>
-      <w:r>
-        <w:t>AuthContext</w:t>
-      </w:r>
-      <w:proofErr w:type="spellEnd"/>
-      <w:r>
-        <w:t xml:space="preserve">: </w:t>
-      </w:r>
-      <w:proofErr w:type="spellStart"/>
-      <w:proofErr w:type="gramStart"/>
-      <w:r>
-        <w:t>getPermittedRoutes</w:t>
-      </w:r>
-      <w:proofErr w:type="spellEnd"/>
-      <w:r>
-        <w:t>(</w:t>
-      </w:r>
-      <w:proofErr w:type="gramEnd"/>
-      <w:r>
-        <w:t>)</w:t>
-      </w:r>
-    </w:p>
-    <w:p>
-      <w:pPr>
-        <w:pStyle w:val="HTMLconformatoprevio"/>
-      </w:pPr>
-      <w:r>
-        <w:t xml:space="preserve">    </w:t>
-      </w:r>
-      <w:proofErr w:type="spellStart"/>
-      <w:r>
-        <w:t>AuthContext</w:t>
-      </w:r>
-      <w:proofErr w:type="spellEnd"/>
-      <w:r>
-        <w:t>--&gt;&gt;</w:t>
-      </w:r>
-      <w:proofErr w:type="spellStart"/>
-      <w:r>
-        <w:t>Menu</w:t>
-      </w:r>
-      <w:proofErr w:type="spellEnd"/>
-      <w:r>
-        <w:t>: [</w:t>
-      </w:r>
-      <w:proofErr w:type="spellStart"/>
-      <w:r>
-        <w:t>Dashboard</w:t>
-      </w:r>
-      <w:proofErr w:type="spellEnd"/>
-      <w:r>
-        <w:t>, Perfil]</w:t>
-      </w:r>
-    </w:p>
-    <w:p>
-      <w:pPr>
-        <w:pStyle w:val="HTMLconformatoprevio"/>
-      </w:pPr>
-      <w:r>
-        <w:t xml:space="preserve">    </w:t>
-      </w:r>
-      <w:proofErr w:type="spellStart"/>
-      <w:r>
-        <w:t>Menu</w:t>
-      </w:r>
-      <w:proofErr w:type="spellEnd"/>
-      <w:r>
-        <w:t>--&gt;&gt;</w:t>
-      </w:r>
-      <w:proofErr w:type="spellStart"/>
-      <w:r>
-        <w:t>User</w:t>
-      </w:r>
-      <w:proofErr w:type="spellEnd"/>
-      <w:r>
-        <w:t>: Muestra solo opciones autorizadas</w:t>
+        <w:drawing>
+          <wp:inline distT="0" distB="0" distL="0" distR="0" wp14:anchorId="679A5C5D" wp14:editId="27D63EEB">
+            <wp:extent cx="8938260" cy="4229100"/>
+            <wp:effectExtent l="0" t="0" r="0" b="0"/>
+            <wp:docPr id="2" name="Imagen 2"/>
+            <wp:cNvGraphicFramePr>
+              <a:graphicFrameLocks xmlns:a="http://schemas.openxmlformats.org/drawingml/2006/main" noChangeAspect="1"/>
+            </wp:cNvGraphicFramePr>
+            <a:graphic xmlns:a="http://schemas.openxmlformats.org/drawingml/2006/main">
+              <a:graphicData uri="http://schemas.openxmlformats.org/drawingml/2006/picture">
+                <pic:pic xmlns:pic="http://schemas.openxmlformats.org/drawingml/2006/picture">
+                  <pic:nvPicPr>
+                    <pic:cNvPr id="0" name="Picture 2"/>
+                    <pic:cNvPicPr>
+                      <a:picLocks noChangeAspect="1" noChangeArrowheads="1"/>
+                    </pic:cNvPicPr>
+                  </pic:nvPicPr>
+                  <pic:blipFill>
+                    <a:blip r:embed="rId8">
+                      <a:extLst>
+                        <a:ext uri="{28A0092B-C50C-407E-A947-70E740481C1C}">
+                          <a14:useLocalDpi xmlns:a14="http://schemas.microsoft.com/office/drawing/2010/main" val="0"/>
+                        </a:ext>
+                      </a:extLst>
+                    </a:blip>
+                    <a:srcRect/>
+                    <a:stretch>
+                      <a:fillRect/>
+                    </a:stretch>
+                  </pic:blipFill>
+                  <pic:spPr bwMode="auto">
+                    <a:xfrm>
+                      <a:off x="0" y="0"/>
+                      <a:ext cx="8938260" cy="4229100"/>
+                    </a:xfrm>
+                    <a:prstGeom prst="rect">
+                      <a:avLst/>
+                    </a:prstGeom>
+                    <a:noFill/>
+                    <a:ln>
+                      <a:noFill/>
+                    </a:ln>
+                  </pic:spPr>
+                </pic:pic>
+              </a:graphicData>
+            </a:graphic>
+          </wp:inline>
+        </w:drawing>
       </w:r>
     </w:p>
     <w:p>
@@ -4615,7 +4232,6 @@
           <w:rStyle w:val="Fuerte"/>
           <w:rFonts w:ascii="Calibri" w:eastAsia="Times New Roman" w:hAnsi="Calibri" w:cs="Calibri"/>
         </w:rPr>
-        <w:lastRenderedPageBreak/>
         <w:t xml:space="preserve">Alerta Preventiva (Rate </w:t>
       </w:r>
       <w:proofErr w:type="spellStart"/>
@@ -4932,6 +4548,7 @@
           <w:sz w:val="22"/>
           <w:szCs w:val="22"/>
         </w:rPr>
+        <w:lastRenderedPageBreak/>
         <w:t xml:space="preserve">La migración a </w:t>
       </w:r>
       <w:proofErr w:type="spellStart"/>
@@ -5190,7 +4807,6 @@
         <w:rPr>
           <w:rFonts w:ascii="Calibri" w:eastAsia="Times New Roman" w:hAnsi="Calibri" w:cs="Calibri"/>
         </w:rPr>
-        <w:lastRenderedPageBreak/>
         <w:t xml:space="preserve">Riesgo de regresión en las políticas de seguridad de </w:t>
       </w:r>
       <w:proofErr w:type="spellStart"/>
@@ -5468,7 +5084,7 @@
         <w:rPr>
           <w:rFonts w:ascii="Calibri" w:eastAsia="Times New Roman" w:hAnsi="Calibri" w:cs="Calibri"/>
         </w:rPr>
-        <w:pict w14:anchorId="0F5069F7">
+        <w:pict w14:anchorId="05703E9C">
           <v:rect id="_x0000_i1026" style="width:0;height:1.5pt" o:hralign="center" o:hrstd="t" o:hr="t" fillcolor="#a0a0a0" stroked="f"/>
         </w:pict>
       </w:r>
@@ -5525,7 +5141,16 @@
           <w:sz w:val="22"/>
           <w:szCs w:val="22"/>
         </w:rPr>
-        <w:t xml:space="preserve"> e implementar contramedidas (como </w:t>
+        <w:t xml:space="preserve"> e </w:t>
+      </w:r>
+      <w:r>
+        <w:rPr>
+          <w:rFonts w:ascii="Calibri" w:hAnsi="Calibri" w:cs="Calibri"/>
+          <w:sz w:val="22"/>
+          <w:szCs w:val="22"/>
+        </w:rPr>
+        <w:lastRenderedPageBreak/>
+        <w:t xml:space="preserve">implementar contramedidas (como </w:t>
       </w:r>
       <w:proofErr w:type="spellStart"/>
       <w:r>
@@ -6036,8 +5661,8 @@
       </w:pPr>
     </w:p>
     <w:sectPr>
-      <w:headerReference w:type="default" r:id="rId8"/>
-      <w:footerReference w:type="default" r:id="rId9"/>
+      <w:headerReference w:type="default" r:id="rId9"/>
+      <w:footerReference w:type="default" r:id="rId10"/>
       <w:pgSz w:w="12240" w:h="15840"/>
       <w:pgMar w:top="2268" w:right="1440" w:bottom="2269" w:left="1440" w:header="720" w:footer="0" w:gutter="0"/>
       <w:cols w:space="720"/>
@@ -6777,9 +6402,9 @@
     </w:lvl>
   </w:abstractNum>
   <w:abstractNum w:abstractNumId="8" w15:restartNumberingAfterBreak="0">
-    <w:nsid w:val="05F66794"/>
+    <w:nsid w:val="084D31AF"/>
     <w:multiLevelType w:val="multilevel"/>
-    <w:tmpl w:val="E7F8D680"/>
+    <w:tmpl w:val="81EEFFAA"/>
     <w:lvl w:ilvl="0">
       <w:start w:val="1"/>
       <w:numFmt w:val="bullet"/>
@@ -6926,304 +6551,6 @@
     </w:lvl>
   </w:abstractNum>
   <w:abstractNum w:abstractNumId="9" w15:restartNumberingAfterBreak="0">
-    <w:nsid w:val="118B2F0C"/>
-    <w:multiLevelType w:val="multilevel"/>
-    <w:tmpl w:val="5EA2E646"/>
-    <w:lvl w:ilvl="0">
-      <w:start w:val="1"/>
-      <w:numFmt w:val="bullet"/>
-      <w:lvlText w:val=""/>
-      <w:lvlJc w:val="left"/>
-      <w:pPr>
-        <w:tabs>
-          <w:tab w:val="num" w:pos="720"/>
-        </w:tabs>
-        <w:ind w:left="720" w:hanging="360"/>
-      </w:pPr>
-      <w:rPr>
-        <w:rFonts w:ascii="Symbol" w:hAnsi="Symbol" w:hint="default"/>
-        <w:sz w:val="20"/>
-      </w:rPr>
-    </w:lvl>
-    <w:lvl w:ilvl="1" w:tentative="1">
-      <w:start w:val="1"/>
-      <w:numFmt w:val="bullet"/>
-      <w:lvlText w:val="o"/>
-      <w:lvlJc w:val="left"/>
-      <w:pPr>
-        <w:tabs>
-          <w:tab w:val="num" w:pos="1440"/>
-        </w:tabs>
-        <w:ind w:left="1440" w:hanging="360"/>
-      </w:pPr>
-      <w:rPr>
-        <w:rFonts w:ascii="Courier New" w:hAnsi="Courier New" w:hint="default"/>
-        <w:sz w:val="20"/>
-      </w:rPr>
-    </w:lvl>
-    <w:lvl w:ilvl="2" w:tentative="1">
-      <w:start w:val="1"/>
-      <w:numFmt w:val="bullet"/>
-      <w:lvlText w:val=""/>
-      <w:lvlJc w:val="left"/>
-      <w:pPr>
-        <w:tabs>
-          <w:tab w:val="num" w:pos="2160"/>
-        </w:tabs>
-        <w:ind w:left="2160" w:hanging="360"/>
-      </w:pPr>
-      <w:rPr>
-        <w:rFonts w:ascii="Wingdings" w:hAnsi="Wingdings" w:hint="default"/>
-        <w:sz w:val="20"/>
-      </w:rPr>
-    </w:lvl>
-    <w:lvl w:ilvl="3" w:tentative="1">
-      <w:start w:val="1"/>
-      <w:numFmt w:val="bullet"/>
-      <w:lvlText w:val=""/>
-      <w:lvlJc w:val="left"/>
-      <w:pPr>
-        <w:tabs>
-          <w:tab w:val="num" w:pos="2880"/>
-        </w:tabs>
-        <w:ind w:left="2880" w:hanging="360"/>
-      </w:pPr>
-      <w:rPr>
-        <w:rFonts w:ascii="Wingdings" w:hAnsi="Wingdings" w:hint="default"/>
-        <w:sz w:val="20"/>
-      </w:rPr>
-    </w:lvl>
-    <w:lvl w:ilvl="4" w:tentative="1">
-      <w:start w:val="1"/>
-      <w:numFmt w:val="bullet"/>
-      <w:lvlText w:val=""/>
-      <w:lvlJc w:val="left"/>
-      <w:pPr>
-        <w:tabs>
-          <w:tab w:val="num" w:pos="3600"/>
-        </w:tabs>
-        <w:ind w:left="3600" w:hanging="360"/>
-      </w:pPr>
-      <w:rPr>
-        <w:rFonts w:ascii="Wingdings" w:hAnsi="Wingdings" w:hint="default"/>
-        <w:sz w:val="20"/>
-      </w:rPr>
-    </w:lvl>
-    <w:lvl w:ilvl="5" w:tentative="1">
-      <w:start w:val="1"/>
-      <w:numFmt w:val="bullet"/>
-      <w:lvlText w:val=""/>
-      <w:lvlJc w:val="left"/>
-      <w:pPr>
-        <w:tabs>
-          <w:tab w:val="num" w:pos="4320"/>
-        </w:tabs>
-        <w:ind w:left="4320" w:hanging="360"/>
-      </w:pPr>
-      <w:rPr>
-        <w:rFonts w:ascii="Wingdings" w:hAnsi="Wingdings" w:hint="default"/>
-        <w:sz w:val="20"/>
-      </w:rPr>
-    </w:lvl>
-    <w:lvl w:ilvl="6" w:tentative="1">
-      <w:start w:val="1"/>
-      <w:numFmt w:val="bullet"/>
-      <w:lvlText w:val=""/>
-      <w:lvlJc w:val="left"/>
-      <w:pPr>
-        <w:tabs>
-          <w:tab w:val="num" w:pos="5040"/>
-        </w:tabs>
-        <w:ind w:left="5040" w:hanging="360"/>
-      </w:pPr>
-      <w:rPr>
-        <w:rFonts w:ascii="Wingdings" w:hAnsi="Wingdings" w:hint="default"/>
-        <w:sz w:val="20"/>
-      </w:rPr>
-    </w:lvl>
-    <w:lvl w:ilvl="7" w:tentative="1">
-      <w:start w:val="1"/>
-      <w:numFmt w:val="bullet"/>
-      <w:lvlText w:val=""/>
-      <w:lvlJc w:val="left"/>
-      <w:pPr>
-        <w:tabs>
-          <w:tab w:val="num" w:pos="5760"/>
-        </w:tabs>
-        <w:ind w:left="5760" w:hanging="360"/>
-      </w:pPr>
-      <w:rPr>
-        <w:rFonts w:ascii="Wingdings" w:hAnsi="Wingdings" w:hint="default"/>
-        <w:sz w:val="20"/>
-      </w:rPr>
-    </w:lvl>
-    <w:lvl w:ilvl="8" w:tentative="1">
-      <w:start w:val="1"/>
-      <w:numFmt w:val="bullet"/>
-      <w:lvlText w:val=""/>
-      <w:lvlJc w:val="left"/>
-      <w:pPr>
-        <w:tabs>
-          <w:tab w:val="num" w:pos="6480"/>
-        </w:tabs>
-        <w:ind w:left="6480" w:hanging="360"/>
-      </w:pPr>
-      <w:rPr>
-        <w:rFonts w:ascii="Wingdings" w:hAnsi="Wingdings" w:hint="default"/>
-        <w:sz w:val="20"/>
-      </w:rPr>
-    </w:lvl>
-  </w:abstractNum>
-  <w:abstractNum w:abstractNumId="10" w15:restartNumberingAfterBreak="0">
-    <w:nsid w:val="135A1869"/>
-    <w:multiLevelType w:val="multilevel"/>
-    <w:tmpl w:val="78DAA29E"/>
-    <w:lvl w:ilvl="0">
-      <w:start w:val="1"/>
-      <w:numFmt w:val="bullet"/>
-      <w:lvlText w:val=""/>
-      <w:lvlJc w:val="left"/>
-      <w:pPr>
-        <w:tabs>
-          <w:tab w:val="num" w:pos="720"/>
-        </w:tabs>
-        <w:ind w:left="720" w:hanging="360"/>
-      </w:pPr>
-      <w:rPr>
-        <w:rFonts w:ascii="Symbol" w:hAnsi="Symbol" w:hint="default"/>
-        <w:sz w:val="20"/>
-      </w:rPr>
-    </w:lvl>
-    <w:lvl w:ilvl="1" w:tentative="1">
-      <w:start w:val="1"/>
-      <w:numFmt w:val="bullet"/>
-      <w:lvlText w:val="o"/>
-      <w:lvlJc w:val="left"/>
-      <w:pPr>
-        <w:tabs>
-          <w:tab w:val="num" w:pos="1440"/>
-        </w:tabs>
-        <w:ind w:left="1440" w:hanging="360"/>
-      </w:pPr>
-      <w:rPr>
-        <w:rFonts w:ascii="Courier New" w:hAnsi="Courier New" w:hint="default"/>
-        <w:sz w:val="20"/>
-      </w:rPr>
-    </w:lvl>
-    <w:lvl w:ilvl="2" w:tentative="1">
-      <w:start w:val="1"/>
-      <w:numFmt w:val="bullet"/>
-      <w:lvlText w:val=""/>
-      <w:lvlJc w:val="left"/>
-      <w:pPr>
-        <w:tabs>
-          <w:tab w:val="num" w:pos="2160"/>
-        </w:tabs>
-        <w:ind w:left="2160" w:hanging="360"/>
-      </w:pPr>
-      <w:rPr>
-        <w:rFonts w:ascii="Wingdings" w:hAnsi="Wingdings" w:hint="default"/>
-        <w:sz w:val="20"/>
-      </w:rPr>
-    </w:lvl>
-    <w:lvl w:ilvl="3" w:tentative="1">
-      <w:start w:val="1"/>
-      <w:numFmt w:val="bullet"/>
-      <w:lvlText w:val=""/>
-      <w:lvlJc w:val="left"/>
-      <w:pPr>
-        <w:tabs>
-          <w:tab w:val="num" w:pos="2880"/>
-        </w:tabs>
-        <w:ind w:left="2880" w:hanging="360"/>
-      </w:pPr>
-      <w:rPr>
-        <w:rFonts w:ascii="Wingdings" w:hAnsi="Wingdings" w:hint="default"/>
-        <w:sz w:val="20"/>
-      </w:rPr>
-    </w:lvl>
-    <w:lvl w:ilvl="4" w:tentative="1">
-      <w:start w:val="1"/>
-      <w:numFmt w:val="bullet"/>
-      <w:lvlText w:val=""/>
-      <w:lvlJc w:val="left"/>
-      <w:pPr>
-        <w:tabs>
-          <w:tab w:val="num" w:pos="3600"/>
-        </w:tabs>
-        <w:ind w:left="3600" w:hanging="360"/>
-      </w:pPr>
-      <w:rPr>
-        <w:rFonts w:ascii="Wingdings" w:hAnsi="Wingdings" w:hint="default"/>
-        <w:sz w:val="20"/>
-      </w:rPr>
-    </w:lvl>
-    <w:lvl w:ilvl="5" w:tentative="1">
-      <w:start w:val="1"/>
-      <w:numFmt w:val="bullet"/>
-      <w:lvlText w:val=""/>
-      <w:lvlJc w:val="left"/>
-      <w:pPr>
-        <w:tabs>
-          <w:tab w:val="num" w:pos="4320"/>
-        </w:tabs>
-        <w:ind w:left="4320" w:hanging="360"/>
-      </w:pPr>
-      <w:rPr>
-        <w:rFonts w:ascii="Wingdings" w:hAnsi="Wingdings" w:hint="default"/>
-        <w:sz w:val="20"/>
-      </w:rPr>
-    </w:lvl>
-    <w:lvl w:ilvl="6" w:tentative="1">
-      <w:start w:val="1"/>
-      <w:numFmt w:val="bullet"/>
-      <w:lvlText w:val=""/>
-      <w:lvlJc w:val="left"/>
-      <w:pPr>
-        <w:tabs>
-          <w:tab w:val="num" w:pos="5040"/>
-        </w:tabs>
-        <w:ind w:left="5040" w:hanging="360"/>
-      </w:pPr>
-      <w:rPr>
-        <w:rFonts w:ascii="Wingdings" w:hAnsi="Wingdings" w:hint="default"/>
-        <w:sz w:val="20"/>
-      </w:rPr>
-    </w:lvl>
-    <w:lvl w:ilvl="7" w:tentative="1">
-      <w:start w:val="1"/>
-      <w:numFmt w:val="bullet"/>
-      <w:lvlText w:val=""/>
-      <w:lvlJc w:val="left"/>
-      <w:pPr>
-        <w:tabs>
-          <w:tab w:val="num" w:pos="5760"/>
-        </w:tabs>
-        <w:ind w:left="5760" w:hanging="360"/>
-      </w:pPr>
-      <w:rPr>
-        <w:rFonts w:ascii="Wingdings" w:hAnsi="Wingdings" w:hint="default"/>
-        <w:sz w:val="20"/>
-      </w:rPr>
-    </w:lvl>
-    <w:lvl w:ilvl="8" w:tentative="1">
-      <w:start w:val="1"/>
-      <w:numFmt w:val="bullet"/>
-      <w:lvlText w:val=""/>
-      <w:lvlJc w:val="left"/>
-      <w:pPr>
-        <w:tabs>
-          <w:tab w:val="num" w:pos="6480"/>
-        </w:tabs>
-        <w:ind w:left="6480" w:hanging="360"/>
-      </w:pPr>
-      <w:rPr>
-        <w:rFonts w:ascii="Wingdings" w:hAnsi="Wingdings" w:hint="default"/>
-        <w:sz w:val="20"/>
-      </w:rPr>
-    </w:lvl>
-  </w:abstractNum>
-  <w:abstractNum w:abstractNumId="11" w15:restartNumberingAfterBreak="0">
     <w:nsid w:val="14A24D95"/>
     <w:multiLevelType w:val="hybridMultilevel"/>
     <w:tmpl w:val="0EDC7788"/>
@@ -7336,7 +6663,156 @@
       </w:rPr>
     </w:lvl>
   </w:abstractNum>
-  <w:abstractNum w:abstractNumId="12" w15:restartNumberingAfterBreak="0">
+  <w:abstractNum w:abstractNumId="10" w15:restartNumberingAfterBreak="0">
+    <w:nsid w:val="183D02D4"/>
+    <w:multiLevelType w:val="multilevel"/>
+    <w:tmpl w:val="69CAFF16"/>
+    <w:lvl w:ilvl="0">
+      <w:start w:val="1"/>
+      <w:numFmt w:val="bullet"/>
+      <w:lvlText w:val=""/>
+      <w:lvlJc w:val="left"/>
+      <w:pPr>
+        <w:tabs>
+          <w:tab w:val="num" w:pos="720"/>
+        </w:tabs>
+        <w:ind w:left="720" w:hanging="360"/>
+      </w:pPr>
+      <w:rPr>
+        <w:rFonts w:ascii="Symbol" w:hAnsi="Symbol" w:hint="default"/>
+        <w:sz w:val="20"/>
+      </w:rPr>
+    </w:lvl>
+    <w:lvl w:ilvl="1" w:tentative="1">
+      <w:start w:val="1"/>
+      <w:numFmt w:val="bullet"/>
+      <w:lvlText w:val="o"/>
+      <w:lvlJc w:val="left"/>
+      <w:pPr>
+        <w:tabs>
+          <w:tab w:val="num" w:pos="1440"/>
+        </w:tabs>
+        <w:ind w:left="1440" w:hanging="360"/>
+      </w:pPr>
+      <w:rPr>
+        <w:rFonts w:ascii="Courier New" w:hAnsi="Courier New" w:hint="default"/>
+        <w:sz w:val="20"/>
+      </w:rPr>
+    </w:lvl>
+    <w:lvl w:ilvl="2" w:tentative="1">
+      <w:start w:val="1"/>
+      <w:numFmt w:val="bullet"/>
+      <w:lvlText w:val=""/>
+      <w:lvlJc w:val="left"/>
+      <w:pPr>
+        <w:tabs>
+          <w:tab w:val="num" w:pos="2160"/>
+        </w:tabs>
+        <w:ind w:left="2160" w:hanging="360"/>
+      </w:pPr>
+      <w:rPr>
+        <w:rFonts w:ascii="Wingdings" w:hAnsi="Wingdings" w:hint="default"/>
+        <w:sz w:val="20"/>
+      </w:rPr>
+    </w:lvl>
+    <w:lvl w:ilvl="3" w:tentative="1">
+      <w:start w:val="1"/>
+      <w:numFmt w:val="bullet"/>
+      <w:lvlText w:val=""/>
+      <w:lvlJc w:val="left"/>
+      <w:pPr>
+        <w:tabs>
+          <w:tab w:val="num" w:pos="2880"/>
+        </w:tabs>
+        <w:ind w:left="2880" w:hanging="360"/>
+      </w:pPr>
+      <w:rPr>
+        <w:rFonts w:ascii="Wingdings" w:hAnsi="Wingdings" w:hint="default"/>
+        <w:sz w:val="20"/>
+      </w:rPr>
+    </w:lvl>
+    <w:lvl w:ilvl="4" w:tentative="1">
+      <w:start w:val="1"/>
+      <w:numFmt w:val="bullet"/>
+      <w:lvlText w:val=""/>
+      <w:lvlJc w:val="left"/>
+      <w:pPr>
+        <w:tabs>
+          <w:tab w:val="num" w:pos="3600"/>
+        </w:tabs>
+        <w:ind w:left="3600" w:hanging="360"/>
+      </w:pPr>
+      <w:rPr>
+        <w:rFonts w:ascii="Wingdings" w:hAnsi="Wingdings" w:hint="default"/>
+        <w:sz w:val="20"/>
+      </w:rPr>
+    </w:lvl>
+    <w:lvl w:ilvl="5" w:tentative="1">
+      <w:start w:val="1"/>
+      <w:numFmt w:val="bullet"/>
+      <w:lvlText w:val=""/>
+      <w:lvlJc w:val="left"/>
+      <w:pPr>
+        <w:tabs>
+          <w:tab w:val="num" w:pos="4320"/>
+        </w:tabs>
+        <w:ind w:left="4320" w:hanging="360"/>
+      </w:pPr>
+      <w:rPr>
+        <w:rFonts w:ascii="Wingdings" w:hAnsi="Wingdings" w:hint="default"/>
+        <w:sz w:val="20"/>
+      </w:rPr>
+    </w:lvl>
+    <w:lvl w:ilvl="6" w:tentative="1">
+      <w:start w:val="1"/>
+      <w:numFmt w:val="bullet"/>
+      <w:lvlText w:val=""/>
+      <w:lvlJc w:val="left"/>
+      <w:pPr>
+        <w:tabs>
+          <w:tab w:val="num" w:pos="5040"/>
+        </w:tabs>
+        <w:ind w:left="5040" w:hanging="360"/>
+      </w:pPr>
+      <w:rPr>
+        <w:rFonts w:ascii="Wingdings" w:hAnsi="Wingdings" w:hint="default"/>
+        <w:sz w:val="20"/>
+      </w:rPr>
+    </w:lvl>
+    <w:lvl w:ilvl="7" w:tentative="1">
+      <w:start w:val="1"/>
+      <w:numFmt w:val="bullet"/>
+      <w:lvlText w:val=""/>
+      <w:lvlJc w:val="left"/>
+      <w:pPr>
+        <w:tabs>
+          <w:tab w:val="num" w:pos="5760"/>
+        </w:tabs>
+        <w:ind w:left="5760" w:hanging="360"/>
+      </w:pPr>
+      <w:rPr>
+        <w:rFonts w:ascii="Wingdings" w:hAnsi="Wingdings" w:hint="default"/>
+        <w:sz w:val="20"/>
+      </w:rPr>
+    </w:lvl>
+    <w:lvl w:ilvl="8" w:tentative="1">
+      <w:start w:val="1"/>
+      <w:numFmt w:val="bullet"/>
+      <w:lvlText w:val=""/>
+      <w:lvlJc w:val="left"/>
+      <w:pPr>
+        <w:tabs>
+          <w:tab w:val="num" w:pos="6480"/>
+        </w:tabs>
+        <w:ind w:left="6480" w:hanging="360"/>
+      </w:pPr>
+      <w:rPr>
+        <w:rFonts w:ascii="Wingdings" w:hAnsi="Wingdings" w:hint="default"/>
+        <w:sz w:val="20"/>
+      </w:rPr>
+    </w:lvl>
+  </w:abstractNum>
+  <w:abstractNum w:abstractNumId="11" w15:restartNumberingAfterBreak="0">
     <w:nsid w:val="28FF771F"/>
     <w:multiLevelType w:val="hybridMultilevel"/>
     <w:tmpl w:val="660C7888"/>
@@ -7449,10 +6925,10 @@
       </w:rPr>
     </w:lvl>
   </w:abstractNum>
-  <w:abstractNum w:abstractNumId="13" w15:restartNumberingAfterBreak="0">
-    <w:nsid w:val="346B18AA"/>
+  <w:abstractNum w:abstractNumId="12" w15:restartNumberingAfterBreak="0">
+    <w:nsid w:val="2FB73CFA"/>
     <w:multiLevelType w:val="multilevel"/>
-    <w:tmpl w:val="BFC0D300"/>
+    <w:tmpl w:val="F8461C0A"/>
     <w:lvl w:ilvl="0">
       <w:start w:val="1"/>
       <w:numFmt w:val="bullet"/>
@@ -7598,10 +7074,10 @@
       </w:rPr>
     </w:lvl>
   </w:abstractNum>
-  <w:abstractNum w:abstractNumId="14" w15:restartNumberingAfterBreak="0">
-    <w:nsid w:val="38A26852"/>
+  <w:abstractNum w:abstractNumId="13" w15:restartNumberingAfterBreak="0">
+    <w:nsid w:val="3A871C11"/>
     <w:multiLevelType w:val="multilevel"/>
-    <w:tmpl w:val="B8308B10"/>
+    <w:tmpl w:val="FB44E934"/>
     <w:lvl w:ilvl="0">
       <w:start w:val="1"/>
       <w:numFmt w:val="bullet"/>
@@ -7747,10 +7223,10 @@
       </w:rPr>
     </w:lvl>
   </w:abstractNum>
-  <w:abstractNum w:abstractNumId="15" w15:restartNumberingAfterBreak="0">
-    <w:nsid w:val="3E8E0F62"/>
+  <w:abstractNum w:abstractNumId="14" w15:restartNumberingAfterBreak="0">
+    <w:nsid w:val="46B434D0"/>
     <w:multiLevelType w:val="multilevel"/>
-    <w:tmpl w:val="CD1AF474"/>
+    <w:tmpl w:val="92206804"/>
     <w:lvl w:ilvl="0">
       <w:start w:val="1"/>
       <w:numFmt w:val="bullet"/>
@@ -7896,10 +7372,159 @@
       </w:rPr>
     </w:lvl>
   </w:abstractNum>
+  <w:abstractNum w:abstractNumId="15" w15:restartNumberingAfterBreak="0">
+    <w:nsid w:val="4C8A7E51"/>
+    <w:multiLevelType w:val="multilevel"/>
+    <w:tmpl w:val="833AB298"/>
+    <w:lvl w:ilvl="0">
+      <w:start w:val="1"/>
+      <w:numFmt w:val="bullet"/>
+      <w:lvlText w:val=""/>
+      <w:lvlJc w:val="left"/>
+      <w:pPr>
+        <w:tabs>
+          <w:tab w:val="num" w:pos="720"/>
+        </w:tabs>
+        <w:ind w:left="720" w:hanging="360"/>
+      </w:pPr>
+      <w:rPr>
+        <w:rFonts w:ascii="Symbol" w:hAnsi="Symbol" w:hint="default"/>
+        <w:sz w:val="20"/>
+      </w:rPr>
+    </w:lvl>
+    <w:lvl w:ilvl="1" w:tentative="1">
+      <w:start w:val="1"/>
+      <w:numFmt w:val="bullet"/>
+      <w:lvlText w:val="o"/>
+      <w:lvlJc w:val="left"/>
+      <w:pPr>
+        <w:tabs>
+          <w:tab w:val="num" w:pos="1440"/>
+        </w:tabs>
+        <w:ind w:left="1440" w:hanging="360"/>
+      </w:pPr>
+      <w:rPr>
+        <w:rFonts w:ascii="Courier New" w:hAnsi="Courier New" w:hint="default"/>
+        <w:sz w:val="20"/>
+      </w:rPr>
+    </w:lvl>
+    <w:lvl w:ilvl="2" w:tentative="1">
+      <w:start w:val="1"/>
+      <w:numFmt w:val="bullet"/>
+      <w:lvlText w:val=""/>
+      <w:lvlJc w:val="left"/>
+      <w:pPr>
+        <w:tabs>
+          <w:tab w:val="num" w:pos="2160"/>
+        </w:tabs>
+        <w:ind w:left="2160" w:hanging="360"/>
+      </w:pPr>
+      <w:rPr>
+        <w:rFonts w:ascii="Wingdings" w:hAnsi="Wingdings" w:hint="default"/>
+        <w:sz w:val="20"/>
+      </w:rPr>
+    </w:lvl>
+    <w:lvl w:ilvl="3" w:tentative="1">
+      <w:start w:val="1"/>
+      <w:numFmt w:val="bullet"/>
+      <w:lvlText w:val=""/>
+      <w:lvlJc w:val="left"/>
+      <w:pPr>
+        <w:tabs>
+          <w:tab w:val="num" w:pos="2880"/>
+        </w:tabs>
+        <w:ind w:left="2880" w:hanging="360"/>
+      </w:pPr>
+      <w:rPr>
+        <w:rFonts w:ascii="Wingdings" w:hAnsi="Wingdings" w:hint="default"/>
+        <w:sz w:val="20"/>
+      </w:rPr>
+    </w:lvl>
+    <w:lvl w:ilvl="4" w:tentative="1">
+      <w:start w:val="1"/>
+      <w:numFmt w:val="bullet"/>
+      <w:lvlText w:val=""/>
+      <w:lvlJc w:val="left"/>
+      <w:pPr>
+        <w:tabs>
+          <w:tab w:val="num" w:pos="3600"/>
+        </w:tabs>
+        <w:ind w:left="3600" w:hanging="360"/>
+      </w:pPr>
+      <w:rPr>
+        <w:rFonts w:ascii="Wingdings" w:hAnsi="Wingdings" w:hint="default"/>
+        <w:sz w:val="20"/>
+      </w:rPr>
+    </w:lvl>
+    <w:lvl w:ilvl="5" w:tentative="1">
+      <w:start w:val="1"/>
+      <w:numFmt w:val="bullet"/>
+      <w:lvlText w:val=""/>
+      <w:lvlJc w:val="left"/>
+      <w:pPr>
+        <w:tabs>
+          <w:tab w:val="num" w:pos="4320"/>
+        </w:tabs>
+        <w:ind w:left="4320" w:hanging="360"/>
+      </w:pPr>
+      <w:rPr>
+        <w:rFonts w:ascii="Wingdings" w:hAnsi="Wingdings" w:hint="default"/>
+        <w:sz w:val="20"/>
+      </w:rPr>
+    </w:lvl>
+    <w:lvl w:ilvl="6" w:tentative="1">
+      <w:start w:val="1"/>
+      <w:numFmt w:val="bullet"/>
+      <w:lvlText w:val=""/>
+      <w:lvlJc w:val="left"/>
+      <w:pPr>
+        <w:tabs>
+          <w:tab w:val="num" w:pos="5040"/>
+        </w:tabs>
+        <w:ind w:left="5040" w:hanging="360"/>
+      </w:pPr>
+      <w:rPr>
+        <w:rFonts w:ascii="Wingdings" w:hAnsi="Wingdings" w:hint="default"/>
+        <w:sz w:val="20"/>
+      </w:rPr>
+    </w:lvl>
+    <w:lvl w:ilvl="7" w:tentative="1">
+      <w:start w:val="1"/>
+      <w:numFmt w:val="bullet"/>
+      <w:lvlText w:val=""/>
+      <w:lvlJc w:val="left"/>
+      <w:pPr>
+        <w:tabs>
+          <w:tab w:val="num" w:pos="5760"/>
+        </w:tabs>
+        <w:ind w:left="5760" w:hanging="360"/>
+      </w:pPr>
+      <w:rPr>
+        <w:rFonts w:ascii="Wingdings" w:hAnsi="Wingdings" w:hint="default"/>
+        <w:sz w:val="20"/>
+      </w:rPr>
+    </w:lvl>
+    <w:lvl w:ilvl="8" w:tentative="1">
+      <w:start w:val="1"/>
+      <w:numFmt w:val="bullet"/>
+      <w:lvlText w:val=""/>
+      <w:lvlJc w:val="left"/>
+      <w:pPr>
+        <w:tabs>
+          <w:tab w:val="num" w:pos="6480"/>
+        </w:tabs>
+        <w:ind w:left="6480" w:hanging="360"/>
+      </w:pPr>
+      <w:rPr>
+        <w:rFonts w:ascii="Wingdings" w:hAnsi="Wingdings" w:hint="default"/>
+        <w:sz w:val="20"/>
+      </w:rPr>
+    </w:lvl>
+  </w:abstractNum>
   <w:abstractNum w:abstractNumId="16" w15:restartNumberingAfterBreak="0">
-    <w:nsid w:val="4F4F58E8"/>
+    <w:nsid w:val="4ECA55C4"/>
     <w:multiLevelType w:val="multilevel"/>
-    <w:tmpl w:val="EC28761E"/>
+    <w:tmpl w:val="ED58E278"/>
     <w:lvl w:ilvl="0">
       <w:start w:val="1"/>
       <w:numFmt w:val="bullet"/>
@@ -8224,9 +7849,9 @@
     </w:lvl>
   </w:abstractNum>
   <w:abstractNum w:abstractNumId="19" w15:restartNumberingAfterBreak="0">
-    <w:nsid w:val="5DEC0347"/>
+    <w:nsid w:val="547132E9"/>
     <w:multiLevelType w:val="multilevel"/>
-    <w:tmpl w:val="C406CF14"/>
+    <w:tmpl w:val="AD960A16"/>
     <w:lvl w:ilvl="0">
       <w:start w:val="1"/>
       <w:numFmt w:val="bullet"/>
@@ -8373,9 +7998,9 @@
     </w:lvl>
   </w:abstractNum>
   <w:abstractNum w:abstractNumId="20" w15:restartNumberingAfterBreak="0">
-    <w:nsid w:val="6BD46A32"/>
+    <w:nsid w:val="5D430A59"/>
     <w:multiLevelType w:val="multilevel"/>
-    <w:tmpl w:val="ADAC32E6"/>
+    <w:tmpl w:val="4D529944"/>
     <w:lvl w:ilvl="0">
       <w:start w:val="1"/>
       <w:numFmt w:val="bullet"/>
@@ -8522,9 +8147,9 @@
     </w:lvl>
   </w:abstractNum>
   <w:abstractNum w:abstractNumId="21" w15:restartNumberingAfterBreak="0">
-    <w:nsid w:val="7ED20929"/>
+    <w:nsid w:val="6FE32048"/>
     <w:multiLevelType w:val="multilevel"/>
-    <w:tmpl w:val="332472C4"/>
+    <w:tmpl w:val="5E42A6EA"/>
     <w:lvl w:ilvl="0">
       <w:start w:val="1"/>
       <w:numFmt w:val="bullet"/>
@@ -8692,13 +8317,13 @@
     <w:abstractNumId w:val="17"/>
   </w:num>
   <w:num w:numId="8" w16cid:durableId="1187519976">
-    <w:abstractNumId w:val="11"/>
+    <w:abstractNumId w:val="9"/>
   </w:num>
   <w:num w:numId="9" w16cid:durableId="774518276">
     <w:abstractNumId w:val="7"/>
   </w:num>
   <w:num w:numId="10" w16cid:durableId="2009867063">
-    <w:abstractNumId w:val="12"/>
+    <w:abstractNumId w:val="11"/>
   </w:num>
   <w:num w:numId="11" w16cid:durableId="1924602666">
     <w:abstractNumId w:val="18"/>
@@ -8706,35 +8331,35 @@
   <w:num w:numId="12" w16cid:durableId="2021344936">
     <w:abstractNumId w:val="2"/>
   </w:num>
-  <w:num w:numId="13" w16cid:durableId="1261451432">
-    <w:abstractNumId w:val="9"/>
+  <w:num w:numId="13" w16cid:durableId="1798982891">
+    <w:abstractNumId w:val="8"/>
   </w:num>
-  <w:num w:numId="14" w16cid:durableId="399864692">
+  <w:num w:numId="14" w16cid:durableId="510265839">
     <w:abstractNumId w:val="20"/>
   </w:num>
-  <w:num w:numId="15" w16cid:durableId="1370758642">
-    <w:abstractNumId w:val="8"/>
+  <w:num w:numId="15" w16cid:durableId="454175598">
+    <w:abstractNumId w:val="19"/>
   </w:num>
-  <w:num w:numId="16" w16cid:durableId="666448093">
+  <w:num w:numId="16" w16cid:durableId="1835532462">
+    <w:abstractNumId w:val="16"/>
+  </w:num>
+  <w:num w:numId="17" w16cid:durableId="1933006324">
+    <w:abstractNumId w:val="14"/>
+  </w:num>
+  <w:num w:numId="18" w16cid:durableId="93673993">
+    <w:abstractNumId w:val="12"/>
+  </w:num>
+  <w:num w:numId="19" w16cid:durableId="1970622768">
+    <w:abstractNumId w:val="15"/>
+  </w:num>
+  <w:num w:numId="20" w16cid:durableId="15733454">
     <w:abstractNumId w:val="21"/>
   </w:num>
-  <w:num w:numId="17" w16cid:durableId="1541553504">
-    <w:abstractNumId w:val="19"/>
-  </w:num>
-  <w:num w:numId="18" w16cid:durableId="1828937011">
-    <w:abstractNumId w:val="16"/>
-  </w:num>
-  <w:num w:numId="19" w16cid:durableId="1171021843">
-    <w:abstractNumId w:val="15"/>
-  </w:num>
-  <w:num w:numId="20" w16cid:durableId="2077773680">
+  <w:num w:numId="21" w16cid:durableId="1058551242">
     <w:abstractNumId w:val="10"/>
   </w:num>
-  <w:num w:numId="21" w16cid:durableId="297302255">
+  <w:num w:numId="22" w16cid:durableId="343240191">
     <w:abstractNumId w:val="13"/>
-  </w:num>
-  <w:num w:numId="22" w16cid:durableId="659232414">
-    <w:abstractNumId w:val="14"/>
   </w:num>
   <w:numIdMacAtCleanup w:val="10"/>
 </w:numbering>
@@ -20355,7 +19980,7 @@
     <w:uiPriority w:val="99"/>
     <w:semiHidden/>
     <w:unhideWhenUsed/>
-    <w:rsid w:val="00A76B53"/>
+    <w:rsid w:val="00E41B75"/>
     <w:pPr>
       <w:pBdr>
         <w:top w:val="single" w:sz="6" w:space="8" w:color="DDDDDD"/>
@@ -20398,7 +20023,7 @@
     <w:link w:val="HTMLconformatoprevio"/>
     <w:uiPriority w:val="99"/>
     <w:semiHidden/>
-    <w:rsid w:val="00A76B53"/>
+    <w:rsid w:val="00E41B75"/>
     <w:rPr>
       <w:rFonts w:ascii="Consolas" w:hAnsi="Consolas" w:cs="Courier New"/>
       <w:sz w:val="20"/>
@@ -20413,7 +20038,7 @@
     <w:uiPriority w:val="99"/>
     <w:semiHidden/>
     <w:unhideWhenUsed/>
-    <w:rsid w:val="00A76B53"/>
+    <w:rsid w:val="00E41B75"/>
     <w:pPr>
       <w:spacing w:before="100" w:beforeAutospacing="1" w:after="100" w:afterAutospacing="1" w:line="240" w:lineRule="auto"/>
     </w:pPr>
@@ -20431,7 +20056,7 @@
     <w:uiPriority w:val="99"/>
     <w:semiHidden/>
     <w:unhideWhenUsed/>
-    <w:rsid w:val="00A76B53"/>
+    <w:rsid w:val="00E41B75"/>
     <w:rPr>
       <w:rFonts w:ascii="Courier New" w:eastAsiaTheme="minorEastAsia" w:hAnsi="Courier New" w:cs="Courier New"/>
       <w:sz w:val="20"/>
